--- a/docs/Proposal_A_final.docx
+++ b/docs/Proposal_A_final.docx
@@ -1,6 +1,6 @@
 
 <file path=word/document.xml><?xml version="1.0" encoding="utf-8"?>
-<w:document xmlns:wpc="http://schemas.microsoft.com/office/word/2010/wordprocessingCanvas" xmlns:cx="http://schemas.microsoft.com/office/drawing/2014/chartex" xmlns:cx1="http://schemas.microsoft.com/office/drawing/2015/9/8/chartex" xmlns:cx2="http://schemas.microsoft.com/office/drawing/2015/10/21/chartex" xmlns:cx3="http://schemas.microsoft.com/office/drawing/2016/5/9/chartex" xmlns:cx4="http://schemas.microsoft.com/office/drawing/2016/5/10/chartex" xmlns:cx5="http://schemas.microsoft.com/office/drawing/2016/5/11/chartex" xmlns:cx6="http://schemas.microsoft.com/office/drawing/2016/5/12/chartex" xmlns:cx7="http://schemas.microsoft.com/office/drawing/2016/5/13/chartex" xmlns:cx8="http://schemas.microsoft.com/office/drawing/2016/5/14/chartex" xmlns:mc="http://schemas.openxmlformats.org/markup-compatibility/2006" xmlns:aink="http://schemas.microsoft.com/office/drawing/2016/ink" xmlns:am3d="http://schemas.microsoft.com/office/drawing/2017/model3d" xmlns:o="urn:schemas-microsoft-com:office:office" xmlns:oel="http://schemas.microsoft.com/office/2019/extlst" xmlns:r="http://schemas.openxmlformats.org/officeDocument/2006/relationships" xmlns:m="http://schemas.openxmlformats.org/officeDocument/2006/math" xmlns:v="urn:schemas-microsoft-com:vml" xmlns:wp14="http://schemas.microsoft.com/office/word/2010/wordprocessingDrawing" xmlns:wp="http://schemas.openxmlformats.org/drawingml/2006/wordprocessingDrawing" xmlns:w10="urn:schemas-microsoft-com:office:word" xmlns:w="http://schemas.openxmlformats.org/wordprocessingml/2006/main" xmlns:w14="http://schemas.microsoft.com/office/word/2010/wordml" xmlns:w15="http://schemas.microsoft.com/office/word/2012/wordml" xmlns:w16cex="http://schemas.microsoft.com/office/word/2018/wordml/cex" xmlns:w16cid="http://schemas.microsoft.com/office/word/2016/wordml/cid" xmlns:w16="http://schemas.microsoft.com/office/word/2018/wordml" xmlns:w16du="http://schemas.microsoft.com/office/word/2023/wordml/word16du" xmlns:w16sdtdh="http://schemas.microsoft.com/office/word/2020/wordml/sdtdatahash" xmlns:w16sdtfl="http://schemas.microsoft.com/office/word/2024/wordml/sdtformatlock" xmlns:w16se="http://schemas.microsoft.com/office/word/2015/wordml/symex" xmlns:wpg="http://schemas.microsoft.com/office/word/2010/wordprocessingGroup" xmlns:wpi="http://schemas.microsoft.com/office/word/2010/wordprocessingInk" xmlns:wne="http://schemas.microsoft.com/office/word/2006/wordml" xmlns:wps="http://schemas.microsoft.com/office/word/2010/wordprocessingShape" mc:Ignorable="w14 w15 w16se w16cid w16 w16cex w16sdtdh w16sdtfl w16du wp14">
+<w:document xmlns:wpc="http://schemas.microsoft.com/office/word/2010/wordprocessingCanvas" xmlns:cx="http://schemas.microsoft.com/office/drawing/2014/chartex" xmlns:cx1="http://schemas.microsoft.com/office/drawing/2015/9/8/chartex" xmlns:cx2="http://schemas.microsoft.com/office/drawing/2015/10/21/chartex" xmlns:cx3="http://schemas.microsoft.com/office/drawing/2016/5/9/chartex" xmlns:cx4="http://schemas.microsoft.com/office/drawing/2016/5/10/chartex" xmlns:cx5="http://schemas.microsoft.com/office/drawing/2016/5/11/chartex" xmlns:cx6="http://schemas.microsoft.com/office/drawing/2016/5/12/chartex" xmlns:cx7="http://schemas.microsoft.com/office/drawing/2016/5/13/chartex" xmlns:cx8="http://schemas.microsoft.com/office/drawing/2016/5/14/chartex" xmlns:mc="http://schemas.openxmlformats.org/markup-compatibility/2006" xmlns:o="urn:schemas-microsoft-com:office:office" xmlns:r="http://schemas.openxmlformats.org/officeDocument/2006/relationships" xmlns:m="http://schemas.openxmlformats.org/officeDocument/2006/math" xmlns:v="urn:schemas-microsoft-com:vml" xmlns:wp14="http://schemas.microsoft.com/office/word/2010/wordprocessingDrawing" xmlns:wp="http://schemas.openxmlformats.org/drawingml/2006/wordprocessingDrawing" xmlns:w="http://schemas.openxmlformats.org/wordprocessingml/2006/main" xmlns:w14="http://schemas.microsoft.com/office/word/2010/wordml" xmlns:w10="urn:schemas-microsoft-com:office:word" xmlns:w15="http://schemas.microsoft.com/office/word/2012/wordml" xmlns:wpg="http://schemas.microsoft.com/office/word/2010/wordprocessingGroup" xmlns:wpi="http://schemas.microsoft.com/office/word/2010/wordprocessingInk" xmlns:wne="http://schemas.microsoft.com/office/word/2006/wordml" xmlns:wps="http://schemas.microsoft.com/office/word/2010/wordprocessingShape" xmlns:wpsCustomData="http://www.wps.cn/officeDocument/2013/wpsCustomData" mc:Ignorable="w14 w15 wp14">
   <w:body>
     <w:p>
       <w:pPr>
@@ -62,7 +62,7 @@
     <w:p>
       <w:pPr>
         <w:pBdr>
-          <w:bottom w:val="single" w:sz="6" w:space="1" w:color="1F4E5F"/>
+          <w:bottom w:val="single" w:color="1F4E5F" w:sz="6" w:space="1"/>
         </w:pBdr>
         <w:spacing w:before="120" w:after="240"/>
         <w:rPr>
@@ -72,7 +72,7 @@
     </w:p>
     <w:p>
       <w:pPr>
-        <w:pStyle w:val="Titre1"/>
+        <w:pStyle w:val="2"/>
         <w:rPr>
           <w:lang w:val="en-US"/>
         </w:rPr>
@@ -100,7 +100,7 @@
     </w:p>
     <w:p>
       <w:pPr>
-        <w:pStyle w:val="Titre1"/>
+        <w:pStyle w:val="2"/>
         <w:rPr>
           <w:lang w:val="en-US"/>
         </w:rPr>
@@ -128,7 +128,278 @@
     </w:p>
     <w:p>
       <w:pPr>
-        <w:pStyle w:val="Paragraphedeliste"/>
+        <w:pStyle w:val="17"/>
+        <w:numPr>
+          <w:ilvl w:val="0"/>
+          <w:numId w:val="1"/>
+        </w:numPr>
+        <w:spacing w:after="100"/>
+        <w:rPr>
+          <w:lang w:val="en-US"/>
+        </w:rPr>
+      </w:pPr>
+      <w:r>
+        <w:rPr>
+          <w:lang w:val="en-US"/>
+        </w:rPr>
+        <w:t>Sensor replay, message broker, and edge microservice (anomaly scoring).</w:t>
+      </w:r>
+    </w:p>
+    <w:p>
+      <w:pPr>
+        <w:pStyle w:val="17"/>
+        <w:numPr>
+          <w:ilvl w:val="0"/>
+          <w:numId w:val="1"/>
+        </w:numPr>
+        <w:spacing w:after="100"/>
+        <w:rPr>
+          <w:lang w:val="en-US"/>
+        </w:rPr>
+      </w:pPr>
+      <w:r>
+        <w:rPr>
+          <w:lang w:val="en-US"/>
+        </w:rPr>
+        <w:t>Tier 1 — Monitoring Agent and Context Agent, exactly as specified in the guide; neither track modifies this once built.</w:t>
+      </w:r>
+    </w:p>
+    <w:p>
+      <w:pPr>
+        <w:pStyle w:val="17"/>
+        <w:numPr>
+          <w:ilvl w:val="0"/>
+          <w:numId w:val="1"/>
+        </w:numPr>
+        <w:spacing w:after="100"/>
+        <w:rPr>
+          <w:lang w:val="en-US"/>
+        </w:rPr>
+      </w:pPr>
+      <w:r>
+        <w:rPr>
+          <w:lang w:val="en-US"/>
+        </w:rPr>
+        <w:t>The three core scenarios, S1–S3, and the base severity/urgency mapping.</w:t>
+      </w:r>
+    </w:p>
+    <w:p>
+      <w:pPr>
+        <w:pStyle w:val="17"/>
+        <w:numPr>
+          <w:ilvl w:val="0"/>
+          <w:numId w:val="1"/>
+        </w:numPr>
+        <w:spacing w:after="100"/>
+        <w:rPr>
+          <w:lang w:val="en-US"/>
+        </w:rPr>
+      </w:pPr>
+      <w:r>
+        <w:rPr>
+          <w:lang w:val="en-US"/>
+        </w:rPr>
+        <w:t>The emitted network-request artifact concept (a description, not an action) — the interface both tracks build toward.</w:t>
+      </w:r>
+    </w:p>
+    <w:p>
+      <w:pPr>
+        <w:pStyle w:val="2"/>
+        <w:rPr>
+          <w:lang w:val="en-US"/>
+        </w:rPr>
+      </w:pPr>
+      <w:r>
+        <w:rPr>
+          <w:lang w:val="en-US"/>
+        </w:rPr>
+        <w:t>3. Track A — Objective</w:t>
+      </w:r>
+    </w:p>
+    <w:p>
+      <w:pPr>
+        <w:spacing w:after="160"/>
+        <w:rPr>
+          <w:lang w:val="en-US"/>
+        </w:rPr>
+      </w:pPr>
+      <w:r>
+        <w:rPr>
+          <w:lang w:val="en-US"/>
+        </w:rPr>
+        <w:t>Choose and validate the software framework Tier 2 is built on, then extend the Tier-2 pipeline (Alert Agent, reasoning component, severity/urgency mapping) so it can reason over enriched, multi-source context in addition to the three baseline scenarios, and demonstrate — with a concrete comparison, not just an assertion — where that reasoning earns its place over a simpler, static rule table. Tier 1 (Figure 2 below) is never modified: everything in this track lives downstream of the alarm decision.</w:t>
+      </w:r>
+    </w:p>
+    <w:p>
+      <w:pPr>
+        <w:pStyle w:val="2"/>
+        <w:rPr>
+          <w:lang w:val="en-US"/>
+        </w:rPr>
+      </w:pPr>
+      <w:r>
+        <w:rPr>
+          <w:lang w:val="en-US"/>
+        </w:rPr>
+        <w:t>4. Phase 1 — Benchmarking Agentic AI Orchestration Frameworks</w:t>
+      </w:r>
+    </w:p>
+    <w:p>
+      <w:pPr>
+        <w:spacing w:after="160"/>
+        <w:rPr>
+          <w:lang w:val="en-US"/>
+        </w:rPr>
+      </w:pPr>
+      <w:r>
+        <w:rPr>
+          <w:lang w:val="en-US"/>
+        </w:rPr>
+        <w:t xml:space="preserve">Before Tier 2 can be built, you need to pick what it is built </w:t>
+      </w:r>
+      <w:r>
+        <w:rPr>
+          <w:i/>
+          <w:iCs/>
+          <w:lang w:val="en-US"/>
+        </w:rPr>
+        <w:t>on</w:t>
+      </w:r>
+      <w:r>
+        <w:rPr>
+          <w:lang w:val="en-US"/>
+        </w:rPr>
+        <w:t>. This phase is a hands-on comparison of open-source frameworks for defining and running multiple cooperating software agents — the same comparison originally scoped as this project's first study, now grounded in this project's actual Tier-2 need.</w:t>
+      </w:r>
+    </w:p>
+    <w:p>
+      <w:pPr>
+        <w:pStyle w:val="3"/>
+        <w:rPr>
+          <w:lang w:val="en-US"/>
+        </w:rPr>
+      </w:pPr>
+      <w:r>
+        <w:rPr>
+          <w:lang w:val="en-US"/>
+        </w:rPr>
+        <w:t>4.1 Candidate tools</w:t>
+      </w:r>
+    </w:p>
+    <w:p>
+      <w:pPr>
+        <w:spacing w:after="160"/>
+        <w:rPr>
+          <w:lang w:val="en-US"/>
+        </w:rPr>
+      </w:pPr>
+      <w:r>
+        <w:rPr>
+          <w:lang w:val="en-US"/>
+        </w:rPr>
+        <w:t>A starting list, not a closed one — you may propose substitutions or additions with justification:</w:t>
+      </w:r>
+    </w:p>
+    <w:p>
+      <w:pPr>
+        <w:pStyle w:val="17"/>
+        <w:numPr>
+          <w:ilvl w:val="0"/>
+          <w:numId w:val="1"/>
+        </w:numPr>
+        <w:spacing w:after="100"/>
+        <w:rPr>
+          <w:lang w:val="en-US"/>
+        </w:rPr>
+      </w:pPr>
+      <w:r>
+        <w:rPr>
+          <w:lang w:val="en-US"/>
+        </w:rPr>
+        <w:t>LangGraph — graph-based agent orchestration with explicit state management.</w:t>
+      </w:r>
+    </w:p>
+    <w:p>
+      <w:pPr>
+        <w:pStyle w:val="17"/>
+        <w:numPr>
+          <w:ilvl w:val="0"/>
+          <w:numId w:val="1"/>
+        </w:numPr>
+        <w:spacing w:after="100"/>
+        <w:rPr>
+          <w:lang w:val="en-US"/>
+        </w:rPr>
+      </w:pPr>
+      <w:r>
+        <w:rPr>
+          <w:lang w:val="en-US"/>
+        </w:rPr>
+        <w:t>CrewAI — role-based multi-agent collaboration framework.</w:t>
+      </w:r>
+    </w:p>
+    <w:p>
+      <w:pPr>
+        <w:pStyle w:val="17"/>
+        <w:numPr>
+          <w:ilvl w:val="0"/>
+          <w:numId w:val="1"/>
+        </w:numPr>
+        <w:spacing w:after="100"/>
+      </w:pPr>
+      <w:r>
+        <w:t>AutoGen (Microsoft) — conversational multi-agent framework.</w:t>
+      </w:r>
+    </w:p>
+    <w:p>
+      <w:pPr>
+        <w:pStyle w:val="17"/>
+        <w:numPr>
+          <w:ilvl w:val="0"/>
+          <w:numId w:val="1"/>
+        </w:numPr>
+        <w:spacing w:after="100"/>
+        <w:rPr>
+          <w:lang w:val="en-US"/>
+        </w:rPr>
+      </w:pPr>
+      <w:r>
+        <w:rPr>
+          <w:lang w:val="en-US"/>
+        </w:rPr>
+        <w:t>A lightweight agent-handoff framework (e.g. OpenAI Swarm or a comparable minimal alternative).</w:t>
+      </w:r>
+    </w:p>
+    <w:p>
+      <w:pPr>
+        <w:pStyle w:val="17"/>
+        <w:numPr>
+          <w:ilvl w:val="0"/>
+          <w:numId w:val="1"/>
+        </w:numPr>
+        <w:spacing w:after="100"/>
+        <w:rPr>
+          <w:lang w:val="en-US"/>
+        </w:rPr>
+      </w:pPr>
+      <w:r>
+        <w:rPr>
+          <w:lang w:val="en-US"/>
+        </w:rPr>
+        <w:t>Any additional candidate you identify as relevant, with justification.</w:t>
+      </w:r>
+    </w:p>
+    <w:p>
+      <w:pPr>
+        <w:pStyle w:val="3"/>
+      </w:pPr>
+      <w:r>
+        <w:t>4.2 Tasks</w:t>
+      </w:r>
+    </w:p>
+    <w:p>
+      <w:pPr>
+        <w:pStyle w:val="17"/>
         <w:numPr>
           <w:ilvl w:val="0"/>
           <w:numId w:val="2"/>
@@ -142,12 +413,12 @@
         <w:rPr>
           <w:lang w:val="en-US"/>
         </w:rPr>
-        <w:t>Sensor replay, message broker, and edge microservice (anomaly scoring).</w:t>
-      </w:r>
-    </w:p>
-    <w:p>
-      <w:pPr>
-        <w:pStyle w:val="Paragraphedeliste"/>
+        <w:t>Identify 4–5 candidate frameworks through a short ecosystem scan.</w:t>
+      </w:r>
+    </w:p>
+    <w:p>
+      <w:pPr>
+        <w:pStyle w:val="17"/>
         <w:numPr>
           <w:ilvl w:val="0"/>
           <w:numId w:val="2"/>
@@ -161,12 +432,12 @@
         <w:rPr>
           <w:lang w:val="en-US"/>
         </w:rPr>
-        <w:t>Tier 1 — Monitoring Agent and Context Agent, exactly as specified in the guide; neither track modifies this once built.</w:t>
-      </w:r>
-    </w:p>
-    <w:p>
-      <w:pPr>
-        <w:pStyle w:val="Paragraphedeliste"/>
+        <w:t>Install and run each framework on a minimal representative task, grounded in this project's actual hand-off: consume one alarm-plus-context event, retrieve one piece of background information, call one locally-hosted reasoning model, and emit one output message — a small but real stand-in for step 4b–7 in the workflow (Figure 3).</w:t>
+      </w:r>
+    </w:p>
+    <w:p>
+      <w:pPr>
+        <w:pStyle w:val="17"/>
         <w:numPr>
           <w:ilvl w:val="0"/>
           <w:numId w:val="2"/>
@@ -180,12 +451,12 @@
         <w:rPr>
           <w:lang w:val="en-US"/>
         </w:rPr>
-        <w:t>The three core scenarios, S1–S3, and the base severity/urgency mapping.</w:t>
-      </w:r>
-    </w:p>
-    <w:p>
-      <w:pPr>
-        <w:pStyle w:val="Paragraphedeliste"/>
+        <w:t>For each framework, document: setup effort, supported agent topologies (single-agent, sequential multi-agent, parallel fan-out), state-persistence model, and integration ease with a self-hosted, locally-run reasoning model.</w:t>
+      </w:r>
+    </w:p>
+    <w:p>
+      <w:pPr>
+        <w:pStyle w:val="17"/>
         <w:numPr>
           <w:ilvl w:val="0"/>
           <w:numId w:val="2"/>
@@ -199,145 +470,12 @@
         <w:rPr>
           <w:lang w:val="en-US"/>
         </w:rPr>
-        <w:t xml:space="preserve">The emitted network-request artifact concept (a description, not an </w:t>
-      </w:r>
-      <w:proofErr w:type="gramStart"/>
-      <w:r>
-        <w:rPr>
-          <w:lang w:val="en-US"/>
-        </w:rPr>
-        <w:t>action) —</w:t>
-      </w:r>
-      <w:proofErr w:type="gramEnd"/>
-      <w:r>
-        <w:rPr>
-          <w:lang w:val="en-US"/>
-        </w:rPr>
-        <w:t xml:space="preserve"> the interface both tracks build toward.</w:t>
-      </w:r>
-    </w:p>
-    <w:p>
-      <w:pPr>
-        <w:pStyle w:val="Titre1"/>
-        <w:rPr>
-          <w:lang w:val="en-US"/>
-        </w:rPr>
-      </w:pPr>
-      <w:r>
-        <w:rPr>
-          <w:lang w:val="en-US"/>
-        </w:rPr>
-        <w:t>3. Track A — Objective</w:t>
-      </w:r>
-    </w:p>
-    <w:p>
-      <w:pPr>
-        <w:spacing w:after="160"/>
-        <w:rPr>
-          <w:lang w:val="en-US"/>
-        </w:rPr>
-      </w:pPr>
-      <w:r>
-        <w:rPr>
-          <w:lang w:val="en-US"/>
-        </w:rPr>
-        <w:t>Choose and validate the software framework Tier 2 is built on, then extend the Tier-2 pipeline (Alert Agent, reasoning component, severity/urgency mapping) so it can reason over enriched, multi-source context in addition to the three baseline scenarios, and demonstrate — with a concrete comparison, not just an assertion — where that reasoning earns its place over a simpler, static rule table. Tier 1 (Figure 2 below) is never modified: everything in this track lives downstream of the alarm decision.</w:t>
-      </w:r>
-    </w:p>
-    <w:p>
-      <w:pPr>
-        <w:pStyle w:val="Titre1"/>
-        <w:rPr>
-          <w:lang w:val="en-US"/>
-        </w:rPr>
-      </w:pPr>
-      <w:r>
-        <w:rPr>
-          <w:lang w:val="en-US"/>
-        </w:rPr>
-        <w:t>4. Phase 1 — Benchmarking Agentic AI Orchestration Frameworks</w:t>
-      </w:r>
-    </w:p>
-    <w:p>
-      <w:pPr>
-        <w:spacing w:after="160"/>
-        <w:rPr>
-          <w:lang w:val="en-US"/>
-        </w:rPr>
-      </w:pPr>
-      <w:r>
-        <w:rPr>
-          <w:lang w:val="en-US"/>
-        </w:rPr>
-        <w:t xml:space="preserve">Before Tier 2 can be built, you need to pick what it is built </w:t>
-      </w:r>
-      <w:r>
-        <w:rPr>
-          <w:i/>
-          <w:iCs/>
-          <w:lang w:val="en-US"/>
-        </w:rPr>
-        <w:t>on</w:t>
-      </w:r>
-      <w:r>
-        <w:rPr>
-          <w:lang w:val="en-US"/>
-        </w:rPr>
-        <w:t xml:space="preserve">. This phase is a hands-on comparison of open-source frameworks for defining and running multiple cooperating software </w:t>
-      </w:r>
-      <w:r>
-        <w:rPr>
-          <w:lang w:val="en-US"/>
-        </w:rPr>
-        <w:lastRenderedPageBreak/>
-        <w:t xml:space="preserve">agents — the same comparison </w:t>
-      </w:r>
-      <w:proofErr w:type="gramStart"/>
-      <w:r>
-        <w:rPr>
-          <w:lang w:val="en-US"/>
-        </w:rPr>
-        <w:t>originally</w:t>
-      </w:r>
-      <w:proofErr w:type="gramEnd"/>
-      <w:r>
-        <w:rPr>
-          <w:lang w:val="en-US"/>
-        </w:rPr>
-        <w:t xml:space="preserve"> scoped as this project's first study, now grounded in this project's actual Tier-2 need.</w:t>
-      </w:r>
-    </w:p>
-    <w:p>
-      <w:pPr>
-        <w:pStyle w:val="Titre2"/>
-        <w:rPr>
-          <w:lang w:val="en-US"/>
-        </w:rPr>
-      </w:pPr>
-      <w:r>
-        <w:rPr>
-          <w:lang w:val="en-US"/>
-        </w:rPr>
-        <w:t>4.1 Candidate tools</w:t>
-      </w:r>
-    </w:p>
-    <w:p>
-      <w:pPr>
-        <w:spacing w:after="160"/>
-        <w:rPr>
-          <w:lang w:val="en-US"/>
-        </w:rPr>
-      </w:pPr>
-      <w:r>
-        <w:rPr>
-          <w:lang w:val="en-US"/>
-        </w:rPr>
-        <w:t>A starting list, not a closed one — you may propose substitutions or additions with justification:</w:t>
-      </w:r>
-    </w:p>
-    <w:p>
-      <w:pPr>
-        <w:pStyle w:val="Paragraphedeliste"/>
+        <w:t>Score each framework against project-relevant criteria: latency overhead, debuggability/observability, community maturity, and licensing.</w:t>
+      </w:r>
+    </w:p>
+    <w:p>
+      <w:pPr>
+        <w:pStyle w:val="17"/>
         <w:numPr>
           <w:ilvl w:val="0"/>
           <w:numId w:val="2"/>
@@ -347,88 +485,65 @@
           <w:lang w:val="en-US"/>
         </w:rPr>
       </w:pPr>
-      <w:proofErr w:type="spellStart"/>
-      <w:r>
-        <w:rPr>
-          <w:lang w:val="en-US"/>
-        </w:rPr>
-        <w:t>LangGraph</w:t>
-      </w:r>
-      <w:proofErr w:type="spellEnd"/>
-      <w:r>
-        <w:rPr>
-          <w:lang w:val="en-US"/>
-        </w:rPr>
-        <w:t xml:space="preserve"> — graph-based agent orchestration with explicit state management.</w:t>
-      </w:r>
-    </w:p>
-    <w:p>
-      <w:pPr>
-        <w:pStyle w:val="Paragraphedeliste"/>
+      <w:r>
+        <w:rPr>
+          <w:lang w:val="en-US"/>
+        </w:rPr>
+        <w:t>Synthesise findings into the comparison matrix (Appendix A) and a short written recommendation, including trade-offs of the top 1–2 candidates.</w:t>
+      </w:r>
+    </w:p>
+    <w:p>
+      <w:pPr>
+        <w:pStyle w:val="3"/>
+      </w:pPr>
+      <w:r>
+        <w:t>4.3 Deliverables for this phase</w:t>
+      </w:r>
+    </w:p>
+    <w:p>
+      <w:pPr>
+        <w:pStyle w:val="17"/>
         <w:numPr>
           <w:ilvl w:val="0"/>
-          <w:numId w:val="2"/>
+          <w:numId w:val="1"/>
         </w:numPr>
         <w:spacing w:after="100"/>
         <w:rPr>
           <w:lang w:val="en-US"/>
         </w:rPr>
       </w:pPr>
-      <w:proofErr w:type="spellStart"/>
-      <w:r>
-        <w:rPr>
-          <w:lang w:val="en-US"/>
-        </w:rPr>
-        <w:t>CrewAI</w:t>
-      </w:r>
-      <w:proofErr w:type="spellEnd"/>
-      <w:r>
-        <w:rPr>
-          <w:lang w:val="en-US"/>
-        </w:rPr>
-        <w:t xml:space="preserve"> — role-based multi-agent collaboration framework.</w:t>
-      </w:r>
-    </w:p>
-    <w:p>
-      <w:pPr>
-        <w:pStyle w:val="Paragraphedeliste"/>
+      <w:r>
+        <w:rPr>
+          <w:lang w:val="en-US"/>
+        </w:rPr>
+        <w:t>The filled comparison matrix and a one-page recommendation.</w:t>
+      </w:r>
+    </w:p>
+    <w:p>
+      <w:pPr>
+        <w:pStyle w:val="17"/>
         <w:numPr>
           <w:ilvl w:val="0"/>
-          <w:numId w:val="2"/>
+          <w:numId w:val="1"/>
         </w:numPr>
         <w:spacing w:after="100"/>
-      </w:pPr>
-      <w:proofErr w:type="spellStart"/>
-      <w:r>
-        <w:t>AutoGen</w:t>
-      </w:r>
-      <w:proofErr w:type="spellEnd"/>
-      <w:r>
-        <w:t xml:space="preserve"> (Microsoft) — </w:t>
-      </w:r>
-      <w:proofErr w:type="spellStart"/>
-      <w:r>
-        <w:t>conversational</w:t>
-      </w:r>
-      <w:proofErr w:type="spellEnd"/>
-      <w:r>
-        <w:t xml:space="preserve"> multi-agent </w:t>
-      </w:r>
-      <w:proofErr w:type="spellStart"/>
-      <w:r>
-        <w:t>framework</w:t>
-      </w:r>
-      <w:proofErr w:type="spellEnd"/>
-      <w:r>
-        <w:t>.</w:t>
-      </w:r>
-    </w:p>
-    <w:p>
-      <w:pPr>
-        <w:pStyle w:val="Paragraphedeliste"/>
+        <w:rPr>
+          <w:lang w:val="en-US"/>
+        </w:rPr>
+      </w:pPr>
+      <w:r>
+        <w:rPr>
+          <w:lang w:val="en-US"/>
+        </w:rPr>
+        <w:t>The minimal working prototype used for testing each framework, one subfolder per candidate, in the shared repository.</w:t>
+      </w:r>
+    </w:p>
+    <w:p>
+      <w:pPr>
+        <w:pStyle w:val="17"/>
         <w:numPr>
           <w:ilvl w:val="0"/>
-          <w:numId w:val="2"/>
+          <w:numId w:val="1"/>
         </w:numPr>
         <w:spacing w:after="100"/>
         <w:rPr>
@@ -439,15 +554,43 @@
         <w:rPr>
           <w:lang w:val="en-US"/>
         </w:rPr>
-        <w:t>A lightweight agent-handoff framework (e.g. OpenAI Swarm or a comparable minimal alternative).</w:t>
-      </w:r>
-    </w:p>
-    <w:p>
-      <w:pPr>
-        <w:pStyle w:val="Paragraphedeliste"/>
+        <w:t>The recommended framework carries forward into Phase 3.</w:t>
+      </w:r>
+    </w:p>
+    <w:p>
+      <w:pPr>
+        <w:pStyle w:val="2"/>
+        <w:rPr>
+          <w:lang w:val="en-US"/>
+        </w:rPr>
+      </w:pPr>
+      <w:r>
+        <w:rPr>
+          <w:lang w:val="en-US"/>
+        </w:rPr>
+        <w:t>5. Phase 2 — Tier 1 Fast Path</w:t>
+      </w:r>
+    </w:p>
+    <w:p>
+      <w:pPr>
+        <w:spacing w:after="160"/>
+        <w:rPr>
+          <w:lang w:val="en-US"/>
+        </w:rPr>
+      </w:pPr>
+      <w:r>
+        <w:rPr>
+          <w:lang w:val="en-US"/>
+        </w:rPr>
+        <w:t>Built together with Track B (§2). Once running, confirm the basic behaviour before moving on:</w:t>
+      </w:r>
+    </w:p>
+    <w:p>
+      <w:pPr>
+        <w:pStyle w:val="17"/>
         <w:numPr>
           <w:ilvl w:val="0"/>
-          <w:numId w:val="2"/>
+          <w:numId w:val="1"/>
         </w:numPr>
         <w:spacing w:after="100"/>
         <w:rPr>
@@ -458,42 +601,15 @@
         <w:rPr>
           <w:lang w:val="en-US"/>
         </w:rPr>
-        <w:t xml:space="preserve">Any additional candidate you identify as </w:t>
-      </w:r>
-      <w:proofErr w:type="gramStart"/>
-      <w:r>
-        <w:rPr>
-          <w:lang w:val="en-US"/>
-        </w:rPr>
-        <w:t>relevant,</w:t>
-      </w:r>
-      <w:proofErr w:type="gramEnd"/>
-      <w:r>
-        <w:rPr>
-          <w:lang w:val="en-US"/>
-        </w:rPr>
-        <w:t xml:space="preserve"> with justification.</w:t>
-      </w:r>
-    </w:p>
-    <w:p>
-      <w:pPr>
-        <w:pStyle w:val="Titre2"/>
-      </w:pPr>
-      <w:r>
-        <w:t xml:space="preserve">4.2 </w:t>
-      </w:r>
-      <w:proofErr w:type="spellStart"/>
-      <w:r>
-        <w:t>Tasks</w:t>
-      </w:r>
-      <w:proofErr w:type="spellEnd"/>
-    </w:p>
-    <w:p>
-      <w:pPr>
-        <w:pStyle w:val="Paragraphedeliste"/>
+        <w:t>S1 and S2 produce the expected alarm / no-alarm outcome.</w:t>
+      </w:r>
+    </w:p>
+    <w:p>
+      <w:pPr>
+        <w:pStyle w:val="17"/>
         <w:numPr>
           <w:ilvl w:val="0"/>
-          <w:numId w:val="3"/>
+          <w:numId w:val="1"/>
         </w:numPr>
         <w:spacing w:after="100"/>
         <w:rPr>
@@ -504,34 +620,64 @@
         <w:rPr>
           <w:lang w:val="en-US"/>
         </w:rPr>
-        <w:t>Identify 4–5 candidate frameworks through a short ecosystem scan.</w:t>
-      </w:r>
-    </w:p>
-    <w:p>
-      <w:pPr>
-        <w:pStyle w:val="Paragraphedeliste"/>
+        <w:t>A simple timed check: artificially delay a mocked Tier-2 response, and confirm Tier-1 alarm latency for the next reading is unaffected. Tier 1 and Tier 2 only ever exchange messages through the broker (Figure 2) — never a direct call — which is what makes this true regardless of how long Tier 2 takes.</w:t>
+      </w:r>
+    </w:p>
+    <w:p>
+      <w:pPr>
+        <w:pStyle w:val="2"/>
+        <w:rPr>
+          <w:lang w:val="en-US"/>
+        </w:rPr>
+      </w:pPr>
+      <w:r>
+        <w:rPr>
+          <w:lang w:val="en-US"/>
+        </w:rPr>
+        <w:t>6. Phase 3 — Tier 2 Reasoning and Context Enrichment</w:t>
+      </w:r>
+    </w:p>
+    <w:p>
+      <w:pPr>
+        <w:spacing w:after="160"/>
+        <w:rPr>
+          <w:lang w:val="en-US"/>
+        </w:rPr>
+      </w:pPr>
+      <w:r>
+        <w:rPr>
+          <w:lang w:val="en-US"/>
+        </w:rPr>
+        <w:t>This is the core of the track: extending Tier 2, on the framework chosen in Phase 1, so it can make good decisions on ambiguous cases, not just the three baseline scenarios.</w:t>
+      </w:r>
+    </w:p>
+    <w:p>
+      <w:pPr>
+        <w:pStyle w:val="3"/>
+      </w:pPr>
+      <w:r>
+        <w:t>6.1 Enriched context: signal categories</w:t>
+      </w:r>
+    </w:p>
+    <w:p>
+      <w:pPr>
+        <w:pStyle w:val="17"/>
         <w:numPr>
           <w:ilvl w:val="0"/>
-          <w:numId w:val="3"/>
+          <w:numId w:val="1"/>
         </w:numPr>
         <w:spacing w:after="100"/>
-        <w:rPr>
-          <w:lang w:val="en-US"/>
-        </w:rPr>
-      </w:pPr>
-      <w:r>
-        <w:rPr>
-          <w:lang w:val="en-US"/>
-        </w:rPr>
-        <w:t>Install and run each framework on a minimal representative task, grounded in this project's actual hand-off: consume one alarm-plus-context event, retrieve one piece of background information, call one locally-hosted reasoning model, and emit one output message — a small but real stand-in for step 4b–7 in the workflow (Figure 3).</w:t>
-      </w:r>
-    </w:p>
-    <w:p>
-      <w:pPr>
-        <w:pStyle w:val="Paragraphedeliste"/>
+      </w:pPr>
+      <w:r>
+        <w:t>Patient-internal: activity trace, medication-dispenser events, voice check-in response/non-response.</w:t>
+      </w:r>
+    </w:p>
+    <w:p>
+      <w:pPr>
+        <w:pStyle w:val="17"/>
         <w:numPr>
           <w:ilvl w:val="0"/>
-          <w:numId w:val="3"/>
+          <w:numId w:val="1"/>
         </w:numPr>
         <w:spacing w:after="100"/>
         <w:rPr>
@@ -542,29 +688,15 @@
         <w:rPr>
           <w:lang w:val="en-US"/>
         </w:rPr>
-        <w:t xml:space="preserve">For each framework, document: setup effort, supported agent topologies (single-agent, sequential multi-agent, parallel fan-out), state-persistence model, and integration ease with a self-hosted, </w:t>
-      </w:r>
-      <w:proofErr w:type="gramStart"/>
-      <w:r>
-        <w:rPr>
-          <w:lang w:val="en-US"/>
-        </w:rPr>
-        <w:t>locally-run</w:t>
-      </w:r>
-      <w:proofErr w:type="gramEnd"/>
-      <w:r>
-        <w:rPr>
-          <w:lang w:val="en-US"/>
-        </w:rPr>
-        <w:t xml:space="preserve"> reasoning model.</w:t>
-      </w:r>
-    </w:p>
-    <w:p>
-      <w:pPr>
-        <w:pStyle w:val="Paragraphedeliste"/>
+        <w:t>Smart-home / environmental: presence/occupancy, ambient temperature, a labelled audio-event flag (e.g. crash sound).</w:t>
+      </w:r>
+    </w:p>
+    <w:p>
+      <w:pPr>
+        <w:pStyle w:val="17"/>
         <w:numPr>
           <w:ilvl w:val="0"/>
-          <w:numId w:val="3"/>
+          <w:numId w:val="1"/>
         </w:numPr>
         <w:spacing w:after="100"/>
         <w:rPr>
@@ -575,80 +707,56 @@
         <w:rPr>
           <w:lang w:val="en-US"/>
         </w:rPr>
-        <w:t>Score each framework against project-relevant criteria: latency overhead, debuggability/observability, community maturity, and licensing.</w:t>
-      </w:r>
-    </w:p>
-    <w:p>
-      <w:pPr>
-        <w:pStyle w:val="Paragraphedeliste"/>
+        <w:t>Device/system: connectivity or battery dropout — a reliability signal, not a suppression trigger.</w:t>
+      </w:r>
+    </w:p>
+    <w:p>
+      <w:pPr>
+        <w:spacing w:after="160"/>
+        <w:rPr>
+          <w:lang w:val="en-US"/>
+        </w:rPr>
+      </w:pPr>
+      <w:r>
+        <w:rPr>
+          <w:lang w:val="en-US"/>
+        </w:rPr>
+        <w:t>All scripted/synthetic events — no real smart-home hardware integration.</w:t>
+      </w:r>
+    </w:p>
+    <w:p>
+      <w:pPr>
+        <w:pStyle w:val="3"/>
+      </w:pPr>
+      <w:r>
+        <w:t>6.2 Representation</w:t>
+      </w:r>
+    </w:p>
+    <w:p>
+      <w:pPr>
+        <w:pStyle w:val="17"/>
         <w:numPr>
           <w:ilvl w:val="0"/>
-          <w:numId w:val="3"/>
+          <w:numId w:val="1"/>
         </w:numPr>
         <w:spacing w:after="100"/>
         <w:rPr>
           <w:lang w:val="en-US"/>
         </w:rPr>
       </w:pPr>
-      <w:proofErr w:type="spellStart"/>
-      <w:r>
-        <w:rPr>
-          <w:lang w:val="en-US"/>
-        </w:rPr>
-        <w:t>Synthesise</w:t>
-      </w:r>
-      <w:proofErr w:type="spellEnd"/>
-      <w:r>
-        <w:rPr>
-          <w:lang w:val="en-US"/>
-        </w:rPr>
-        <w:t xml:space="preserve"> findings into the comparison matrix (Appendix A) and a </w:t>
-      </w:r>
-      <w:proofErr w:type="gramStart"/>
-      <w:r>
-        <w:rPr>
-          <w:lang w:val="en-US"/>
-        </w:rPr>
-        <w:t>short written</w:t>
-      </w:r>
-      <w:proofErr w:type="gramEnd"/>
-      <w:r>
-        <w:rPr>
-          <w:lang w:val="en-US"/>
-        </w:rPr>
-        <w:t xml:space="preserve"> recommendation, including trade-offs of the top 1–2 candidates.</w:t>
-      </w:r>
-    </w:p>
-    <w:p>
-      <w:pPr>
-        <w:pStyle w:val="Titre2"/>
-      </w:pPr>
-      <w:r>
-        <w:t xml:space="preserve">4.3 </w:t>
-      </w:r>
-      <w:proofErr w:type="spellStart"/>
-      <w:r>
-        <w:t>Deliverables</w:t>
-      </w:r>
-      <w:proofErr w:type="spellEnd"/>
-      <w:r>
-        <w:t xml:space="preserve"> for </w:t>
-      </w:r>
-      <w:proofErr w:type="spellStart"/>
-      <w:r>
-        <w:t>this</w:t>
-      </w:r>
-      <w:proofErr w:type="spellEnd"/>
-      <w:r>
-        <w:t xml:space="preserve"> phase</w:t>
-      </w:r>
-    </w:p>
-    <w:p>
-      <w:pPr>
-        <w:pStyle w:val="Paragraphedeliste"/>
+      <w:r>
+        <w:rPr>
+          <w:lang w:val="en-US"/>
+        </w:rPr>
+        <w:t>A short timestamped event log (source, type, value), not a fixed-shape snapshot, so it can be assembled into a short narrative for the reasoning model to read.</w:t>
+      </w:r>
+    </w:p>
+    <w:p>
+      <w:pPr>
+        <w:pStyle w:val="17"/>
         <w:numPr>
           <w:ilvl w:val="0"/>
-          <w:numId w:val="2"/>
+          <w:numId w:val="1"/>
         </w:numPr>
         <w:spacing w:after="100"/>
         <w:rPr>
@@ -659,412 +767,12 @@
         <w:rPr>
           <w:lang w:val="en-US"/>
         </w:rPr>
-        <w:t>The filled comparison matrix and a one-page recommendation.</w:t>
-      </w:r>
-    </w:p>
-    <w:p>
-      <w:pPr>
-        <w:pStyle w:val="Paragraphedeliste"/>
-        <w:numPr>
-          <w:ilvl w:val="0"/>
-          <w:numId w:val="2"/>
-        </w:numPr>
-        <w:spacing w:after="100"/>
-        <w:rPr>
-          <w:lang w:val="en-US"/>
-        </w:rPr>
-      </w:pPr>
-      <w:r>
-        <w:rPr>
-          <w:lang w:val="en-US"/>
-        </w:rPr>
-        <w:t>The minimal working prototype used for testing each framework, one subfolder per candidate, in the shared repository.</w:t>
-      </w:r>
-    </w:p>
-    <w:p>
-      <w:pPr>
-        <w:pStyle w:val="Paragraphedeliste"/>
-        <w:numPr>
-          <w:ilvl w:val="0"/>
-          <w:numId w:val="2"/>
-        </w:numPr>
-        <w:spacing w:after="100"/>
-        <w:rPr>
-          <w:lang w:val="en-US"/>
-        </w:rPr>
-      </w:pPr>
-      <w:r>
-        <w:rPr>
-          <w:lang w:val="en-US"/>
-        </w:rPr>
-        <w:t>The recommended framework carries forward into Phase 3.</w:t>
-      </w:r>
-    </w:p>
-    <w:p>
-      <w:pPr>
-        <w:pStyle w:val="Titre1"/>
-        <w:rPr>
-          <w:lang w:val="en-US"/>
-        </w:rPr>
-      </w:pPr>
-      <w:r>
-        <w:rPr>
-          <w:lang w:val="en-US"/>
-        </w:rPr>
-        <w:t>5. Phase 2 — Tier 1 Fast Path</w:t>
-      </w:r>
-    </w:p>
-    <w:p>
-      <w:pPr>
-        <w:spacing w:after="160"/>
-        <w:rPr>
-          <w:lang w:val="en-US"/>
-        </w:rPr>
-      </w:pPr>
-      <w:r>
-        <w:rPr>
-          <w:lang w:val="en-US"/>
-        </w:rPr>
-        <w:t xml:space="preserve">Built together with Track B (§2). Once running, confirm the basic </w:t>
-      </w:r>
-      <w:proofErr w:type="spellStart"/>
-      <w:r>
-        <w:rPr>
-          <w:lang w:val="en-US"/>
-        </w:rPr>
-        <w:t>behaviour</w:t>
-      </w:r>
-      <w:proofErr w:type="spellEnd"/>
-      <w:r>
-        <w:rPr>
-          <w:lang w:val="en-US"/>
-        </w:rPr>
-        <w:t xml:space="preserve"> before moving on:</w:t>
-      </w:r>
-    </w:p>
-    <w:p>
-      <w:pPr>
-        <w:pStyle w:val="Paragraphedeliste"/>
-        <w:numPr>
-          <w:ilvl w:val="0"/>
-          <w:numId w:val="2"/>
-        </w:numPr>
-        <w:spacing w:after="100"/>
-        <w:rPr>
-          <w:lang w:val="en-US"/>
-        </w:rPr>
-      </w:pPr>
-      <w:r>
-        <w:rPr>
-          <w:lang w:val="en-US"/>
-        </w:rPr>
-        <w:t>S1 and S2 produce the expected alarm / no-alarm outcome.</w:t>
-      </w:r>
-    </w:p>
-    <w:p>
-      <w:pPr>
-        <w:pStyle w:val="Paragraphedeliste"/>
-        <w:numPr>
-          <w:ilvl w:val="0"/>
-          <w:numId w:val="2"/>
-        </w:numPr>
-        <w:spacing w:after="100"/>
-        <w:rPr>
-          <w:lang w:val="en-US"/>
-        </w:rPr>
-      </w:pPr>
-      <w:r>
-        <w:rPr>
-          <w:lang w:val="en-US"/>
-        </w:rPr>
-        <w:t xml:space="preserve">A simple timed check: artificially delay a mocked Tier-2 </w:t>
-      </w:r>
-      <w:proofErr w:type="gramStart"/>
-      <w:r>
-        <w:rPr>
-          <w:lang w:val="en-US"/>
-        </w:rPr>
-        <w:t>response, and</w:t>
-      </w:r>
-      <w:proofErr w:type="gramEnd"/>
-      <w:r>
-        <w:rPr>
-          <w:lang w:val="en-US"/>
-        </w:rPr>
-        <w:t xml:space="preserve"> confirm Tier-1 alarm latency for the next reading is unaffected. Tier 1 and Tier 2 only ever exchange messages through the broker (Figure </w:t>
-      </w:r>
-      <w:proofErr w:type="gramStart"/>
-      <w:r>
-        <w:rPr>
-          <w:lang w:val="en-US"/>
-        </w:rPr>
-        <w:t>2) —</w:t>
-      </w:r>
-      <w:proofErr w:type="gramEnd"/>
-      <w:r>
-        <w:rPr>
-          <w:lang w:val="en-US"/>
-        </w:rPr>
-        <w:t xml:space="preserve"> never a direct call — which is what makes this true regardless of how long Tier 2 takes.</w:t>
-      </w:r>
-    </w:p>
-    <w:p>
-      <w:pPr>
-        <w:pStyle w:val="Titre1"/>
-        <w:rPr>
-          <w:lang w:val="en-US"/>
-        </w:rPr>
-      </w:pPr>
-      <w:r>
-        <w:rPr>
-          <w:lang w:val="en-US"/>
-        </w:rPr>
-        <w:lastRenderedPageBreak/>
-        <w:t>6. Phase 3 — Tier 2 Reasoning and Context Enrichment</w:t>
-      </w:r>
-    </w:p>
-    <w:p>
-      <w:pPr>
-        <w:spacing w:after="160"/>
-        <w:rPr>
-          <w:lang w:val="en-US"/>
-        </w:rPr>
-      </w:pPr>
-      <w:r>
-        <w:rPr>
-          <w:lang w:val="en-US"/>
-        </w:rPr>
-        <w:t>This is the core of the track: extending Tier 2, on the framework chosen in Phase 1, so it can make good decisions on ambiguous cases, not just the three baseline scenarios.</w:t>
-      </w:r>
-    </w:p>
-    <w:p>
-      <w:pPr>
-        <w:pStyle w:val="Titre2"/>
-      </w:pPr>
-      <w:r>
-        <w:t xml:space="preserve">6.1 </w:t>
-      </w:r>
-      <w:proofErr w:type="spellStart"/>
-      <w:r>
-        <w:t>Enriched</w:t>
-      </w:r>
-      <w:proofErr w:type="spellEnd"/>
-      <w:r>
-        <w:t xml:space="preserve"> </w:t>
-      </w:r>
-      <w:proofErr w:type="spellStart"/>
-      <w:proofErr w:type="gramStart"/>
-      <w:r>
-        <w:t>context</w:t>
-      </w:r>
-      <w:proofErr w:type="spellEnd"/>
-      <w:r>
-        <w:t>:</w:t>
-      </w:r>
-      <w:proofErr w:type="gramEnd"/>
-      <w:r>
-        <w:t xml:space="preserve"> signal </w:t>
-      </w:r>
-      <w:proofErr w:type="spellStart"/>
-      <w:r>
-        <w:t>categories</w:t>
-      </w:r>
-      <w:proofErr w:type="spellEnd"/>
-    </w:p>
-    <w:p>
-      <w:pPr>
-        <w:pStyle w:val="Paragraphedeliste"/>
-        <w:numPr>
-          <w:ilvl w:val="0"/>
-          <w:numId w:val="2"/>
-        </w:numPr>
-        <w:spacing w:after="100"/>
-      </w:pPr>
-      <w:r>
-        <w:t>Patient-</w:t>
-      </w:r>
-      <w:proofErr w:type="spellStart"/>
-      <w:proofErr w:type="gramStart"/>
-      <w:r>
-        <w:t>internal</w:t>
-      </w:r>
-      <w:proofErr w:type="spellEnd"/>
-      <w:r>
-        <w:t>:</w:t>
-      </w:r>
-      <w:proofErr w:type="gramEnd"/>
-      <w:r>
-        <w:t xml:space="preserve"> </w:t>
-      </w:r>
-      <w:proofErr w:type="spellStart"/>
-      <w:r>
-        <w:t>activity</w:t>
-      </w:r>
-      <w:proofErr w:type="spellEnd"/>
-      <w:r>
-        <w:t xml:space="preserve"> trace, </w:t>
-      </w:r>
-      <w:proofErr w:type="spellStart"/>
-      <w:r>
-        <w:t>medication</w:t>
-      </w:r>
-      <w:proofErr w:type="spellEnd"/>
-      <w:r>
-        <w:t xml:space="preserve">-dispenser </w:t>
-      </w:r>
-      <w:proofErr w:type="spellStart"/>
-      <w:r>
-        <w:t>events</w:t>
-      </w:r>
-      <w:proofErr w:type="spellEnd"/>
-      <w:r>
-        <w:t xml:space="preserve">, </w:t>
-      </w:r>
-      <w:proofErr w:type="spellStart"/>
-      <w:r>
-        <w:t>voice</w:t>
-      </w:r>
-      <w:proofErr w:type="spellEnd"/>
-      <w:r>
-        <w:t xml:space="preserve"> check-in </w:t>
-      </w:r>
-      <w:proofErr w:type="spellStart"/>
-      <w:r>
-        <w:t>response</w:t>
-      </w:r>
-      <w:proofErr w:type="spellEnd"/>
-      <w:r>
-        <w:t>/</w:t>
-      </w:r>
-      <w:proofErr w:type="spellStart"/>
-      <w:r>
-        <w:t>non-response</w:t>
-      </w:r>
-      <w:proofErr w:type="spellEnd"/>
-      <w:r>
-        <w:t>.</w:t>
-      </w:r>
-    </w:p>
-    <w:p>
-      <w:pPr>
-        <w:pStyle w:val="Paragraphedeliste"/>
-        <w:numPr>
-          <w:ilvl w:val="0"/>
-          <w:numId w:val="2"/>
-        </w:numPr>
-        <w:spacing w:after="100"/>
-        <w:rPr>
-          <w:lang w:val="en-US"/>
-        </w:rPr>
-      </w:pPr>
-      <w:r>
-        <w:rPr>
-          <w:lang w:val="en-US"/>
-        </w:rPr>
-        <w:t>Smart-home / environmental: presence/occupancy, ambient temperature, a labelled audio-event flag (e.g. crash sound).</w:t>
-      </w:r>
-    </w:p>
-    <w:p>
-      <w:pPr>
-        <w:pStyle w:val="Paragraphedeliste"/>
-        <w:numPr>
-          <w:ilvl w:val="0"/>
-          <w:numId w:val="2"/>
-        </w:numPr>
-        <w:spacing w:after="100"/>
-        <w:rPr>
-          <w:lang w:val="en-US"/>
-        </w:rPr>
-      </w:pPr>
-      <w:r>
-        <w:rPr>
-          <w:lang w:val="en-US"/>
-        </w:rPr>
-        <w:t>Device/system: connectivity or battery dropout — a reliability signal, not a suppression trigger.</w:t>
-      </w:r>
-    </w:p>
-    <w:p>
-      <w:pPr>
-        <w:spacing w:after="160"/>
-        <w:rPr>
-          <w:lang w:val="en-US"/>
-        </w:rPr>
-      </w:pPr>
-      <w:r>
-        <w:rPr>
-          <w:lang w:val="en-US"/>
-        </w:rPr>
-        <w:t>All scripted/synthetic events — no real smart-home hardware integration.</w:t>
-      </w:r>
-    </w:p>
-    <w:p>
-      <w:pPr>
-        <w:pStyle w:val="Titre2"/>
-      </w:pPr>
-      <w:r>
-        <w:t xml:space="preserve">6.2 </w:t>
-      </w:r>
-      <w:proofErr w:type="spellStart"/>
-      <w:r>
-        <w:t>Representation</w:t>
-      </w:r>
-      <w:proofErr w:type="spellEnd"/>
-    </w:p>
-    <w:p>
-      <w:pPr>
-        <w:pStyle w:val="Paragraphedeliste"/>
-        <w:numPr>
-          <w:ilvl w:val="0"/>
-          <w:numId w:val="2"/>
-        </w:numPr>
-        <w:spacing w:after="100"/>
-        <w:rPr>
-          <w:lang w:val="en-US"/>
-        </w:rPr>
-      </w:pPr>
-      <w:r>
-        <w:rPr>
-          <w:lang w:val="en-US"/>
-        </w:rPr>
-        <w:t xml:space="preserve">A </w:t>
-      </w:r>
-      <w:proofErr w:type="gramStart"/>
-      <w:r>
-        <w:rPr>
-          <w:lang w:val="en-US"/>
-        </w:rPr>
-        <w:t>short timestamped</w:t>
-      </w:r>
-      <w:proofErr w:type="gramEnd"/>
-      <w:r>
-        <w:rPr>
-          <w:lang w:val="en-US"/>
-        </w:rPr>
-        <w:t xml:space="preserve"> event log (source, type, value), not a fixed-shape snapshot, so it can be assembled into a short narrative for the reasoning model to read.</w:t>
-      </w:r>
-    </w:p>
-    <w:p>
-      <w:pPr>
-        <w:pStyle w:val="Paragraphedeliste"/>
-        <w:numPr>
-          <w:ilvl w:val="0"/>
-          <w:numId w:val="2"/>
-        </w:numPr>
-        <w:spacing w:after="100"/>
-        <w:rPr>
-          <w:lang w:val="en-US"/>
-        </w:rPr>
-      </w:pPr>
-      <w:r>
-        <w:rPr>
-          <w:lang w:val="en-US"/>
-        </w:rPr>
         <w:t>A small static patient-profile file per test patient, retrieved via Track B's retrieval service (§7) — you consume this service, you do not build your own retrieval backend.</w:t>
       </w:r>
     </w:p>
     <w:p>
       <w:pPr>
-        <w:pStyle w:val="Titre2"/>
+        <w:pStyle w:val="3"/>
         <w:rPr>
           <w:lang w:val="en-US"/>
         </w:rPr>
@@ -1078,20 +786,24 @@
     </w:p>
     <w:tbl>
       <w:tblPr>
+        <w:tblStyle w:val="15"/>
         <w:tblW w:w="8760" w:type="dxa"/>
+        <w:tblInd w:w="0" w:type="dxa"/>
         <w:tblBorders>
-          <w:top w:val="single" w:sz="4" w:space="0" w:color="auto"/>
-          <w:left w:val="single" w:sz="4" w:space="0" w:color="auto"/>
-          <w:bottom w:val="single" w:sz="4" w:space="0" w:color="auto"/>
-          <w:right w:val="single" w:sz="4" w:space="0" w:color="auto"/>
-          <w:insideH w:val="single" w:sz="4" w:space="0" w:color="auto"/>
-          <w:insideV w:val="single" w:sz="4" w:space="0" w:color="auto"/>
+          <w:top w:val="single" w:color="auto" w:sz="4" w:space="0"/>
+          <w:left w:val="single" w:color="auto" w:sz="4" w:space="0"/>
+          <w:bottom w:val="single" w:color="auto" w:sz="4" w:space="0"/>
+          <w:right w:val="single" w:color="auto" w:sz="4" w:space="0"/>
+          <w:insideH w:val="single" w:color="auto" w:sz="4" w:space="0"/>
+          <w:insideV w:val="single" w:color="auto" w:sz="4" w:space="0"/>
         </w:tblBorders>
+        <w:tblLayout w:type="autofit"/>
         <w:tblCellMar>
+          <w:top w:w="0" w:type="dxa"/>
           <w:left w:w="10" w:type="dxa"/>
+          <w:bottom w:w="0" w:type="dxa"/>
           <w:right w:w="10" w:type="dxa"/>
         </w:tblCellMar>
-        <w:tblLook w:val="04A0" w:firstRow="1" w:lastRow="0" w:firstColumn="1" w:lastColumn="0" w:noHBand="0" w:noVBand="1"/>
       </w:tblPr>
       <w:tblGrid>
         <w:gridCol w:w="1500"/>
@@ -1101,9 +813,19 @@
       </w:tblGrid>
       <w:tr>
         <w:tblPrEx>
+          <w:tblBorders>
+            <w:top w:val="single" w:color="auto" w:sz="4" w:space="0"/>
+            <w:left w:val="single" w:color="auto" w:sz="4" w:space="0"/>
+            <w:bottom w:val="single" w:color="auto" w:sz="4" w:space="0"/>
+            <w:right w:val="single" w:color="auto" w:sz="4" w:space="0"/>
+            <w:insideH w:val="single" w:color="auto" w:sz="4" w:space="0"/>
+            <w:insideV w:val="single" w:color="auto" w:sz="4" w:space="0"/>
+          </w:tblBorders>
           <w:tblCellMar>
             <w:top w:w="0" w:type="dxa"/>
+            <w:left w:w="10" w:type="dxa"/>
             <w:bottom w:w="0" w:type="dxa"/>
+            <w:right w:w="10" w:type="dxa"/>
           </w:tblCellMar>
         </w:tblPrEx>
         <w:trPr>
@@ -1113,10 +835,10 @@
           <w:tcPr>
             <w:tcW w:w="1500" w:type="dxa"/>
             <w:tcBorders>
-              <w:top w:val="single" w:sz="2" w:space="0" w:color="CCCCCC"/>
-              <w:left w:val="single" w:sz="2" w:space="0" w:color="CCCCCC"/>
-              <w:bottom w:val="single" w:sz="2" w:space="0" w:color="CCCCCC"/>
-              <w:right w:val="single" w:sz="2" w:space="0" w:color="CCCCCC"/>
+              <w:top w:val="single" w:color="CCCCCC" w:sz="2" w:space="0"/>
+              <w:left w:val="single" w:color="CCCCCC" w:sz="2" w:space="0"/>
+              <w:bottom w:val="single" w:color="CCCCCC" w:sz="2" w:space="0"/>
+              <w:right w:val="single" w:color="CCCCCC" w:sz="2" w:space="0"/>
             </w:tcBorders>
             <w:shd w:val="clear" w:color="auto" w:fill="1F4E5F"/>
             <w:tcMar>
@@ -1144,10 +866,10 @@
           <w:tcPr>
             <w:tcW w:w="2500" w:type="dxa"/>
             <w:tcBorders>
-              <w:top w:val="single" w:sz="2" w:space="0" w:color="CCCCCC"/>
-              <w:left w:val="single" w:sz="2" w:space="0" w:color="CCCCCC"/>
-              <w:bottom w:val="single" w:sz="2" w:space="0" w:color="CCCCCC"/>
-              <w:right w:val="single" w:sz="2" w:space="0" w:color="CCCCCC"/>
+              <w:top w:val="single" w:color="CCCCCC" w:sz="2" w:space="0"/>
+              <w:left w:val="single" w:color="CCCCCC" w:sz="2" w:space="0"/>
+              <w:bottom w:val="single" w:color="CCCCCC" w:sz="2" w:space="0"/>
+              <w:right w:val="single" w:color="CCCCCC" w:sz="2" w:space="0"/>
             </w:tcBorders>
             <w:shd w:val="clear" w:color="auto" w:fill="1F4E5F"/>
             <w:tcMar>
@@ -1159,7 +881,6 @@
             <w:vAlign w:val="center"/>
           </w:tcPr>
           <w:p>
-            <w:proofErr w:type="spellStart"/>
             <w:r>
               <w:rPr>
                 <w:b/>
@@ -1168,9 +889,29 @@
                 <w:sz w:val="20"/>
                 <w:szCs w:val="20"/>
               </w:rPr>
-              <w:t>Enriched</w:t>
-            </w:r>
-            <w:proofErr w:type="spellEnd"/>
+              <w:t>Enriched context (narrative)</w:t>
+            </w:r>
+          </w:p>
+        </w:tc>
+        <w:tc>
+          <w:tcPr>
+            <w:tcW w:w="2500" w:type="dxa"/>
+            <w:tcBorders>
+              <w:top w:val="single" w:color="CCCCCC" w:sz="2" w:space="0"/>
+              <w:left w:val="single" w:color="CCCCCC" w:sz="2" w:space="0"/>
+              <w:bottom w:val="single" w:color="CCCCCC" w:sz="2" w:space="0"/>
+              <w:right w:val="single" w:color="CCCCCC" w:sz="2" w:space="0"/>
+            </w:tcBorders>
+            <w:shd w:val="clear" w:color="auto" w:fill="1F4E5F"/>
+            <w:tcMar>
+              <w:top w:w="80" w:type="dxa"/>
+              <w:left w:w="120" w:type="dxa"/>
+              <w:bottom w:w="80" w:type="dxa"/>
+              <w:right w:w="120" w:type="dxa"/>
+            </w:tcMar>
+            <w:vAlign w:val="center"/>
+          </w:tcPr>
+          <w:p>
             <w:r>
               <w:rPr>
                 <w:b/>
@@ -1179,9 +920,29 @@
                 <w:sz w:val="20"/>
                 <w:szCs w:val="20"/>
               </w:rPr>
-              <w:t xml:space="preserve"> </w:t>
-            </w:r>
-            <w:proofErr w:type="spellStart"/>
+              <w:t>Rule-table-only output</w:t>
+            </w:r>
+          </w:p>
+        </w:tc>
+        <w:tc>
+          <w:tcPr>
+            <w:tcW w:w="2260" w:type="dxa"/>
+            <w:tcBorders>
+              <w:top w:val="single" w:color="CCCCCC" w:sz="2" w:space="0"/>
+              <w:left w:val="single" w:color="CCCCCC" w:sz="2" w:space="0"/>
+              <w:bottom w:val="single" w:color="CCCCCC" w:sz="2" w:space="0"/>
+              <w:right w:val="single" w:color="CCCCCC" w:sz="2" w:space="0"/>
+            </w:tcBorders>
+            <w:shd w:val="clear" w:color="auto" w:fill="1F4E5F"/>
+            <w:tcMar>
+              <w:top w:w="80" w:type="dxa"/>
+              <w:left w:w="120" w:type="dxa"/>
+              <w:bottom w:w="80" w:type="dxa"/>
+              <w:right w:w="120" w:type="dxa"/>
+            </w:tcMar>
+            <w:vAlign w:val="center"/>
+          </w:tcPr>
+          <w:p>
             <w:r>
               <w:rPr>
                 <w:b/>
@@ -1190,133 +951,36 @@
                 <w:sz w:val="20"/>
                 <w:szCs w:val="20"/>
               </w:rPr>
-              <w:t>context</w:t>
-            </w:r>
-            <w:proofErr w:type="spellEnd"/>
-            <w:r>
-              <w:rPr>
-                <w:b/>
-                <w:bCs/>
-                <w:color w:val="FFFFFF"/>
-                <w:sz w:val="20"/>
-                <w:szCs w:val="20"/>
-              </w:rPr>
-              <w:t xml:space="preserve"> (narrative)</w:t>
-            </w:r>
-          </w:p>
-        </w:tc>
-        <w:tc>
-          <w:tcPr>
-            <w:tcW w:w="2500" w:type="dxa"/>
-            <w:tcBorders>
-              <w:top w:val="single" w:sz="2" w:space="0" w:color="CCCCCC"/>
-              <w:left w:val="single" w:sz="2" w:space="0" w:color="CCCCCC"/>
-              <w:bottom w:val="single" w:sz="2" w:space="0" w:color="CCCCCC"/>
-              <w:right w:val="single" w:sz="2" w:space="0" w:color="CCCCCC"/>
-            </w:tcBorders>
-            <w:shd w:val="clear" w:color="auto" w:fill="1F4E5F"/>
-            <w:tcMar>
-              <w:top w:w="80" w:type="dxa"/>
-              <w:left w:w="120" w:type="dxa"/>
-              <w:bottom w:w="80" w:type="dxa"/>
-              <w:right w:w="120" w:type="dxa"/>
-            </w:tcMar>
-            <w:vAlign w:val="center"/>
-          </w:tcPr>
-          <w:p>
-            <w:r>
-              <w:rPr>
-                <w:b/>
-                <w:bCs/>
-                <w:color w:val="FFFFFF"/>
-                <w:sz w:val="20"/>
-                <w:szCs w:val="20"/>
-              </w:rPr>
-              <w:t>Rule-table-</w:t>
-            </w:r>
-            <w:proofErr w:type="spellStart"/>
-            <w:r>
-              <w:rPr>
-                <w:b/>
-                <w:bCs/>
-                <w:color w:val="FFFFFF"/>
-                <w:sz w:val="20"/>
-                <w:szCs w:val="20"/>
-              </w:rPr>
-              <w:t>only</w:t>
-            </w:r>
-            <w:proofErr w:type="spellEnd"/>
-            <w:r>
-              <w:rPr>
-                <w:b/>
-                <w:bCs/>
-                <w:color w:val="FFFFFF"/>
-                <w:sz w:val="20"/>
-                <w:szCs w:val="20"/>
-              </w:rPr>
-              <w:t xml:space="preserve"> output</w:t>
-            </w:r>
-          </w:p>
-        </w:tc>
-        <w:tc>
-          <w:tcPr>
-            <w:tcW w:w="2260" w:type="dxa"/>
-            <w:tcBorders>
-              <w:top w:val="single" w:sz="2" w:space="0" w:color="CCCCCC"/>
-              <w:left w:val="single" w:sz="2" w:space="0" w:color="CCCCCC"/>
-              <w:bottom w:val="single" w:sz="2" w:space="0" w:color="CCCCCC"/>
-              <w:right w:val="single" w:sz="2" w:space="0" w:color="CCCCCC"/>
-            </w:tcBorders>
-            <w:shd w:val="clear" w:color="auto" w:fill="1F4E5F"/>
-            <w:tcMar>
-              <w:top w:w="80" w:type="dxa"/>
-              <w:left w:w="120" w:type="dxa"/>
-              <w:bottom w:w="80" w:type="dxa"/>
-              <w:right w:w="120" w:type="dxa"/>
-            </w:tcMar>
-            <w:vAlign w:val="center"/>
-          </w:tcPr>
-          <w:p>
-            <w:proofErr w:type="spellStart"/>
-            <w:r>
-              <w:rPr>
-                <w:b/>
-                <w:bCs/>
-                <w:color w:val="FFFFFF"/>
-                <w:sz w:val="20"/>
-                <w:szCs w:val="20"/>
-              </w:rPr>
-              <w:t>Reasoning</w:t>
-            </w:r>
-            <w:proofErr w:type="spellEnd"/>
-            <w:r>
-              <w:rPr>
-                <w:b/>
-                <w:bCs/>
-                <w:color w:val="FFFFFF"/>
-                <w:sz w:val="20"/>
-                <w:szCs w:val="20"/>
-              </w:rPr>
-              <w:t>-tier output</w:t>
+              <w:t>Reasoning-tier output</w:t>
             </w:r>
           </w:p>
         </w:tc>
       </w:tr>
       <w:tr>
         <w:tblPrEx>
+          <w:tblBorders>
+            <w:top w:val="single" w:color="auto" w:sz="4" w:space="0"/>
+            <w:left w:val="single" w:color="auto" w:sz="4" w:space="0"/>
+            <w:bottom w:val="single" w:color="auto" w:sz="4" w:space="0"/>
+            <w:right w:val="single" w:color="auto" w:sz="4" w:space="0"/>
+            <w:insideH w:val="single" w:color="auto" w:sz="4" w:space="0"/>
+            <w:insideV w:val="single" w:color="auto" w:sz="4" w:space="0"/>
+          </w:tblBorders>
           <w:tblCellMar>
             <w:top w:w="0" w:type="dxa"/>
+            <w:left w:w="10" w:type="dxa"/>
             <w:bottom w:w="0" w:type="dxa"/>
+            <w:right w:w="10" w:type="dxa"/>
           </w:tblCellMar>
         </w:tblPrEx>
         <w:tc>
           <w:tcPr>
             <w:tcW w:w="1500" w:type="dxa"/>
             <w:tcBorders>
-              <w:top w:val="single" w:sz="2" w:space="0" w:color="CCCCCC"/>
-              <w:left w:val="single" w:sz="2" w:space="0" w:color="CCCCCC"/>
-              <w:bottom w:val="single" w:sz="2" w:space="0" w:color="CCCCCC"/>
-              <w:right w:val="single" w:sz="2" w:space="0" w:color="CCCCCC"/>
+              <w:top w:val="single" w:color="CCCCCC" w:sz="2" w:space="0"/>
+              <w:left w:val="single" w:color="CCCCCC" w:sz="2" w:space="0"/>
+              <w:bottom w:val="single" w:color="CCCCCC" w:sz="2" w:space="0"/>
+              <w:right w:val="single" w:color="CCCCCC" w:sz="2" w:space="0"/>
             </w:tcBorders>
             <w:tcMar>
               <w:top w:w="80" w:type="dxa"/>
@@ -1346,10 +1010,10 @@
           <w:tcPr>
             <w:tcW w:w="2500" w:type="dxa"/>
             <w:tcBorders>
-              <w:top w:val="single" w:sz="2" w:space="0" w:color="CCCCCC"/>
-              <w:left w:val="single" w:sz="2" w:space="0" w:color="CCCCCC"/>
-              <w:bottom w:val="single" w:sz="2" w:space="0" w:color="CCCCCC"/>
-              <w:right w:val="single" w:sz="2" w:space="0" w:color="CCCCCC"/>
+              <w:top w:val="single" w:color="CCCCCC" w:sz="2" w:space="0"/>
+              <w:left w:val="single" w:color="CCCCCC" w:sz="2" w:space="0"/>
+              <w:bottom w:val="single" w:color="CCCCCC" w:sz="2" w:space="0"/>
+              <w:right w:val="single" w:color="CCCCCC" w:sz="2" w:space="0"/>
             </w:tcBorders>
             <w:tcMar>
               <w:top w:w="80" w:type="dxa"/>
@@ -1379,10 +1043,10 @@
           <w:tcPr>
             <w:tcW w:w="2500" w:type="dxa"/>
             <w:tcBorders>
-              <w:top w:val="single" w:sz="2" w:space="0" w:color="CCCCCC"/>
-              <w:left w:val="single" w:sz="2" w:space="0" w:color="CCCCCC"/>
-              <w:bottom w:val="single" w:sz="2" w:space="0" w:color="CCCCCC"/>
-              <w:right w:val="single" w:sz="2" w:space="0" w:color="CCCCCC"/>
+              <w:top w:val="single" w:color="CCCCCC" w:sz="2" w:space="0"/>
+              <w:left w:val="single" w:color="CCCCCC" w:sz="2" w:space="0"/>
+              <w:bottom w:val="single" w:color="CCCCCC" w:sz="2" w:space="0"/>
+              <w:right w:val="single" w:color="CCCCCC" w:sz="2" w:space="0"/>
             </w:tcBorders>
             <w:tcMar>
               <w:top w:w="80" w:type="dxa"/>
@@ -1412,10 +1076,10 @@
           <w:tcPr>
             <w:tcW w:w="2260" w:type="dxa"/>
             <w:tcBorders>
-              <w:top w:val="single" w:sz="2" w:space="0" w:color="CCCCCC"/>
-              <w:left w:val="single" w:sz="2" w:space="0" w:color="CCCCCC"/>
-              <w:bottom w:val="single" w:sz="2" w:space="0" w:color="CCCCCC"/>
-              <w:right w:val="single" w:sz="2" w:space="0" w:color="CCCCCC"/>
+              <w:top w:val="single" w:color="CCCCCC" w:sz="2" w:space="0"/>
+              <w:left w:val="single" w:color="CCCCCC" w:sz="2" w:space="0"/>
+              <w:bottom w:val="single" w:color="CCCCCC" w:sz="2" w:space="0"/>
+              <w:right w:val="single" w:color="CCCCCC" w:sz="2" w:space="0"/>
             </w:tcBorders>
             <w:tcMar>
               <w:top w:w="80" w:type="dxa"/>
@@ -1437,44 +1101,36 @@
                 <w:szCs w:val="20"/>
                 <w:lang w:val="en-US"/>
               </w:rPr>
-              <w:t>MODERATE, proactive re-</w:t>
-            </w:r>
-            <w:proofErr w:type="gramStart"/>
-            <w:r>
-              <w:rPr>
-                <w:sz w:val="20"/>
-                <w:szCs w:val="20"/>
-                <w:lang w:val="en-US"/>
-              </w:rPr>
-              <w:t>check —</w:t>
-            </w:r>
-            <w:proofErr w:type="gramEnd"/>
-            <w:r>
-              <w:rPr>
-                <w:sz w:val="20"/>
-                <w:szCs w:val="20"/>
-                <w:lang w:val="en-US"/>
-              </w:rPr>
-              <w:t xml:space="preserve"> combines three sub-threshold signals</w:t>
+              <w:t>MODERATE, proactive re-check — combines three sub-threshold signals</w:t>
             </w:r>
           </w:p>
         </w:tc>
       </w:tr>
       <w:tr>
         <w:tblPrEx>
+          <w:tblBorders>
+            <w:top w:val="single" w:color="auto" w:sz="4" w:space="0"/>
+            <w:left w:val="single" w:color="auto" w:sz="4" w:space="0"/>
+            <w:bottom w:val="single" w:color="auto" w:sz="4" w:space="0"/>
+            <w:right w:val="single" w:color="auto" w:sz="4" w:space="0"/>
+            <w:insideH w:val="single" w:color="auto" w:sz="4" w:space="0"/>
+            <w:insideV w:val="single" w:color="auto" w:sz="4" w:space="0"/>
+          </w:tblBorders>
           <w:tblCellMar>
             <w:top w:w="0" w:type="dxa"/>
+            <w:left w:w="10" w:type="dxa"/>
             <w:bottom w:w="0" w:type="dxa"/>
+            <w:right w:w="10" w:type="dxa"/>
           </w:tblCellMar>
         </w:tblPrEx>
         <w:tc>
           <w:tcPr>
             <w:tcW w:w="1500" w:type="dxa"/>
             <w:tcBorders>
-              <w:top w:val="single" w:sz="2" w:space="0" w:color="CCCCCC"/>
-              <w:left w:val="single" w:sz="2" w:space="0" w:color="CCCCCC"/>
-              <w:bottom w:val="single" w:sz="2" w:space="0" w:color="CCCCCC"/>
-              <w:right w:val="single" w:sz="2" w:space="0" w:color="CCCCCC"/>
+              <w:top w:val="single" w:color="CCCCCC" w:sz="2" w:space="0"/>
+              <w:left w:val="single" w:color="CCCCCC" w:sz="2" w:space="0"/>
+              <w:bottom w:val="single" w:color="CCCCCC" w:sz="2" w:space="0"/>
+              <w:right w:val="single" w:color="CCCCCC" w:sz="2" w:space="0"/>
             </w:tcBorders>
             <w:shd w:val="clear" w:color="auto" w:fill="EEF3F5"/>
             <w:tcMar>
@@ -1505,10 +1161,10 @@
           <w:tcPr>
             <w:tcW w:w="2500" w:type="dxa"/>
             <w:tcBorders>
-              <w:top w:val="single" w:sz="2" w:space="0" w:color="CCCCCC"/>
-              <w:left w:val="single" w:sz="2" w:space="0" w:color="CCCCCC"/>
-              <w:bottom w:val="single" w:sz="2" w:space="0" w:color="CCCCCC"/>
-              <w:right w:val="single" w:sz="2" w:space="0" w:color="CCCCCC"/>
+              <w:top w:val="single" w:color="CCCCCC" w:sz="2" w:space="0"/>
+              <w:left w:val="single" w:color="CCCCCC" w:sz="2" w:space="0"/>
+              <w:bottom w:val="single" w:color="CCCCCC" w:sz="2" w:space="0"/>
+              <w:right w:val="single" w:color="CCCCCC" w:sz="2" w:space="0"/>
             </w:tcBorders>
             <w:shd w:val="clear" w:color="auto" w:fill="EEF3F5"/>
             <w:tcMar>
@@ -1531,25 +1187,7 @@
                 <w:szCs w:val="20"/>
                 <w:lang w:val="en-US"/>
               </w:rPr>
-              <w:t xml:space="preserve">HR </w:t>
-            </w:r>
-            <w:proofErr w:type="gramStart"/>
-            <w:r>
-              <w:rPr>
-                <w:sz w:val="20"/>
-                <w:szCs w:val="20"/>
-                <w:lang w:val="en-US"/>
-              </w:rPr>
-              <w:t>spike</w:t>
-            </w:r>
-            <w:proofErr w:type="gramEnd"/>
-            <w:r>
-              <w:rPr>
-                <w:sz w:val="20"/>
-                <w:szCs w:val="20"/>
-                <w:lang w:val="en-US"/>
-              </w:rPr>
-              <w:t>; fall sensor not triggered; loud noise detected; check-in unanswered</w:t>
+              <w:t>HR spike; fall sensor not triggered; loud noise detected; check-in unanswered</w:t>
             </w:r>
           </w:p>
         </w:tc>
@@ -1557,10 +1195,10 @@
           <w:tcPr>
             <w:tcW w:w="2500" w:type="dxa"/>
             <w:tcBorders>
-              <w:top w:val="single" w:sz="2" w:space="0" w:color="CCCCCC"/>
-              <w:left w:val="single" w:sz="2" w:space="0" w:color="CCCCCC"/>
-              <w:bottom w:val="single" w:sz="2" w:space="0" w:color="CCCCCC"/>
-              <w:right w:val="single" w:sz="2" w:space="0" w:color="CCCCCC"/>
+              <w:top w:val="single" w:color="CCCCCC" w:sz="2" w:space="0"/>
+              <w:left w:val="single" w:color="CCCCCC" w:sz="2" w:space="0"/>
+              <w:bottom w:val="single" w:color="CCCCCC" w:sz="2" w:space="0"/>
+              <w:right w:val="single" w:color="CCCCCC" w:sz="2" w:space="0"/>
             </w:tcBorders>
             <w:shd w:val="clear" w:color="auto" w:fill="EEF3F5"/>
             <w:tcMar>
@@ -1591,10 +1229,10 @@
           <w:tcPr>
             <w:tcW w:w="2260" w:type="dxa"/>
             <w:tcBorders>
-              <w:top w:val="single" w:sz="2" w:space="0" w:color="CCCCCC"/>
-              <w:left w:val="single" w:sz="2" w:space="0" w:color="CCCCCC"/>
-              <w:bottom w:val="single" w:sz="2" w:space="0" w:color="CCCCCC"/>
-              <w:right w:val="single" w:sz="2" w:space="0" w:color="CCCCCC"/>
+              <w:top w:val="single" w:color="CCCCCC" w:sz="2" w:space="0"/>
+              <w:left w:val="single" w:color="CCCCCC" w:sz="2" w:space="0"/>
+              <w:bottom w:val="single" w:color="CCCCCC" w:sz="2" w:space="0"/>
+              <w:right w:val="single" w:color="CCCCCC" w:sz="2" w:space="0"/>
             </w:tcBorders>
             <w:shd w:val="clear" w:color="auto" w:fill="EEF3F5"/>
             <w:tcMar>
@@ -1624,19 +1262,29 @@
       </w:tr>
       <w:tr>
         <w:tblPrEx>
+          <w:tblBorders>
+            <w:top w:val="single" w:color="auto" w:sz="4" w:space="0"/>
+            <w:left w:val="single" w:color="auto" w:sz="4" w:space="0"/>
+            <w:bottom w:val="single" w:color="auto" w:sz="4" w:space="0"/>
+            <w:right w:val="single" w:color="auto" w:sz="4" w:space="0"/>
+            <w:insideH w:val="single" w:color="auto" w:sz="4" w:space="0"/>
+            <w:insideV w:val="single" w:color="auto" w:sz="4" w:space="0"/>
+          </w:tblBorders>
           <w:tblCellMar>
             <w:top w:w="0" w:type="dxa"/>
+            <w:left w:w="10" w:type="dxa"/>
             <w:bottom w:w="0" w:type="dxa"/>
+            <w:right w:w="10" w:type="dxa"/>
           </w:tblCellMar>
         </w:tblPrEx>
         <w:tc>
           <w:tcPr>
             <w:tcW w:w="1500" w:type="dxa"/>
             <w:tcBorders>
-              <w:top w:val="single" w:sz="2" w:space="0" w:color="CCCCCC"/>
-              <w:left w:val="single" w:sz="2" w:space="0" w:color="CCCCCC"/>
-              <w:bottom w:val="single" w:sz="2" w:space="0" w:color="CCCCCC"/>
-              <w:right w:val="single" w:sz="2" w:space="0" w:color="CCCCCC"/>
+              <w:top w:val="single" w:color="CCCCCC" w:sz="2" w:space="0"/>
+              <w:left w:val="single" w:color="CCCCCC" w:sz="2" w:space="0"/>
+              <w:bottom w:val="single" w:color="CCCCCC" w:sz="2" w:space="0"/>
+              <w:right w:val="single" w:color="CCCCCC" w:sz="2" w:space="0"/>
             </w:tcBorders>
             <w:tcMar>
               <w:top w:w="80" w:type="dxa"/>
@@ -1666,10 +1314,10 @@
           <w:tcPr>
             <w:tcW w:w="2500" w:type="dxa"/>
             <w:tcBorders>
-              <w:top w:val="single" w:sz="2" w:space="0" w:color="CCCCCC"/>
-              <w:left w:val="single" w:sz="2" w:space="0" w:color="CCCCCC"/>
-              <w:bottom w:val="single" w:sz="2" w:space="0" w:color="CCCCCC"/>
-              <w:right w:val="single" w:sz="2" w:space="0" w:color="CCCCCC"/>
+              <w:top w:val="single" w:color="CCCCCC" w:sz="2" w:space="0"/>
+              <w:left w:val="single" w:color="CCCCCC" w:sz="2" w:space="0"/>
+              <w:bottom w:val="single" w:color="CCCCCC" w:sz="2" w:space="0"/>
+              <w:right w:val="single" w:color="CCCCCC" w:sz="2" w:space="0"/>
             </w:tcBorders>
             <w:tcMar>
               <w:top w:w="80" w:type="dxa"/>
@@ -1699,67 +1347,26 @@
           <w:tcPr>
             <w:tcW w:w="2500" w:type="dxa"/>
             <w:tcBorders>
-              <w:top w:val="single" w:sz="2" w:space="0" w:color="CCCCCC"/>
-              <w:left w:val="single" w:sz="2" w:space="0" w:color="CCCCCC"/>
-              <w:bottom w:val="single" w:sz="2" w:space="0" w:color="CCCCCC"/>
-              <w:right w:val="single" w:sz="2" w:space="0" w:color="CCCCCC"/>
-            </w:tcBorders>
-            <w:tcMar>
-              <w:top w:w="80" w:type="dxa"/>
-              <w:left w:w="120" w:type="dxa"/>
-              <w:bottom w:w="80" w:type="dxa"/>
-              <w:right w:w="120" w:type="dxa"/>
-            </w:tcMar>
-            <w:vAlign w:val="center"/>
-          </w:tcPr>
-          <w:p>
-            <w:proofErr w:type="spellStart"/>
-            <w:r>
-              <w:rPr>
-                <w:sz w:val="20"/>
-                <w:szCs w:val="20"/>
-              </w:rPr>
-              <w:t>Alarm</w:t>
-            </w:r>
-            <w:proofErr w:type="spellEnd"/>
-            <w:r>
-              <w:rPr>
-                <w:sz w:val="20"/>
-                <w:szCs w:val="20"/>
-              </w:rPr>
-              <w:t xml:space="preserve"> </w:t>
-            </w:r>
-            <w:proofErr w:type="spellStart"/>
-            <w:r>
-              <w:rPr>
-                <w:sz w:val="20"/>
-                <w:szCs w:val="20"/>
-              </w:rPr>
-              <w:t>fires</w:t>
-            </w:r>
-            <w:proofErr w:type="spellEnd"/>
-            <w:r>
-              <w:rPr>
-                <w:sz w:val="20"/>
-                <w:szCs w:val="20"/>
-              </w:rPr>
-              <w:t xml:space="preserve"> (correct, </w:t>
-            </w:r>
-            <w:proofErr w:type="spellStart"/>
-            <w:r>
-              <w:rPr>
-                <w:sz w:val="20"/>
-                <w:szCs w:val="20"/>
-              </w:rPr>
-              <w:t>unchanged</w:t>
-            </w:r>
-            <w:proofErr w:type="spellEnd"/>
-            <w:r>
-              <w:rPr>
-                <w:sz w:val="20"/>
-                <w:szCs w:val="20"/>
-              </w:rPr>
-              <w:t>)</w:t>
+              <w:top w:val="single" w:color="CCCCCC" w:sz="2" w:space="0"/>
+              <w:left w:val="single" w:color="CCCCCC" w:sz="2" w:space="0"/>
+              <w:bottom w:val="single" w:color="CCCCCC" w:sz="2" w:space="0"/>
+              <w:right w:val="single" w:color="CCCCCC" w:sz="2" w:space="0"/>
+            </w:tcBorders>
+            <w:tcMar>
+              <w:top w:w="80" w:type="dxa"/>
+              <w:left w:w="120" w:type="dxa"/>
+              <w:bottom w:w="80" w:type="dxa"/>
+              <w:right w:w="120" w:type="dxa"/>
+            </w:tcMar>
+            <w:vAlign w:val="center"/>
+          </w:tcPr>
+          <w:p>
+            <w:r>
+              <w:rPr>
+                <w:sz w:val="20"/>
+                <w:szCs w:val="20"/>
+              </w:rPr>
+              <w:t>Alarm fires (correct, unchanged)</w:t>
             </w:r>
           </w:p>
         </w:tc>
@@ -1767,10 +1374,10 @@
           <w:tcPr>
             <w:tcW w:w="2260" w:type="dxa"/>
             <w:tcBorders>
-              <w:top w:val="single" w:sz="2" w:space="0" w:color="CCCCCC"/>
-              <w:left w:val="single" w:sz="2" w:space="0" w:color="CCCCCC"/>
-              <w:bottom w:val="single" w:sz="2" w:space="0" w:color="CCCCCC"/>
-              <w:right w:val="single" w:sz="2" w:space="0" w:color="CCCCCC"/>
+              <w:top w:val="single" w:color="CCCCCC" w:sz="2" w:space="0"/>
+              <w:left w:val="single" w:color="CCCCCC" w:sz="2" w:space="0"/>
+              <w:bottom w:val="single" w:color="CCCCCC" w:sz="2" w:space="0"/>
+              <w:right w:val="single" w:color="CCCCCC" w:sz="2" w:space="0"/>
             </w:tcBorders>
             <w:tcMar>
               <w:top w:w="80" w:type="dxa"/>
@@ -1828,7 +1435,7 @@
     </w:p>
     <w:p>
       <w:pPr>
-        <w:pStyle w:val="Titre2"/>
+        <w:pStyle w:val="3"/>
         <w:rPr>
           <w:lang w:val="en-US"/>
         </w:rPr>
@@ -1851,21 +1458,7 @@
         <w:rPr>
           <w:lang w:val="en-US"/>
         </w:rPr>
-        <w:t xml:space="preserve">Two paths process the same event stream: the baseline severity/urgency table (fed only the base scenario data) and the full Tier-2 reasoning pipeline (fed the narrative + retrieved profile). For S1/S2/S4/S5/S6, log both outputs side by side, with an </w:t>
-      </w:r>
-      <w:proofErr w:type="gramStart"/>
-      <w:r>
-        <w:rPr>
-          <w:lang w:val="en-US"/>
-        </w:rPr>
-        <w:t>expected-divergence</w:t>
-      </w:r>
-      <w:proofErr w:type="gramEnd"/>
-      <w:r>
-        <w:rPr>
-          <w:lang w:val="en-US"/>
-        </w:rPr>
-        <w:t xml:space="preserve"> note written </w:t>
+        <w:t xml:space="preserve">Two paths process the same event stream: the baseline severity/urgency table (fed only the base scenario data) and the full Tier-2 reasoning pipeline (fed the narrative + retrieved profile). For S1/S2/S4/S5/S6, log both outputs side by side, with an expected-divergence note written </w:t>
       </w:r>
       <w:r>
         <w:rPr>
@@ -1873,47 +1466,18 @@
           <w:iCs/>
           <w:lang w:val="en-US"/>
         </w:rPr>
-        <w:lastRenderedPageBreak/>
         <w:t>before</w:t>
       </w:r>
       <w:r>
         <w:rPr>
           <w:lang w:val="en-US"/>
         </w:rPr>
-        <w:t xml:space="preserve"> the run. Once Track B's evaluation tooling is available, additionally score retrieval accuracy and whether the reasoning output is </w:t>
-      </w:r>
-      <w:proofErr w:type="gramStart"/>
-      <w:r>
-        <w:rPr>
-          <w:lang w:val="en-US"/>
-        </w:rPr>
-        <w:t>actually grounded</w:t>
-      </w:r>
-      <w:proofErr w:type="gramEnd"/>
-      <w:r>
-        <w:rPr>
-          <w:lang w:val="en-US"/>
-        </w:rPr>
-        <w:t xml:space="preserve"> in what was retrieved (rather than </w:t>
-      </w:r>
-      <w:proofErr w:type="gramStart"/>
-      <w:r>
-        <w:rPr>
-          <w:lang w:val="en-US"/>
-        </w:rPr>
-        <w:t>invented) —</w:t>
-      </w:r>
-      <w:proofErr w:type="gramEnd"/>
-      <w:r>
-        <w:rPr>
-          <w:lang w:val="en-US"/>
-        </w:rPr>
-        <w:t xml:space="preserve"> turning a qualitative comparison into a partly quantified one.</w:t>
-      </w:r>
-    </w:p>
-    <w:p>
-      <w:pPr>
-        <w:pStyle w:val="Titre1"/>
+        <w:t xml:space="preserve"> the run. Once Track B's evaluation tooling is available, additionally score retrieval accuracy and whether the reasoning output is actually grounded in what was retrieved (rather than invented) — turning a qualitative comparison into a partly quantified one.</w:t>
+      </w:r>
+    </w:p>
+    <w:p>
+      <w:pPr>
+        <w:pStyle w:val="2"/>
       </w:pPr>
       <w:r>
         <w:t>7. Interface With Track B</w:t>
@@ -1921,20 +1485,24 @@
     </w:p>
     <w:tbl>
       <w:tblPr>
+        <w:tblStyle w:val="15"/>
         <w:tblW w:w="9360" w:type="dxa"/>
+        <w:tblInd w:w="0" w:type="dxa"/>
         <w:tblBorders>
-          <w:top w:val="single" w:sz="4" w:space="0" w:color="auto"/>
-          <w:left w:val="single" w:sz="4" w:space="0" w:color="auto"/>
-          <w:bottom w:val="single" w:sz="4" w:space="0" w:color="auto"/>
-          <w:right w:val="single" w:sz="4" w:space="0" w:color="auto"/>
-          <w:insideH w:val="single" w:sz="4" w:space="0" w:color="auto"/>
-          <w:insideV w:val="single" w:sz="4" w:space="0" w:color="auto"/>
+          <w:top w:val="single" w:color="auto" w:sz="4" w:space="0"/>
+          <w:left w:val="single" w:color="auto" w:sz="4" w:space="0"/>
+          <w:bottom w:val="single" w:color="auto" w:sz="4" w:space="0"/>
+          <w:right w:val="single" w:color="auto" w:sz="4" w:space="0"/>
+          <w:insideH w:val="single" w:color="auto" w:sz="4" w:space="0"/>
+          <w:insideV w:val="single" w:color="auto" w:sz="4" w:space="0"/>
         </w:tblBorders>
+        <w:tblLayout w:type="autofit"/>
         <w:tblCellMar>
+          <w:top w:w="0" w:type="dxa"/>
           <w:left w:w="10" w:type="dxa"/>
+          <w:bottom w:w="0" w:type="dxa"/>
           <w:right w:w="10" w:type="dxa"/>
         </w:tblCellMar>
-        <w:tblLook w:val="04A0" w:firstRow="1" w:lastRow="0" w:firstColumn="1" w:lastColumn="0" w:noHBand="0" w:noVBand="1"/>
       </w:tblPr>
       <w:tblGrid>
         <w:gridCol w:w="2300"/>
@@ -1943,9 +1511,19 @@
       </w:tblGrid>
       <w:tr>
         <w:tblPrEx>
+          <w:tblBorders>
+            <w:top w:val="single" w:color="auto" w:sz="4" w:space="0"/>
+            <w:left w:val="single" w:color="auto" w:sz="4" w:space="0"/>
+            <w:bottom w:val="single" w:color="auto" w:sz="4" w:space="0"/>
+            <w:right w:val="single" w:color="auto" w:sz="4" w:space="0"/>
+            <w:insideH w:val="single" w:color="auto" w:sz="4" w:space="0"/>
+            <w:insideV w:val="single" w:color="auto" w:sz="4" w:space="0"/>
+          </w:tblBorders>
           <w:tblCellMar>
             <w:top w:w="0" w:type="dxa"/>
+            <w:left w:w="10" w:type="dxa"/>
             <w:bottom w:w="0" w:type="dxa"/>
+            <w:right w:w="10" w:type="dxa"/>
           </w:tblCellMar>
         </w:tblPrEx>
         <w:trPr>
@@ -1955,10 +1533,10 @@
           <w:tcPr>
             <w:tcW w:w="2300" w:type="dxa"/>
             <w:tcBorders>
-              <w:top w:val="single" w:sz="2" w:space="0" w:color="CCCCCC"/>
-              <w:left w:val="single" w:sz="2" w:space="0" w:color="CCCCCC"/>
-              <w:bottom w:val="single" w:sz="2" w:space="0" w:color="CCCCCC"/>
-              <w:right w:val="single" w:sz="2" w:space="0" w:color="CCCCCC"/>
+              <w:top w:val="single" w:color="CCCCCC" w:sz="2" w:space="0"/>
+              <w:left w:val="single" w:color="CCCCCC" w:sz="2" w:space="0"/>
+              <w:bottom w:val="single" w:color="CCCCCC" w:sz="2" w:space="0"/>
+              <w:right w:val="single" w:color="CCCCCC" w:sz="2" w:space="0"/>
             </w:tcBorders>
             <w:shd w:val="clear" w:color="auto" w:fill="1F4E5F"/>
             <w:tcMar>
@@ -1986,10 +1564,10 @@
           <w:tcPr>
             <w:tcW w:w="3530" w:type="dxa"/>
             <w:tcBorders>
-              <w:top w:val="single" w:sz="2" w:space="0" w:color="CCCCCC"/>
-              <w:left w:val="single" w:sz="2" w:space="0" w:color="CCCCCC"/>
-              <w:bottom w:val="single" w:sz="2" w:space="0" w:color="CCCCCC"/>
-              <w:right w:val="single" w:sz="2" w:space="0" w:color="CCCCCC"/>
+              <w:top w:val="single" w:color="CCCCCC" w:sz="2" w:space="0"/>
+              <w:left w:val="single" w:color="CCCCCC" w:sz="2" w:space="0"/>
+              <w:bottom w:val="single" w:color="CCCCCC" w:sz="2" w:space="0"/>
+              <w:right w:val="single" w:color="CCCCCC" w:sz="2" w:space="0"/>
             </w:tcBorders>
             <w:shd w:val="clear" w:color="auto" w:fill="1F4E5F"/>
             <w:tcMar>
@@ -2009,9 +1587,29 @@
                 <w:sz w:val="20"/>
                 <w:szCs w:val="20"/>
               </w:rPr>
-              <w:t xml:space="preserve">Track A </w:t>
-            </w:r>
-            <w:proofErr w:type="spellStart"/>
+              <w:t>Track A provides / consumes</w:t>
+            </w:r>
+          </w:p>
+        </w:tc>
+        <w:tc>
+          <w:tcPr>
+            <w:tcW w:w="3530" w:type="dxa"/>
+            <w:tcBorders>
+              <w:top w:val="single" w:color="CCCCCC" w:sz="2" w:space="0"/>
+              <w:left w:val="single" w:color="CCCCCC" w:sz="2" w:space="0"/>
+              <w:bottom w:val="single" w:color="CCCCCC" w:sz="2" w:space="0"/>
+              <w:right w:val="single" w:color="CCCCCC" w:sz="2" w:space="0"/>
+            </w:tcBorders>
+            <w:shd w:val="clear" w:color="auto" w:fill="1F4E5F"/>
+            <w:tcMar>
+              <w:top w:w="80" w:type="dxa"/>
+              <w:left w:w="120" w:type="dxa"/>
+              <w:bottom w:w="80" w:type="dxa"/>
+              <w:right w:w="120" w:type="dxa"/>
+            </w:tcMar>
+            <w:vAlign w:val="center"/>
+          </w:tcPr>
+          <w:p>
             <w:r>
               <w:rPr>
                 <w:b/>
@@ -2020,90 +1618,36 @@
                 <w:sz w:val="20"/>
                 <w:szCs w:val="20"/>
               </w:rPr>
-              <w:t>provides</w:t>
-            </w:r>
-            <w:proofErr w:type="spellEnd"/>
-            <w:r>
-              <w:rPr>
-                <w:b/>
-                <w:bCs/>
-                <w:color w:val="FFFFFF"/>
-                <w:sz w:val="20"/>
-                <w:szCs w:val="20"/>
-              </w:rPr>
-              <w:t xml:space="preserve"> / consumes</w:t>
-            </w:r>
-          </w:p>
-        </w:tc>
-        <w:tc>
-          <w:tcPr>
-            <w:tcW w:w="3530" w:type="dxa"/>
-            <w:tcBorders>
-              <w:top w:val="single" w:sz="2" w:space="0" w:color="CCCCCC"/>
-              <w:left w:val="single" w:sz="2" w:space="0" w:color="CCCCCC"/>
-              <w:bottom w:val="single" w:sz="2" w:space="0" w:color="CCCCCC"/>
-              <w:right w:val="single" w:sz="2" w:space="0" w:color="CCCCCC"/>
-            </w:tcBorders>
-            <w:shd w:val="clear" w:color="auto" w:fill="1F4E5F"/>
-            <w:tcMar>
-              <w:top w:w="80" w:type="dxa"/>
-              <w:left w:w="120" w:type="dxa"/>
-              <w:bottom w:w="80" w:type="dxa"/>
-              <w:right w:w="120" w:type="dxa"/>
-            </w:tcMar>
-            <w:vAlign w:val="center"/>
-          </w:tcPr>
-          <w:p>
-            <w:r>
-              <w:rPr>
-                <w:b/>
-                <w:bCs/>
-                <w:color w:val="FFFFFF"/>
-                <w:sz w:val="20"/>
-                <w:szCs w:val="20"/>
-              </w:rPr>
-              <w:t xml:space="preserve">Track B </w:t>
-            </w:r>
-            <w:proofErr w:type="spellStart"/>
-            <w:r>
-              <w:rPr>
-                <w:b/>
-                <w:bCs/>
-                <w:color w:val="FFFFFF"/>
-                <w:sz w:val="20"/>
-                <w:szCs w:val="20"/>
-              </w:rPr>
-              <w:t>provides</w:t>
-            </w:r>
-            <w:proofErr w:type="spellEnd"/>
-            <w:r>
-              <w:rPr>
-                <w:b/>
-                <w:bCs/>
-                <w:color w:val="FFFFFF"/>
-                <w:sz w:val="20"/>
-                <w:szCs w:val="20"/>
-              </w:rPr>
-              <w:t xml:space="preserve"> / consumes</w:t>
+              <w:t>Track B provides / consumes</w:t>
             </w:r>
           </w:p>
         </w:tc>
       </w:tr>
       <w:tr>
         <w:tblPrEx>
+          <w:tblBorders>
+            <w:top w:val="single" w:color="auto" w:sz="4" w:space="0"/>
+            <w:left w:val="single" w:color="auto" w:sz="4" w:space="0"/>
+            <w:bottom w:val="single" w:color="auto" w:sz="4" w:space="0"/>
+            <w:right w:val="single" w:color="auto" w:sz="4" w:space="0"/>
+            <w:insideH w:val="single" w:color="auto" w:sz="4" w:space="0"/>
+            <w:insideV w:val="single" w:color="auto" w:sz="4" w:space="0"/>
+          </w:tblBorders>
           <w:tblCellMar>
             <w:top w:w="0" w:type="dxa"/>
+            <w:left w:w="10" w:type="dxa"/>
             <w:bottom w:w="0" w:type="dxa"/>
+            <w:right w:w="10" w:type="dxa"/>
           </w:tblCellMar>
         </w:tblPrEx>
         <w:tc>
           <w:tcPr>
             <w:tcW w:w="2300" w:type="dxa"/>
             <w:tcBorders>
-              <w:top w:val="single" w:sz="2" w:space="0" w:color="CCCCCC"/>
-              <w:left w:val="single" w:sz="2" w:space="0" w:color="CCCCCC"/>
-              <w:bottom w:val="single" w:sz="2" w:space="0" w:color="CCCCCC"/>
-              <w:right w:val="single" w:sz="2" w:space="0" w:color="CCCCCC"/>
+              <w:top w:val="single" w:color="CCCCCC" w:sz="2" w:space="0"/>
+              <w:left w:val="single" w:color="CCCCCC" w:sz="2" w:space="0"/>
+              <w:bottom w:val="single" w:color="CCCCCC" w:sz="2" w:space="0"/>
+              <w:right w:val="single" w:color="CCCCCC" w:sz="2" w:space="0"/>
             </w:tcBorders>
             <w:tcMar>
               <w:top w:w="80" w:type="dxa"/>
@@ -2125,25 +1669,7 @@
                 <w:szCs w:val="20"/>
                 <w:lang w:val="en-US"/>
               </w:rPr>
-              <w:t xml:space="preserve">Retrieval service — </w:t>
-            </w:r>
-            <w:proofErr w:type="gramStart"/>
-            <w:r>
-              <w:rPr>
-                <w:sz w:val="20"/>
-                <w:szCs w:val="20"/>
-                <w:lang w:val="en-US"/>
-              </w:rPr>
-              <w:t>search(</w:t>
-            </w:r>
-            <w:proofErr w:type="gramEnd"/>
-            <w:r>
-              <w:rPr>
-                <w:sz w:val="20"/>
-                <w:szCs w:val="20"/>
-                <w:lang w:val="en-US"/>
-              </w:rPr>
-              <w:t>query, k)</w:t>
+              <w:t>Retrieval service — search(query, k)</w:t>
             </w:r>
           </w:p>
         </w:tc>
@@ -2151,10 +1677,10 @@
           <w:tcPr>
             <w:tcW w:w="3530" w:type="dxa"/>
             <w:tcBorders>
-              <w:top w:val="single" w:sz="2" w:space="0" w:color="CCCCCC"/>
-              <w:left w:val="single" w:sz="2" w:space="0" w:color="CCCCCC"/>
-              <w:bottom w:val="single" w:sz="2" w:space="0" w:color="CCCCCC"/>
-              <w:right w:val="single" w:sz="2" w:space="0" w:color="CCCCCC"/>
+              <w:top w:val="single" w:color="CCCCCC" w:sz="2" w:space="0"/>
+              <w:left w:val="single" w:color="CCCCCC" w:sz="2" w:space="0"/>
+              <w:bottom w:val="single" w:color="CCCCCC" w:sz="2" w:space="0"/>
+              <w:right w:val="single" w:color="CCCCCC" w:sz="2" w:space="0"/>
             </w:tcBorders>
             <w:tcMar>
               <w:top w:w="80" w:type="dxa"/>
@@ -2184,10 +1710,10 @@
           <w:tcPr>
             <w:tcW w:w="3530" w:type="dxa"/>
             <w:tcBorders>
-              <w:top w:val="single" w:sz="2" w:space="0" w:color="CCCCCC"/>
-              <w:left w:val="single" w:sz="2" w:space="0" w:color="CCCCCC"/>
-              <w:bottom w:val="single" w:sz="2" w:space="0" w:color="CCCCCC"/>
-              <w:right w:val="single" w:sz="2" w:space="0" w:color="CCCCCC"/>
+              <w:top w:val="single" w:color="CCCCCC" w:sz="2" w:space="0"/>
+              <w:left w:val="single" w:color="CCCCCC" w:sz="2" w:space="0"/>
+              <w:bottom w:val="single" w:color="CCCCCC" w:sz="2" w:space="0"/>
+              <w:right w:val="single" w:color="CCCCCC" w:sz="2" w:space="0"/>
             </w:tcBorders>
             <w:tcMar>
               <w:top w:w="80" w:type="dxa"/>
@@ -2216,19 +1742,29 @@
       </w:tr>
       <w:tr>
         <w:tblPrEx>
+          <w:tblBorders>
+            <w:top w:val="single" w:color="auto" w:sz="4" w:space="0"/>
+            <w:left w:val="single" w:color="auto" w:sz="4" w:space="0"/>
+            <w:bottom w:val="single" w:color="auto" w:sz="4" w:space="0"/>
+            <w:right w:val="single" w:color="auto" w:sz="4" w:space="0"/>
+            <w:insideH w:val="single" w:color="auto" w:sz="4" w:space="0"/>
+            <w:insideV w:val="single" w:color="auto" w:sz="4" w:space="0"/>
+          </w:tblBorders>
           <w:tblCellMar>
             <w:top w:w="0" w:type="dxa"/>
+            <w:left w:w="10" w:type="dxa"/>
             <w:bottom w:w="0" w:type="dxa"/>
+            <w:right w:w="10" w:type="dxa"/>
           </w:tblCellMar>
         </w:tblPrEx>
         <w:tc>
           <w:tcPr>
             <w:tcW w:w="2300" w:type="dxa"/>
             <w:tcBorders>
-              <w:top w:val="single" w:sz="2" w:space="0" w:color="CCCCCC"/>
-              <w:left w:val="single" w:sz="2" w:space="0" w:color="CCCCCC"/>
-              <w:bottom w:val="single" w:sz="2" w:space="0" w:color="CCCCCC"/>
-              <w:right w:val="single" w:sz="2" w:space="0" w:color="CCCCCC"/>
+              <w:top w:val="single" w:color="CCCCCC" w:sz="2" w:space="0"/>
+              <w:left w:val="single" w:color="CCCCCC" w:sz="2" w:space="0"/>
+              <w:bottom w:val="single" w:color="CCCCCC" w:sz="2" w:space="0"/>
+              <w:right w:val="single" w:color="CCCCCC" w:sz="2" w:space="0"/>
             </w:tcBorders>
             <w:shd w:val="clear" w:color="auto" w:fill="EEF3F5"/>
             <w:tcMar>
@@ -2245,27 +1781,18 @@
                 <w:sz w:val="20"/>
                 <w:szCs w:val="20"/>
               </w:rPr>
-              <w:t xml:space="preserve">Evaluation </w:t>
-            </w:r>
-            <w:proofErr w:type="spellStart"/>
-            <w:r>
-              <w:rPr>
-                <w:sz w:val="20"/>
-                <w:szCs w:val="20"/>
-              </w:rPr>
-              <w:t>tooling</w:t>
-            </w:r>
-            <w:proofErr w:type="spellEnd"/>
+              <w:t>Evaluation tooling</w:t>
+            </w:r>
           </w:p>
         </w:tc>
         <w:tc>
           <w:tcPr>
             <w:tcW w:w="3530" w:type="dxa"/>
             <w:tcBorders>
-              <w:top w:val="single" w:sz="2" w:space="0" w:color="CCCCCC"/>
-              <w:left w:val="single" w:sz="2" w:space="0" w:color="CCCCCC"/>
-              <w:bottom w:val="single" w:sz="2" w:space="0" w:color="CCCCCC"/>
-              <w:right w:val="single" w:sz="2" w:space="0" w:color="CCCCCC"/>
+              <w:top w:val="single" w:color="CCCCCC" w:sz="2" w:space="0"/>
+              <w:left w:val="single" w:color="CCCCCC" w:sz="2" w:space="0"/>
+              <w:bottom w:val="single" w:color="CCCCCC" w:sz="2" w:space="0"/>
+              <w:right w:val="single" w:color="CCCCCC" w:sz="2" w:space="0"/>
             </w:tcBorders>
             <w:shd w:val="clear" w:color="auto" w:fill="EEF3F5"/>
             <w:tcMar>
@@ -2296,10 +1823,10 @@
           <w:tcPr>
             <w:tcW w:w="3530" w:type="dxa"/>
             <w:tcBorders>
-              <w:top w:val="single" w:sz="2" w:space="0" w:color="CCCCCC"/>
-              <w:left w:val="single" w:sz="2" w:space="0" w:color="CCCCCC"/>
-              <w:bottom w:val="single" w:sz="2" w:space="0" w:color="CCCCCC"/>
-              <w:right w:val="single" w:sz="2" w:space="0" w:color="CCCCCC"/>
+              <w:top w:val="single" w:color="CCCCCC" w:sz="2" w:space="0"/>
+              <w:left w:val="single" w:color="CCCCCC" w:sz="2" w:space="0"/>
+              <w:bottom w:val="single" w:color="CCCCCC" w:sz="2" w:space="0"/>
+              <w:right w:val="single" w:color="CCCCCC" w:sz="2" w:space="0"/>
             </w:tcBorders>
             <w:shd w:val="clear" w:color="auto" w:fill="EEF3F5"/>
             <w:tcMar>
@@ -2329,60 +1856,45 @@
       </w:tr>
       <w:tr>
         <w:tblPrEx>
+          <w:tblBorders>
+            <w:top w:val="single" w:color="auto" w:sz="4" w:space="0"/>
+            <w:left w:val="single" w:color="auto" w:sz="4" w:space="0"/>
+            <w:bottom w:val="single" w:color="auto" w:sz="4" w:space="0"/>
+            <w:right w:val="single" w:color="auto" w:sz="4" w:space="0"/>
+            <w:insideH w:val="single" w:color="auto" w:sz="4" w:space="0"/>
+            <w:insideV w:val="single" w:color="auto" w:sz="4" w:space="0"/>
+          </w:tblBorders>
           <w:tblCellMar>
             <w:top w:w="0" w:type="dxa"/>
+            <w:left w:w="10" w:type="dxa"/>
             <w:bottom w:w="0" w:type="dxa"/>
+            <w:right w:w="10" w:type="dxa"/>
           </w:tblCellMar>
         </w:tblPrEx>
         <w:tc>
           <w:tcPr>
             <w:tcW w:w="2300" w:type="dxa"/>
             <w:tcBorders>
-              <w:top w:val="single" w:sz="2" w:space="0" w:color="CCCCCC"/>
-              <w:left w:val="single" w:sz="2" w:space="0" w:color="CCCCCC"/>
-              <w:bottom w:val="single" w:sz="2" w:space="0" w:color="CCCCCC"/>
-              <w:right w:val="single" w:sz="2" w:space="0" w:color="CCCCCC"/>
-            </w:tcBorders>
-            <w:tcMar>
-              <w:top w:w="80" w:type="dxa"/>
-              <w:left w:w="120" w:type="dxa"/>
-              <w:bottom w:w="80" w:type="dxa"/>
-              <w:right w:w="120" w:type="dxa"/>
-            </w:tcMar>
-            <w:vAlign w:val="center"/>
-          </w:tcPr>
-          <w:p>
-            <w:proofErr w:type="spellStart"/>
-            <w:r>
-              <w:rPr>
-                <w:sz w:val="20"/>
-                <w:szCs w:val="20"/>
-              </w:rPr>
-              <w:t>Shared</w:t>
-            </w:r>
-            <w:proofErr w:type="spellEnd"/>
-            <w:r>
-              <w:rPr>
-                <w:sz w:val="20"/>
-                <w:szCs w:val="20"/>
-              </w:rPr>
-              <w:t xml:space="preserve"> </w:t>
-            </w:r>
-            <w:proofErr w:type="spellStart"/>
-            <w:r>
-              <w:rPr>
-                <w:sz w:val="20"/>
-                <w:szCs w:val="20"/>
-              </w:rPr>
-              <w:t>knowledge</w:t>
-            </w:r>
-            <w:proofErr w:type="spellEnd"/>
-            <w:r>
-              <w:rPr>
-                <w:sz w:val="20"/>
-                <w:szCs w:val="20"/>
-              </w:rPr>
-              <w:t xml:space="preserve"> base</w:t>
+              <w:top w:val="single" w:color="CCCCCC" w:sz="2" w:space="0"/>
+              <w:left w:val="single" w:color="CCCCCC" w:sz="2" w:space="0"/>
+              <w:bottom w:val="single" w:color="CCCCCC" w:sz="2" w:space="0"/>
+              <w:right w:val="single" w:color="CCCCCC" w:sz="2" w:space="0"/>
+            </w:tcBorders>
+            <w:tcMar>
+              <w:top w:w="80" w:type="dxa"/>
+              <w:left w:w="120" w:type="dxa"/>
+              <w:bottom w:w="80" w:type="dxa"/>
+              <w:right w:w="120" w:type="dxa"/>
+            </w:tcMar>
+            <w:vAlign w:val="center"/>
+          </w:tcPr>
+          <w:p>
+            <w:r>
+              <w:rPr>
+                <w:sz w:val="20"/>
+                <w:szCs w:val="20"/>
+              </w:rPr>
+              <w:t>Shared knowledge base</w:t>
             </w:r>
           </w:p>
         </w:tc>
@@ -2390,10 +1902,10 @@
           <w:tcPr>
             <w:tcW w:w="3530" w:type="dxa"/>
             <w:tcBorders>
-              <w:top w:val="single" w:sz="2" w:space="0" w:color="CCCCCC"/>
-              <w:left w:val="single" w:sz="2" w:space="0" w:color="CCCCCC"/>
-              <w:bottom w:val="single" w:sz="2" w:space="0" w:color="CCCCCC"/>
-              <w:right w:val="single" w:sz="2" w:space="0" w:color="CCCCCC"/>
+              <w:top w:val="single" w:color="CCCCCC" w:sz="2" w:space="0"/>
+              <w:left w:val="single" w:color="CCCCCC" w:sz="2" w:space="0"/>
+              <w:bottom w:val="single" w:color="CCCCCC" w:sz="2" w:space="0"/>
+              <w:right w:val="single" w:color="CCCCCC" w:sz="2" w:space="0"/>
             </w:tcBorders>
             <w:tcMar>
               <w:top w:w="80" w:type="dxa"/>
@@ -2423,10 +1935,10 @@
           <w:tcPr>
             <w:tcW w:w="3530" w:type="dxa"/>
             <w:tcBorders>
-              <w:top w:val="single" w:sz="2" w:space="0" w:color="CCCCCC"/>
-              <w:left w:val="single" w:sz="2" w:space="0" w:color="CCCCCC"/>
-              <w:bottom w:val="single" w:sz="2" w:space="0" w:color="CCCCCC"/>
-              <w:right w:val="single" w:sz="2" w:space="0" w:color="CCCCCC"/>
+              <w:top w:val="single" w:color="CCCCCC" w:sz="2" w:space="0"/>
+              <w:left w:val="single" w:color="CCCCCC" w:sz="2" w:space="0"/>
+              <w:bottom w:val="single" w:color="CCCCCC" w:sz="2" w:space="0"/>
+              <w:right w:val="single" w:color="CCCCCC" w:sz="2" w:space="0"/>
             </w:tcBorders>
             <w:tcMar>
               <w:top w:w="80" w:type="dxa"/>
@@ -2455,19 +1967,29 @@
       </w:tr>
       <w:tr>
         <w:tblPrEx>
+          <w:tblBorders>
+            <w:top w:val="single" w:color="auto" w:sz="4" w:space="0"/>
+            <w:left w:val="single" w:color="auto" w:sz="4" w:space="0"/>
+            <w:bottom w:val="single" w:color="auto" w:sz="4" w:space="0"/>
+            <w:right w:val="single" w:color="auto" w:sz="4" w:space="0"/>
+            <w:insideH w:val="single" w:color="auto" w:sz="4" w:space="0"/>
+            <w:insideV w:val="single" w:color="auto" w:sz="4" w:space="0"/>
+          </w:tblBorders>
           <w:tblCellMar>
             <w:top w:w="0" w:type="dxa"/>
+            <w:left w:w="10" w:type="dxa"/>
             <w:bottom w:w="0" w:type="dxa"/>
+            <w:right w:w="10" w:type="dxa"/>
           </w:tblCellMar>
         </w:tblPrEx>
         <w:tc>
           <w:tcPr>
             <w:tcW w:w="2300" w:type="dxa"/>
             <w:tcBorders>
-              <w:top w:val="single" w:sz="2" w:space="0" w:color="CCCCCC"/>
-              <w:left w:val="single" w:sz="2" w:space="0" w:color="CCCCCC"/>
-              <w:bottom w:val="single" w:sz="2" w:space="0" w:color="CCCCCC"/>
-              <w:right w:val="single" w:sz="2" w:space="0" w:color="CCCCCC"/>
+              <w:top w:val="single" w:color="CCCCCC" w:sz="2" w:space="0"/>
+              <w:left w:val="single" w:color="CCCCCC" w:sz="2" w:space="0"/>
+              <w:bottom w:val="single" w:color="CCCCCC" w:sz="2" w:space="0"/>
+              <w:right w:val="single" w:color="CCCCCC" w:sz="2" w:space="0"/>
             </w:tcBorders>
             <w:shd w:val="clear" w:color="auto" w:fill="EEF3F5"/>
             <w:tcMar>
@@ -2484,39 +2006,7 @@
                 <w:sz w:val="20"/>
                 <w:szCs w:val="20"/>
               </w:rPr>
-              <w:t>Network-</w:t>
-            </w:r>
-            <w:proofErr w:type="spellStart"/>
-            <w:r>
-              <w:rPr>
-                <w:sz w:val="20"/>
-                <w:szCs w:val="20"/>
-              </w:rPr>
-              <w:t>request</w:t>
-            </w:r>
-            <w:proofErr w:type="spellEnd"/>
-            <w:r>
-              <w:rPr>
-                <w:sz w:val="20"/>
-                <w:szCs w:val="20"/>
-              </w:rPr>
-              <w:t xml:space="preserve"> </w:t>
-            </w:r>
-            <w:proofErr w:type="spellStart"/>
-            <w:r>
-              <w:rPr>
-                <w:sz w:val="20"/>
-                <w:szCs w:val="20"/>
-              </w:rPr>
-              <w:t>emission</w:t>
-            </w:r>
-            <w:proofErr w:type="spellEnd"/>
-            <w:r>
-              <w:rPr>
-                <w:sz w:val="20"/>
-                <w:szCs w:val="20"/>
-              </w:rPr>
-              <w:t xml:space="preserve"> service</w:t>
+              <w:t>Network-request emission service</w:t>
             </w:r>
           </w:p>
         </w:tc>
@@ -2524,10 +2014,10 @@
           <w:tcPr>
             <w:tcW w:w="3530" w:type="dxa"/>
             <w:tcBorders>
-              <w:top w:val="single" w:sz="2" w:space="0" w:color="CCCCCC"/>
-              <w:left w:val="single" w:sz="2" w:space="0" w:color="CCCCCC"/>
-              <w:bottom w:val="single" w:sz="2" w:space="0" w:color="CCCCCC"/>
-              <w:right w:val="single" w:sz="2" w:space="0" w:color="CCCCCC"/>
+              <w:top w:val="single" w:color="CCCCCC" w:sz="2" w:space="0"/>
+              <w:left w:val="single" w:color="CCCCCC" w:sz="2" w:space="0"/>
+              <w:bottom w:val="single" w:color="CCCCCC" w:sz="2" w:space="0"/>
+              <w:right w:val="single" w:color="CCCCCC" w:sz="2" w:space="0"/>
             </w:tcBorders>
             <w:shd w:val="clear" w:color="auto" w:fill="EEF3F5"/>
             <w:tcMar>
@@ -2558,10 +2048,10 @@
           <w:tcPr>
             <w:tcW w:w="3530" w:type="dxa"/>
             <w:tcBorders>
-              <w:top w:val="single" w:sz="2" w:space="0" w:color="CCCCCC"/>
-              <w:left w:val="single" w:sz="2" w:space="0" w:color="CCCCCC"/>
-              <w:bottom w:val="single" w:sz="2" w:space="0" w:color="CCCCCC"/>
-              <w:right w:val="single" w:sz="2" w:space="0" w:color="CCCCCC"/>
+              <w:top w:val="single" w:color="CCCCCC" w:sz="2" w:space="0"/>
+              <w:left w:val="single" w:color="CCCCCC" w:sz="2" w:space="0"/>
+              <w:bottom w:val="single" w:color="CCCCCC" w:sz="2" w:space="0"/>
+              <w:right w:val="single" w:color="CCCCCC" w:sz="2" w:space="0"/>
             </w:tcBorders>
             <w:shd w:val="clear" w:color="auto" w:fill="EEF3F5"/>
             <w:tcMar>
@@ -2592,7 +2082,7 @@
     </w:tbl>
     <w:p>
       <w:pPr>
-        <w:pStyle w:val="Titre1"/>
+        <w:pStyle w:val="2"/>
         <w:rPr>
           <w:lang w:val="en-US"/>
         </w:rPr>
@@ -2615,56 +2105,23 @@
         <w:rPr>
           <w:lang w:val="en-US"/>
         </w:rPr>
-        <w:t xml:space="preserve">A fixed rule table is easy to reason about, but every new combination of weak signals it should handle means a new, explicitly written rule — the number of rules needed grows quickly as more context sources are added. A reasoning model, given the same signals as a short narrative, can </w:t>
-      </w:r>
-      <w:proofErr w:type="spellStart"/>
-      <w:r>
-        <w:rPr>
-          <w:lang w:val="en-US"/>
-        </w:rPr>
-        <w:t>generalise</w:t>
-      </w:r>
-      <w:proofErr w:type="spellEnd"/>
-      <w:r>
-        <w:rPr>
-          <w:lang w:val="en-US"/>
-        </w:rPr>
-        <w:t xml:space="preserve"> across combinations it was never explicitly given a rule for. S4–S6 are built to make that difference observable rather than assumed: each is a case picked because the two approaches should plausibly disagree, and the ablation table is where you show whether they </w:t>
-      </w:r>
-      <w:proofErr w:type="gramStart"/>
-      <w:r>
-        <w:rPr>
-          <w:lang w:val="en-US"/>
-        </w:rPr>
-        <w:t>actually do</w:t>
-      </w:r>
-      <w:proofErr w:type="gramEnd"/>
-      <w:r>
-        <w:rPr>
-          <w:lang w:val="en-US"/>
-        </w:rPr>
-        <w:t>, and why.</w:t>
-      </w:r>
-    </w:p>
-    <w:p>
-      <w:pPr>
-        <w:pStyle w:val="Titre1"/>
-      </w:pPr>
-      <w:r>
-        <w:t xml:space="preserve">9. </w:t>
-      </w:r>
-      <w:proofErr w:type="spellStart"/>
-      <w:r>
-        <w:t>Deliverables</w:t>
-      </w:r>
-      <w:proofErr w:type="spellEnd"/>
-    </w:p>
-    <w:p>
-      <w:pPr>
-        <w:pStyle w:val="Paragraphedeliste"/>
+        <w:t>A fixed rule table is easy to reason about, but every new combination of weak signals it should handle means a new, explicitly written rule — the number of rules needed grows quickly as more context sources are added. A reasoning model, given the same signals as a short narrative, can generalise across combinations it was never explicitly given a rule for. S4–S6 are built to make that difference observable rather than assumed: each is a case picked because the two approaches should plausibly disagree, and the ablation table is where you show whether they actually do, and why.</w:t>
+      </w:r>
+    </w:p>
+    <w:p>
+      <w:pPr>
+        <w:pStyle w:val="2"/>
+      </w:pPr>
+      <w:r>
+        <w:t>9. Deliverables</w:t>
+      </w:r>
+    </w:p>
+    <w:p>
+      <w:pPr>
+        <w:pStyle w:val="17"/>
         <w:numPr>
           <w:ilvl w:val="0"/>
-          <w:numId w:val="2"/>
+          <w:numId w:val="1"/>
         </w:numPr>
         <w:spacing w:after="100"/>
         <w:rPr>
@@ -2680,10 +2137,10 @@
     </w:p>
     <w:p>
       <w:pPr>
-        <w:pStyle w:val="Paragraphedeliste"/>
+        <w:pStyle w:val="17"/>
         <w:numPr>
           <w:ilvl w:val="0"/>
-          <w:numId w:val="2"/>
+          <w:numId w:val="1"/>
         </w:numPr>
         <w:spacing w:after="100"/>
         <w:rPr>
@@ -2699,10 +2156,10 @@
     </w:p>
     <w:p>
       <w:pPr>
-        <w:pStyle w:val="Paragraphedeliste"/>
+        <w:pStyle w:val="17"/>
         <w:numPr>
           <w:ilvl w:val="0"/>
-          <w:numId w:val="2"/>
+          <w:numId w:val="1"/>
         </w:numPr>
         <w:spacing w:after="100"/>
         <w:rPr>
@@ -2718,10 +2175,10 @@
     </w:p>
     <w:p>
       <w:pPr>
-        <w:pStyle w:val="Paragraphedeliste"/>
+        <w:pStyle w:val="17"/>
         <w:numPr>
           <w:ilvl w:val="0"/>
-          <w:numId w:val="2"/>
+          <w:numId w:val="1"/>
         </w:numPr>
         <w:spacing w:after="100"/>
         <w:rPr>
@@ -2737,10 +2194,10 @@
     </w:p>
     <w:p>
       <w:pPr>
-        <w:pStyle w:val="Paragraphedeliste"/>
+        <w:pStyle w:val="17"/>
         <w:numPr>
           <w:ilvl w:val="0"/>
-          <w:numId w:val="2"/>
+          <w:numId w:val="1"/>
         </w:numPr>
         <w:spacing w:after="100"/>
         <w:rPr>
@@ -2756,33 +2213,32 @@
     </w:p>
     <w:p>
       <w:pPr>
-        <w:pStyle w:val="Titre1"/>
-      </w:pPr>
-      <w:r>
-        <w:t xml:space="preserve">10. Success </w:t>
-      </w:r>
-      <w:proofErr w:type="spellStart"/>
-      <w:r>
-        <w:t>Criteria</w:t>
-      </w:r>
-      <w:proofErr w:type="spellEnd"/>
+        <w:pStyle w:val="2"/>
+      </w:pPr>
+      <w:r>
+        <w:t>10. Success Criteria</w:t>
+      </w:r>
     </w:p>
     <w:tbl>
       <w:tblPr>
+        <w:tblStyle w:val="15"/>
         <w:tblW w:w="9360" w:type="dxa"/>
+        <w:tblInd w:w="0" w:type="dxa"/>
         <w:tblBorders>
-          <w:top w:val="single" w:sz="4" w:space="0" w:color="auto"/>
-          <w:left w:val="single" w:sz="4" w:space="0" w:color="auto"/>
-          <w:bottom w:val="single" w:sz="4" w:space="0" w:color="auto"/>
-          <w:right w:val="single" w:sz="4" w:space="0" w:color="auto"/>
-          <w:insideH w:val="single" w:sz="4" w:space="0" w:color="auto"/>
-          <w:insideV w:val="single" w:sz="4" w:space="0" w:color="auto"/>
+          <w:top w:val="single" w:color="auto" w:sz="4" w:space="0"/>
+          <w:left w:val="single" w:color="auto" w:sz="4" w:space="0"/>
+          <w:bottom w:val="single" w:color="auto" w:sz="4" w:space="0"/>
+          <w:right w:val="single" w:color="auto" w:sz="4" w:space="0"/>
+          <w:insideH w:val="single" w:color="auto" w:sz="4" w:space="0"/>
+          <w:insideV w:val="single" w:color="auto" w:sz="4" w:space="0"/>
         </w:tblBorders>
+        <w:tblLayout w:type="autofit"/>
         <w:tblCellMar>
+          <w:top w:w="0" w:type="dxa"/>
           <w:left w:w="10" w:type="dxa"/>
+          <w:bottom w:w="0" w:type="dxa"/>
           <w:right w:w="10" w:type="dxa"/>
         </w:tblCellMar>
-        <w:tblLook w:val="04A0" w:firstRow="1" w:lastRow="0" w:firstColumn="1" w:lastColumn="0" w:noHBand="0" w:noVBand="1"/>
       </w:tblPr>
       <w:tblGrid>
         <w:gridCol w:w="4680"/>
@@ -2790,9 +2246,19 @@
       </w:tblGrid>
       <w:tr>
         <w:tblPrEx>
+          <w:tblBorders>
+            <w:top w:val="single" w:color="auto" w:sz="4" w:space="0"/>
+            <w:left w:val="single" w:color="auto" w:sz="4" w:space="0"/>
+            <w:bottom w:val="single" w:color="auto" w:sz="4" w:space="0"/>
+            <w:right w:val="single" w:color="auto" w:sz="4" w:space="0"/>
+            <w:insideH w:val="single" w:color="auto" w:sz="4" w:space="0"/>
+            <w:insideV w:val="single" w:color="auto" w:sz="4" w:space="0"/>
+          </w:tblBorders>
           <w:tblCellMar>
             <w:top w:w="0" w:type="dxa"/>
+            <w:left w:w="10" w:type="dxa"/>
             <w:bottom w:w="0" w:type="dxa"/>
+            <w:right w:w="10" w:type="dxa"/>
           </w:tblCellMar>
         </w:tblPrEx>
         <w:trPr>
@@ -2802,10 +2268,10 @@
           <w:tcPr>
             <w:tcW w:w="4680" w:type="dxa"/>
             <w:tcBorders>
-              <w:top w:val="single" w:sz="2" w:space="0" w:color="CCCCCC"/>
-              <w:left w:val="single" w:sz="2" w:space="0" w:color="CCCCCC"/>
-              <w:bottom w:val="single" w:sz="2" w:space="0" w:color="CCCCCC"/>
-              <w:right w:val="single" w:sz="2" w:space="0" w:color="CCCCCC"/>
+              <w:top w:val="single" w:color="CCCCCC" w:sz="2" w:space="0"/>
+              <w:left w:val="single" w:color="CCCCCC" w:sz="2" w:space="0"/>
+              <w:bottom w:val="single" w:color="CCCCCC" w:sz="2" w:space="0"/>
+              <w:right w:val="single" w:color="CCCCCC" w:sz="2" w:space="0"/>
             </w:tcBorders>
             <w:shd w:val="clear" w:color="auto" w:fill="1F4E5F"/>
             <w:tcMar>
@@ -2817,7 +2283,6 @@
             <w:vAlign w:val="center"/>
           </w:tcPr>
           <w:p>
-            <w:proofErr w:type="spellStart"/>
             <w:r>
               <w:rPr>
                 <w:b/>
@@ -2826,20 +2291,18 @@
                 <w:sz w:val="20"/>
                 <w:szCs w:val="20"/>
               </w:rPr>
-              <w:lastRenderedPageBreak/>
               <w:t>Criterion</w:t>
             </w:r>
-            <w:proofErr w:type="spellEnd"/>
           </w:p>
         </w:tc>
         <w:tc>
           <w:tcPr>
             <w:tcW w:w="4680" w:type="dxa"/>
             <w:tcBorders>
-              <w:top w:val="single" w:sz="2" w:space="0" w:color="CCCCCC"/>
-              <w:left w:val="single" w:sz="2" w:space="0" w:color="CCCCCC"/>
-              <w:bottom w:val="single" w:sz="2" w:space="0" w:color="CCCCCC"/>
-              <w:right w:val="single" w:sz="2" w:space="0" w:color="CCCCCC"/>
+              <w:top w:val="single" w:color="CCCCCC" w:sz="2" w:space="0"/>
+              <w:left w:val="single" w:color="CCCCCC" w:sz="2" w:space="0"/>
+              <w:bottom w:val="single" w:color="CCCCCC" w:sz="2" w:space="0"/>
+              <w:right w:val="single" w:color="CCCCCC" w:sz="2" w:space="0"/>
             </w:tcBorders>
             <w:shd w:val="clear" w:color="auto" w:fill="1F4E5F"/>
             <w:tcMar>
@@ -2859,82 +2322,36 @@
                 <w:sz w:val="20"/>
                 <w:szCs w:val="20"/>
               </w:rPr>
-              <w:t xml:space="preserve">How </w:t>
-            </w:r>
-            <w:proofErr w:type="spellStart"/>
-            <w:r>
-              <w:rPr>
-                <w:b/>
-                <w:bCs/>
-                <w:color w:val="FFFFFF"/>
-                <w:sz w:val="20"/>
-                <w:szCs w:val="20"/>
-              </w:rPr>
-              <w:t>it</w:t>
-            </w:r>
-            <w:proofErr w:type="spellEnd"/>
-            <w:r>
-              <w:rPr>
-                <w:b/>
-                <w:bCs/>
-                <w:color w:val="FFFFFF"/>
-                <w:sz w:val="20"/>
-                <w:szCs w:val="20"/>
-              </w:rPr>
-              <w:t xml:space="preserve"> </w:t>
-            </w:r>
-            <w:proofErr w:type="spellStart"/>
-            <w:r>
-              <w:rPr>
-                <w:b/>
-                <w:bCs/>
-                <w:color w:val="FFFFFF"/>
-                <w:sz w:val="20"/>
-                <w:szCs w:val="20"/>
-              </w:rPr>
-              <w:t>is</w:t>
-            </w:r>
-            <w:proofErr w:type="spellEnd"/>
-            <w:r>
-              <w:rPr>
-                <w:b/>
-                <w:bCs/>
-                <w:color w:val="FFFFFF"/>
-                <w:sz w:val="20"/>
-                <w:szCs w:val="20"/>
-              </w:rPr>
-              <w:t xml:space="preserve"> </w:t>
-            </w:r>
-            <w:proofErr w:type="spellStart"/>
-            <w:r>
-              <w:rPr>
-                <w:b/>
-                <w:bCs/>
-                <w:color w:val="FFFFFF"/>
-                <w:sz w:val="20"/>
-                <w:szCs w:val="20"/>
-              </w:rPr>
-              <w:t>checked</w:t>
-            </w:r>
-            <w:proofErr w:type="spellEnd"/>
+              <w:t>How it is checked</w:t>
+            </w:r>
           </w:p>
         </w:tc>
       </w:tr>
       <w:tr>
         <w:tblPrEx>
+          <w:tblBorders>
+            <w:top w:val="single" w:color="auto" w:sz="4" w:space="0"/>
+            <w:left w:val="single" w:color="auto" w:sz="4" w:space="0"/>
+            <w:bottom w:val="single" w:color="auto" w:sz="4" w:space="0"/>
+            <w:right w:val="single" w:color="auto" w:sz="4" w:space="0"/>
+            <w:insideH w:val="single" w:color="auto" w:sz="4" w:space="0"/>
+            <w:insideV w:val="single" w:color="auto" w:sz="4" w:space="0"/>
+          </w:tblBorders>
           <w:tblCellMar>
             <w:top w:w="0" w:type="dxa"/>
+            <w:left w:w="10" w:type="dxa"/>
             <w:bottom w:w="0" w:type="dxa"/>
+            <w:right w:w="10" w:type="dxa"/>
           </w:tblCellMar>
         </w:tblPrEx>
         <w:tc>
           <w:tcPr>
             <w:tcW w:w="4680" w:type="dxa"/>
             <w:tcBorders>
-              <w:top w:val="single" w:sz="2" w:space="0" w:color="CCCCCC"/>
-              <w:left w:val="single" w:sz="2" w:space="0" w:color="CCCCCC"/>
-              <w:bottom w:val="single" w:sz="2" w:space="0" w:color="CCCCCC"/>
-              <w:right w:val="single" w:sz="2" w:space="0" w:color="CCCCCC"/>
+              <w:top w:val="single" w:color="CCCCCC" w:sz="2" w:space="0"/>
+              <w:left w:val="single" w:color="CCCCCC" w:sz="2" w:space="0"/>
+              <w:bottom w:val="single" w:color="CCCCCC" w:sz="2" w:space="0"/>
+              <w:right w:val="single" w:color="CCCCCC" w:sz="2" w:space="0"/>
             </w:tcBorders>
             <w:tcMar>
               <w:top w:w="80" w:type="dxa"/>
@@ -2964,70 +2381,55 @@
           <w:tcPr>
             <w:tcW w:w="4680" w:type="dxa"/>
             <w:tcBorders>
-              <w:top w:val="single" w:sz="2" w:space="0" w:color="CCCCCC"/>
-              <w:left w:val="single" w:sz="2" w:space="0" w:color="CCCCCC"/>
-              <w:bottom w:val="single" w:sz="2" w:space="0" w:color="CCCCCC"/>
-              <w:right w:val="single" w:sz="2" w:space="0" w:color="CCCCCC"/>
-            </w:tcBorders>
-            <w:tcMar>
-              <w:top w:w="80" w:type="dxa"/>
-              <w:left w:w="120" w:type="dxa"/>
-              <w:bottom w:w="80" w:type="dxa"/>
-              <w:right w:w="120" w:type="dxa"/>
-            </w:tcMar>
-            <w:vAlign w:val="center"/>
-          </w:tcPr>
-          <w:p>
-            <w:r>
-              <w:rPr>
-                <w:sz w:val="20"/>
-                <w:szCs w:val="20"/>
-              </w:rPr>
-              <w:t xml:space="preserve">Phase 1 </w:t>
-            </w:r>
-            <w:proofErr w:type="spellStart"/>
-            <w:r>
-              <w:rPr>
-                <w:sz w:val="20"/>
-                <w:szCs w:val="20"/>
-              </w:rPr>
-              <w:t>deliverable</w:t>
-            </w:r>
-            <w:proofErr w:type="spellEnd"/>
-            <w:r>
-              <w:rPr>
-                <w:sz w:val="20"/>
-                <w:szCs w:val="20"/>
-              </w:rPr>
-              <w:t xml:space="preserve"> </w:t>
-            </w:r>
-            <w:proofErr w:type="spellStart"/>
-            <w:r>
-              <w:rPr>
-                <w:sz w:val="20"/>
-                <w:szCs w:val="20"/>
-              </w:rPr>
-              <w:t>review</w:t>
-            </w:r>
-            <w:proofErr w:type="spellEnd"/>
+              <w:top w:val="single" w:color="CCCCCC" w:sz="2" w:space="0"/>
+              <w:left w:val="single" w:color="CCCCCC" w:sz="2" w:space="0"/>
+              <w:bottom w:val="single" w:color="CCCCCC" w:sz="2" w:space="0"/>
+              <w:right w:val="single" w:color="CCCCCC" w:sz="2" w:space="0"/>
+            </w:tcBorders>
+            <w:tcMar>
+              <w:top w:w="80" w:type="dxa"/>
+              <w:left w:w="120" w:type="dxa"/>
+              <w:bottom w:w="80" w:type="dxa"/>
+              <w:right w:w="120" w:type="dxa"/>
+            </w:tcMar>
+            <w:vAlign w:val="center"/>
+          </w:tcPr>
+          <w:p>
+            <w:r>
+              <w:rPr>
+                <w:sz w:val="20"/>
+                <w:szCs w:val="20"/>
+              </w:rPr>
+              <w:t>Phase 1 deliverable review</w:t>
+            </w:r>
           </w:p>
         </w:tc>
       </w:tr>
       <w:tr>
         <w:tblPrEx>
+          <w:tblBorders>
+            <w:top w:val="single" w:color="auto" w:sz="4" w:space="0"/>
+            <w:left w:val="single" w:color="auto" w:sz="4" w:space="0"/>
+            <w:bottom w:val="single" w:color="auto" w:sz="4" w:space="0"/>
+            <w:right w:val="single" w:color="auto" w:sz="4" w:space="0"/>
+            <w:insideH w:val="single" w:color="auto" w:sz="4" w:space="0"/>
+            <w:insideV w:val="single" w:color="auto" w:sz="4" w:space="0"/>
+          </w:tblBorders>
           <w:tblCellMar>
             <w:top w:w="0" w:type="dxa"/>
+            <w:left w:w="10" w:type="dxa"/>
             <w:bottom w:w="0" w:type="dxa"/>
+            <w:right w:w="10" w:type="dxa"/>
           </w:tblCellMar>
         </w:tblPrEx>
         <w:tc>
           <w:tcPr>
             <w:tcW w:w="4680" w:type="dxa"/>
             <w:tcBorders>
-              <w:top w:val="single" w:sz="2" w:space="0" w:color="CCCCCC"/>
-              <w:left w:val="single" w:sz="2" w:space="0" w:color="CCCCCC"/>
-              <w:bottom w:val="single" w:sz="2" w:space="0" w:color="CCCCCC"/>
-              <w:right w:val="single" w:sz="2" w:space="0" w:color="CCCCCC"/>
+              <w:top w:val="single" w:color="CCCCCC" w:sz="2" w:space="0"/>
+              <w:left w:val="single" w:color="CCCCCC" w:sz="2" w:space="0"/>
+              <w:bottom w:val="single" w:color="CCCCCC" w:sz="2" w:space="0"/>
+              <w:right w:val="single" w:color="CCCCCC" w:sz="2" w:space="0"/>
             </w:tcBorders>
             <w:shd w:val="clear" w:color="auto" w:fill="EEF3F5"/>
             <w:tcMar>
@@ -3058,10 +2460,10 @@
           <w:tcPr>
             <w:tcW w:w="4680" w:type="dxa"/>
             <w:tcBorders>
-              <w:top w:val="single" w:sz="2" w:space="0" w:color="CCCCCC"/>
-              <w:left w:val="single" w:sz="2" w:space="0" w:color="CCCCCC"/>
-              <w:bottom w:val="single" w:sz="2" w:space="0" w:color="CCCCCC"/>
-              <w:right w:val="single" w:sz="2" w:space="0" w:color="CCCCCC"/>
+              <w:top w:val="single" w:color="CCCCCC" w:sz="2" w:space="0"/>
+              <w:left w:val="single" w:color="CCCCCC" w:sz="2" w:space="0"/>
+              <w:bottom w:val="single" w:color="CCCCCC" w:sz="2" w:space="0"/>
+              <w:right w:val="single" w:color="CCCCCC" w:sz="2" w:space="0"/>
             </w:tcBorders>
             <w:shd w:val="clear" w:color="auto" w:fill="EEF3F5"/>
             <w:tcMar>
@@ -3091,19 +2493,29 @@
       </w:tr>
       <w:tr>
         <w:tblPrEx>
+          <w:tblBorders>
+            <w:top w:val="single" w:color="auto" w:sz="4" w:space="0"/>
+            <w:left w:val="single" w:color="auto" w:sz="4" w:space="0"/>
+            <w:bottom w:val="single" w:color="auto" w:sz="4" w:space="0"/>
+            <w:right w:val="single" w:color="auto" w:sz="4" w:space="0"/>
+            <w:insideH w:val="single" w:color="auto" w:sz="4" w:space="0"/>
+            <w:insideV w:val="single" w:color="auto" w:sz="4" w:space="0"/>
+          </w:tblBorders>
           <w:tblCellMar>
             <w:top w:w="0" w:type="dxa"/>
+            <w:left w:w="10" w:type="dxa"/>
             <w:bottom w:w="0" w:type="dxa"/>
+            <w:right w:w="10" w:type="dxa"/>
           </w:tblCellMar>
         </w:tblPrEx>
         <w:tc>
           <w:tcPr>
             <w:tcW w:w="4680" w:type="dxa"/>
             <w:tcBorders>
-              <w:top w:val="single" w:sz="2" w:space="0" w:color="CCCCCC"/>
-              <w:left w:val="single" w:sz="2" w:space="0" w:color="CCCCCC"/>
-              <w:bottom w:val="single" w:sz="2" w:space="0" w:color="CCCCCC"/>
-              <w:right w:val="single" w:sz="2" w:space="0" w:color="CCCCCC"/>
+              <w:top w:val="single" w:color="CCCCCC" w:sz="2" w:space="0"/>
+              <w:left w:val="single" w:color="CCCCCC" w:sz="2" w:space="0"/>
+              <w:bottom w:val="single" w:color="CCCCCC" w:sz="2" w:space="0"/>
+              <w:right w:val="single" w:color="CCCCCC" w:sz="2" w:space="0"/>
             </w:tcBorders>
             <w:tcMar>
               <w:top w:w="80" w:type="dxa"/>
@@ -3133,10 +2545,10 @@
           <w:tcPr>
             <w:tcW w:w="4680" w:type="dxa"/>
             <w:tcBorders>
-              <w:top w:val="single" w:sz="2" w:space="0" w:color="CCCCCC"/>
-              <w:left w:val="single" w:sz="2" w:space="0" w:color="CCCCCC"/>
-              <w:bottom w:val="single" w:sz="2" w:space="0" w:color="CCCCCC"/>
-              <w:right w:val="single" w:sz="2" w:space="0" w:color="CCCCCC"/>
+              <w:top w:val="single" w:color="CCCCCC" w:sz="2" w:space="0"/>
+              <w:left w:val="single" w:color="CCCCCC" w:sz="2" w:space="0"/>
+              <w:bottom w:val="single" w:color="CCCCCC" w:sz="2" w:space="0"/>
+              <w:right w:val="single" w:color="CCCCCC" w:sz="2" w:space="0"/>
             </w:tcBorders>
             <w:tcMar>
               <w:top w:w="80" w:type="dxa"/>
@@ -3165,19 +2577,29 @@
       </w:tr>
       <w:tr>
         <w:tblPrEx>
+          <w:tblBorders>
+            <w:top w:val="single" w:color="auto" w:sz="4" w:space="0"/>
+            <w:left w:val="single" w:color="auto" w:sz="4" w:space="0"/>
+            <w:bottom w:val="single" w:color="auto" w:sz="4" w:space="0"/>
+            <w:right w:val="single" w:color="auto" w:sz="4" w:space="0"/>
+            <w:insideH w:val="single" w:color="auto" w:sz="4" w:space="0"/>
+            <w:insideV w:val="single" w:color="auto" w:sz="4" w:space="0"/>
+          </w:tblBorders>
           <w:tblCellMar>
             <w:top w:w="0" w:type="dxa"/>
+            <w:left w:w="10" w:type="dxa"/>
             <w:bottom w:w="0" w:type="dxa"/>
+            <w:right w:w="10" w:type="dxa"/>
           </w:tblCellMar>
         </w:tblPrEx>
         <w:tc>
           <w:tcPr>
             <w:tcW w:w="4680" w:type="dxa"/>
             <w:tcBorders>
-              <w:top w:val="single" w:sz="2" w:space="0" w:color="CCCCCC"/>
-              <w:left w:val="single" w:sz="2" w:space="0" w:color="CCCCCC"/>
-              <w:bottom w:val="single" w:sz="2" w:space="0" w:color="CCCCCC"/>
-              <w:right w:val="single" w:sz="2" w:space="0" w:color="CCCCCC"/>
+              <w:top w:val="single" w:color="CCCCCC" w:sz="2" w:space="0"/>
+              <w:left w:val="single" w:color="CCCCCC" w:sz="2" w:space="0"/>
+              <w:bottom w:val="single" w:color="CCCCCC" w:sz="2" w:space="0"/>
+              <w:right w:val="single" w:color="CCCCCC" w:sz="2" w:space="0"/>
             </w:tcBorders>
             <w:shd w:val="clear" w:color="auto" w:fill="EEF3F5"/>
             <w:tcMar>
@@ -3208,10 +2630,10 @@
           <w:tcPr>
             <w:tcW w:w="4680" w:type="dxa"/>
             <w:tcBorders>
-              <w:top w:val="single" w:sz="2" w:space="0" w:color="CCCCCC"/>
-              <w:left w:val="single" w:sz="2" w:space="0" w:color="CCCCCC"/>
-              <w:bottom w:val="single" w:sz="2" w:space="0" w:color="CCCCCC"/>
-              <w:right w:val="single" w:sz="2" w:space="0" w:color="CCCCCC"/>
+              <w:top w:val="single" w:color="CCCCCC" w:sz="2" w:space="0"/>
+              <w:left w:val="single" w:color="CCCCCC" w:sz="2" w:space="0"/>
+              <w:bottom w:val="single" w:color="CCCCCC" w:sz="2" w:space="0"/>
+              <w:right w:val="single" w:color="CCCCCC" w:sz="2" w:space="0"/>
             </w:tcBorders>
             <w:shd w:val="clear" w:color="auto" w:fill="EEF3F5"/>
             <w:tcMar>
@@ -3228,35 +2650,36 @@
                 <w:sz w:val="20"/>
                 <w:szCs w:val="20"/>
               </w:rPr>
-              <w:t xml:space="preserve">Ablation table </w:t>
-            </w:r>
-            <w:proofErr w:type="spellStart"/>
-            <w:r>
-              <w:rPr>
-                <w:sz w:val="20"/>
-                <w:szCs w:val="20"/>
-              </w:rPr>
-              <w:t>review</w:t>
-            </w:r>
-            <w:proofErr w:type="spellEnd"/>
+              <w:t>Ablation table review</w:t>
+            </w:r>
           </w:p>
         </w:tc>
       </w:tr>
       <w:tr>
         <w:tblPrEx>
+          <w:tblBorders>
+            <w:top w:val="single" w:color="auto" w:sz="4" w:space="0"/>
+            <w:left w:val="single" w:color="auto" w:sz="4" w:space="0"/>
+            <w:bottom w:val="single" w:color="auto" w:sz="4" w:space="0"/>
+            <w:right w:val="single" w:color="auto" w:sz="4" w:space="0"/>
+            <w:insideH w:val="single" w:color="auto" w:sz="4" w:space="0"/>
+            <w:insideV w:val="single" w:color="auto" w:sz="4" w:space="0"/>
+          </w:tblBorders>
           <w:tblCellMar>
             <w:top w:w="0" w:type="dxa"/>
+            <w:left w:w="10" w:type="dxa"/>
             <w:bottom w:w="0" w:type="dxa"/>
+            <w:right w:w="10" w:type="dxa"/>
           </w:tblCellMar>
         </w:tblPrEx>
         <w:tc>
           <w:tcPr>
             <w:tcW w:w="4680" w:type="dxa"/>
             <w:tcBorders>
-              <w:top w:val="single" w:sz="2" w:space="0" w:color="CCCCCC"/>
-              <w:left w:val="single" w:sz="2" w:space="0" w:color="CCCCCC"/>
-              <w:bottom w:val="single" w:sz="2" w:space="0" w:color="CCCCCC"/>
-              <w:right w:val="single" w:sz="2" w:space="0" w:color="CCCCCC"/>
+              <w:top w:val="single" w:color="CCCCCC" w:sz="2" w:space="0"/>
+              <w:left w:val="single" w:color="CCCCCC" w:sz="2" w:space="0"/>
+              <w:bottom w:val="single" w:color="CCCCCC" w:sz="2" w:space="0"/>
+              <w:right w:val="single" w:color="CCCCCC" w:sz="2" w:space="0"/>
             </w:tcBorders>
             <w:tcMar>
               <w:top w:w="80" w:type="dxa"/>
@@ -3286,10 +2709,10 @@
           <w:tcPr>
             <w:tcW w:w="4680" w:type="dxa"/>
             <w:tcBorders>
-              <w:top w:val="single" w:sz="2" w:space="0" w:color="CCCCCC"/>
-              <w:left w:val="single" w:sz="2" w:space="0" w:color="CCCCCC"/>
-              <w:bottom w:val="single" w:sz="2" w:space="0" w:color="CCCCCC"/>
-              <w:right w:val="single" w:sz="2" w:space="0" w:color="CCCCCC"/>
+              <w:top w:val="single" w:color="CCCCCC" w:sz="2" w:space="0"/>
+              <w:left w:val="single" w:color="CCCCCC" w:sz="2" w:space="0"/>
+              <w:bottom w:val="single" w:color="CCCCCC" w:sz="2" w:space="0"/>
+              <w:right w:val="single" w:color="CCCCCC" w:sz="2" w:space="0"/>
             </w:tcBorders>
             <w:tcMar>
               <w:top w:w="80" w:type="dxa"/>
@@ -3318,19 +2741,29 @@
       </w:tr>
       <w:tr>
         <w:tblPrEx>
+          <w:tblBorders>
+            <w:top w:val="single" w:color="auto" w:sz="4" w:space="0"/>
+            <w:left w:val="single" w:color="auto" w:sz="4" w:space="0"/>
+            <w:bottom w:val="single" w:color="auto" w:sz="4" w:space="0"/>
+            <w:right w:val="single" w:color="auto" w:sz="4" w:space="0"/>
+            <w:insideH w:val="single" w:color="auto" w:sz="4" w:space="0"/>
+            <w:insideV w:val="single" w:color="auto" w:sz="4" w:space="0"/>
+          </w:tblBorders>
           <w:tblCellMar>
             <w:top w:w="0" w:type="dxa"/>
+            <w:left w:w="10" w:type="dxa"/>
             <w:bottom w:w="0" w:type="dxa"/>
+            <w:right w:w="10" w:type="dxa"/>
           </w:tblCellMar>
         </w:tblPrEx>
         <w:tc>
           <w:tcPr>
             <w:tcW w:w="4680" w:type="dxa"/>
             <w:tcBorders>
-              <w:top w:val="single" w:sz="2" w:space="0" w:color="CCCCCC"/>
-              <w:left w:val="single" w:sz="2" w:space="0" w:color="CCCCCC"/>
-              <w:bottom w:val="single" w:sz="2" w:space="0" w:color="CCCCCC"/>
-              <w:right w:val="single" w:sz="2" w:space="0" w:color="CCCCCC"/>
+              <w:top w:val="single" w:color="CCCCCC" w:sz="2" w:space="0"/>
+              <w:left w:val="single" w:color="CCCCCC" w:sz="2" w:space="0"/>
+              <w:bottom w:val="single" w:color="CCCCCC" w:sz="2" w:space="0"/>
+              <w:right w:val="single" w:color="CCCCCC" w:sz="2" w:space="0"/>
             </w:tcBorders>
             <w:shd w:val="clear" w:color="auto" w:fill="EEF3F5"/>
             <w:tcMar>
@@ -3361,10 +2794,10 @@
           <w:tcPr>
             <w:tcW w:w="4680" w:type="dxa"/>
             <w:tcBorders>
-              <w:top w:val="single" w:sz="2" w:space="0" w:color="CCCCCC"/>
-              <w:left w:val="single" w:sz="2" w:space="0" w:color="CCCCCC"/>
-              <w:bottom w:val="single" w:sz="2" w:space="0" w:color="CCCCCC"/>
-              <w:right w:val="single" w:sz="2" w:space="0" w:color="CCCCCC"/>
+              <w:top w:val="single" w:color="CCCCCC" w:sz="2" w:space="0"/>
+              <w:left w:val="single" w:color="CCCCCC" w:sz="2" w:space="0"/>
+              <w:bottom w:val="single" w:color="CCCCCC" w:sz="2" w:space="0"/>
+              <w:right w:val="single" w:color="CCCCCC" w:sz="2" w:space="0"/>
             </w:tcBorders>
             <w:shd w:val="clear" w:color="auto" w:fill="EEF3F5"/>
             <w:tcMar>
@@ -3395,47 +2828,37 @@
     </w:tbl>
     <w:p>
       <w:pPr>
-        <w:pStyle w:val="Titre1"/>
-      </w:pPr>
-    </w:p>
-    <w:p>
-      <w:pPr>
-        <w:pStyle w:val="Titre1"/>
-      </w:pPr>
-      <w:r>
-        <w:t>1</w:t>
-      </w:r>
-      <w:r>
-        <w:t>1</w:t>
-      </w:r>
-      <w:r>
-        <w:t xml:space="preserve">. Joint Schedule (9 </w:t>
-      </w:r>
-      <w:proofErr w:type="spellStart"/>
-      <w:r>
-        <w:t>weeks</w:t>
-      </w:r>
-      <w:proofErr w:type="spellEnd"/>
-      <w:r>
-        <w:t>)</w:t>
+        <w:pStyle w:val="2"/>
+      </w:pPr>
+    </w:p>
+    <w:p>
+      <w:pPr>
+        <w:pStyle w:val="2"/>
+      </w:pPr>
+      <w:r>
+        <w:t>11. Joint Schedule (9 weeks)</w:t>
       </w:r>
     </w:p>
     <w:tbl>
       <w:tblPr>
+        <w:tblStyle w:val="15"/>
         <w:tblW w:w="9080" w:type="dxa"/>
+        <w:tblInd w:w="0" w:type="dxa"/>
         <w:tblBorders>
-          <w:top w:val="single" w:sz="4" w:space="0" w:color="auto"/>
-          <w:left w:val="single" w:sz="4" w:space="0" w:color="auto"/>
-          <w:bottom w:val="single" w:sz="4" w:space="0" w:color="auto"/>
-          <w:right w:val="single" w:sz="4" w:space="0" w:color="auto"/>
-          <w:insideH w:val="single" w:sz="4" w:space="0" w:color="auto"/>
-          <w:insideV w:val="single" w:sz="4" w:space="0" w:color="auto"/>
+          <w:top w:val="single" w:color="auto" w:sz="4" w:space="0"/>
+          <w:left w:val="single" w:color="auto" w:sz="4" w:space="0"/>
+          <w:bottom w:val="single" w:color="auto" w:sz="4" w:space="0"/>
+          <w:right w:val="single" w:color="auto" w:sz="4" w:space="0"/>
+          <w:insideH w:val="single" w:color="auto" w:sz="4" w:space="0"/>
+          <w:insideV w:val="single" w:color="auto" w:sz="4" w:space="0"/>
         </w:tblBorders>
+        <w:tblLayout w:type="autofit"/>
         <w:tblCellMar>
+          <w:top w:w="0" w:type="dxa"/>
           <w:left w:w="10" w:type="dxa"/>
+          <w:bottom w:w="0" w:type="dxa"/>
           <w:right w:w="10" w:type="dxa"/>
         </w:tblCellMar>
-        <w:tblLook w:val="04A0" w:firstRow="1" w:lastRow="0" w:firstColumn="1" w:lastColumn="0" w:noHBand="0" w:noVBand="1"/>
       </w:tblPr>
       <w:tblGrid>
         <w:gridCol w:w="700"/>
@@ -3445,9 +2868,19 @@
       </w:tblGrid>
       <w:tr>
         <w:tblPrEx>
+          <w:tblBorders>
+            <w:top w:val="single" w:color="auto" w:sz="4" w:space="0"/>
+            <w:left w:val="single" w:color="auto" w:sz="4" w:space="0"/>
+            <w:bottom w:val="single" w:color="auto" w:sz="4" w:space="0"/>
+            <w:right w:val="single" w:color="auto" w:sz="4" w:space="0"/>
+            <w:insideH w:val="single" w:color="auto" w:sz="4" w:space="0"/>
+            <w:insideV w:val="single" w:color="auto" w:sz="4" w:space="0"/>
+          </w:tblBorders>
           <w:tblCellMar>
             <w:top w:w="0" w:type="dxa"/>
+            <w:left w:w="10" w:type="dxa"/>
             <w:bottom w:w="0" w:type="dxa"/>
+            <w:right w:w="10" w:type="dxa"/>
           </w:tblCellMar>
         </w:tblPrEx>
         <w:trPr>
@@ -3457,10 +2890,10 @@
           <w:tcPr>
             <w:tcW w:w="700" w:type="dxa"/>
             <w:tcBorders>
-              <w:top w:val="single" w:sz="2" w:space="0" w:color="CCCCCC"/>
-              <w:left w:val="single" w:sz="2" w:space="0" w:color="CCCCCC"/>
-              <w:bottom w:val="single" w:sz="2" w:space="0" w:color="CCCCCC"/>
-              <w:right w:val="single" w:sz="2" w:space="0" w:color="CCCCCC"/>
+              <w:top w:val="single" w:color="CCCCCC" w:sz="2" w:space="0"/>
+              <w:left w:val="single" w:color="CCCCCC" w:sz="2" w:space="0"/>
+              <w:bottom w:val="single" w:color="CCCCCC" w:sz="2" w:space="0"/>
+              <w:right w:val="single" w:color="CCCCCC" w:sz="2" w:space="0"/>
             </w:tcBorders>
             <w:shd w:val="clear" w:color="auto" w:fill="1F4E5F"/>
             <w:tcMar>
@@ -3472,7 +2905,6 @@
             <w:vAlign w:val="center"/>
           </w:tcPr>
           <w:p>
-            <w:proofErr w:type="spellStart"/>
             <w:r>
               <w:rPr>
                 <w:b/>
@@ -3483,17 +2915,16 @@
               </w:rPr>
               <w:t>Wk</w:t>
             </w:r>
-            <w:proofErr w:type="spellEnd"/>
           </w:p>
         </w:tc>
         <w:tc>
           <w:tcPr>
             <w:tcW w:w="3060" w:type="dxa"/>
             <w:tcBorders>
-              <w:top w:val="single" w:sz="2" w:space="0" w:color="CCCCCC"/>
-              <w:left w:val="single" w:sz="2" w:space="0" w:color="CCCCCC"/>
-              <w:bottom w:val="single" w:sz="2" w:space="0" w:color="CCCCCC"/>
-              <w:right w:val="single" w:sz="2" w:space="0" w:color="CCCCCC"/>
+              <w:top w:val="single" w:color="CCCCCC" w:sz="2" w:space="0"/>
+              <w:left w:val="single" w:color="CCCCCC" w:sz="2" w:space="0"/>
+              <w:bottom w:val="single" w:color="CCCCCC" w:sz="2" w:space="0"/>
+              <w:right w:val="single" w:color="CCCCCC" w:sz="2" w:space="0"/>
             </w:tcBorders>
             <w:shd w:val="clear" w:color="auto" w:fill="1F4E5F"/>
             <w:tcMar>
@@ -3513,9 +2944,34 @@
                 <w:sz w:val="20"/>
                 <w:szCs w:val="20"/>
               </w:rPr>
-              <w:t>Both (</w:t>
-            </w:r>
-            <w:proofErr w:type="spellStart"/>
+              <w:t>Both (shared core)</w:t>
+            </w:r>
+          </w:p>
+        </w:tc>
+        <w:tc>
+          <w:tcPr>
+            <w:tcW w:w="3060" w:type="dxa"/>
+            <w:tcBorders>
+              <w:top w:val="single" w:color="CCCCCC" w:sz="2" w:space="0"/>
+              <w:left w:val="single" w:color="CCCCCC" w:sz="2" w:space="0"/>
+              <w:bottom w:val="single" w:color="CCCCCC" w:sz="2" w:space="0"/>
+              <w:right w:val="single" w:color="CCCCCC" w:sz="2" w:space="0"/>
+            </w:tcBorders>
+            <w:shd w:val="clear" w:color="auto" w:fill="1F4E5F"/>
+            <w:tcMar>
+              <w:top w:w="80" w:type="dxa"/>
+              <w:left w:w="120" w:type="dxa"/>
+              <w:bottom w:w="80" w:type="dxa"/>
+              <w:right w:w="120" w:type="dxa"/>
+            </w:tcMar>
+            <w:vAlign w:val="center"/>
+          </w:tcPr>
+          <w:p>
+            <w:pPr>
+              <w:rPr>
+                <w:lang w:val="en-US"/>
+              </w:rPr>
+            </w:pPr>
             <w:r>
               <w:rPr>
                 <w:b/>
@@ -3523,10 +2979,31 @@
                 <w:color w:val="FFFFFF"/>
                 <w:sz w:val="20"/>
                 <w:szCs w:val="20"/>
-              </w:rPr>
-              <w:t>shared</w:t>
-            </w:r>
-            <w:proofErr w:type="spellEnd"/>
+                <w:lang w:val="en-US"/>
+              </w:rPr>
+              <w:t>Track A / Track B (diverge from Week 3)</w:t>
+            </w:r>
+          </w:p>
+        </w:tc>
+        <w:tc>
+          <w:tcPr>
+            <w:tcW w:w="2260" w:type="dxa"/>
+            <w:tcBorders>
+              <w:top w:val="single" w:color="CCCCCC" w:sz="2" w:space="0"/>
+              <w:left w:val="single" w:color="CCCCCC" w:sz="2" w:space="0"/>
+              <w:bottom w:val="single" w:color="CCCCCC" w:sz="2" w:space="0"/>
+              <w:right w:val="single" w:color="CCCCCC" w:sz="2" w:space="0"/>
+            </w:tcBorders>
+            <w:shd w:val="clear" w:color="auto" w:fill="1F4E5F"/>
+            <w:tcMar>
+              <w:top w:w="80" w:type="dxa"/>
+              <w:left w:w="120" w:type="dxa"/>
+              <w:bottom w:w="80" w:type="dxa"/>
+              <w:right w:w="120" w:type="dxa"/>
+            </w:tcMar>
+            <w:vAlign w:val="center"/>
+          </w:tcPr>
+          <w:p>
             <w:r>
               <w:rPr>
                 <w:b/>
@@ -3535,172 +3012,36 @@
                 <w:sz w:val="20"/>
                 <w:szCs w:val="20"/>
               </w:rPr>
-              <w:t xml:space="preserve"> </w:t>
-            </w:r>
-            <w:proofErr w:type="spellStart"/>
-            <w:r>
-              <w:rPr>
-                <w:b/>
-                <w:bCs/>
-                <w:color w:val="FFFFFF"/>
-                <w:sz w:val="20"/>
-                <w:szCs w:val="20"/>
-              </w:rPr>
-              <w:t>core</w:t>
-            </w:r>
-            <w:proofErr w:type="spellEnd"/>
-            <w:r>
-              <w:rPr>
-                <w:b/>
-                <w:bCs/>
-                <w:color w:val="FFFFFF"/>
-                <w:sz w:val="20"/>
-                <w:szCs w:val="20"/>
-              </w:rPr>
-              <w:t>)</w:t>
-            </w:r>
-          </w:p>
-        </w:tc>
-        <w:tc>
-          <w:tcPr>
-            <w:tcW w:w="3060" w:type="dxa"/>
-            <w:tcBorders>
-              <w:top w:val="single" w:sz="2" w:space="0" w:color="CCCCCC"/>
-              <w:left w:val="single" w:sz="2" w:space="0" w:color="CCCCCC"/>
-              <w:bottom w:val="single" w:sz="2" w:space="0" w:color="CCCCCC"/>
-              <w:right w:val="single" w:sz="2" w:space="0" w:color="CCCCCC"/>
-            </w:tcBorders>
-            <w:shd w:val="clear" w:color="auto" w:fill="1F4E5F"/>
-            <w:tcMar>
-              <w:top w:w="80" w:type="dxa"/>
-              <w:left w:w="120" w:type="dxa"/>
-              <w:bottom w:w="80" w:type="dxa"/>
-              <w:right w:w="120" w:type="dxa"/>
-            </w:tcMar>
-            <w:vAlign w:val="center"/>
-          </w:tcPr>
-          <w:p>
-            <w:pPr>
-              <w:rPr>
-                <w:lang w:val="en-US"/>
-              </w:rPr>
-            </w:pPr>
-            <w:r>
-              <w:rPr>
-                <w:b/>
-                <w:bCs/>
-                <w:color w:val="FFFFFF"/>
-                <w:sz w:val="20"/>
-                <w:szCs w:val="20"/>
-                <w:lang w:val="en-US"/>
-              </w:rPr>
-              <w:t>Track A / Track B (diverge from Week 3)</w:t>
-            </w:r>
-          </w:p>
-        </w:tc>
-        <w:tc>
-          <w:tcPr>
-            <w:tcW w:w="2260" w:type="dxa"/>
-            <w:tcBorders>
-              <w:top w:val="single" w:sz="2" w:space="0" w:color="CCCCCC"/>
-              <w:left w:val="single" w:sz="2" w:space="0" w:color="CCCCCC"/>
-              <w:bottom w:val="single" w:sz="2" w:space="0" w:color="CCCCCC"/>
-              <w:right w:val="single" w:sz="2" w:space="0" w:color="CCCCCC"/>
-            </w:tcBorders>
-            <w:shd w:val="clear" w:color="auto" w:fill="1F4E5F"/>
-            <w:tcMar>
-              <w:top w:w="80" w:type="dxa"/>
-              <w:left w:w="120" w:type="dxa"/>
-              <w:bottom w:w="80" w:type="dxa"/>
-              <w:right w:w="120" w:type="dxa"/>
-            </w:tcMar>
-            <w:vAlign w:val="center"/>
-          </w:tcPr>
-          <w:p>
-            <w:r>
-              <w:rPr>
-                <w:b/>
-                <w:bCs/>
-                <w:color w:val="FFFFFF"/>
-                <w:sz w:val="20"/>
-                <w:szCs w:val="20"/>
-              </w:rPr>
-              <w:t xml:space="preserve">Joint </w:t>
-            </w:r>
-            <w:proofErr w:type="spellStart"/>
-            <w:r>
-              <w:rPr>
-                <w:b/>
-                <w:bCs/>
-                <w:color w:val="FFFFFF"/>
-                <w:sz w:val="20"/>
-                <w:szCs w:val="20"/>
-              </w:rPr>
-              <w:t>sync</w:t>
-            </w:r>
-            <w:proofErr w:type="spellEnd"/>
-            <w:r>
-              <w:rPr>
-                <w:b/>
-                <w:bCs/>
-                <w:color w:val="FFFFFF"/>
-                <w:sz w:val="20"/>
-                <w:szCs w:val="20"/>
-              </w:rPr>
-              <w:t xml:space="preserve"> / </w:t>
-            </w:r>
-            <w:proofErr w:type="spellStart"/>
-            <w:r>
-              <w:rPr>
-                <w:b/>
-                <w:bCs/>
-                <w:color w:val="FFFFFF"/>
-                <w:sz w:val="20"/>
-                <w:szCs w:val="20"/>
-              </w:rPr>
-              <w:t>shared</w:t>
-            </w:r>
-            <w:proofErr w:type="spellEnd"/>
-            <w:r>
-              <w:rPr>
-                <w:b/>
-                <w:bCs/>
-                <w:color w:val="FFFFFF"/>
-                <w:sz w:val="20"/>
-                <w:szCs w:val="20"/>
-              </w:rPr>
-              <w:t xml:space="preserve"> </w:t>
-            </w:r>
-            <w:proofErr w:type="spellStart"/>
-            <w:r>
-              <w:rPr>
-                <w:b/>
-                <w:bCs/>
-                <w:color w:val="FFFFFF"/>
-                <w:sz w:val="20"/>
-                <w:szCs w:val="20"/>
-              </w:rPr>
-              <w:t>artifact</w:t>
-            </w:r>
-            <w:proofErr w:type="spellEnd"/>
+              <w:t>Joint sync / shared artifact</w:t>
+            </w:r>
           </w:p>
         </w:tc>
       </w:tr>
       <w:tr>
         <w:tblPrEx>
+          <w:tblBorders>
+            <w:top w:val="single" w:color="auto" w:sz="4" w:space="0"/>
+            <w:left w:val="single" w:color="auto" w:sz="4" w:space="0"/>
+            <w:bottom w:val="single" w:color="auto" w:sz="4" w:space="0"/>
+            <w:right w:val="single" w:color="auto" w:sz="4" w:space="0"/>
+            <w:insideH w:val="single" w:color="auto" w:sz="4" w:space="0"/>
+            <w:insideV w:val="single" w:color="auto" w:sz="4" w:space="0"/>
+          </w:tblBorders>
           <w:tblCellMar>
             <w:top w:w="0" w:type="dxa"/>
+            <w:left w:w="10" w:type="dxa"/>
             <w:bottom w:w="0" w:type="dxa"/>
+            <w:right w:w="10" w:type="dxa"/>
           </w:tblCellMar>
         </w:tblPrEx>
         <w:tc>
           <w:tcPr>
             <w:tcW w:w="700" w:type="dxa"/>
             <w:tcBorders>
-              <w:top w:val="single" w:sz="2" w:space="0" w:color="CCCCCC"/>
-              <w:left w:val="single" w:sz="2" w:space="0" w:color="CCCCCC"/>
-              <w:bottom w:val="single" w:sz="2" w:space="0" w:color="CCCCCC"/>
-              <w:right w:val="single" w:sz="2" w:space="0" w:color="CCCCCC"/>
+              <w:top w:val="single" w:color="CCCCCC" w:sz="2" w:space="0"/>
+              <w:left w:val="single" w:color="CCCCCC" w:sz="2" w:space="0"/>
+              <w:bottom w:val="single" w:color="CCCCCC" w:sz="2" w:space="0"/>
+              <w:right w:val="single" w:color="CCCCCC" w:sz="2" w:space="0"/>
             </w:tcBorders>
             <w:tcMar>
               <w:top w:w="80" w:type="dxa"/>
@@ -3724,10 +3065,10 @@
           <w:tcPr>
             <w:tcW w:w="3060" w:type="dxa"/>
             <w:tcBorders>
-              <w:top w:val="single" w:sz="2" w:space="0" w:color="CCCCCC"/>
-              <w:left w:val="single" w:sz="2" w:space="0" w:color="CCCCCC"/>
-              <w:bottom w:val="single" w:sz="2" w:space="0" w:color="CCCCCC"/>
-              <w:right w:val="single" w:sz="2" w:space="0" w:color="CCCCCC"/>
+              <w:top w:val="single" w:color="CCCCCC" w:sz="2" w:space="0"/>
+              <w:left w:val="single" w:color="CCCCCC" w:sz="2" w:space="0"/>
+              <w:bottom w:val="single" w:color="CCCCCC" w:sz="2" w:space="0"/>
+              <w:right w:val="single" w:color="CCCCCC" w:sz="2" w:space="0"/>
             </w:tcBorders>
             <w:tcMar>
               <w:top w:w="80" w:type="dxa"/>
@@ -3757,10 +3098,10 @@
           <w:tcPr>
             <w:tcW w:w="3060" w:type="dxa"/>
             <w:tcBorders>
-              <w:top w:val="single" w:sz="2" w:space="0" w:color="CCCCCC"/>
-              <w:left w:val="single" w:sz="2" w:space="0" w:color="CCCCCC"/>
-              <w:bottom w:val="single" w:sz="2" w:space="0" w:color="CCCCCC"/>
-              <w:right w:val="single" w:sz="2" w:space="0" w:color="CCCCCC"/>
+              <w:top w:val="single" w:color="CCCCCC" w:sz="2" w:space="0"/>
+              <w:left w:val="single" w:color="CCCCCC" w:sz="2" w:space="0"/>
+              <w:bottom w:val="single" w:color="CCCCCC" w:sz="2" w:space="0"/>
+              <w:right w:val="single" w:color="CCCCCC" w:sz="2" w:space="0"/>
             </w:tcBorders>
             <w:tcMar>
               <w:top w:w="80" w:type="dxa"/>
@@ -3784,10 +3125,10 @@
           <w:tcPr>
             <w:tcW w:w="2260" w:type="dxa"/>
             <w:tcBorders>
-              <w:top w:val="single" w:sz="2" w:space="0" w:color="CCCCCC"/>
-              <w:left w:val="single" w:sz="2" w:space="0" w:color="CCCCCC"/>
-              <w:bottom w:val="single" w:sz="2" w:space="0" w:color="CCCCCC"/>
-              <w:right w:val="single" w:sz="2" w:space="0" w:color="CCCCCC"/>
+              <w:top w:val="single" w:color="CCCCCC" w:sz="2" w:space="0"/>
+              <w:left w:val="single" w:color="CCCCCC" w:sz="2" w:space="0"/>
+              <w:bottom w:val="single" w:color="CCCCCC" w:sz="2" w:space="0"/>
+              <w:right w:val="single" w:color="CCCCCC" w:sz="2" w:space="0"/>
             </w:tcBorders>
             <w:tcMar>
               <w:top w:w="80" w:type="dxa"/>
@@ -3809,44 +3150,36 @@
                 <w:szCs w:val="20"/>
                 <w:lang w:val="en-US"/>
               </w:rPr>
-              <w:t>Kickoff: agree shared knowledge-</w:t>
-            </w:r>
-            <w:proofErr w:type="spellStart"/>
-            <w:r>
-              <w:rPr>
-                <w:sz w:val="20"/>
-                <w:szCs w:val="20"/>
-                <w:lang w:val="en-US"/>
-              </w:rPr>
-              <w:t>base</w:t>
-            </w:r>
-            <w:proofErr w:type="spellEnd"/>
-            <w:r>
-              <w:rPr>
-                <w:sz w:val="20"/>
-                <w:szCs w:val="20"/>
-                <w:lang w:val="en-US"/>
-              </w:rPr>
-              <w:t xml:space="preserve"> domain</w:t>
+              <w:t>Kickoff: agree shared knowledge-base domain</w:t>
             </w:r>
           </w:p>
         </w:tc>
       </w:tr>
       <w:tr>
         <w:tblPrEx>
+          <w:tblBorders>
+            <w:top w:val="single" w:color="auto" w:sz="4" w:space="0"/>
+            <w:left w:val="single" w:color="auto" w:sz="4" w:space="0"/>
+            <w:bottom w:val="single" w:color="auto" w:sz="4" w:space="0"/>
+            <w:right w:val="single" w:color="auto" w:sz="4" w:space="0"/>
+            <w:insideH w:val="single" w:color="auto" w:sz="4" w:space="0"/>
+            <w:insideV w:val="single" w:color="auto" w:sz="4" w:space="0"/>
+          </w:tblBorders>
           <w:tblCellMar>
             <w:top w:w="0" w:type="dxa"/>
+            <w:left w:w="10" w:type="dxa"/>
             <w:bottom w:w="0" w:type="dxa"/>
+            <w:right w:w="10" w:type="dxa"/>
           </w:tblCellMar>
         </w:tblPrEx>
         <w:tc>
           <w:tcPr>
             <w:tcW w:w="700" w:type="dxa"/>
             <w:tcBorders>
-              <w:top w:val="single" w:sz="2" w:space="0" w:color="CCCCCC"/>
-              <w:left w:val="single" w:sz="2" w:space="0" w:color="CCCCCC"/>
-              <w:bottom w:val="single" w:sz="2" w:space="0" w:color="CCCCCC"/>
-              <w:right w:val="single" w:sz="2" w:space="0" w:color="CCCCCC"/>
+              <w:top w:val="single" w:color="CCCCCC" w:sz="2" w:space="0"/>
+              <w:left w:val="single" w:color="CCCCCC" w:sz="2" w:space="0"/>
+              <w:bottom w:val="single" w:color="CCCCCC" w:sz="2" w:space="0"/>
+              <w:right w:val="single" w:color="CCCCCC" w:sz="2" w:space="0"/>
             </w:tcBorders>
             <w:shd w:val="clear" w:color="auto" w:fill="EEF3F5"/>
             <w:tcMar>
@@ -3871,10 +3204,10 @@
           <w:tcPr>
             <w:tcW w:w="3060" w:type="dxa"/>
             <w:tcBorders>
-              <w:top w:val="single" w:sz="2" w:space="0" w:color="CCCCCC"/>
-              <w:left w:val="single" w:sz="2" w:space="0" w:color="CCCCCC"/>
-              <w:bottom w:val="single" w:sz="2" w:space="0" w:color="CCCCCC"/>
-              <w:right w:val="single" w:sz="2" w:space="0" w:color="CCCCCC"/>
+              <w:top w:val="single" w:color="CCCCCC" w:sz="2" w:space="0"/>
+              <w:left w:val="single" w:color="CCCCCC" w:sz="2" w:space="0"/>
+              <w:bottom w:val="single" w:color="CCCCCC" w:sz="2" w:space="0"/>
+              <w:right w:val="single" w:color="CCCCCC" w:sz="2" w:space="0"/>
             </w:tcBorders>
             <w:shd w:val="clear" w:color="auto" w:fill="EEF3F5"/>
             <w:tcMar>
@@ -3905,10 +3238,10 @@
           <w:tcPr>
             <w:tcW w:w="3060" w:type="dxa"/>
             <w:tcBorders>
-              <w:top w:val="single" w:sz="2" w:space="0" w:color="CCCCCC"/>
-              <w:left w:val="single" w:sz="2" w:space="0" w:color="CCCCCC"/>
-              <w:bottom w:val="single" w:sz="2" w:space="0" w:color="CCCCCC"/>
-              <w:right w:val="single" w:sz="2" w:space="0" w:color="CCCCCC"/>
+              <w:top w:val="single" w:color="CCCCCC" w:sz="2" w:space="0"/>
+              <w:left w:val="single" w:color="CCCCCC" w:sz="2" w:space="0"/>
+              <w:bottom w:val="single" w:color="CCCCCC" w:sz="2" w:space="0"/>
+              <w:right w:val="single" w:color="CCCCCC" w:sz="2" w:space="0"/>
             </w:tcBorders>
             <w:shd w:val="clear" w:color="auto" w:fill="EEF3F5"/>
             <w:tcMar>
@@ -3933,10 +3266,10 @@
           <w:tcPr>
             <w:tcW w:w="2260" w:type="dxa"/>
             <w:tcBorders>
-              <w:top w:val="single" w:sz="2" w:space="0" w:color="CCCCCC"/>
-              <w:left w:val="single" w:sz="2" w:space="0" w:color="CCCCCC"/>
-              <w:bottom w:val="single" w:sz="2" w:space="0" w:color="CCCCCC"/>
-              <w:right w:val="single" w:sz="2" w:space="0" w:color="CCCCCC"/>
+              <w:top w:val="single" w:color="CCCCCC" w:sz="2" w:space="0"/>
+              <w:left w:val="single" w:color="CCCCCC" w:sz="2" w:space="0"/>
+              <w:bottom w:val="single" w:color="CCCCCC" w:sz="2" w:space="0"/>
+              <w:right w:val="single" w:color="CCCCCC" w:sz="2" w:space="0"/>
             </w:tcBorders>
             <w:shd w:val="clear" w:color="auto" w:fill="EEF3F5"/>
             <w:tcMar>
@@ -3966,19 +3299,29 @@
       </w:tr>
       <w:tr>
         <w:tblPrEx>
+          <w:tblBorders>
+            <w:top w:val="single" w:color="auto" w:sz="4" w:space="0"/>
+            <w:left w:val="single" w:color="auto" w:sz="4" w:space="0"/>
+            <w:bottom w:val="single" w:color="auto" w:sz="4" w:space="0"/>
+            <w:right w:val="single" w:color="auto" w:sz="4" w:space="0"/>
+            <w:insideH w:val="single" w:color="auto" w:sz="4" w:space="0"/>
+            <w:insideV w:val="single" w:color="auto" w:sz="4" w:space="0"/>
+          </w:tblBorders>
           <w:tblCellMar>
             <w:top w:w="0" w:type="dxa"/>
+            <w:left w:w="10" w:type="dxa"/>
             <w:bottom w:w="0" w:type="dxa"/>
+            <w:right w:w="10" w:type="dxa"/>
           </w:tblCellMar>
         </w:tblPrEx>
         <w:tc>
           <w:tcPr>
             <w:tcW w:w="700" w:type="dxa"/>
             <w:tcBorders>
-              <w:top w:val="single" w:sz="2" w:space="0" w:color="CCCCCC"/>
-              <w:left w:val="single" w:sz="2" w:space="0" w:color="CCCCCC"/>
-              <w:bottom w:val="single" w:sz="2" w:space="0" w:color="CCCCCC"/>
-              <w:right w:val="single" w:sz="2" w:space="0" w:color="CCCCCC"/>
+              <w:top w:val="single" w:color="CCCCCC" w:sz="2" w:space="0"/>
+              <w:left w:val="single" w:color="CCCCCC" w:sz="2" w:space="0"/>
+              <w:bottom w:val="single" w:color="CCCCCC" w:sz="2" w:space="0"/>
+              <w:right w:val="single" w:color="CCCCCC" w:sz="2" w:space="0"/>
             </w:tcBorders>
             <w:tcMar>
               <w:top w:w="80" w:type="dxa"/>
@@ -4002,10 +3345,10 @@
           <w:tcPr>
             <w:tcW w:w="3060" w:type="dxa"/>
             <w:tcBorders>
-              <w:top w:val="single" w:sz="2" w:space="0" w:color="CCCCCC"/>
-              <w:left w:val="single" w:sz="2" w:space="0" w:color="CCCCCC"/>
-              <w:bottom w:val="single" w:sz="2" w:space="0" w:color="CCCCCC"/>
-              <w:right w:val="single" w:sz="2" w:space="0" w:color="CCCCCC"/>
+              <w:top w:val="single" w:color="CCCCCC" w:sz="2" w:space="0"/>
+              <w:left w:val="single" w:color="CCCCCC" w:sz="2" w:space="0"/>
+              <w:bottom w:val="single" w:color="CCCCCC" w:sz="2" w:space="0"/>
+              <w:right w:val="single" w:color="CCCCCC" w:sz="2" w:space="0"/>
             </w:tcBorders>
             <w:tcMar>
               <w:top w:w="80" w:type="dxa"/>
@@ -4029,10 +3372,10 @@
           <w:tcPr>
             <w:tcW w:w="3060" w:type="dxa"/>
             <w:tcBorders>
-              <w:top w:val="single" w:sz="2" w:space="0" w:color="CCCCCC"/>
-              <w:left w:val="single" w:sz="2" w:space="0" w:color="CCCCCC"/>
-              <w:bottom w:val="single" w:sz="2" w:space="0" w:color="CCCCCC"/>
-              <w:right w:val="single" w:sz="2" w:space="0" w:color="CCCCCC"/>
+              <w:top w:val="single" w:color="CCCCCC" w:sz="2" w:space="0"/>
+              <w:left w:val="single" w:color="CCCCCC" w:sz="2" w:space="0"/>
+              <w:bottom w:val="single" w:color="CCCCCC" w:sz="2" w:space="0"/>
+              <w:right w:val="single" w:color="CCCCCC" w:sz="2" w:space="0"/>
             </w:tcBorders>
             <w:tcMar>
               <w:top w:w="80" w:type="dxa"/>
@@ -4051,57 +3394,23 @@
               </w:rPr>
               <w:t xml:space="preserve">A: Phase 1 — benchmark orchestration frameworks (shortlist, install, minimal task in each). </w:t>
             </w:r>
-            <w:proofErr w:type="gramStart"/>
-            <w:r>
-              <w:rPr>
-                <w:sz w:val="20"/>
-                <w:szCs w:val="20"/>
-              </w:rPr>
-              <w:t>B:</w:t>
-            </w:r>
-            <w:proofErr w:type="gramEnd"/>
-            <w:r>
-              <w:rPr>
-                <w:sz w:val="20"/>
-                <w:szCs w:val="20"/>
-              </w:rPr>
-              <w:t xml:space="preserve"> start </w:t>
-            </w:r>
-            <w:proofErr w:type="spellStart"/>
-            <w:r>
-              <w:rPr>
-                <w:sz w:val="20"/>
-                <w:szCs w:val="20"/>
-              </w:rPr>
-              <w:t>vector</w:t>
-            </w:r>
-            <w:proofErr w:type="spellEnd"/>
-            <w:r>
-              <w:rPr>
-                <w:sz w:val="20"/>
-                <w:szCs w:val="20"/>
-              </w:rPr>
-              <w:t xml:space="preserve">-store </w:t>
-            </w:r>
-            <w:proofErr w:type="spellStart"/>
-            <w:r>
-              <w:rPr>
-                <w:sz w:val="20"/>
-                <w:szCs w:val="20"/>
-              </w:rPr>
-              <w:t>comparison</w:t>
-            </w:r>
-            <w:proofErr w:type="spellEnd"/>
+            <w:r>
+              <w:rPr>
+                <w:sz w:val="20"/>
+                <w:szCs w:val="20"/>
+              </w:rPr>
+              <w:t>B: start vector-store comparison</w:t>
+            </w:r>
           </w:p>
         </w:tc>
         <w:tc>
           <w:tcPr>
             <w:tcW w:w="2260" w:type="dxa"/>
             <w:tcBorders>
-              <w:top w:val="single" w:sz="2" w:space="0" w:color="CCCCCC"/>
-              <w:left w:val="single" w:sz="2" w:space="0" w:color="CCCCCC"/>
-              <w:bottom w:val="single" w:sz="2" w:space="0" w:color="CCCCCC"/>
-              <w:right w:val="single" w:sz="2" w:space="0" w:color="CCCCCC"/>
+              <w:top w:val="single" w:color="CCCCCC" w:sz="2" w:space="0"/>
+              <w:left w:val="single" w:color="CCCCCC" w:sz="2" w:space="0"/>
+              <w:bottom w:val="single" w:color="CCCCCC" w:sz="2" w:space="0"/>
+              <w:right w:val="single" w:color="CCCCCC" w:sz="2" w:space="0"/>
             </w:tcBorders>
             <w:tcMar>
               <w:top w:w="80" w:type="dxa"/>
@@ -4124,19 +3433,29 @@
       </w:tr>
       <w:tr>
         <w:tblPrEx>
+          <w:tblBorders>
+            <w:top w:val="single" w:color="auto" w:sz="4" w:space="0"/>
+            <w:left w:val="single" w:color="auto" w:sz="4" w:space="0"/>
+            <w:bottom w:val="single" w:color="auto" w:sz="4" w:space="0"/>
+            <w:right w:val="single" w:color="auto" w:sz="4" w:space="0"/>
+            <w:insideH w:val="single" w:color="auto" w:sz="4" w:space="0"/>
+            <w:insideV w:val="single" w:color="auto" w:sz="4" w:space="0"/>
+          </w:tblBorders>
           <w:tblCellMar>
             <w:top w:w="0" w:type="dxa"/>
+            <w:left w:w="10" w:type="dxa"/>
             <w:bottom w:w="0" w:type="dxa"/>
+            <w:right w:w="10" w:type="dxa"/>
           </w:tblCellMar>
         </w:tblPrEx>
         <w:tc>
           <w:tcPr>
             <w:tcW w:w="700" w:type="dxa"/>
             <w:tcBorders>
-              <w:top w:val="single" w:sz="2" w:space="0" w:color="CCCCCC"/>
-              <w:left w:val="single" w:sz="2" w:space="0" w:color="CCCCCC"/>
-              <w:bottom w:val="single" w:sz="2" w:space="0" w:color="CCCCCC"/>
-              <w:right w:val="single" w:sz="2" w:space="0" w:color="CCCCCC"/>
+              <w:top w:val="single" w:color="CCCCCC" w:sz="2" w:space="0"/>
+              <w:left w:val="single" w:color="CCCCCC" w:sz="2" w:space="0"/>
+              <w:bottom w:val="single" w:color="CCCCCC" w:sz="2" w:space="0"/>
+              <w:right w:val="single" w:color="CCCCCC" w:sz="2" w:space="0"/>
             </w:tcBorders>
             <w:shd w:val="clear" w:color="auto" w:fill="EEF3F5"/>
             <w:tcMar>
@@ -4161,10 +3480,10 @@
           <w:tcPr>
             <w:tcW w:w="3060" w:type="dxa"/>
             <w:tcBorders>
-              <w:top w:val="single" w:sz="2" w:space="0" w:color="CCCCCC"/>
-              <w:left w:val="single" w:sz="2" w:space="0" w:color="CCCCCC"/>
-              <w:bottom w:val="single" w:sz="2" w:space="0" w:color="CCCCCC"/>
-              <w:right w:val="single" w:sz="2" w:space="0" w:color="CCCCCC"/>
+              <w:top w:val="single" w:color="CCCCCC" w:sz="2" w:space="0"/>
+              <w:left w:val="single" w:color="CCCCCC" w:sz="2" w:space="0"/>
+              <w:bottom w:val="single" w:color="CCCCCC" w:sz="2" w:space="0"/>
+              <w:right w:val="single" w:color="CCCCCC" w:sz="2" w:space="0"/>
             </w:tcBorders>
             <w:shd w:val="clear" w:color="auto" w:fill="EEF3F5"/>
             <w:tcMar>
@@ -4189,10 +3508,10 @@
           <w:tcPr>
             <w:tcW w:w="3060" w:type="dxa"/>
             <w:tcBorders>
-              <w:top w:val="single" w:sz="2" w:space="0" w:color="CCCCCC"/>
-              <w:left w:val="single" w:sz="2" w:space="0" w:color="CCCCCC"/>
-              <w:bottom w:val="single" w:sz="2" w:space="0" w:color="CCCCCC"/>
-              <w:right w:val="single" w:sz="2" w:space="0" w:color="CCCCCC"/>
+              <w:top w:val="single" w:color="CCCCCC" w:sz="2" w:space="0"/>
+              <w:left w:val="single" w:color="CCCCCC" w:sz="2" w:space="0"/>
+              <w:bottom w:val="single" w:color="CCCCCC" w:sz="2" w:space="0"/>
+              <w:right w:val="single" w:color="CCCCCC" w:sz="2" w:space="0"/>
             </w:tcBorders>
             <w:shd w:val="clear" w:color="auto" w:fill="EEF3F5"/>
             <w:tcMar>
@@ -4223,10 +3542,10 @@
           <w:tcPr>
             <w:tcW w:w="2260" w:type="dxa"/>
             <w:tcBorders>
-              <w:top w:val="single" w:sz="2" w:space="0" w:color="CCCCCC"/>
-              <w:left w:val="single" w:sz="2" w:space="0" w:color="CCCCCC"/>
-              <w:bottom w:val="single" w:sz="2" w:space="0" w:color="CCCCCC"/>
-              <w:right w:val="single" w:sz="2" w:space="0" w:color="CCCCCC"/>
+              <w:top w:val="single" w:color="CCCCCC" w:sz="2" w:space="0"/>
+              <w:left w:val="single" w:color="CCCCCC" w:sz="2" w:space="0"/>
+              <w:bottom w:val="single" w:color="CCCCCC" w:sz="2" w:space="0"/>
+              <w:right w:val="single" w:color="CCCCCC" w:sz="2" w:space="0"/>
             </w:tcBorders>
             <w:shd w:val="clear" w:color="auto" w:fill="EEF3F5"/>
             <w:tcMar>
@@ -4250,19 +3569,29 @@
       </w:tr>
       <w:tr>
         <w:tblPrEx>
+          <w:tblBorders>
+            <w:top w:val="single" w:color="auto" w:sz="4" w:space="0"/>
+            <w:left w:val="single" w:color="auto" w:sz="4" w:space="0"/>
+            <w:bottom w:val="single" w:color="auto" w:sz="4" w:space="0"/>
+            <w:right w:val="single" w:color="auto" w:sz="4" w:space="0"/>
+            <w:insideH w:val="single" w:color="auto" w:sz="4" w:space="0"/>
+            <w:insideV w:val="single" w:color="auto" w:sz="4" w:space="0"/>
+          </w:tblBorders>
           <w:tblCellMar>
             <w:top w:w="0" w:type="dxa"/>
+            <w:left w:w="10" w:type="dxa"/>
             <w:bottom w:w="0" w:type="dxa"/>
+            <w:right w:w="10" w:type="dxa"/>
           </w:tblCellMar>
         </w:tblPrEx>
         <w:tc>
           <w:tcPr>
             <w:tcW w:w="700" w:type="dxa"/>
             <w:tcBorders>
-              <w:top w:val="single" w:sz="2" w:space="0" w:color="CCCCCC"/>
-              <w:left w:val="single" w:sz="2" w:space="0" w:color="CCCCCC"/>
-              <w:bottom w:val="single" w:sz="2" w:space="0" w:color="CCCCCC"/>
-              <w:right w:val="single" w:sz="2" w:space="0" w:color="CCCCCC"/>
+              <w:top w:val="single" w:color="CCCCCC" w:sz="2" w:space="0"/>
+              <w:left w:val="single" w:color="CCCCCC" w:sz="2" w:space="0"/>
+              <w:bottom w:val="single" w:color="CCCCCC" w:sz="2" w:space="0"/>
+              <w:right w:val="single" w:color="CCCCCC" w:sz="2" w:space="0"/>
             </w:tcBorders>
             <w:tcMar>
               <w:top w:w="80" w:type="dxa"/>
@@ -4286,10 +3615,10 @@
           <w:tcPr>
             <w:tcW w:w="3060" w:type="dxa"/>
             <w:tcBorders>
-              <w:top w:val="single" w:sz="2" w:space="0" w:color="CCCCCC"/>
-              <w:left w:val="single" w:sz="2" w:space="0" w:color="CCCCCC"/>
-              <w:bottom w:val="single" w:sz="2" w:space="0" w:color="CCCCCC"/>
-              <w:right w:val="single" w:sz="2" w:space="0" w:color="CCCCCC"/>
+              <w:top w:val="single" w:color="CCCCCC" w:sz="2" w:space="0"/>
+              <w:left w:val="single" w:color="CCCCCC" w:sz="2" w:space="0"/>
+              <w:bottom w:val="single" w:color="CCCCCC" w:sz="2" w:space="0"/>
+              <w:right w:val="single" w:color="CCCCCC" w:sz="2" w:space="0"/>
             </w:tcBorders>
             <w:tcMar>
               <w:top w:w="80" w:type="dxa"/>
@@ -4313,10 +3642,10 @@
           <w:tcPr>
             <w:tcW w:w="3060" w:type="dxa"/>
             <w:tcBorders>
-              <w:top w:val="single" w:sz="2" w:space="0" w:color="CCCCCC"/>
-              <w:left w:val="single" w:sz="2" w:space="0" w:color="CCCCCC"/>
-              <w:bottom w:val="single" w:sz="2" w:space="0" w:color="CCCCCC"/>
-              <w:right w:val="single" w:sz="2" w:space="0" w:color="CCCCCC"/>
+              <w:top w:val="single" w:color="CCCCCC" w:sz="2" w:space="0"/>
+              <w:left w:val="single" w:color="CCCCCC" w:sz="2" w:space="0"/>
+              <w:bottom w:val="single" w:color="CCCCCC" w:sz="2" w:space="0"/>
+              <w:right w:val="single" w:color="CCCCCC" w:sz="2" w:space="0"/>
             </w:tcBorders>
             <w:tcMar>
               <w:top w:w="80" w:type="dxa"/>
@@ -4338,16 +3667,7 @@
                 <w:szCs w:val="20"/>
                 <w:lang w:val="en-US"/>
               </w:rPr>
-              <w:t xml:space="preserve">A: begin context-enrichment design (event log schema, draft S4–S6) on the chosen framework. B: finish evaluation-tooling comparison; bring the real retrieval service online; </w:t>
-            </w:r>
-            <w:r>
-              <w:rPr>
-                <w:sz w:val="20"/>
-                <w:szCs w:val="20"/>
-                <w:lang w:val="en-US"/>
-              </w:rPr>
-              <w:lastRenderedPageBreak/>
-              <w:t>start the network-request emission service</w:t>
+              <w:t>A: begin context-enrichment design (event log schema, draft S4–S6) on the chosen framework. B: finish evaluation-tooling comparison; bring the real retrieval service online; start the network-request emission service</w:t>
             </w:r>
           </w:p>
         </w:tc>
@@ -4355,10 +3675,10 @@
           <w:tcPr>
             <w:tcW w:w="2260" w:type="dxa"/>
             <w:tcBorders>
-              <w:top w:val="single" w:sz="2" w:space="0" w:color="CCCCCC"/>
-              <w:left w:val="single" w:sz="2" w:space="0" w:color="CCCCCC"/>
-              <w:bottom w:val="single" w:sz="2" w:space="0" w:color="CCCCCC"/>
-              <w:right w:val="single" w:sz="2" w:space="0" w:color="CCCCCC"/>
+              <w:top w:val="single" w:color="CCCCCC" w:sz="2" w:space="0"/>
+              <w:left w:val="single" w:color="CCCCCC" w:sz="2" w:space="0"/>
+              <w:bottom w:val="single" w:color="CCCCCC" w:sz="2" w:space="0"/>
+              <w:right w:val="single" w:color="CCCCCC" w:sz="2" w:space="0"/>
             </w:tcBorders>
             <w:tcMar>
               <w:top w:w="80" w:type="dxa"/>
@@ -4380,7 +3700,6 @@
                 <w:szCs w:val="20"/>
                 <w:lang w:val="en-US"/>
               </w:rPr>
-              <w:lastRenderedPageBreak/>
               <w:t>Retrieval service goes live — A switches from stub to real endpoint</w:t>
             </w:r>
           </w:p>
@@ -4388,19 +3707,29 @@
       </w:tr>
       <w:tr>
         <w:tblPrEx>
+          <w:tblBorders>
+            <w:top w:val="single" w:color="auto" w:sz="4" w:space="0"/>
+            <w:left w:val="single" w:color="auto" w:sz="4" w:space="0"/>
+            <w:bottom w:val="single" w:color="auto" w:sz="4" w:space="0"/>
+            <w:right w:val="single" w:color="auto" w:sz="4" w:space="0"/>
+            <w:insideH w:val="single" w:color="auto" w:sz="4" w:space="0"/>
+            <w:insideV w:val="single" w:color="auto" w:sz="4" w:space="0"/>
+          </w:tblBorders>
           <w:tblCellMar>
             <w:top w:w="0" w:type="dxa"/>
+            <w:left w:w="10" w:type="dxa"/>
             <w:bottom w:w="0" w:type="dxa"/>
+            <w:right w:w="10" w:type="dxa"/>
           </w:tblCellMar>
         </w:tblPrEx>
         <w:tc>
           <w:tcPr>
             <w:tcW w:w="700" w:type="dxa"/>
             <w:tcBorders>
-              <w:top w:val="single" w:sz="2" w:space="0" w:color="CCCCCC"/>
-              <w:left w:val="single" w:sz="2" w:space="0" w:color="CCCCCC"/>
-              <w:bottom w:val="single" w:sz="2" w:space="0" w:color="CCCCCC"/>
-              <w:right w:val="single" w:sz="2" w:space="0" w:color="CCCCCC"/>
+              <w:top w:val="single" w:color="CCCCCC" w:sz="2" w:space="0"/>
+              <w:left w:val="single" w:color="CCCCCC" w:sz="2" w:space="0"/>
+              <w:bottom w:val="single" w:color="CCCCCC" w:sz="2" w:space="0"/>
+              <w:right w:val="single" w:color="CCCCCC" w:sz="2" w:space="0"/>
             </w:tcBorders>
             <w:shd w:val="clear" w:color="auto" w:fill="EEF3F5"/>
             <w:tcMar>
@@ -4425,10 +3754,10 @@
           <w:tcPr>
             <w:tcW w:w="3060" w:type="dxa"/>
             <w:tcBorders>
-              <w:top w:val="single" w:sz="2" w:space="0" w:color="CCCCCC"/>
-              <w:left w:val="single" w:sz="2" w:space="0" w:color="CCCCCC"/>
-              <w:bottom w:val="single" w:sz="2" w:space="0" w:color="CCCCCC"/>
-              <w:right w:val="single" w:sz="2" w:space="0" w:color="CCCCCC"/>
+              <w:top w:val="single" w:color="CCCCCC" w:sz="2" w:space="0"/>
+              <w:left w:val="single" w:color="CCCCCC" w:sz="2" w:space="0"/>
+              <w:bottom w:val="single" w:color="CCCCCC" w:sz="2" w:space="0"/>
+              <w:right w:val="single" w:color="CCCCCC" w:sz="2" w:space="0"/>
             </w:tcBorders>
             <w:shd w:val="clear" w:color="auto" w:fill="EEF3F5"/>
             <w:tcMar>
@@ -4453,10 +3782,10 @@
           <w:tcPr>
             <w:tcW w:w="3060" w:type="dxa"/>
             <w:tcBorders>
-              <w:top w:val="single" w:sz="2" w:space="0" w:color="CCCCCC"/>
-              <w:left w:val="single" w:sz="2" w:space="0" w:color="CCCCCC"/>
-              <w:bottom w:val="single" w:sz="2" w:space="0" w:color="CCCCCC"/>
-              <w:right w:val="single" w:sz="2" w:space="0" w:color="CCCCCC"/>
+              <w:top w:val="single" w:color="CCCCCC" w:sz="2" w:space="0"/>
+              <w:left w:val="single" w:color="CCCCCC" w:sz="2" w:space="0"/>
+              <w:bottom w:val="single" w:color="CCCCCC" w:sz="2" w:space="0"/>
+              <w:right w:val="single" w:color="CCCCCC" w:sz="2" w:space="0"/>
             </w:tcBorders>
             <w:shd w:val="clear" w:color="auto" w:fill="EEF3F5"/>
             <w:tcMar>
@@ -4487,10 +3816,10 @@
           <w:tcPr>
             <w:tcW w:w="2260" w:type="dxa"/>
             <w:tcBorders>
-              <w:top w:val="single" w:sz="2" w:space="0" w:color="CCCCCC"/>
-              <w:left w:val="single" w:sz="2" w:space="0" w:color="CCCCCC"/>
-              <w:bottom w:val="single" w:sz="2" w:space="0" w:color="CCCCCC"/>
-              <w:right w:val="single" w:sz="2" w:space="0" w:color="CCCCCC"/>
+              <w:top w:val="single" w:color="CCCCCC" w:sz="2" w:space="0"/>
+              <w:left w:val="single" w:color="CCCCCC" w:sz="2" w:space="0"/>
+              <w:bottom w:val="single" w:color="CCCCCC" w:sz="2" w:space="0"/>
+              <w:right w:val="single" w:color="CCCCCC" w:sz="2" w:space="0"/>
             </w:tcBorders>
             <w:shd w:val="clear" w:color="auto" w:fill="EEF3F5"/>
             <w:tcMar>
@@ -4514,19 +3843,29 @@
       </w:tr>
       <w:tr>
         <w:tblPrEx>
+          <w:tblBorders>
+            <w:top w:val="single" w:color="auto" w:sz="4" w:space="0"/>
+            <w:left w:val="single" w:color="auto" w:sz="4" w:space="0"/>
+            <w:bottom w:val="single" w:color="auto" w:sz="4" w:space="0"/>
+            <w:right w:val="single" w:color="auto" w:sz="4" w:space="0"/>
+            <w:insideH w:val="single" w:color="auto" w:sz="4" w:space="0"/>
+            <w:insideV w:val="single" w:color="auto" w:sz="4" w:space="0"/>
+          </w:tblBorders>
           <w:tblCellMar>
             <w:top w:w="0" w:type="dxa"/>
+            <w:left w:w="10" w:type="dxa"/>
             <w:bottom w:w="0" w:type="dxa"/>
+            <w:right w:w="10" w:type="dxa"/>
           </w:tblCellMar>
         </w:tblPrEx>
         <w:tc>
           <w:tcPr>
             <w:tcW w:w="700" w:type="dxa"/>
             <w:tcBorders>
-              <w:top w:val="single" w:sz="2" w:space="0" w:color="CCCCCC"/>
-              <w:left w:val="single" w:sz="2" w:space="0" w:color="CCCCCC"/>
-              <w:bottom w:val="single" w:sz="2" w:space="0" w:color="CCCCCC"/>
-              <w:right w:val="single" w:sz="2" w:space="0" w:color="CCCCCC"/>
+              <w:top w:val="single" w:color="CCCCCC" w:sz="2" w:space="0"/>
+              <w:left w:val="single" w:color="CCCCCC" w:sz="2" w:space="0"/>
+              <w:bottom w:val="single" w:color="CCCCCC" w:sz="2" w:space="0"/>
+              <w:right w:val="single" w:color="CCCCCC" w:sz="2" w:space="0"/>
             </w:tcBorders>
             <w:tcMar>
               <w:top w:w="80" w:type="dxa"/>
@@ -4550,10 +3889,10 @@
           <w:tcPr>
             <w:tcW w:w="3060" w:type="dxa"/>
             <w:tcBorders>
-              <w:top w:val="single" w:sz="2" w:space="0" w:color="CCCCCC"/>
-              <w:left w:val="single" w:sz="2" w:space="0" w:color="CCCCCC"/>
-              <w:bottom w:val="single" w:sz="2" w:space="0" w:color="CCCCCC"/>
-              <w:right w:val="single" w:sz="2" w:space="0" w:color="CCCCCC"/>
+              <w:top w:val="single" w:color="CCCCCC" w:sz="2" w:space="0"/>
+              <w:left w:val="single" w:color="CCCCCC" w:sz="2" w:space="0"/>
+              <w:bottom w:val="single" w:color="CCCCCC" w:sz="2" w:space="0"/>
+              <w:right w:val="single" w:color="CCCCCC" w:sz="2" w:space="0"/>
             </w:tcBorders>
             <w:tcMar>
               <w:top w:w="80" w:type="dxa"/>
@@ -4577,10 +3916,10 @@
           <w:tcPr>
             <w:tcW w:w="3060" w:type="dxa"/>
             <w:tcBorders>
-              <w:top w:val="single" w:sz="2" w:space="0" w:color="CCCCCC"/>
-              <w:left w:val="single" w:sz="2" w:space="0" w:color="CCCCCC"/>
-              <w:bottom w:val="single" w:sz="2" w:space="0" w:color="CCCCCC"/>
-              <w:right w:val="single" w:sz="2" w:space="0" w:color="CCCCCC"/>
+              <w:top w:val="single" w:color="CCCCCC" w:sz="2" w:space="0"/>
+              <w:left w:val="single" w:color="CCCCCC" w:sz="2" w:space="0"/>
+              <w:bottom w:val="single" w:color="CCCCCC" w:sz="2" w:space="0"/>
+              <w:right w:val="single" w:color="CCCCCC" w:sz="2" w:space="0"/>
             </w:tcBorders>
             <w:tcMar>
               <w:top w:w="80" w:type="dxa"/>
@@ -4610,10 +3949,10 @@
           <w:tcPr>
             <w:tcW w:w="2260" w:type="dxa"/>
             <w:tcBorders>
-              <w:top w:val="single" w:sz="2" w:space="0" w:color="CCCCCC"/>
-              <w:left w:val="single" w:sz="2" w:space="0" w:color="CCCCCC"/>
-              <w:bottom w:val="single" w:sz="2" w:space="0" w:color="CCCCCC"/>
-              <w:right w:val="single" w:sz="2" w:space="0" w:color="CCCCCC"/>
+              <w:top w:val="single" w:color="CCCCCC" w:sz="2" w:space="0"/>
+              <w:left w:val="single" w:color="CCCCCC" w:sz="2" w:space="0"/>
+              <w:bottom w:val="single" w:color="CCCCCC" w:sz="2" w:space="0"/>
+              <w:right w:val="single" w:color="CCCCCC" w:sz="2" w:space="0"/>
             </w:tcBorders>
             <w:tcMar>
               <w:top w:w="80" w:type="dxa"/>
@@ -4636,19 +3975,29 @@
       </w:tr>
       <w:tr>
         <w:tblPrEx>
+          <w:tblBorders>
+            <w:top w:val="single" w:color="auto" w:sz="4" w:space="0"/>
+            <w:left w:val="single" w:color="auto" w:sz="4" w:space="0"/>
+            <w:bottom w:val="single" w:color="auto" w:sz="4" w:space="0"/>
+            <w:right w:val="single" w:color="auto" w:sz="4" w:space="0"/>
+            <w:insideH w:val="single" w:color="auto" w:sz="4" w:space="0"/>
+            <w:insideV w:val="single" w:color="auto" w:sz="4" w:space="0"/>
+          </w:tblBorders>
           <w:tblCellMar>
             <w:top w:w="0" w:type="dxa"/>
+            <w:left w:w="10" w:type="dxa"/>
             <w:bottom w:w="0" w:type="dxa"/>
+            <w:right w:w="10" w:type="dxa"/>
           </w:tblCellMar>
         </w:tblPrEx>
         <w:tc>
           <w:tcPr>
             <w:tcW w:w="700" w:type="dxa"/>
             <w:tcBorders>
-              <w:top w:val="single" w:sz="2" w:space="0" w:color="CCCCCC"/>
-              <w:left w:val="single" w:sz="2" w:space="0" w:color="CCCCCC"/>
-              <w:bottom w:val="single" w:sz="2" w:space="0" w:color="CCCCCC"/>
-              <w:right w:val="single" w:sz="2" w:space="0" w:color="CCCCCC"/>
+              <w:top w:val="single" w:color="CCCCCC" w:sz="2" w:space="0"/>
+              <w:left w:val="single" w:color="CCCCCC" w:sz="2" w:space="0"/>
+              <w:bottom w:val="single" w:color="CCCCCC" w:sz="2" w:space="0"/>
+              <w:right w:val="single" w:color="CCCCCC" w:sz="2" w:space="0"/>
             </w:tcBorders>
             <w:shd w:val="clear" w:color="auto" w:fill="EEF3F5"/>
             <w:tcMar>
@@ -4673,10 +4022,10 @@
           <w:tcPr>
             <w:tcW w:w="3060" w:type="dxa"/>
             <w:tcBorders>
-              <w:top w:val="single" w:sz="2" w:space="0" w:color="CCCCCC"/>
-              <w:left w:val="single" w:sz="2" w:space="0" w:color="CCCCCC"/>
-              <w:bottom w:val="single" w:sz="2" w:space="0" w:color="CCCCCC"/>
-              <w:right w:val="single" w:sz="2" w:space="0" w:color="CCCCCC"/>
+              <w:top w:val="single" w:color="CCCCCC" w:sz="2" w:space="0"/>
+              <w:left w:val="single" w:color="CCCCCC" w:sz="2" w:space="0"/>
+              <w:bottom w:val="single" w:color="CCCCCC" w:sz="2" w:space="0"/>
+              <w:right w:val="single" w:color="CCCCCC" w:sz="2" w:space="0"/>
             </w:tcBorders>
             <w:shd w:val="clear" w:color="auto" w:fill="EEF3F5"/>
             <w:tcMar>
@@ -4701,10 +4050,10 @@
           <w:tcPr>
             <w:tcW w:w="3060" w:type="dxa"/>
             <w:tcBorders>
-              <w:top w:val="single" w:sz="2" w:space="0" w:color="CCCCCC"/>
-              <w:left w:val="single" w:sz="2" w:space="0" w:color="CCCCCC"/>
-              <w:bottom w:val="single" w:sz="2" w:space="0" w:color="CCCCCC"/>
-              <w:right w:val="single" w:sz="2" w:space="0" w:color="CCCCCC"/>
+              <w:top w:val="single" w:color="CCCCCC" w:sz="2" w:space="0"/>
+              <w:left w:val="single" w:color="CCCCCC" w:sz="2" w:space="0"/>
+              <w:bottom w:val="single" w:color="CCCCCC" w:sz="2" w:space="0"/>
+              <w:right w:val="single" w:color="CCCCCC" w:sz="2" w:space="0"/>
             </w:tcBorders>
             <w:shd w:val="clear" w:color="auto" w:fill="EEF3F5"/>
             <w:tcMar>
@@ -4724,69 +4073,12 @@
               </w:rPr>
               <w:t xml:space="preserve">A: add quantitative scoring to the ablation using B's tooling; start write-up. </w:t>
             </w:r>
-            <w:proofErr w:type="gramStart"/>
-            <w:r>
-              <w:rPr>
-                <w:sz w:val="20"/>
-                <w:szCs w:val="20"/>
-              </w:rPr>
-              <w:t>B:</w:t>
-            </w:r>
-            <w:proofErr w:type="gramEnd"/>
-            <w:r>
-              <w:rPr>
-                <w:sz w:val="20"/>
-                <w:szCs w:val="20"/>
-              </w:rPr>
-              <w:t xml:space="preserve"> </w:t>
-            </w:r>
-            <w:proofErr w:type="spellStart"/>
-            <w:r>
-              <w:rPr>
-                <w:sz w:val="20"/>
-                <w:szCs w:val="20"/>
-              </w:rPr>
-              <w:t>finalize</w:t>
-            </w:r>
-            <w:proofErr w:type="spellEnd"/>
-            <w:r>
-              <w:rPr>
-                <w:sz w:val="20"/>
-                <w:szCs w:val="20"/>
-              </w:rPr>
-              <w:t xml:space="preserve"> the RAG </w:t>
-            </w:r>
-            <w:proofErr w:type="spellStart"/>
-            <w:r>
-              <w:rPr>
-                <w:sz w:val="20"/>
-                <w:szCs w:val="20"/>
-              </w:rPr>
-              <w:t>comparison</w:t>
-            </w:r>
-            <w:proofErr w:type="spellEnd"/>
-            <w:r>
-              <w:rPr>
-                <w:sz w:val="20"/>
-                <w:szCs w:val="20"/>
-              </w:rPr>
-              <w:t xml:space="preserve"> </w:t>
-            </w:r>
-            <w:proofErr w:type="spellStart"/>
-            <w:r>
-              <w:rPr>
-                <w:sz w:val="20"/>
-                <w:szCs w:val="20"/>
-              </w:rPr>
-              <w:t>write</w:t>
-            </w:r>
-            <w:proofErr w:type="spellEnd"/>
-            <w:r>
-              <w:rPr>
-                <w:sz w:val="20"/>
-                <w:szCs w:val="20"/>
-              </w:rPr>
-              <w:t>-up</w:t>
+            <w:r>
+              <w:rPr>
+                <w:sz w:val="20"/>
+                <w:szCs w:val="20"/>
+              </w:rPr>
+              <w:t>B: finalize the RAG comparison write-up</w:t>
             </w:r>
           </w:p>
         </w:tc>
@@ -4794,10 +4086,10 @@
           <w:tcPr>
             <w:tcW w:w="2260" w:type="dxa"/>
             <w:tcBorders>
-              <w:top w:val="single" w:sz="2" w:space="0" w:color="CCCCCC"/>
-              <w:left w:val="single" w:sz="2" w:space="0" w:color="CCCCCC"/>
-              <w:bottom w:val="single" w:sz="2" w:space="0" w:color="CCCCCC"/>
-              <w:right w:val="single" w:sz="2" w:space="0" w:color="CCCCCC"/>
+              <w:top w:val="single" w:color="CCCCCC" w:sz="2" w:space="0"/>
+              <w:left w:val="single" w:color="CCCCCC" w:sz="2" w:space="0"/>
+              <w:bottom w:val="single" w:color="CCCCCC" w:sz="2" w:space="0"/>
+              <w:right w:val="single" w:color="CCCCCC" w:sz="2" w:space="0"/>
             </w:tcBorders>
             <w:shd w:val="clear" w:color="auto" w:fill="EEF3F5"/>
             <w:tcMar>
@@ -4821,19 +4113,29 @@
       </w:tr>
       <w:tr>
         <w:tblPrEx>
+          <w:tblBorders>
+            <w:top w:val="single" w:color="auto" w:sz="4" w:space="0"/>
+            <w:left w:val="single" w:color="auto" w:sz="4" w:space="0"/>
+            <w:bottom w:val="single" w:color="auto" w:sz="4" w:space="0"/>
+            <w:right w:val="single" w:color="auto" w:sz="4" w:space="0"/>
+            <w:insideH w:val="single" w:color="auto" w:sz="4" w:space="0"/>
+            <w:insideV w:val="single" w:color="auto" w:sz="4" w:space="0"/>
+          </w:tblBorders>
           <w:tblCellMar>
             <w:top w:w="0" w:type="dxa"/>
+            <w:left w:w="10" w:type="dxa"/>
             <w:bottom w:w="0" w:type="dxa"/>
+            <w:right w:w="10" w:type="dxa"/>
           </w:tblCellMar>
         </w:tblPrEx>
         <w:tc>
           <w:tcPr>
             <w:tcW w:w="700" w:type="dxa"/>
             <w:tcBorders>
-              <w:top w:val="single" w:sz="2" w:space="0" w:color="CCCCCC"/>
-              <w:left w:val="single" w:sz="2" w:space="0" w:color="CCCCCC"/>
-              <w:bottom w:val="single" w:sz="2" w:space="0" w:color="CCCCCC"/>
-              <w:right w:val="single" w:sz="2" w:space="0" w:color="CCCCCC"/>
+              <w:top w:val="single" w:color="CCCCCC" w:sz="2" w:space="0"/>
+              <w:left w:val="single" w:color="CCCCCC" w:sz="2" w:space="0"/>
+              <w:bottom w:val="single" w:color="CCCCCC" w:sz="2" w:space="0"/>
+              <w:right w:val="single" w:color="CCCCCC" w:sz="2" w:space="0"/>
             </w:tcBorders>
             <w:tcMar>
               <w:top w:w="80" w:type="dxa"/>
@@ -4857,10 +4159,10 @@
           <w:tcPr>
             <w:tcW w:w="3060" w:type="dxa"/>
             <w:tcBorders>
-              <w:top w:val="single" w:sz="2" w:space="0" w:color="CCCCCC"/>
-              <w:left w:val="single" w:sz="2" w:space="0" w:color="CCCCCC"/>
-              <w:bottom w:val="single" w:sz="2" w:space="0" w:color="CCCCCC"/>
-              <w:right w:val="single" w:sz="2" w:space="0" w:color="CCCCCC"/>
+              <w:top w:val="single" w:color="CCCCCC" w:sz="2" w:space="0"/>
+              <w:left w:val="single" w:color="CCCCCC" w:sz="2" w:space="0"/>
+              <w:bottom w:val="single" w:color="CCCCCC" w:sz="2" w:space="0"/>
+              <w:right w:val="single" w:color="CCCCCC" w:sz="2" w:space="0"/>
             </w:tcBorders>
             <w:tcMar>
               <w:top w:w="80" w:type="dxa"/>
@@ -4890,10 +4192,10 @@
           <w:tcPr>
             <w:tcW w:w="3060" w:type="dxa"/>
             <w:tcBorders>
-              <w:top w:val="single" w:sz="2" w:space="0" w:color="CCCCCC"/>
-              <w:left w:val="single" w:sz="2" w:space="0" w:color="CCCCCC"/>
-              <w:bottom w:val="single" w:sz="2" w:space="0" w:color="CCCCCC"/>
-              <w:right w:val="single" w:sz="2" w:space="0" w:color="CCCCCC"/>
+              <w:top w:val="single" w:color="CCCCCC" w:sz="2" w:space="0"/>
+              <w:left w:val="single" w:color="CCCCCC" w:sz="2" w:space="0"/>
+              <w:bottom w:val="single" w:color="CCCCCC" w:sz="2" w:space="0"/>
+              <w:right w:val="single" w:color="CCCCCC" w:sz="2" w:space="0"/>
             </w:tcBorders>
             <w:tcMar>
               <w:top w:w="80" w:type="dxa"/>
@@ -4923,10 +4225,10 @@
           <w:tcPr>
             <w:tcW w:w="2260" w:type="dxa"/>
             <w:tcBorders>
-              <w:top w:val="single" w:sz="2" w:space="0" w:color="CCCCCC"/>
-              <w:left w:val="single" w:sz="2" w:space="0" w:color="CCCCCC"/>
-              <w:bottom w:val="single" w:sz="2" w:space="0" w:color="CCCCCC"/>
-              <w:right w:val="single" w:sz="2" w:space="0" w:color="CCCCCC"/>
+              <w:top w:val="single" w:color="CCCCCC" w:sz="2" w:space="0"/>
+              <w:left w:val="single" w:color="CCCCCC" w:sz="2" w:space="0"/>
+              <w:bottom w:val="single" w:color="CCCCCC" w:sz="2" w:space="0"/>
+              <w:right w:val="single" w:color="CCCCCC" w:sz="2" w:space="0"/>
             </w:tcBorders>
             <w:tcMar>
               <w:top w:w="80" w:type="dxa"/>
@@ -4956,36 +4258,32 @@
     </w:tbl>
     <w:p>
       <w:pPr>
-        <w:pStyle w:val="Titre1"/>
-      </w:pPr>
-      <w:r>
-        <w:t xml:space="preserve">Appendix A — Orchestration Framework </w:t>
-      </w:r>
-      <w:proofErr w:type="spellStart"/>
-      <w:r>
-        <w:t>Comparison</w:t>
-      </w:r>
-      <w:proofErr w:type="spellEnd"/>
-      <w:r>
-        <w:t xml:space="preserve"> Template</w:t>
+        <w:pStyle w:val="2"/>
+      </w:pPr>
+      <w:r>
+        <w:t>Appendix A — Orchestration Framework Comparison Template</w:t>
       </w:r>
     </w:p>
     <w:tbl>
       <w:tblPr>
+        <w:tblStyle w:val="15"/>
         <w:tblW w:w="9360" w:type="dxa"/>
+        <w:tblInd w:w="0" w:type="dxa"/>
         <w:tblBorders>
-          <w:top w:val="single" w:sz="4" w:space="0" w:color="auto"/>
-          <w:left w:val="single" w:sz="4" w:space="0" w:color="auto"/>
-          <w:bottom w:val="single" w:sz="4" w:space="0" w:color="auto"/>
-          <w:right w:val="single" w:sz="4" w:space="0" w:color="auto"/>
-          <w:insideH w:val="single" w:sz="4" w:space="0" w:color="auto"/>
-          <w:insideV w:val="single" w:sz="4" w:space="0" w:color="auto"/>
+          <w:top w:val="single" w:color="auto" w:sz="4" w:space="0"/>
+          <w:left w:val="single" w:color="auto" w:sz="4" w:space="0"/>
+          <w:bottom w:val="single" w:color="auto" w:sz="4" w:space="0"/>
+          <w:right w:val="single" w:color="auto" w:sz="4" w:space="0"/>
+          <w:insideH w:val="single" w:color="auto" w:sz="4" w:space="0"/>
+          <w:insideV w:val="single" w:color="auto" w:sz="4" w:space="0"/>
         </w:tblBorders>
+        <w:tblLayout w:type="autofit"/>
         <w:tblCellMar>
+          <w:top w:w="0" w:type="dxa"/>
           <w:left w:w="10" w:type="dxa"/>
+          <w:bottom w:w="0" w:type="dxa"/>
           <w:right w:w="10" w:type="dxa"/>
         </w:tblCellMar>
-        <w:tblLook w:val="04A0" w:firstRow="1" w:lastRow="0" w:firstColumn="1" w:lastColumn="0" w:noHBand="0" w:noVBand="1"/>
       </w:tblPr>
       <w:tblGrid>
         <w:gridCol w:w="2340"/>
@@ -4995,9 +4293,19 @@
       </w:tblGrid>
       <w:tr>
         <w:tblPrEx>
+          <w:tblBorders>
+            <w:top w:val="single" w:color="auto" w:sz="4" w:space="0"/>
+            <w:left w:val="single" w:color="auto" w:sz="4" w:space="0"/>
+            <w:bottom w:val="single" w:color="auto" w:sz="4" w:space="0"/>
+            <w:right w:val="single" w:color="auto" w:sz="4" w:space="0"/>
+            <w:insideH w:val="single" w:color="auto" w:sz="4" w:space="0"/>
+            <w:insideV w:val="single" w:color="auto" w:sz="4" w:space="0"/>
+          </w:tblBorders>
           <w:tblCellMar>
             <w:top w:w="0" w:type="dxa"/>
+            <w:left w:w="10" w:type="dxa"/>
             <w:bottom w:w="0" w:type="dxa"/>
+            <w:right w:w="10" w:type="dxa"/>
           </w:tblCellMar>
         </w:tblPrEx>
         <w:trPr>
@@ -5007,10 +4315,10 @@
           <w:tcPr>
             <w:tcW w:w="2340" w:type="dxa"/>
             <w:tcBorders>
-              <w:top w:val="single" w:sz="2" w:space="0" w:color="CCCCCC"/>
-              <w:left w:val="single" w:sz="2" w:space="0" w:color="CCCCCC"/>
-              <w:bottom w:val="single" w:sz="2" w:space="0" w:color="CCCCCC"/>
-              <w:right w:val="single" w:sz="2" w:space="0" w:color="CCCCCC"/>
+              <w:top w:val="single" w:color="CCCCCC" w:sz="2" w:space="0"/>
+              <w:left w:val="single" w:color="CCCCCC" w:sz="2" w:space="0"/>
+              <w:bottom w:val="single" w:color="CCCCCC" w:sz="2" w:space="0"/>
+              <w:right w:val="single" w:color="CCCCCC" w:sz="2" w:space="0"/>
             </w:tcBorders>
             <w:shd w:val="clear" w:color="auto" w:fill="1F4E5F"/>
             <w:tcMar>
@@ -5022,7 +4330,6 @@
             <w:vAlign w:val="center"/>
           </w:tcPr>
           <w:p>
-            <w:proofErr w:type="spellStart"/>
             <w:r>
               <w:rPr>
                 <w:b/>
@@ -5033,17 +4340,16 @@
               </w:rPr>
               <w:t>Criterion</w:t>
             </w:r>
-            <w:proofErr w:type="spellEnd"/>
           </w:p>
         </w:tc>
         <w:tc>
           <w:tcPr>
             <w:tcW w:w="2340" w:type="dxa"/>
             <w:tcBorders>
-              <w:top w:val="single" w:sz="2" w:space="0" w:color="CCCCCC"/>
-              <w:left w:val="single" w:sz="2" w:space="0" w:color="CCCCCC"/>
-              <w:bottom w:val="single" w:sz="2" w:space="0" w:color="CCCCCC"/>
-              <w:right w:val="single" w:sz="2" w:space="0" w:color="CCCCCC"/>
+              <w:top w:val="single" w:color="CCCCCC" w:sz="2" w:space="0"/>
+              <w:left w:val="single" w:color="CCCCCC" w:sz="2" w:space="0"/>
+              <w:bottom w:val="single" w:color="CCCCCC" w:sz="2" w:space="0"/>
+              <w:right w:val="single" w:color="CCCCCC" w:sz="2" w:space="0"/>
             </w:tcBorders>
             <w:shd w:val="clear" w:color="auto" w:fill="1F4E5F"/>
             <w:tcMar>
@@ -5071,10 +4377,10 @@
           <w:tcPr>
             <w:tcW w:w="2340" w:type="dxa"/>
             <w:tcBorders>
-              <w:top w:val="single" w:sz="2" w:space="0" w:color="CCCCCC"/>
-              <w:left w:val="single" w:sz="2" w:space="0" w:color="CCCCCC"/>
-              <w:bottom w:val="single" w:sz="2" w:space="0" w:color="CCCCCC"/>
-              <w:right w:val="single" w:sz="2" w:space="0" w:color="CCCCCC"/>
+              <w:top w:val="single" w:color="CCCCCC" w:sz="2" w:space="0"/>
+              <w:left w:val="single" w:color="CCCCCC" w:sz="2" w:space="0"/>
+              <w:bottom w:val="single" w:color="CCCCCC" w:sz="2" w:space="0"/>
+              <w:right w:val="single" w:color="CCCCCC" w:sz="2" w:space="0"/>
             </w:tcBorders>
             <w:shd w:val="clear" w:color="auto" w:fill="1F4E5F"/>
             <w:tcMar>
@@ -5102,10 +4408,10 @@
           <w:tcPr>
             <w:tcW w:w="2340" w:type="dxa"/>
             <w:tcBorders>
-              <w:top w:val="single" w:sz="2" w:space="0" w:color="CCCCCC"/>
-              <w:left w:val="single" w:sz="2" w:space="0" w:color="CCCCCC"/>
-              <w:bottom w:val="single" w:sz="2" w:space="0" w:color="CCCCCC"/>
-              <w:right w:val="single" w:sz="2" w:space="0" w:color="CCCCCC"/>
+              <w:top w:val="single" w:color="CCCCCC" w:sz="2" w:space="0"/>
+              <w:left w:val="single" w:color="CCCCCC" w:sz="2" w:space="0"/>
+              <w:bottom w:val="single" w:color="CCCCCC" w:sz="2" w:space="0"/>
+              <w:right w:val="single" w:color="CCCCCC" w:sz="2" w:space="0"/>
             </w:tcBorders>
             <w:shd w:val="clear" w:color="auto" w:fill="1F4E5F"/>
             <w:tcMar>
@@ -5132,51 +4438,45 @@
       </w:tr>
       <w:tr>
         <w:tblPrEx>
+          <w:tblBorders>
+            <w:top w:val="single" w:color="auto" w:sz="4" w:space="0"/>
+            <w:left w:val="single" w:color="auto" w:sz="4" w:space="0"/>
+            <w:bottom w:val="single" w:color="auto" w:sz="4" w:space="0"/>
+            <w:right w:val="single" w:color="auto" w:sz="4" w:space="0"/>
+            <w:insideH w:val="single" w:color="auto" w:sz="4" w:space="0"/>
+            <w:insideV w:val="single" w:color="auto" w:sz="4" w:space="0"/>
+          </w:tblBorders>
           <w:tblCellMar>
             <w:top w:w="0" w:type="dxa"/>
+            <w:left w:w="10" w:type="dxa"/>
             <w:bottom w:w="0" w:type="dxa"/>
+            <w:right w:w="10" w:type="dxa"/>
           </w:tblCellMar>
         </w:tblPrEx>
         <w:tc>
           <w:tcPr>
             <w:tcW w:w="2340" w:type="dxa"/>
             <w:tcBorders>
-              <w:top w:val="single" w:sz="2" w:space="0" w:color="CCCCCC"/>
-              <w:left w:val="single" w:sz="2" w:space="0" w:color="CCCCCC"/>
-              <w:bottom w:val="single" w:sz="2" w:space="0" w:color="CCCCCC"/>
-              <w:right w:val="single" w:sz="2" w:space="0" w:color="CCCCCC"/>
-            </w:tcBorders>
-            <w:tcMar>
-              <w:top w:w="80" w:type="dxa"/>
-              <w:left w:w="120" w:type="dxa"/>
-              <w:bottom w:w="80" w:type="dxa"/>
-              <w:right w:w="120" w:type="dxa"/>
-            </w:tcMar>
-            <w:vAlign w:val="center"/>
-          </w:tcPr>
-          <w:p>
-            <w:r>
-              <w:rPr>
-                <w:sz w:val="20"/>
-                <w:szCs w:val="20"/>
-              </w:rPr>
-              <w:t>Install effort (</w:t>
-            </w:r>
-            <w:proofErr w:type="spellStart"/>
-            <w:r>
-              <w:rPr>
-                <w:sz w:val="20"/>
-                <w:szCs w:val="20"/>
-              </w:rPr>
-              <w:t>hours</w:t>
-            </w:r>
-            <w:proofErr w:type="spellEnd"/>
-            <w:r>
-              <w:rPr>
-                <w:sz w:val="20"/>
-                <w:szCs w:val="20"/>
-              </w:rPr>
-              <w:t>)</w:t>
+              <w:top w:val="single" w:color="CCCCCC" w:sz="2" w:space="0"/>
+              <w:left w:val="single" w:color="CCCCCC" w:sz="2" w:space="0"/>
+              <w:bottom w:val="single" w:color="CCCCCC" w:sz="2" w:space="0"/>
+              <w:right w:val="single" w:color="CCCCCC" w:sz="2" w:space="0"/>
+            </w:tcBorders>
+            <w:tcMar>
+              <w:top w:w="80" w:type="dxa"/>
+              <w:left w:w="120" w:type="dxa"/>
+              <w:bottom w:w="80" w:type="dxa"/>
+              <w:right w:w="120" w:type="dxa"/>
+            </w:tcMar>
+            <w:vAlign w:val="center"/>
+          </w:tcPr>
+          <w:p>
+            <w:r>
+              <w:rPr>
+                <w:sz w:val="20"/>
+                <w:szCs w:val="20"/>
+              </w:rPr>
+              <w:t>Install effort (hours)</w:t>
             </w:r>
           </w:p>
         </w:tc>
@@ -5184,10 +4484,10 @@
           <w:tcPr>
             <w:tcW w:w="2340" w:type="dxa"/>
             <w:tcBorders>
-              <w:top w:val="single" w:sz="2" w:space="0" w:color="CCCCCC"/>
-              <w:left w:val="single" w:sz="2" w:space="0" w:color="CCCCCC"/>
-              <w:bottom w:val="single" w:sz="2" w:space="0" w:color="CCCCCC"/>
-              <w:right w:val="single" w:sz="2" w:space="0" w:color="CCCCCC"/>
+              <w:top w:val="single" w:color="CCCCCC" w:sz="2" w:space="0"/>
+              <w:left w:val="single" w:color="CCCCCC" w:sz="2" w:space="0"/>
+              <w:bottom w:val="single" w:color="CCCCCC" w:sz="2" w:space="0"/>
+              <w:right w:val="single" w:color="CCCCCC" w:sz="2" w:space="0"/>
             </w:tcBorders>
             <w:tcMar>
               <w:top w:w="80" w:type="dxa"/>
@@ -5203,10 +4503,10 @@
           <w:tcPr>
             <w:tcW w:w="2340" w:type="dxa"/>
             <w:tcBorders>
-              <w:top w:val="single" w:sz="2" w:space="0" w:color="CCCCCC"/>
-              <w:left w:val="single" w:sz="2" w:space="0" w:color="CCCCCC"/>
-              <w:bottom w:val="single" w:sz="2" w:space="0" w:color="CCCCCC"/>
-              <w:right w:val="single" w:sz="2" w:space="0" w:color="CCCCCC"/>
+              <w:top w:val="single" w:color="CCCCCC" w:sz="2" w:space="0"/>
+              <w:left w:val="single" w:color="CCCCCC" w:sz="2" w:space="0"/>
+              <w:bottom w:val="single" w:color="CCCCCC" w:sz="2" w:space="0"/>
+              <w:right w:val="single" w:color="CCCCCC" w:sz="2" w:space="0"/>
             </w:tcBorders>
             <w:tcMar>
               <w:top w:w="80" w:type="dxa"/>
@@ -5222,11 +4522,118 @@
           <w:tcPr>
             <w:tcW w:w="2340" w:type="dxa"/>
             <w:tcBorders>
-              <w:top w:val="single" w:sz="2" w:space="0" w:color="CCCCCC"/>
-              <w:left w:val="single" w:sz="2" w:space="0" w:color="CCCCCC"/>
-              <w:bottom w:val="single" w:sz="2" w:space="0" w:color="CCCCCC"/>
-              <w:right w:val="single" w:sz="2" w:space="0" w:color="CCCCCC"/>
-            </w:tcBorders>
+              <w:top w:val="single" w:color="CCCCCC" w:sz="2" w:space="0"/>
+              <w:left w:val="single" w:color="CCCCCC" w:sz="2" w:space="0"/>
+              <w:bottom w:val="single" w:color="CCCCCC" w:sz="2" w:space="0"/>
+              <w:right w:val="single" w:color="CCCCCC" w:sz="2" w:space="0"/>
+            </w:tcBorders>
+            <w:tcMar>
+              <w:top w:w="80" w:type="dxa"/>
+              <w:left w:w="120" w:type="dxa"/>
+              <w:bottom w:w="80" w:type="dxa"/>
+              <w:right w:w="120" w:type="dxa"/>
+            </w:tcMar>
+            <w:vAlign w:val="center"/>
+          </w:tcPr>
+          <w:p/>
+        </w:tc>
+      </w:tr>
+      <w:bookmarkEnd w:id="0"/>
+      <w:tr>
+        <w:tblPrEx>
+          <w:tblBorders>
+            <w:top w:val="single" w:color="auto" w:sz="4" w:space="0"/>
+            <w:left w:val="single" w:color="auto" w:sz="4" w:space="0"/>
+            <w:bottom w:val="single" w:color="auto" w:sz="4" w:space="0"/>
+            <w:right w:val="single" w:color="auto" w:sz="4" w:space="0"/>
+            <w:insideH w:val="single" w:color="auto" w:sz="4" w:space="0"/>
+            <w:insideV w:val="single" w:color="auto" w:sz="4" w:space="0"/>
+          </w:tblBorders>
+          <w:tblCellMar>
+            <w:top w:w="0" w:type="dxa"/>
+            <w:left w:w="10" w:type="dxa"/>
+            <w:bottom w:w="0" w:type="dxa"/>
+            <w:right w:w="10" w:type="dxa"/>
+          </w:tblCellMar>
+        </w:tblPrEx>
+        <w:tc>
+          <w:tcPr>
+            <w:tcW w:w="2340" w:type="dxa"/>
+            <w:tcBorders>
+              <w:top w:val="single" w:color="CCCCCC" w:sz="2" w:space="0"/>
+              <w:left w:val="single" w:color="CCCCCC" w:sz="2" w:space="0"/>
+              <w:bottom w:val="single" w:color="CCCCCC" w:sz="2" w:space="0"/>
+              <w:right w:val="single" w:color="CCCCCC" w:sz="2" w:space="0"/>
+            </w:tcBorders>
+            <w:shd w:val="clear" w:color="auto" w:fill="EEF3F5"/>
+            <w:tcMar>
+              <w:top w:w="80" w:type="dxa"/>
+              <w:left w:w="120" w:type="dxa"/>
+              <w:bottom w:w="80" w:type="dxa"/>
+              <w:right w:w="120" w:type="dxa"/>
+            </w:tcMar>
+            <w:vAlign w:val="center"/>
+          </w:tcPr>
+          <w:p>
+            <w:r>
+              <w:rPr>
+                <w:sz w:val="20"/>
+                <w:szCs w:val="20"/>
+              </w:rPr>
+              <w:t>Supported agent topologies</w:t>
+            </w:r>
+          </w:p>
+        </w:tc>
+        <w:tc>
+          <w:tcPr>
+            <w:tcW w:w="2340" w:type="dxa"/>
+            <w:tcBorders>
+              <w:top w:val="single" w:color="CCCCCC" w:sz="2" w:space="0"/>
+              <w:left w:val="single" w:color="CCCCCC" w:sz="2" w:space="0"/>
+              <w:bottom w:val="single" w:color="CCCCCC" w:sz="2" w:space="0"/>
+              <w:right w:val="single" w:color="CCCCCC" w:sz="2" w:space="0"/>
+            </w:tcBorders>
+            <w:shd w:val="clear" w:color="auto" w:fill="EEF3F5"/>
+            <w:tcMar>
+              <w:top w:w="80" w:type="dxa"/>
+              <w:left w:w="120" w:type="dxa"/>
+              <w:bottom w:w="80" w:type="dxa"/>
+              <w:right w:w="120" w:type="dxa"/>
+            </w:tcMar>
+            <w:vAlign w:val="center"/>
+          </w:tcPr>
+          <w:p/>
+        </w:tc>
+        <w:tc>
+          <w:tcPr>
+            <w:tcW w:w="2340" w:type="dxa"/>
+            <w:tcBorders>
+              <w:top w:val="single" w:color="CCCCCC" w:sz="2" w:space="0"/>
+              <w:left w:val="single" w:color="CCCCCC" w:sz="2" w:space="0"/>
+              <w:bottom w:val="single" w:color="CCCCCC" w:sz="2" w:space="0"/>
+              <w:right w:val="single" w:color="CCCCCC" w:sz="2" w:space="0"/>
+            </w:tcBorders>
+            <w:shd w:val="clear" w:color="auto" w:fill="EEF3F5"/>
+            <w:tcMar>
+              <w:top w:w="80" w:type="dxa"/>
+              <w:left w:w="120" w:type="dxa"/>
+              <w:bottom w:w="80" w:type="dxa"/>
+              <w:right w:w="120" w:type="dxa"/>
+            </w:tcMar>
+            <w:vAlign w:val="center"/>
+          </w:tcPr>
+          <w:p/>
+        </w:tc>
+        <w:tc>
+          <w:tcPr>
+            <w:tcW w:w="2340" w:type="dxa"/>
+            <w:tcBorders>
+              <w:top w:val="single" w:color="CCCCCC" w:sz="2" w:space="0"/>
+              <w:left w:val="single" w:color="CCCCCC" w:sz="2" w:space="0"/>
+              <w:bottom w:val="single" w:color="CCCCCC" w:sz="2" w:space="0"/>
+              <w:right w:val="single" w:color="CCCCCC" w:sz="2" w:space="0"/>
+            </w:tcBorders>
+            <w:shd w:val="clear" w:color="auto" w:fill="EEF3F5"/>
             <w:tcMar>
               <w:top w:w="80" w:type="dxa"/>
               <w:left w:w="120" w:type="dxa"/>
@@ -5240,45 +4647,45 @@
       </w:tr>
       <w:tr>
         <w:tblPrEx>
+          <w:tblBorders>
+            <w:top w:val="single" w:color="auto" w:sz="4" w:space="0"/>
+            <w:left w:val="single" w:color="auto" w:sz="4" w:space="0"/>
+            <w:bottom w:val="single" w:color="auto" w:sz="4" w:space="0"/>
+            <w:right w:val="single" w:color="auto" w:sz="4" w:space="0"/>
+            <w:insideH w:val="single" w:color="auto" w:sz="4" w:space="0"/>
+            <w:insideV w:val="single" w:color="auto" w:sz="4" w:space="0"/>
+          </w:tblBorders>
           <w:tblCellMar>
             <w:top w:w="0" w:type="dxa"/>
+            <w:left w:w="10" w:type="dxa"/>
             <w:bottom w:w="0" w:type="dxa"/>
+            <w:right w:w="10" w:type="dxa"/>
           </w:tblCellMar>
         </w:tblPrEx>
         <w:tc>
           <w:tcPr>
             <w:tcW w:w="2340" w:type="dxa"/>
             <w:tcBorders>
-              <w:top w:val="single" w:sz="2" w:space="0" w:color="CCCCCC"/>
-              <w:left w:val="single" w:sz="2" w:space="0" w:color="CCCCCC"/>
-              <w:bottom w:val="single" w:sz="2" w:space="0" w:color="CCCCCC"/>
-              <w:right w:val="single" w:sz="2" w:space="0" w:color="CCCCCC"/>
-            </w:tcBorders>
-            <w:shd w:val="clear" w:color="auto" w:fill="EEF3F5"/>
-            <w:tcMar>
-              <w:top w:w="80" w:type="dxa"/>
-              <w:left w:w="120" w:type="dxa"/>
-              <w:bottom w:w="80" w:type="dxa"/>
-              <w:right w:w="120" w:type="dxa"/>
-            </w:tcMar>
-            <w:vAlign w:val="center"/>
-          </w:tcPr>
-          <w:p>
-            <w:proofErr w:type="spellStart"/>
-            <w:r>
-              <w:rPr>
-                <w:sz w:val="20"/>
-                <w:szCs w:val="20"/>
-              </w:rPr>
-              <w:t>Supported</w:t>
-            </w:r>
-            <w:proofErr w:type="spellEnd"/>
-            <w:r>
-              <w:rPr>
-                <w:sz w:val="20"/>
-                <w:szCs w:val="20"/>
-              </w:rPr>
-              <w:t xml:space="preserve"> agent topologies</w:t>
+              <w:top w:val="single" w:color="CCCCCC" w:sz="2" w:space="0"/>
+              <w:left w:val="single" w:color="CCCCCC" w:sz="2" w:space="0"/>
+              <w:bottom w:val="single" w:color="CCCCCC" w:sz="2" w:space="0"/>
+              <w:right w:val="single" w:color="CCCCCC" w:sz="2" w:space="0"/>
+            </w:tcBorders>
+            <w:tcMar>
+              <w:top w:w="80" w:type="dxa"/>
+              <w:left w:w="120" w:type="dxa"/>
+              <w:bottom w:w="80" w:type="dxa"/>
+              <w:right w:w="120" w:type="dxa"/>
+            </w:tcMar>
+            <w:vAlign w:val="center"/>
+          </w:tcPr>
+          <w:p>
+            <w:r>
+              <w:rPr>
+                <w:sz w:val="20"/>
+                <w:szCs w:val="20"/>
+              </w:rPr>
+              <w:t>State-persistence model</w:t>
             </w:r>
           </w:p>
         </w:tc>
@@ -5286,12 +4693,11 @@
           <w:tcPr>
             <w:tcW w:w="2340" w:type="dxa"/>
             <w:tcBorders>
-              <w:top w:val="single" w:sz="2" w:space="0" w:color="CCCCCC"/>
-              <w:left w:val="single" w:sz="2" w:space="0" w:color="CCCCCC"/>
-              <w:bottom w:val="single" w:sz="2" w:space="0" w:color="CCCCCC"/>
-              <w:right w:val="single" w:sz="2" w:space="0" w:color="CCCCCC"/>
-            </w:tcBorders>
-            <w:shd w:val="clear" w:color="auto" w:fill="EEF3F5"/>
+              <w:top w:val="single" w:color="CCCCCC" w:sz="2" w:space="0"/>
+              <w:left w:val="single" w:color="CCCCCC" w:sz="2" w:space="0"/>
+              <w:bottom w:val="single" w:color="CCCCCC" w:sz="2" w:space="0"/>
+              <w:right w:val="single" w:color="CCCCCC" w:sz="2" w:space="0"/>
+            </w:tcBorders>
             <w:tcMar>
               <w:top w:w="80" w:type="dxa"/>
               <w:left w:w="120" w:type="dxa"/>
@@ -5306,12 +4712,11 @@
           <w:tcPr>
             <w:tcW w:w="2340" w:type="dxa"/>
             <w:tcBorders>
-              <w:top w:val="single" w:sz="2" w:space="0" w:color="CCCCCC"/>
-              <w:left w:val="single" w:sz="2" w:space="0" w:color="CCCCCC"/>
-              <w:bottom w:val="single" w:sz="2" w:space="0" w:color="CCCCCC"/>
-              <w:right w:val="single" w:sz="2" w:space="0" w:color="CCCCCC"/>
-            </w:tcBorders>
-            <w:shd w:val="clear" w:color="auto" w:fill="EEF3F5"/>
+              <w:top w:val="single" w:color="CCCCCC" w:sz="2" w:space="0"/>
+              <w:left w:val="single" w:color="CCCCCC" w:sz="2" w:space="0"/>
+              <w:bottom w:val="single" w:color="CCCCCC" w:sz="2" w:space="0"/>
+              <w:right w:val="single" w:color="CCCCCC" w:sz="2" w:space="0"/>
+            </w:tcBorders>
             <w:tcMar>
               <w:top w:w="80" w:type="dxa"/>
               <w:left w:w="120" w:type="dxa"/>
@@ -5326,12 +4731,11 @@
           <w:tcPr>
             <w:tcW w:w="2340" w:type="dxa"/>
             <w:tcBorders>
-              <w:top w:val="single" w:sz="2" w:space="0" w:color="CCCCCC"/>
-              <w:left w:val="single" w:sz="2" w:space="0" w:color="CCCCCC"/>
-              <w:bottom w:val="single" w:sz="2" w:space="0" w:color="CCCCCC"/>
-              <w:right w:val="single" w:sz="2" w:space="0" w:color="CCCCCC"/>
-            </w:tcBorders>
-            <w:shd w:val="clear" w:color="auto" w:fill="EEF3F5"/>
+              <w:top w:val="single" w:color="CCCCCC" w:sz="2" w:space="0"/>
+              <w:left w:val="single" w:color="CCCCCC" w:sz="2" w:space="0"/>
+              <w:bottom w:val="single" w:color="CCCCCC" w:sz="2" w:space="0"/>
+              <w:right w:val="single" w:color="CCCCCC" w:sz="2" w:space="0"/>
+            </w:tcBorders>
             <w:tcMar>
               <w:top w:w="80" w:type="dxa"/>
               <w:left w:w="120" w:type="dxa"/>
@@ -5345,51 +4749,52 @@
       </w:tr>
       <w:tr>
         <w:tblPrEx>
+          <w:tblBorders>
+            <w:top w:val="single" w:color="auto" w:sz="4" w:space="0"/>
+            <w:left w:val="single" w:color="auto" w:sz="4" w:space="0"/>
+            <w:bottom w:val="single" w:color="auto" w:sz="4" w:space="0"/>
+            <w:right w:val="single" w:color="auto" w:sz="4" w:space="0"/>
+            <w:insideH w:val="single" w:color="auto" w:sz="4" w:space="0"/>
+            <w:insideV w:val="single" w:color="auto" w:sz="4" w:space="0"/>
+          </w:tblBorders>
           <w:tblCellMar>
             <w:top w:w="0" w:type="dxa"/>
+            <w:left w:w="10" w:type="dxa"/>
             <w:bottom w:w="0" w:type="dxa"/>
+            <w:right w:w="10" w:type="dxa"/>
           </w:tblCellMar>
         </w:tblPrEx>
         <w:tc>
           <w:tcPr>
             <w:tcW w:w="2340" w:type="dxa"/>
             <w:tcBorders>
-              <w:top w:val="single" w:sz="2" w:space="0" w:color="CCCCCC"/>
-              <w:left w:val="single" w:sz="2" w:space="0" w:color="CCCCCC"/>
-              <w:bottom w:val="single" w:sz="2" w:space="0" w:color="CCCCCC"/>
-              <w:right w:val="single" w:sz="2" w:space="0" w:color="CCCCCC"/>
-            </w:tcBorders>
-            <w:tcMar>
-              <w:top w:w="80" w:type="dxa"/>
-              <w:left w:w="120" w:type="dxa"/>
-              <w:bottom w:w="80" w:type="dxa"/>
-              <w:right w:w="120" w:type="dxa"/>
-            </w:tcMar>
-            <w:vAlign w:val="center"/>
-          </w:tcPr>
-          <w:p>
-            <w:r>
-              <w:rPr>
-                <w:sz w:val="20"/>
-                <w:szCs w:val="20"/>
-              </w:rPr>
-              <w:t>State-</w:t>
-            </w:r>
-            <w:proofErr w:type="spellStart"/>
-            <w:r>
-              <w:rPr>
-                <w:sz w:val="20"/>
-                <w:szCs w:val="20"/>
-              </w:rPr>
-              <w:t>persistence</w:t>
-            </w:r>
-            <w:proofErr w:type="spellEnd"/>
-            <w:r>
-              <w:rPr>
-                <w:sz w:val="20"/>
-                <w:szCs w:val="20"/>
-              </w:rPr>
-              <w:t xml:space="preserve"> model</w:t>
+              <w:top w:val="single" w:color="CCCCCC" w:sz="2" w:space="0"/>
+              <w:left w:val="single" w:color="CCCCCC" w:sz="2" w:space="0"/>
+              <w:bottom w:val="single" w:color="CCCCCC" w:sz="2" w:space="0"/>
+              <w:right w:val="single" w:color="CCCCCC" w:sz="2" w:space="0"/>
+            </w:tcBorders>
+            <w:shd w:val="clear" w:color="auto" w:fill="EEF3F5"/>
+            <w:tcMar>
+              <w:top w:w="80" w:type="dxa"/>
+              <w:left w:w="120" w:type="dxa"/>
+              <w:bottom w:w="80" w:type="dxa"/>
+              <w:right w:w="120" w:type="dxa"/>
+            </w:tcMar>
+            <w:vAlign w:val="center"/>
+          </w:tcPr>
+          <w:p>
+            <w:pPr>
+              <w:rPr>
+                <w:lang w:val="en-US"/>
+              </w:rPr>
+            </w:pPr>
+            <w:r>
+              <w:rPr>
+                <w:sz w:val="20"/>
+                <w:szCs w:val="20"/>
+                <w:lang w:val="en-US"/>
+              </w:rPr>
+              <w:t>Integration ease with a self-hosted reasoning model</w:t>
             </w:r>
           </w:p>
         </w:tc>
@@ -5397,98 +4802,122 @@
           <w:tcPr>
             <w:tcW w:w="2340" w:type="dxa"/>
             <w:tcBorders>
-              <w:top w:val="single" w:sz="2" w:space="0" w:color="CCCCCC"/>
-              <w:left w:val="single" w:sz="2" w:space="0" w:color="CCCCCC"/>
-              <w:bottom w:val="single" w:sz="2" w:space="0" w:color="CCCCCC"/>
-              <w:right w:val="single" w:sz="2" w:space="0" w:color="CCCCCC"/>
-            </w:tcBorders>
-            <w:tcMar>
-              <w:top w:w="80" w:type="dxa"/>
-              <w:left w:w="120" w:type="dxa"/>
-              <w:bottom w:w="80" w:type="dxa"/>
-              <w:right w:w="120" w:type="dxa"/>
-            </w:tcMar>
-            <w:vAlign w:val="center"/>
-          </w:tcPr>
-          <w:p/>
+              <w:top w:val="single" w:color="CCCCCC" w:sz="2" w:space="0"/>
+              <w:left w:val="single" w:color="CCCCCC" w:sz="2" w:space="0"/>
+              <w:bottom w:val="single" w:color="CCCCCC" w:sz="2" w:space="0"/>
+              <w:right w:val="single" w:color="CCCCCC" w:sz="2" w:space="0"/>
+            </w:tcBorders>
+            <w:shd w:val="clear" w:color="auto" w:fill="EEF3F5"/>
+            <w:tcMar>
+              <w:top w:w="80" w:type="dxa"/>
+              <w:left w:w="120" w:type="dxa"/>
+              <w:bottom w:w="80" w:type="dxa"/>
+              <w:right w:w="120" w:type="dxa"/>
+            </w:tcMar>
+            <w:vAlign w:val="center"/>
+          </w:tcPr>
+          <w:p>
+            <w:pPr>
+              <w:rPr>
+                <w:lang w:val="en-US"/>
+              </w:rPr>
+            </w:pPr>
+          </w:p>
         </w:tc>
         <w:tc>
           <w:tcPr>
             <w:tcW w:w="2340" w:type="dxa"/>
             <w:tcBorders>
-              <w:top w:val="single" w:sz="2" w:space="0" w:color="CCCCCC"/>
-              <w:left w:val="single" w:sz="2" w:space="0" w:color="CCCCCC"/>
-              <w:bottom w:val="single" w:sz="2" w:space="0" w:color="CCCCCC"/>
-              <w:right w:val="single" w:sz="2" w:space="0" w:color="CCCCCC"/>
-            </w:tcBorders>
-            <w:tcMar>
-              <w:top w:w="80" w:type="dxa"/>
-              <w:left w:w="120" w:type="dxa"/>
-              <w:bottom w:w="80" w:type="dxa"/>
-              <w:right w:w="120" w:type="dxa"/>
-            </w:tcMar>
-            <w:vAlign w:val="center"/>
-          </w:tcPr>
-          <w:p/>
+              <w:top w:val="single" w:color="CCCCCC" w:sz="2" w:space="0"/>
+              <w:left w:val="single" w:color="CCCCCC" w:sz="2" w:space="0"/>
+              <w:bottom w:val="single" w:color="CCCCCC" w:sz="2" w:space="0"/>
+              <w:right w:val="single" w:color="CCCCCC" w:sz="2" w:space="0"/>
+            </w:tcBorders>
+            <w:shd w:val="clear" w:color="auto" w:fill="EEF3F5"/>
+            <w:tcMar>
+              <w:top w:w="80" w:type="dxa"/>
+              <w:left w:w="120" w:type="dxa"/>
+              <w:bottom w:w="80" w:type="dxa"/>
+              <w:right w:w="120" w:type="dxa"/>
+            </w:tcMar>
+            <w:vAlign w:val="center"/>
+          </w:tcPr>
+          <w:p>
+            <w:pPr>
+              <w:rPr>
+                <w:lang w:val="en-US"/>
+              </w:rPr>
+            </w:pPr>
+          </w:p>
         </w:tc>
         <w:tc>
           <w:tcPr>
             <w:tcW w:w="2340" w:type="dxa"/>
             <w:tcBorders>
-              <w:top w:val="single" w:sz="2" w:space="0" w:color="CCCCCC"/>
-              <w:left w:val="single" w:sz="2" w:space="0" w:color="CCCCCC"/>
-              <w:bottom w:val="single" w:sz="2" w:space="0" w:color="CCCCCC"/>
-              <w:right w:val="single" w:sz="2" w:space="0" w:color="CCCCCC"/>
-            </w:tcBorders>
-            <w:tcMar>
-              <w:top w:w="80" w:type="dxa"/>
-              <w:left w:w="120" w:type="dxa"/>
-              <w:bottom w:w="80" w:type="dxa"/>
-              <w:right w:w="120" w:type="dxa"/>
-            </w:tcMar>
-            <w:vAlign w:val="center"/>
-          </w:tcPr>
-          <w:p/>
+              <w:top w:val="single" w:color="CCCCCC" w:sz="2" w:space="0"/>
+              <w:left w:val="single" w:color="CCCCCC" w:sz="2" w:space="0"/>
+              <w:bottom w:val="single" w:color="CCCCCC" w:sz="2" w:space="0"/>
+              <w:right w:val="single" w:color="CCCCCC" w:sz="2" w:space="0"/>
+            </w:tcBorders>
+            <w:shd w:val="clear" w:color="auto" w:fill="EEF3F5"/>
+            <w:tcMar>
+              <w:top w:w="80" w:type="dxa"/>
+              <w:left w:w="120" w:type="dxa"/>
+              <w:bottom w:w="80" w:type="dxa"/>
+              <w:right w:w="120" w:type="dxa"/>
+            </w:tcMar>
+            <w:vAlign w:val="center"/>
+          </w:tcPr>
+          <w:p>
+            <w:pPr>
+              <w:rPr>
+                <w:lang w:val="en-US"/>
+              </w:rPr>
+            </w:pPr>
+          </w:p>
         </w:tc>
       </w:tr>
       <w:tr>
         <w:tblPrEx>
+          <w:tblBorders>
+            <w:top w:val="single" w:color="auto" w:sz="4" w:space="0"/>
+            <w:left w:val="single" w:color="auto" w:sz="4" w:space="0"/>
+            <w:bottom w:val="single" w:color="auto" w:sz="4" w:space="0"/>
+            <w:right w:val="single" w:color="auto" w:sz="4" w:space="0"/>
+            <w:insideH w:val="single" w:color="auto" w:sz="4" w:space="0"/>
+            <w:insideV w:val="single" w:color="auto" w:sz="4" w:space="0"/>
+          </w:tblBorders>
           <w:tblCellMar>
             <w:top w:w="0" w:type="dxa"/>
+            <w:left w:w="10" w:type="dxa"/>
             <w:bottom w:w="0" w:type="dxa"/>
+            <w:right w:w="10" w:type="dxa"/>
           </w:tblCellMar>
         </w:tblPrEx>
         <w:tc>
           <w:tcPr>
             <w:tcW w:w="2340" w:type="dxa"/>
             <w:tcBorders>
-              <w:top w:val="single" w:sz="2" w:space="0" w:color="CCCCCC"/>
-              <w:left w:val="single" w:sz="2" w:space="0" w:color="CCCCCC"/>
-              <w:bottom w:val="single" w:sz="2" w:space="0" w:color="CCCCCC"/>
-              <w:right w:val="single" w:sz="2" w:space="0" w:color="CCCCCC"/>
-            </w:tcBorders>
-            <w:shd w:val="clear" w:color="auto" w:fill="EEF3F5"/>
-            <w:tcMar>
-              <w:top w:w="80" w:type="dxa"/>
-              <w:left w:w="120" w:type="dxa"/>
-              <w:bottom w:w="80" w:type="dxa"/>
-              <w:right w:w="120" w:type="dxa"/>
-            </w:tcMar>
-            <w:vAlign w:val="center"/>
-          </w:tcPr>
-          <w:p>
-            <w:pPr>
-              <w:rPr>
-                <w:lang w:val="en-US"/>
-              </w:rPr>
-            </w:pPr>
-            <w:r>
-              <w:rPr>
-                <w:sz w:val="20"/>
-                <w:szCs w:val="20"/>
-                <w:lang w:val="en-US"/>
-              </w:rPr>
-              <w:t>Integration ease with a self-hosted reasoning model</w:t>
+              <w:top w:val="single" w:color="CCCCCC" w:sz="2" w:space="0"/>
+              <w:left w:val="single" w:color="CCCCCC" w:sz="2" w:space="0"/>
+              <w:bottom w:val="single" w:color="CCCCCC" w:sz="2" w:space="0"/>
+              <w:right w:val="single" w:color="CCCCCC" w:sz="2" w:space="0"/>
+            </w:tcBorders>
+            <w:tcMar>
+              <w:top w:w="80" w:type="dxa"/>
+              <w:left w:w="120" w:type="dxa"/>
+              <w:bottom w:w="80" w:type="dxa"/>
+              <w:right w:w="120" w:type="dxa"/>
+            </w:tcMar>
+            <w:vAlign w:val="center"/>
+          </w:tcPr>
+          <w:p>
+            <w:r>
+              <w:rPr>
+                <w:sz w:val="20"/>
+                <w:szCs w:val="20"/>
+              </w:rPr>
+              <w:t>Latency overhead</w:t>
             </w:r>
           </w:p>
         </w:tc>
@@ -5496,142 +4925,115 @@
           <w:tcPr>
             <w:tcW w:w="2340" w:type="dxa"/>
             <w:tcBorders>
-              <w:top w:val="single" w:sz="2" w:space="0" w:color="CCCCCC"/>
-              <w:left w:val="single" w:sz="2" w:space="0" w:color="CCCCCC"/>
-              <w:bottom w:val="single" w:sz="2" w:space="0" w:color="CCCCCC"/>
-              <w:right w:val="single" w:sz="2" w:space="0" w:color="CCCCCC"/>
-            </w:tcBorders>
-            <w:shd w:val="clear" w:color="auto" w:fill="EEF3F5"/>
-            <w:tcMar>
-              <w:top w:w="80" w:type="dxa"/>
-              <w:left w:w="120" w:type="dxa"/>
-              <w:bottom w:w="80" w:type="dxa"/>
-              <w:right w:w="120" w:type="dxa"/>
-            </w:tcMar>
-            <w:vAlign w:val="center"/>
-          </w:tcPr>
-          <w:p>
-            <w:pPr>
-              <w:rPr>
-                <w:lang w:val="en-US"/>
-              </w:rPr>
-            </w:pPr>
-          </w:p>
+              <w:top w:val="single" w:color="CCCCCC" w:sz="2" w:space="0"/>
+              <w:left w:val="single" w:color="CCCCCC" w:sz="2" w:space="0"/>
+              <w:bottom w:val="single" w:color="CCCCCC" w:sz="2" w:space="0"/>
+              <w:right w:val="single" w:color="CCCCCC" w:sz="2" w:space="0"/>
+            </w:tcBorders>
+            <w:tcMar>
+              <w:top w:w="80" w:type="dxa"/>
+              <w:left w:w="120" w:type="dxa"/>
+              <w:bottom w:w="80" w:type="dxa"/>
+              <w:right w:w="120" w:type="dxa"/>
+            </w:tcMar>
+            <w:vAlign w:val="center"/>
+          </w:tcPr>
+          <w:p/>
         </w:tc>
         <w:tc>
           <w:tcPr>
             <w:tcW w:w="2340" w:type="dxa"/>
             <w:tcBorders>
-              <w:top w:val="single" w:sz="2" w:space="0" w:color="CCCCCC"/>
-              <w:left w:val="single" w:sz="2" w:space="0" w:color="CCCCCC"/>
-              <w:bottom w:val="single" w:sz="2" w:space="0" w:color="CCCCCC"/>
-              <w:right w:val="single" w:sz="2" w:space="0" w:color="CCCCCC"/>
-            </w:tcBorders>
-            <w:shd w:val="clear" w:color="auto" w:fill="EEF3F5"/>
-            <w:tcMar>
-              <w:top w:w="80" w:type="dxa"/>
-              <w:left w:w="120" w:type="dxa"/>
-              <w:bottom w:w="80" w:type="dxa"/>
-              <w:right w:w="120" w:type="dxa"/>
-            </w:tcMar>
-            <w:vAlign w:val="center"/>
-          </w:tcPr>
-          <w:p>
-            <w:pPr>
-              <w:rPr>
-                <w:lang w:val="en-US"/>
-              </w:rPr>
-            </w:pPr>
-          </w:p>
+              <w:top w:val="single" w:color="CCCCCC" w:sz="2" w:space="0"/>
+              <w:left w:val="single" w:color="CCCCCC" w:sz="2" w:space="0"/>
+              <w:bottom w:val="single" w:color="CCCCCC" w:sz="2" w:space="0"/>
+              <w:right w:val="single" w:color="CCCCCC" w:sz="2" w:space="0"/>
+            </w:tcBorders>
+            <w:tcMar>
+              <w:top w:w="80" w:type="dxa"/>
+              <w:left w:w="120" w:type="dxa"/>
+              <w:bottom w:w="80" w:type="dxa"/>
+              <w:right w:w="120" w:type="dxa"/>
+            </w:tcMar>
+            <w:vAlign w:val="center"/>
+          </w:tcPr>
+          <w:p/>
         </w:tc>
         <w:tc>
           <w:tcPr>
             <w:tcW w:w="2340" w:type="dxa"/>
             <w:tcBorders>
-              <w:top w:val="single" w:sz="2" w:space="0" w:color="CCCCCC"/>
-              <w:left w:val="single" w:sz="2" w:space="0" w:color="CCCCCC"/>
-              <w:bottom w:val="single" w:sz="2" w:space="0" w:color="CCCCCC"/>
-              <w:right w:val="single" w:sz="2" w:space="0" w:color="CCCCCC"/>
-            </w:tcBorders>
-            <w:shd w:val="clear" w:color="auto" w:fill="EEF3F5"/>
-            <w:tcMar>
-              <w:top w:w="80" w:type="dxa"/>
-              <w:left w:w="120" w:type="dxa"/>
-              <w:bottom w:w="80" w:type="dxa"/>
-              <w:right w:w="120" w:type="dxa"/>
-            </w:tcMar>
-            <w:vAlign w:val="center"/>
-          </w:tcPr>
-          <w:p>
-            <w:pPr>
-              <w:rPr>
-                <w:lang w:val="en-US"/>
-              </w:rPr>
-            </w:pPr>
-          </w:p>
+              <w:top w:val="single" w:color="CCCCCC" w:sz="2" w:space="0"/>
+              <w:left w:val="single" w:color="CCCCCC" w:sz="2" w:space="0"/>
+              <w:bottom w:val="single" w:color="CCCCCC" w:sz="2" w:space="0"/>
+              <w:right w:val="single" w:color="CCCCCC" w:sz="2" w:space="0"/>
+            </w:tcBorders>
+            <w:tcMar>
+              <w:top w:w="80" w:type="dxa"/>
+              <w:left w:w="120" w:type="dxa"/>
+              <w:bottom w:w="80" w:type="dxa"/>
+              <w:right w:w="120" w:type="dxa"/>
+            </w:tcMar>
+            <w:vAlign w:val="center"/>
+          </w:tcPr>
+          <w:p/>
         </w:tc>
       </w:tr>
       <w:tr>
         <w:tblPrEx>
+          <w:tblBorders>
+            <w:top w:val="single" w:color="auto" w:sz="4" w:space="0"/>
+            <w:left w:val="single" w:color="auto" w:sz="4" w:space="0"/>
+            <w:bottom w:val="single" w:color="auto" w:sz="4" w:space="0"/>
+            <w:right w:val="single" w:color="auto" w:sz="4" w:space="0"/>
+            <w:insideH w:val="single" w:color="auto" w:sz="4" w:space="0"/>
+            <w:insideV w:val="single" w:color="auto" w:sz="4" w:space="0"/>
+          </w:tblBorders>
           <w:tblCellMar>
             <w:top w:w="0" w:type="dxa"/>
+            <w:left w:w="10" w:type="dxa"/>
             <w:bottom w:w="0" w:type="dxa"/>
+            <w:right w:w="10" w:type="dxa"/>
           </w:tblCellMar>
         </w:tblPrEx>
         <w:tc>
           <w:tcPr>
             <w:tcW w:w="2340" w:type="dxa"/>
             <w:tcBorders>
-              <w:top w:val="single" w:sz="2" w:space="0" w:color="CCCCCC"/>
-              <w:left w:val="single" w:sz="2" w:space="0" w:color="CCCCCC"/>
-              <w:bottom w:val="single" w:sz="2" w:space="0" w:color="CCCCCC"/>
-              <w:right w:val="single" w:sz="2" w:space="0" w:color="CCCCCC"/>
-            </w:tcBorders>
-            <w:tcMar>
-              <w:top w:w="80" w:type="dxa"/>
-              <w:left w:w="120" w:type="dxa"/>
-              <w:bottom w:w="80" w:type="dxa"/>
-              <w:right w:w="120" w:type="dxa"/>
-            </w:tcMar>
-            <w:vAlign w:val="center"/>
-          </w:tcPr>
-          <w:p>
-            <w:proofErr w:type="spellStart"/>
-            <w:r>
-              <w:rPr>
-                <w:sz w:val="20"/>
-                <w:szCs w:val="20"/>
-              </w:rPr>
-              <w:t>Latency</w:t>
-            </w:r>
-            <w:proofErr w:type="spellEnd"/>
-            <w:r>
-              <w:rPr>
-                <w:sz w:val="20"/>
-                <w:szCs w:val="20"/>
-              </w:rPr>
-              <w:t xml:space="preserve"> </w:t>
-            </w:r>
-            <w:proofErr w:type="spellStart"/>
-            <w:r>
-              <w:rPr>
-                <w:sz w:val="20"/>
-                <w:szCs w:val="20"/>
-              </w:rPr>
-              <w:t>overhead</w:t>
-            </w:r>
-            <w:proofErr w:type="spellEnd"/>
+              <w:top w:val="single" w:color="CCCCCC" w:sz="2" w:space="0"/>
+              <w:left w:val="single" w:color="CCCCCC" w:sz="2" w:space="0"/>
+              <w:bottom w:val="single" w:color="CCCCCC" w:sz="2" w:space="0"/>
+              <w:right w:val="single" w:color="CCCCCC" w:sz="2" w:space="0"/>
+            </w:tcBorders>
+            <w:shd w:val="clear" w:color="auto" w:fill="EEF3F5"/>
+            <w:tcMar>
+              <w:top w:w="80" w:type="dxa"/>
+              <w:left w:w="120" w:type="dxa"/>
+              <w:bottom w:w="80" w:type="dxa"/>
+              <w:right w:w="120" w:type="dxa"/>
+            </w:tcMar>
+            <w:vAlign w:val="center"/>
+          </w:tcPr>
+          <w:p>
+            <w:r>
+              <w:rPr>
+                <w:sz w:val="20"/>
+                <w:szCs w:val="20"/>
+              </w:rPr>
+              <w:t>Debuggability / observability</w:t>
+            </w:r>
           </w:p>
         </w:tc>
         <w:tc>
           <w:tcPr>
             <w:tcW w:w="2340" w:type="dxa"/>
             <w:tcBorders>
-              <w:top w:val="single" w:sz="2" w:space="0" w:color="CCCCCC"/>
-              <w:left w:val="single" w:sz="2" w:space="0" w:color="CCCCCC"/>
-              <w:bottom w:val="single" w:sz="2" w:space="0" w:color="CCCCCC"/>
-              <w:right w:val="single" w:sz="2" w:space="0" w:color="CCCCCC"/>
-            </w:tcBorders>
+              <w:top w:val="single" w:color="CCCCCC" w:sz="2" w:space="0"/>
+              <w:left w:val="single" w:color="CCCCCC" w:sz="2" w:space="0"/>
+              <w:bottom w:val="single" w:color="CCCCCC" w:sz="2" w:space="0"/>
+              <w:right w:val="single" w:color="CCCCCC" w:sz="2" w:space="0"/>
+            </w:tcBorders>
+            <w:shd w:val="clear" w:color="auto" w:fill="EEF3F5"/>
             <w:tcMar>
               <w:top w:w="80" w:type="dxa"/>
               <w:left w:w="120" w:type="dxa"/>
@@ -5646,11 +5048,12 @@
           <w:tcPr>
             <w:tcW w:w="2340" w:type="dxa"/>
             <w:tcBorders>
-              <w:top w:val="single" w:sz="2" w:space="0" w:color="CCCCCC"/>
-              <w:left w:val="single" w:sz="2" w:space="0" w:color="CCCCCC"/>
-              <w:bottom w:val="single" w:sz="2" w:space="0" w:color="CCCCCC"/>
-              <w:right w:val="single" w:sz="2" w:space="0" w:color="CCCCCC"/>
-            </w:tcBorders>
+              <w:top w:val="single" w:color="CCCCCC" w:sz="2" w:space="0"/>
+              <w:left w:val="single" w:color="CCCCCC" w:sz="2" w:space="0"/>
+              <w:bottom w:val="single" w:color="CCCCCC" w:sz="2" w:space="0"/>
+              <w:right w:val="single" w:color="CCCCCC" w:sz="2" w:space="0"/>
+            </w:tcBorders>
+            <w:shd w:val="clear" w:color="auto" w:fill="EEF3F5"/>
             <w:tcMar>
               <w:top w:w="80" w:type="dxa"/>
               <w:left w:w="120" w:type="dxa"/>
@@ -5665,11 +5068,12 @@
           <w:tcPr>
             <w:tcW w:w="2340" w:type="dxa"/>
             <w:tcBorders>
-              <w:top w:val="single" w:sz="2" w:space="0" w:color="CCCCCC"/>
-              <w:left w:val="single" w:sz="2" w:space="0" w:color="CCCCCC"/>
-              <w:bottom w:val="single" w:sz="2" w:space="0" w:color="CCCCCC"/>
-              <w:right w:val="single" w:sz="2" w:space="0" w:color="CCCCCC"/>
-            </w:tcBorders>
+              <w:top w:val="single" w:color="CCCCCC" w:sz="2" w:space="0"/>
+              <w:left w:val="single" w:color="CCCCCC" w:sz="2" w:space="0"/>
+              <w:bottom w:val="single" w:color="CCCCCC" w:sz="2" w:space="0"/>
+              <w:right w:val="single" w:color="CCCCCC" w:sz="2" w:space="0"/>
+            </w:tcBorders>
+            <w:shd w:val="clear" w:color="auto" w:fill="EEF3F5"/>
             <w:tcMar>
               <w:top w:w="80" w:type="dxa"/>
               <w:left w:w="120" w:type="dxa"/>
@@ -5683,67 +5087,57 @@
       </w:tr>
       <w:tr>
         <w:tblPrEx>
+          <w:tblBorders>
+            <w:top w:val="single" w:color="auto" w:sz="4" w:space="0"/>
+            <w:left w:val="single" w:color="auto" w:sz="4" w:space="0"/>
+            <w:bottom w:val="single" w:color="auto" w:sz="4" w:space="0"/>
+            <w:right w:val="single" w:color="auto" w:sz="4" w:space="0"/>
+            <w:insideH w:val="single" w:color="auto" w:sz="4" w:space="0"/>
+            <w:insideV w:val="single" w:color="auto" w:sz="4" w:space="0"/>
+          </w:tblBorders>
           <w:tblCellMar>
             <w:top w:w="0" w:type="dxa"/>
+            <w:left w:w="10" w:type="dxa"/>
             <w:bottom w:w="0" w:type="dxa"/>
+            <w:right w:w="10" w:type="dxa"/>
           </w:tblCellMar>
         </w:tblPrEx>
         <w:tc>
           <w:tcPr>
             <w:tcW w:w="2340" w:type="dxa"/>
             <w:tcBorders>
-              <w:top w:val="single" w:sz="2" w:space="0" w:color="CCCCCC"/>
-              <w:left w:val="single" w:sz="2" w:space="0" w:color="CCCCCC"/>
-              <w:bottom w:val="single" w:sz="2" w:space="0" w:color="CCCCCC"/>
-              <w:right w:val="single" w:sz="2" w:space="0" w:color="CCCCCC"/>
-            </w:tcBorders>
-            <w:shd w:val="clear" w:color="auto" w:fill="EEF3F5"/>
-            <w:tcMar>
-              <w:top w:w="80" w:type="dxa"/>
-              <w:left w:w="120" w:type="dxa"/>
-              <w:bottom w:w="80" w:type="dxa"/>
-              <w:right w:w="120" w:type="dxa"/>
-            </w:tcMar>
-            <w:vAlign w:val="center"/>
-          </w:tcPr>
-          <w:p>
-            <w:proofErr w:type="spellStart"/>
-            <w:r>
-              <w:rPr>
-                <w:sz w:val="20"/>
-                <w:szCs w:val="20"/>
-              </w:rPr>
-              <w:t>Debuggability</w:t>
-            </w:r>
-            <w:proofErr w:type="spellEnd"/>
-            <w:r>
-              <w:rPr>
-                <w:sz w:val="20"/>
-                <w:szCs w:val="20"/>
-              </w:rPr>
-              <w:t xml:space="preserve"> / </w:t>
-            </w:r>
-            <w:proofErr w:type="spellStart"/>
-            <w:r>
-              <w:rPr>
-                <w:sz w:val="20"/>
-                <w:szCs w:val="20"/>
-              </w:rPr>
-              <w:t>observability</w:t>
-            </w:r>
-            <w:proofErr w:type="spellEnd"/>
+              <w:top w:val="single" w:color="CCCCCC" w:sz="2" w:space="0"/>
+              <w:left w:val="single" w:color="CCCCCC" w:sz="2" w:space="0"/>
+              <w:bottom w:val="single" w:color="CCCCCC" w:sz="2" w:space="0"/>
+              <w:right w:val="single" w:color="CCCCCC" w:sz="2" w:space="0"/>
+            </w:tcBorders>
+            <w:tcMar>
+              <w:top w:w="80" w:type="dxa"/>
+              <w:left w:w="120" w:type="dxa"/>
+              <w:bottom w:w="80" w:type="dxa"/>
+              <w:right w:w="120" w:type="dxa"/>
+            </w:tcMar>
+            <w:vAlign w:val="center"/>
+          </w:tcPr>
+          <w:p>
+            <w:r>
+              <w:rPr>
+                <w:sz w:val="20"/>
+                <w:szCs w:val="20"/>
+              </w:rPr>
+              <w:t>Community maturity / licensing</w:t>
+            </w:r>
           </w:p>
         </w:tc>
         <w:tc>
           <w:tcPr>
             <w:tcW w:w="2340" w:type="dxa"/>
             <w:tcBorders>
-              <w:top w:val="single" w:sz="2" w:space="0" w:color="CCCCCC"/>
-              <w:left w:val="single" w:sz="2" w:space="0" w:color="CCCCCC"/>
-              <w:bottom w:val="single" w:sz="2" w:space="0" w:color="CCCCCC"/>
-              <w:right w:val="single" w:sz="2" w:space="0" w:color="CCCCCC"/>
-            </w:tcBorders>
-            <w:shd w:val="clear" w:color="auto" w:fill="EEF3F5"/>
+              <w:top w:val="single" w:color="CCCCCC" w:sz="2" w:space="0"/>
+              <w:left w:val="single" w:color="CCCCCC" w:sz="2" w:space="0"/>
+              <w:bottom w:val="single" w:color="CCCCCC" w:sz="2" w:space="0"/>
+              <w:right w:val="single" w:color="CCCCCC" w:sz="2" w:space="0"/>
+            </w:tcBorders>
             <w:tcMar>
               <w:top w:w="80" w:type="dxa"/>
               <w:left w:w="120" w:type="dxa"/>
@@ -5758,12 +5152,11 @@
           <w:tcPr>
             <w:tcW w:w="2340" w:type="dxa"/>
             <w:tcBorders>
-              <w:top w:val="single" w:sz="2" w:space="0" w:color="CCCCCC"/>
-              <w:left w:val="single" w:sz="2" w:space="0" w:color="CCCCCC"/>
-              <w:bottom w:val="single" w:sz="2" w:space="0" w:color="CCCCCC"/>
-              <w:right w:val="single" w:sz="2" w:space="0" w:color="CCCCCC"/>
-            </w:tcBorders>
-            <w:shd w:val="clear" w:color="auto" w:fill="EEF3F5"/>
+              <w:top w:val="single" w:color="CCCCCC" w:sz="2" w:space="0"/>
+              <w:left w:val="single" w:color="CCCCCC" w:sz="2" w:space="0"/>
+              <w:bottom w:val="single" w:color="CCCCCC" w:sz="2" w:space="0"/>
+              <w:right w:val="single" w:color="CCCCCC" w:sz="2" w:space="0"/>
+            </w:tcBorders>
             <w:tcMar>
               <w:top w:w="80" w:type="dxa"/>
               <w:left w:w="120" w:type="dxa"/>
@@ -5778,12 +5171,11 @@
           <w:tcPr>
             <w:tcW w:w="2340" w:type="dxa"/>
             <w:tcBorders>
-              <w:top w:val="single" w:sz="2" w:space="0" w:color="CCCCCC"/>
-              <w:left w:val="single" w:sz="2" w:space="0" w:color="CCCCCC"/>
-              <w:bottom w:val="single" w:sz="2" w:space="0" w:color="CCCCCC"/>
-              <w:right w:val="single" w:sz="2" w:space="0" w:color="CCCCCC"/>
-            </w:tcBorders>
-            <w:shd w:val="clear" w:color="auto" w:fill="EEF3F5"/>
+              <w:top w:val="single" w:color="CCCCCC" w:sz="2" w:space="0"/>
+              <w:left w:val="single" w:color="CCCCCC" w:sz="2" w:space="0"/>
+              <w:bottom w:val="single" w:color="CCCCCC" w:sz="2" w:space="0"/>
+              <w:right w:val="single" w:color="CCCCCC" w:sz="2" w:space="0"/>
+            </w:tcBorders>
             <w:tcMar>
               <w:top w:w="80" w:type="dxa"/>
               <w:left w:w="120" w:type="dxa"/>
@@ -5797,222 +5189,116 @@
       </w:tr>
       <w:tr>
         <w:tblPrEx>
+          <w:tblBorders>
+            <w:top w:val="single" w:color="auto" w:sz="4" w:space="0"/>
+            <w:left w:val="single" w:color="auto" w:sz="4" w:space="0"/>
+            <w:bottom w:val="single" w:color="auto" w:sz="4" w:space="0"/>
+            <w:right w:val="single" w:color="auto" w:sz="4" w:space="0"/>
+            <w:insideH w:val="single" w:color="auto" w:sz="4" w:space="0"/>
+            <w:insideV w:val="single" w:color="auto" w:sz="4" w:space="0"/>
+          </w:tblBorders>
           <w:tblCellMar>
             <w:top w:w="0" w:type="dxa"/>
+            <w:left w:w="10" w:type="dxa"/>
             <w:bottom w:w="0" w:type="dxa"/>
+            <w:right w:w="10" w:type="dxa"/>
           </w:tblCellMar>
         </w:tblPrEx>
         <w:tc>
           <w:tcPr>
             <w:tcW w:w="2340" w:type="dxa"/>
             <w:tcBorders>
-              <w:top w:val="single" w:sz="2" w:space="0" w:color="CCCCCC"/>
-              <w:left w:val="single" w:sz="2" w:space="0" w:color="CCCCCC"/>
-              <w:bottom w:val="single" w:sz="2" w:space="0" w:color="CCCCCC"/>
-              <w:right w:val="single" w:sz="2" w:space="0" w:color="CCCCCC"/>
-            </w:tcBorders>
-            <w:tcMar>
-              <w:top w:w="80" w:type="dxa"/>
-              <w:left w:w="120" w:type="dxa"/>
-              <w:bottom w:w="80" w:type="dxa"/>
-              <w:right w:w="120" w:type="dxa"/>
-            </w:tcMar>
-            <w:vAlign w:val="center"/>
-          </w:tcPr>
-          <w:p>
-            <w:r>
-              <w:rPr>
-                <w:sz w:val="20"/>
-                <w:szCs w:val="20"/>
-              </w:rPr>
-              <w:t xml:space="preserve">Community </w:t>
-            </w:r>
-            <w:proofErr w:type="spellStart"/>
-            <w:r>
-              <w:rPr>
-                <w:sz w:val="20"/>
-                <w:szCs w:val="20"/>
-              </w:rPr>
-              <w:t>maturity</w:t>
-            </w:r>
-            <w:proofErr w:type="spellEnd"/>
-            <w:r>
-              <w:rPr>
-                <w:sz w:val="20"/>
-                <w:szCs w:val="20"/>
-              </w:rPr>
-              <w:t xml:space="preserve"> / </w:t>
-            </w:r>
-            <w:proofErr w:type="spellStart"/>
-            <w:r>
-              <w:rPr>
-                <w:sz w:val="20"/>
-                <w:szCs w:val="20"/>
-              </w:rPr>
-              <w:t>licensing</w:t>
-            </w:r>
-            <w:proofErr w:type="spellEnd"/>
+              <w:top w:val="single" w:color="CCCCCC" w:sz="2" w:space="0"/>
+              <w:left w:val="single" w:color="CCCCCC" w:sz="2" w:space="0"/>
+              <w:bottom w:val="single" w:color="CCCCCC" w:sz="2" w:space="0"/>
+              <w:right w:val="single" w:color="CCCCCC" w:sz="2" w:space="0"/>
+            </w:tcBorders>
+            <w:shd w:val="clear" w:color="auto" w:fill="EEF3F5"/>
+            <w:tcMar>
+              <w:top w:w="80" w:type="dxa"/>
+              <w:left w:w="120" w:type="dxa"/>
+              <w:bottom w:w="80" w:type="dxa"/>
+              <w:right w:w="120" w:type="dxa"/>
+            </w:tcMar>
+            <w:vAlign w:val="center"/>
+          </w:tcPr>
+          <w:p>
+            <w:pPr>
+              <w:rPr>
+                <w:lang w:val="en-US"/>
+              </w:rPr>
+            </w:pPr>
+            <w:bookmarkStart w:id="1" w:name="_GoBack" w:colFirst="0" w:colLast="0"/>
+            <w:r>
+              <w:rPr>
+                <w:sz w:val="20"/>
+                <w:szCs w:val="20"/>
+                <w:lang w:val="en-US"/>
+              </w:rPr>
+              <w:t>Fit as-is / needs adaptation</w:t>
+            </w:r>
           </w:p>
         </w:tc>
         <w:tc>
           <w:tcPr>
             <w:tcW w:w="2340" w:type="dxa"/>
             <w:tcBorders>
-              <w:top w:val="single" w:sz="2" w:space="0" w:color="CCCCCC"/>
-              <w:left w:val="single" w:sz="2" w:space="0" w:color="CCCCCC"/>
-              <w:bottom w:val="single" w:sz="2" w:space="0" w:color="CCCCCC"/>
-              <w:right w:val="single" w:sz="2" w:space="0" w:color="CCCCCC"/>
-            </w:tcBorders>
-            <w:tcMar>
-              <w:top w:w="80" w:type="dxa"/>
-              <w:left w:w="120" w:type="dxa"/>
-              <w:bottom w:w="80" w:type="dxa"/>
-              <w:right w:w="120" w:type="dxa"/>
-            </w:tcMar>
-            <w:vAlign w:val="center"/>
-          </w:tcPr>
-          <w:p/>
+              <w:top w:val="single" w:color="CCCCCC" w:sz="2" w:space="0"/>
+              <w:left w:val="single" w:color="CCCCCC" w:sz="2" w:space="0"/>
+              <w:bottom w:val="single" w:color="CCCCCC" w:sz="2" w:space="0"/>
+              <w:right w:val="single" w:color="CCCCCC" w:sz="2" w:space="0"/>
+            </w:tcBorders>
+            <w:shd w:val="clear" w:color="auto" w:fill="EEF3F5"/>
+            <w:tcMar>
+              <w:top w:w="80" w:type="dxa"/>
+              <w:left w:w="120" w:type="dxa"/>
+              <w:bottom w:w="80" w:type="dxa"/>
+              <w:right w:w="120" w:type="dxa"/>
+            </w:tcMar>
+            <w:vAlign w:val="center"/>
+          </w:tcPr>
+          <w:p>
+            <w:pPr>
+              <w:rPr>
+                <w:lang w:val="en-US"/>
+              </w:rPr>
+            </w:pPr>
+          </w:p>
         </w:tc>
         <w:tc>
           <w:tcPr>
             <w:tcW w:w="2340" w:type="dxa"/>
             <w:tcBorders>
-              <w:top w:val="single" w:sz="2" w:space="0" w:color="CCCCCC"/>
-              <w:left w:val="single" w:sz="2" w:space="0" w:color="CCCCCC"/>
-              <w:bottom w:val="single" w:sz="2" w:space="0" w:color="CCCCCC"/>
-              <w:right w:val="single" w:sz="2" w:space="0" w:color="CCCCCC"/>
-            </w:tcBorders>
-            <w:tcMar>
-              <w:top w:w="80" w:type="dxa"/>
-              <w:left w:w="120" w:type="dxa"/>
-              <w:bottom w:w="80" w:type="dxa"/>
-              <w:right w:w="120" w:type="dxa"/>
-            </w:tcMar>
-            <w:vAlign w:val="center"/>
-          </w:tcPr>
-          <w:p/>
+              <w:top w:val="single" w:color="CCCCCC" w:sz="2" w:space="0"/>
+              <w:left w:val="single" w:color="CCCCCC" w:sz="2" w:space="0"/>
+              <w:bottom w:val="single" w:color="CCCCCC" w:sz="2" w:space="0"/>
+              <w:right w:val="single" w:color="CCCCCC" w:sz="2" w:space="0"/>
+            </w:tcBorders>
+            <w:shd w:val="clear" w:color="auto" w:fill="EEF3F5"/>
+            <w:tcMar>
+              <w:top w:w="80" w:type="dxa"/>
+              <w:left w:w="120" w:type="dxa"/>
+              <w:bottom w:w="80" w:type="dxa"/>
+              <w:right w:w="120" w:type="dxa"/>
+            </w:tcMar>
+            <w:vAlign w:val="center"/>
+          </w:tcPr>
+          <w:p>
+            <w:pPr>
+              <w:rPr>
+                <w:lang w:val="en-US"/>
+              </w:rPr>
+            </w:pPr>
+          </w:p>
         </w:tc>
         <w:tc>
           <w:tcPr>
             <w:tcW w:w="2340" w:type="dxa"/>
             <w:tcBorders>
-              <w:top w:val="single" w:sz="2" w:space="0" w:color="CCCCCC"/>
-              <w:left w:val="single" w:sz="2" w:space="0" w:color="CCCCCC"/>
-              <w:bottom w:val="single" w:sz="2" w:space="0" w:color="CCCCCC"/>
-              <w:right w:val="single" w:sz="2" w:space="0" w:color="CCCCCC"/>
-            </w:tcBorders>
-            <w:tcMar>
-              <w:top w:w="80" w:type="dxa"/>
-              <w:left w:w="120" w:type="dxa"/>
-              <w:bottom w:w="80" w:type="dxa"/>
-              <w:right w:w="120" w:type="dxa"/>
-            </w:tcMar>
-            <w:vAlign w:val="center"/>
-          </w:tcPr>
-          <w:p/>
-        </w:tc>
-      </w:tr>
-      <w:tr>
-        <w:tblPrEx>
-          <w:tblCellMar>
-            <w:top w:w="0" w:type="dxa"/>
-            <w:bottom w:w="0" w:type="dxa"/>
-          </w:tblCellMar>
-        </w:tblPrEx>
-        <w:tc>
-          <w:tcPr>
-            <w:tcW w:w="2340" w:type="dxa"/>
-            <w:tcBorders>
-              <w:top w:val="single" w:sz="2" w:space="0" w:color="CCCCCC"/>
-              <w:left w:val="single" w:sz="2" w:space="0" w:color="CCCCCC"/>
-              <w:bottom w:val="single" w:sz="2" w:space="0" w:color="CCCCCC"/>
-              <w:right w:val="single" w:sz="2" w:space="0" w:color="CCCCCC"/>
-            </w:tcBorders>
-            <w:shd w:val="clear" w:color="auto" w:fill="EEF3F5"/>
-            <w:tcMar>
-              <w:top w:w="80" w:type="dxa"/>
-              <w:left w:w="120" w:type="dxa"/>
-              <w:bottom w:w="80" w:type="dxa"/>
-              <w:right w:w="120" w:type="dxa"/>
-            </w:tcMar>
-            <w:vAlign w:val="center"/>
-          </w:tcPr>
-          <w:p>
-            <w:pPr>
-              <w:rPr>
-                <w:lang w:val="en-US"/>
-              </w:rPr>
-            </w:pPr>
-            <w:r>
-              <w:rPr>
-                <w:sz w:val="20"/>
-                <w:szCs w:val="20"/>
-                <w:lang w:val="en-US"/>
-              </w:rPr>
-              <w:t>Fit as-is / needs adaptation</w:t>
-            </w:r>
-          </w:p>
-        </w:tc>
-        <w:tc>
-          <w:tcPr>
-            <w:tcW w:w="2340" w:type="dxa"/>
-            <w:tcBorders>
-              <w:top w:val="single" w:sz="2" w:space="0" w:color="CCCCCC"/>
-              <w:left w:val="single" w:sz="2" w:space="0" w:color="CCCCCC"/>
-              <w:bottom w:val="single" w:sz="2" w:space="0" w:color="CCCCCC"/>
-              <w:right w:val="single" w:sz="2" w:space="0" w:color="CCCCCC"/>
-            </w:tcBorders>
-            <w:shd w:val="clear" w:color="auto" w:fill="EEF3F5"/>
-            <w:tcMar>
-              <w:top w:w="80" w:type="dxa"/>
-              <w:left w:w="120" w:type="dxa"/>
-              <w:bottom w:w="80" w:type="dxa"/>
-              <w:right w:w="120" w:type="dxa"/>
-            </w:tcMar>
-            <w:vAlign w:val="center"/>
-          </w:tcPr>
-          <w:p>
-            <w:pPr>
-              <w:rPr>
-                <w:lang w:val="en-US"/>
-              </w:rPr>
-            </w:pPr>
-          </w:p>
-        </w:tc>
-        <w:tc>
-          <w:tcPr>
-            <w:tcW w:w="2340" w:type="dxa"/>
-            <w:tcBorders>
-              <w:top w:val="single" w:sz="2" w:space="0" w:color="CCCCCC"/>
-              <w:left w:val="single" w:sz="2" w:space="0" w:color="CCCCCC"/>
-              <w:bottom w:val="single" w:sz="2" w:space="0" w:color="CCCCCC"/>
-              <w:right w:val="single" w:sz="2" w:space="0" w:color="CCCCCC"/>
-            </w:tcBorders>
-            <w:shd w:val="clear" w:color="auto" w:fill="EEF3F5"/>
-            <w:tcMar>
-              <w:top w:w="80" w:type="dxa"/>
-              <w:left w:w="120" w:type="dxa"/>
-              <w:bottom w:w="80" w:type="dxa"/>
-              <w:right w:w="120" w:type="dxa"/>
-            </w:tcMar>
-            <w:vAlign w:val="center"/>
-          </w:tcPr>
-          <w:p>
-            <w:pPr>
-              <w:rPr>
-                <w:lang w:val="en-US"/>
-              </w:rPr>
-            </w:pPr>
-          </w:p>
-        </w:tc>
-        <w:tc>
-          <w:tcPr>
-            <w:tcW w:w="2340" w:type="dxa"/>
-            <w:tcBorders>
-              <w:top w:val="single" w:sz="2" w:space="0" w:color="CCCCCC"/>
-              <w:left w:val="single" w:sz="2" w:space="0" w:color="CCCCCC"/>
-              <w:bottom w:val="single" w:sz="2" w:space="0" w:color="CCCCCC"/>
-              <w:right w:val="single" w:sz="2" w:space="0" w:color="CCCCCC"/>
+              <w:top w:val="single" w:color="CCCCCC" w:sz="2" w:space="0"/>
+              <w:left w:val="single" w:color="CCCCCC" w:sz="2" w:space="0"/>
+              <w:bottom w:val="single" w:color="CCCCCC" w:sz="2" w:space="0"/>
+              <w:right w:val="single" w:color="CCCCCC" w:sz="2" w:space="0"/>
             </w:tcBorders>
             <w:shd w:val="clear" w:color="auto" w:fill="EEF3F5"/>
             <w:tcMar>
@@ -6035,24 +5321,23 @@
     </w:tbl>
     <w:p>
       <w:pPr>
-        <w:pStyle w:val="Titre1"/>
-        <w:rPr>
-          <w:lang w:val="en-US"/>
-        </w:rPr>
-      </w:pPr>
-    </w:p>
-    <w:p>
-      <w:pPr>
-        <w:pStyle w:val="Titre1"/>
-        <w:rPr>
-          <w:lang w:val="en-US"/>
-        </w:rPr>
-      </w:pPr>
-      <w:r>
-        <w:rPr>
-          <w:lang w:val="en-US"/>
-        </w:rPr>
-        <w:lastRenderedPageBreak/>
+        <w:pStyle w:val="2"/>
+        <w:rPr>
+          <w:lang w:val="en-US"/>
+        </w:rPr>
+      </w:pPr>
+    </w:p>
+    <w:p>
+      <w:pPr>
+        <w:pStyle w:val="2"/>
+        <w:rPr>
+          <w:lang w:val="en-US"/>
+        </w:rPr>
+      </w:pPr>
+      <w:r>
+        <w:rPr>
+          <w:lang w:val="en-US"/>
+        </w:rPr>
         <w:t>Figures Referenced in This Proposal</w:t>
       </w:r>
     </w:p>
@@ -6076,11 +5361,8 @@
         <w:jc w:val="center"/>
       </w:pPr>
       <w:r>
-        <w:rPr>
-          <w:noProof/>
-        </w:rPr>
         <w:drawing>
-          <wp:inline distT="0" distB="0" distL="0" distR="0" wp14:anchorId="7A8CC913" wp14:editId="060ADC4F">
+          <wp:inline distT="0" distB="0" distL="0" distR="0">
             <wp:extent cx="5334000" cy="3590925"/>
             <wp:effectExtent l="0" t="0" r="0" b="0"/>
             <wp:docPr id="1" name="Tier 1 and Tier 2 detail" descr="Tier 1 and Tier 2 detail" title="Tier 1 and Tier 2 detail"/>
@@ -6091,19 +5373,19 @@
               <a:graphicData uri="http://schemas.openxmlformats.org/drawingml/2006/picture">
                 <pic:pic xmlns:pic="http://schemas.openxmlformats.org/drawingml/2006/picture">
                   <pic:nvPicPr>
-                    <pic:cNvPr id="0" name=""/>
+                    <pic:cNvPr id="1" name="Tier 1 and Tier 2 detail" descr="Tier 1 and Tier 2 detail" title="Tier 1 and Tier 2 detail"/>
                     <pic:cNvPicPr>
                       <a:picLocks noChangeAspect="1" noChangeArrowheads="1"/>
                     </pic:cNvPicPr>
                   </pic:nvPicPr>
                   <pic:blipFill>
-                    <a:blip r:embed="rId7"/>
+                    <a:blip r:embed="rId6"/>
                     <a:srcRect/>
                     <a:stretch>
                       <a:fillRect/>
                     </a:stretch>
                   </pic:blipFill>
-                  <pic:spPr bwMode="auto">
+                  <pic:spPr>
                     <a:xfrm>
                       <a:off x="0" y="0"/>
                       <a:ext cx="5334000" cy="3590925"/>
@@ -6143,73 +5425,7 @@
           <w:sz w:val="18"/>
           <w:szCs w:val="18"/>
         </w:rPr>
-        <w:t xml:space="preserve">Track A </w:t>
-      </w:r>
-      <w:proofErr w:type="spellStart"/>
-      <w:r>
-        <w:rPr>
-          <w:i/>
-          <w:iCs/>
-          <w:color w:val="555555"/>
-          <w:sz w:val="18"/>
-          <w:szCs w:val="18"/>
-        </w:rPr>
-        <w:t>owns</w:t>
-      </w:r>
-      <w:proofErr w:type="spellEnd"/>
-      <w:r>
-        <w:rPr>
-          <w:i/>
-          <w:iCs/>
-          <w:color w:val="555555"/>
-          <w:sz w:val="18"/>
-          <w:szCs w:val="18"/>
-        </w:rPr>
-        <w:t xml:space="preserve"> </w:t>
-      </w:r>
-      <w:proofErr w:type="spellStart"/>
-      <w:r>
-        <w:rPr>
-          <w:i/>
-          <w:iCs/>
-          <w:color w:val="555555"/>
-          <w:sz w:val="18"/>
-          <w:szCs w:val="18"/>
-        </w:rPr>
-        <w:t>everything</w:t>
-      </w:r>
-      <w:proofErr w:type="spellEnd"/>
-      <w:r>
-        <w:rPr>
-          <w:i/>
-          <w:iCs/>
-          <w:color w:val="555555"/>
-          <w:sz w:val="18"/>
-          <w:szCs w:val="18"/>
-        </w:rPr>
-        <w:t xml:space="preserve"> </w:t>
-      </w:r>
-      <w:proofErr w:type="spellStart"/>
-      <w:r>
-        <w:rPr>
-          <w:i/>
-          <w:iCs/>
-          <w:color w:val="555555"/>
-          <w:sz w:val="18"/>
-          <w:szCs w:val="18"/>
-        </w:rPr>
-        <w:t>inside</w:t>
-      </w:r>
-      <w:proofErr w:type="spellEnd"/>
-      <w:r>
-        <w:rPr>
-          <w:i/>
-          <w:iCs/>
-          <w:color w:val="555555"/>
-          <w:sz w:val="18"/>
-          <w:szCs w:val="18"/>
-        </w:rPr>
-        <w:t xml:space="preserve"> Tier 2.</w:t>
+        <w:t>Track A owns everything inside Tier 2.</w:t>
       </w:r>
     </w:p>
     <w:p>
@@ -6218,12 +5434,8 @@
         <w:jc w:val="center"/>
       </w:pPr>
       <w:r>
-        <w:rPr>
-          <w:noProof/>
-        </w:rPr>
-        <w:lastRenderedPageBreak/>
         <w:drawing>
-          <wp:inline distT="0" distB="0" distL="0" distR="0" wp14:anchorId="69B286A8" wp14:editId="00E4D192">
+          <wp:inline distT="0" distB="0" distL="0" distR="0">
             <wp:extent cx="4381500" cy="3981450"/>
             <wp:effectExtent l="0" t="0" r="0" b="0"/>
             <wp:docPr id="371546362" name="End-to-end workflow" descr="End-to-end workflow" title="End-to-end workflow"/>
@@ -6234,19 +5446,19 @@
               <a:graphicData uri="http://schemas.openxmlformats.org/drawingml/2006/picture">
                 <pic:pic xmlns:pic="http://schemas.openxmlformats.org/drawingml/2006/picture">
                   <pic:nvPicPr>
-                    <pic:cNvPr id="0" name=""/>
+                    <pic:cNvPr id="371546362" name="End-to-end workflow" descr="End-to-end workflow" title="End-to-end workflow"/>
                     <pic:cNvPicPr>
                       <a:picLocks noChangeAspect="1" noChangeArrowheads="1"/>
                     </pic:cNvPicPr>
                   </pic:nvPicPr>
                   <pic:blipFill>
-                    <a:blip r:embed="rId8"/>
+                    <a:blip r:embed="rId7"/>
                     <a:srcRect/>
                     <a:stretch>
                       <a:fillRect/>
                     </a:stretch>
                   </pic:blipFill>
-                  <pic:spPr bwMode="auto">
+                  <pic:spPr>
                     <a:xfrm>
                       <a:off x="0" y="0"/>
                       <a:ext cx="4381500" cy="3981450"/>
@@ -6279,66 +5491,23 @@
           <w:szCs w:val="18"/>
           <w:lang w:val="en-US"/>
         </w:rPr>
-        <w:t>Figure 3 — The end-</w:t>
-      </w:r>
-      <w:proofErr w:type="gramStart"/>
-      <w:r>
-        <w:rPr>
-          <w:i/>
-          <w:iCs/>
-          <w:color w:val="555555"/>
-          <w:sz w:val="18"/>
-          <w:szCs w:val="18"/>
-          <w:lang w:val="en-US"/>
-        </w:rPr>
-        <w:t>to</w:t>
-      </w:r>
-      <w:proofErr w:type="gramEnd"/>
-      <w:r>
-        <w:rPr>
-          <w:i/>
-          <w:iCs/>
-          <w:color w:val="555555"/>
-          <w:sz w:val="18"/>
-          <w:szCs w:val="18"/>
-          <w:lang w:val="en-US"/>
-        </w:rPr>
-        <w:t>-end workflow. Track A owns steps 4b through 7.</w:t>
+        <w:t>Figure 3 — The end-to-end workflow. Track A owns steps 4b through 7.</w:t>
       </w:r>
     </w:p>
     <w:sectPr>
-      <w:headerReference w:type="default" r:id="rId9"/>
-      <w:footerReference w:type="default" r:id="rId10"/>
+      <w:headerReference r:id="rId3" w:type="default"/>
+      <w:footerReference r:id="rId4" w:type="default"/>
       <w:pgSz w:w="12240" w:h="15840"/>
       <w:pgMar w:top="1440" w:right="1440" w:bottom="1440" w:left="1440" w:header="708" w:footer="708" w:gutter="0"/>
-      <w:cols w:space="720"/>
-      <w:docGrid w:linePitch="360"/>
+      <w:cols w:space="720" w:num="1"/>
+      <w:docGrid w:linePitch="360" w:charSpace="0"/>
     </w:sectPr>
   </w:body>
 </w:document>
 </file>
 
-<file path=word/endnotes.xml><?xml version="1.0" encoding="utf-8"?>
-<w:endnotes xmlns:wpc="http://schemas.microsoft.com/office/word/2010/wordprocessingCanvas" xmlns:cx="http://schemas.microsoft.com/office/drawing/2014/chartex" xmlns:cx1="http://schemas.microsoft.com/office/drawing/2015/9/8/chartex" xmlns:cx2="http://schemas.microsoft.com/office/drawing/2015/10/21/chartex" xmlns:cx3="http://schemas.microsoft.com/office/drawing/2016/5/9/chartex" xmlns:cx4="http://schemas.microsoft.com/office/drawing/2016/5/10/chartex" xmlns:cx5="http://schemas.microsoft.com/office/drawing/2016/5/11/chartex" xmlns:cx6="http://schemas.microsoft.com/office/drawing/2016/5/12/chartex" xmlns:cx7="http://schemas.microsoft.com/office/drawing/2016/5/13/chartex" xmlns:cx8="http://schemas.microsoft.com/office/drawing/2016/5/14/chartex" xmlns:mc="http://schemas.openxmlformats.org/markup-compatibility/2006" xmlns:aink="http://schemas.microsoft.com/office/drawing/2016/ink" xmlns:am3d="http://schemas.microsoft.com/office/drawing/2017/model3d" xmlns:o="urn:schemas-microsoft-com:office:office" xmlns:oel="http://schemas.microsoft.com/office/2019/extlst" xmlns:r="http://schemas.openxmlformats.org/officeDocument/2006/relationships" xmlns:m="http://schemas.openxmlformats.org/officeDocument/2006/math" xmlns:v="urn:schemas-microsoft-com:vml" xmlns:wp14="http://schemas.microsoft.com/office/word/2010/wordprocessingDrawing" xmlns:wp="http://schemas.openxmlformats.org/drawingml/2006/wordprocessingDrawing" xmlns:w10="urn:schemas-microsoft-com:office:word" xmlns:w="http://schemas.openxmlformats.org/wordprocessingml/2006/main" xmlns:w14="http://schemas.microsoft.com/office/word/2010/wordml" xmlns:w15="http://schemas.microsoft.com/office/word/2012/wordml" xmlns:w16cex="http://schemas.microsoft.com/office/word/2018/wordml/cex" xmlns:w16cid="http://schemas.microsoft.com/office/word/2016/wordml/cid" xmlns:w16="http://schemas.microsoft.com/office/word/2018/wordml" xmlns:w16du="http://schemas.microsoft.com/office/word/2023/wordml/word16du" xmlns:w16sdtdh="http://schemas.microsoft.com/office/word/2020/wordml/sdtdatahash" xmlns:w16sdtfl="http://schemas.microsoft.com/office/word/2024/wordml/sdtformatlock" xmlns:w16se="http://schemas.microsoft.com/office/word/2015/wordml/symex" xmlns:wpg="http://schemas.microsoft.com/office/word/2010/wordprocessingGroup" xmlns:wpi="http://schemas.microsoft.com/office/word/2010/wordprocessingInk" xmlns:wne="http://schemas.microsoft.com/office/word/2006/wordml" xmlns:wps="http://schemas.microsoft.com/office/word/2010/wordprocessingShape" mc:Ignorable="w14 w15 w16se w16cid w16 w16cex w16sdtdh w16sdtfl w16du wp14">
-  <w:endnote w:type="separator" w:id="-1">
-    <w:p>
-      <w:r>
-        <w:separator/>
-      </w:r>
-    </w:p>
-  </w:endnote>
-  <w:endnote w:type="continuationSeparator" w:id="0">
-    <w:p>
-      <w:r>
-        <w:continuationSeparator/>
-      </w:r>
-    </w:p>
-  </w:endnote>
-</w:endnotes>
-</file>
-
 <file path=word/footer1.xml><?xml version="1.0" encoding="utf-8"?>
-<w:ftr xmlns:wpc="http://schemas.microsoft.com/office/word/2010/wordprocessingCanvas" xmlns:cx="http://schemas.microsoft.com/office/drawing/2014/chartex" xmlns:cx1="http://schemas.microsoft.com/office/drawing/2015/9/8/chartex" xmlns:cx2="http://schemas.microsoft.com/office/drawing/2015/10/21/chartex" xmlns:cx3="http://schemas.microsoft.com/office/drawing/2016/5/9/chartex" xmlns:cx4="http://schemas.microsoft.com/office/drawing/2016/5/10/chartex" xmlns:cx5="http://schemas.microsoft.com/office/drawing/2016/5/11/chartex" xmlns:cx6="http://schemas.microsoft.com/office/drawing/2016/5/12/chartex" xmlns:cx7="http://schemas.microsoft.com/office/drawing/2016/5/13/chartex" xmlns:cx8="http://schemas.microsoft.com/office/drawing/2016/5/14/chartex" xmlns:mc="http://schemas.openxmlformats.org/markup-compatibility/2006" xmlns:aink="http://schemas.microsoft.com/office/drawing/2016/ink" xmlns:am3d="http://schemas.microsoft.com/office/drawing/2017/model3d" xmlns:o="urn:schemas-microsoft-com:office:office" xmlns:oel="http://schemas.microsoft.com/office/2019/extlst" xmlns:r="http://schemas.openxmlformats.org/officeDocument/2006/relationships" xmlns:m="http://schemas.openxmlformats.org/officeDocument/2006/math" xmlns:v="urn:schemas-microsoft-com:vml" xmlns:wp14="http://schemas.microsoft.com/office/word/2010/wordprocessingDrawing" xmlns:wp="http://schemas.openxmlformats.org/drawingml/2006/wordprocessingDrawing" xmlns:w10="urn:schemas-microsoft-com:office:word" xmlns:w="http://schemas.openxmlformats.org/wordprocessingml/2006/main" xmlns:w14="http://schemas.microsoft.com/office/word/2010/wordml" xmlns:w15="http://schemas.microsoft.com/office/word/2012/wordml" xmlns:w16cex="http://schemas.microsoft.com/office/word/2018/wordml/cex" xmlns:w16cid="http://schemas.microsoft.com/office/word/2016/wordml/cid" xmlns:w16="http://schemas.microsoft.com/office/word/2018/wordml" xmlns:w16du="http://schemas.microsoft.com/office/word/2023/wordml/word16du" xmlns:w16sdtdh="http://schemas.microsoft.com/office/word/2020/wordml/sdtdatahash" xmlns:w16sdtfl="http://schemas.microsoft.com/office/word/2024/wordml/sdtformatlock" xmlns:w16se="http://schemas.microsoft.com/office/word/2015/wordml/symex" xmlns:wpg="http://schemas.microsoft.com/office/word/2010/wordprocessingGroup" xmlns:wpi="http://schemas.microsoft.com/office/word/2010/wordprocessingInk" xmlns:wne="http://schemas.microsoft.com/office/word/2006/wordml" xmlns:wps="http://schemas.microsoft.com/office/word/2010/wordprocessingShape" mc:Ignorable="w14 w15 w16se w16cid w16 w16cex w16sdtdh w16sdtfl w16du wp14">
+<w:ftr xmlns:wpc="http://schemas.microsoft.com/office/word/2010/wordprocessingCanvas" xmlns:mc="http://schemas.openxmlformats.org/markup-compatibility/2006" xmlns:o="urn:schemas-microsoft-com:office:office" xmlns:r="http://schemas.openxmlformats.org/officeDocument/2006/relationships" xmlns:m="http://schemas.openxmlformats.org/officeDocument/2006/math" xmlns:v="urn:schemas-microsoft-com:vml" xmlns:wp14="http://schemas.microsoft.com/office/word/2010/wordprocessingDrawing" xmlns:wp="http://schemas.openxmlformats.org/drawingml/2006/wordprocessingDrawing" xmlns:w10="urn:schemas-microsoft-com:office:word" xmlns:w="http://schemas.openxmlformats.org/wordprocessingml/2006/main" xmlns:w14="http://schemas.microsoft.com/office/word/2010/wordml" xmlns:w15="http://schemas.microsoft.com/office/word/2012/wordml" xmlns:wpg="http://schemas.microsoft.com/office/word/2010/wordprocessingGroup" xmlns:wpi="http://schemas.microsoft.com/office/word/2010/wordprocessingInk" xmlns:wne="http://schemas.microsoft.com/office/word/2006/wordml" xmlns:wps="http://schemas.microsoft.com/office/word/2010/wordprocessingShape" xmlns:wpsCustomData="http://www.wps.cn/officeDocument/2013/wpsCustomData" mc:Ignorable="w14 w15 wp14">
   <w:p>
     <w:pPr>
       <w:jc w:val="center"/>
@@ -6365,7 +5534,7 @@
         <w:sz w:val="16"/>
         <w:szCs w:val="16"/>
       </w:rPr>
-      <w:instrText>PAGE</w:instrText>
+      <w:instrText xml:space="preserve">PAGE</w:instrText>
     </w:r>
     <w:r>
       <w:rPr>
@@ -6377,7 +5546,6 @@
     </w:r>
     <w:r>
       <w:rPr>
-        <w:noProof/>
         <w:color w:val="888888"/>
         <w:sz w:val="16"/>
         <w:szCs w:val="16"/>
@@ -6396,78 +5564,31 @@
 </w:ftr>
 </file>
 
-<file path=word/footnotes.xml><?xml version="1.0" encoding="utf-8"?>
-<w:footnotes xmlns:wpc="http://schemas.microsoft.com/office/word/2010/wordprocessingCanvas" xmlns:cx="http://schemas.microsoft.com/office/drawing/2014/chartex" xmlns:cx1="http://schemas.microsoft.com/office/drawing/2015/9/8/chartex" xmlns:cx2="http://schemas.microsoft.com/office/drawing/2015/10/21/chartex" xmlns:cx3="http://schemas.microsoft.com/office/drawing/2016/5/9/chartex" xmlns:cx4="http://schemas.microsoft.com/office/drawing/2016/5/10/chartex" xmlns:cx5="http://schemas.microsoft.com/office/drawing/2016/5/11/chartex" xmlns:cx6="http://schemas.microsoft.com/office/drawing/2016/5/12/chartex" xmlns:cx7="http://schemas.microsoft.com/office/drawing/2016/5/13/chartex" xmlns:cx8="http://schemas.microsoft.com/office/drawing/2016/5/14/chartex" xmlns:mc="http://schemas.openxmlformats.org/markup-compatibility/2006" xmlns:aink="http://schemas.microsoft.com/office/drawing/2016/ink" xmlns:am3d="http://schemas.microsoft.com/office/drawing/2017/model3d" xmlns:o="urn:schemas-microsoft-com:office:office" xmlns:oel="http://schemas.microsoft.com/office/2019/extlst" xmlns:r="http://schemas.openxmlformats.org/officeDocument/2006/relationships" xmlns:m="http://schemas.openxmlformats.org/officeDocument/2006/math" xmlns:v="urn:schemas-microsoft-com:vml" xmlns:wp14="http://schemas.microsoft.com/office/word/2010/wordprocessingDrawing" xmlns:wp="http://schemas.openxmlformats.org/drawingml/2006/wordprocessingDrawing" xmlns:w10="urn:schemas-microsoft-com:office:word" xmlns:w="http://schemas.openxmlformats.org/wordprocessingml/2006/main" xmlns:w14="http://schemas.microsoft.com/office/word/2010/wordml" xmlns:w15="http://schemas.microsoft.com/office/word/2012/wordml" xmlns:w16cex="http://schemas.microsoft.com/office/word/2018/wordml/cex" xmlns:w16cid="http://schemas.microsoft.com/office/word/2016/wordml/cid" xmlns:w16="http://schemas.microsoft.com/office/word/2018/wordml" xmlns:w16du="http://schemas.microsoft.com/office/word/2023/wordml/word16du" xmlns:w16sdtdh="http://schemas.microsoft.com/office/word/2020/wordml/sdtdatahash" xmlns:w16sdtfl="http://schemas.microsoft.com/office/word/2024/wordml/sdtformatlock" xmlns:w16se="http://schemas.microsoft.com/office/word/2015/wordml/symex" xmlns:wpg="http://schemas.microsoft.com/office/word/2010/wordprocessingGroup" xmlns:wpi="http://schemas.microsoft.com/office/word/2010/wordprocessingInk" xmlns:wne="http://schemas.microsoft.com/office/word/2006/wordml" xmlns:wps="http://schemas.microsoft.com/office/word/2010/wordprocessingShape" mc:Ignorable="w14 w15 w16se w16cid w16 w16cex w16sdtdh w16sdtfl w16du wp14">
-  <w:footnote w:type="separator" w:id="-1">
-    <w:p>
-      <w:r>
-        <w:separator/>
-      </w:r>
-    </w:p>
-  </w:footnote>
-  <w:footnote w:type="continuationSeparator" w:id="0">
-    <w:p>
-      <w:r>
-        <w:continuationSeparator/>
-      </w:r>
-    </w:p>
-  </w:footnote>
-</w:footnotes>
-</file>
-
 <file path=word/header1.xml><?xml version="1.0" encoding="utf-8"?>
-<w:hdr xmlns:wpc="http://schemas.microsoft.com/office/word/2010/wordprocessingCanvas" xmlns:cx="http://schemas.microsoft.com/office/drawing/2014/chartex" xmlns:cx1="http://schemas.microsoft.com/office/drawing/2015/9/8/chartex" xmlns:cx2="http://schemas.microsoft.com/office/drawing/2015/10/21/chartex" xmlns:cx3="http://schemas.microsoft.com/office/drawing/2016/5/9/chartex" xmlns:cx4="http://schemas.microsoft.com/office/drawing/2016/5/10/chartex" xmlns:cx5="http://schemas.microsoft.com/office/drawing/2016/5/11/chartex" xmlns:cx6="http://schemas.microsoft.com/office/drawing/2016/5/12/chartex" xmlns:cx7="http://schemas.microsoft.com/office/drawing/2016/5/13/chartex" xmlns:cx8="http://schemas.microsoft.com/office/drawing/2016/5/14/chartex" xmlns:mc="http://schemas.openxmlformats.org/markup-compatibility/2006" xmlns:aink="http://schemas.microsoft.com/office/drawing/2016/ink" xmlns:am3d="http://schemas.microsoft.com/office/drawing/2017/model3d" xmlns:o="urn:schemas-microsoft-com:office:office" xmlns:oel="http://schemas.microsoft.com/office/2019/extlst" xmlns:r="http://schemas.openxmlformats.org/officeDocument/2006/relationships" xmlns:m="http://schemas.openxmlformats.org/officeDocument/2006/math" xmlns:v="urn:schemas-microsoft-com:vml" xmlns:wp14="http://schemas.microsoft.com/office/word/2010/wordprocessingDrawing" xmlns:wp="http://schemas.openxmlformats.org/drawingml/2006/wordprocessingDrawing" xmlns:w10="urn:schemas-microsoft-com:office:word" xmlns:w="http://schemas.openxmlformats.org/wordprocessingml/2006/main" xmlns:w14="http://schemas.microsoft.com/office/word/2010/wordml" xmlns:w15="http://schemas.microsoft.com/office/word/2012/wordml" xmlns:w16cex="http://schemas.microsoft.com/office/word/2018/wordml/cex" xmlns:w16cid="http://schemas.microsoft.com/office/word/2016/wordml/cid" xmlns:w16="http://schemas.microsoft.com/office/word/2018/wordml" xmlns:w16du="http://schemas.microsoft.com/office/word/2023/wordml/word16du" xmlns:w16sdtdh="http://schemas.microsoft.com/office/word/2020/wordml/sdtdatahash" xmlns:w16sdtfl="http://schemas.microsoft.com/office/word/2024/wordml/sdtformatlock" xmlns:w16se="http://schemas.microsoft.com/office/word/2015/wordml/symex" xmlns:wpg="http://schemas.microsoft.com/office/word/2010/wordprocessingGroup" xmlns:wpi="http://schemas.microsoft.com/office/word/2010/wordprocessingInk" xmlns:wne="http://schemas.microsoft.com/office/word/2006/wordml" xmlns:wps="http://schemas.microsoft.com/office/word/2010/wordprocessingShape" mc:Ignorable="w14 w15 w16se w16cid w16 w16cex w16sdtdh w16sdtfl w16du wp14">
+<w:hdr xmlns:wpc="http://schemas.microsoft.com/office/word/2010/wordprocessingCanvas" xmlns:mc="http://schemas.openxmlformats.org/markup-compatibility/2006" xmlns:o="urn:schemas-microsoft-com:office:office" xmlns:r="http://schemas.openxmlformats.org/officeDocument/2006/relationships" xmlns:m="http://schemas.openxmlformats.org/officeDocument/2006/math" xmlns:v="urn:schemas-microsoft-com:vml" xmlns:wp14="http://schemas.microsoft.com/office/word/2010/wordprocessingDrawing" xmlns:wp="http://schemas.openxmlformats.org/drawingml/2006/wordprocessingDrawing" xmlns:w10="urn:schemas-microsoft-com:office:word" xmlns:w="http://schemas.openxmlformats.org/wordprocessingml/2006/main" xmlns:w14="http://schemas.microsoft.com/office/word/2010/wordml" xmlns:w15="http://schemas.microsoft.com/office/word/2012/wordml" xmlns:wpg="http://schemas.microsoft.com/office/word/2010/wordprocessingGroup" xmlns:wpi="http://schemas.microsoft.com/office/word/2010/wordprocessingInk" xmlns:wne="http://schemas.microsoft.com/office/word/2006/wordml" xmlns:wps="http://schemas.microsoft.com/office/word/2010/wordprocessingShape" xmlns:wpsCustomData="http://www.wps.cn/officeDocument/2013/wpsCustomData" mc:Ignorable="w14 w15 wp14">
   <w:p>
     <w:pPr>
       <w:jc w:val="right"/>
     </w:pPr>
-    <w:proofErr w:type="spellStart"/>
     <w:r>
       <w:rPr>
         <w:color w:val="888888"/>
         <w:sz w:val="16"/>
         <w:szCs w:val="16"/>
       </w:rPr>
-      <w:t>Internship</w:t>
-    </w:r>
-    <w:proofErr w:type="spellEnd"/>
-    <w:r>
-      <w:rPr>
-        <w:color w:val="888888"/>
-        <w:sz w:val="16"/>
-        <w:szCs w:val="16"/>
-      </w:rPr>
-      <w:t xml:space="preserve"> </w:t>
-    </w:r>
-    <w:proofErr w:type="spellStart"/>
-    <w:r>
-      <w:rPr>
-        <w:color w:val="888888"/>
-        <w:sz w:val="16"/>
-        <w:szCs w:val="16"/>
-      </w:rPr>
-      <w:t>Proposal</w:t>
-    </w:r>
-    <w:proofErr w:type="spellEnd"/>
-    <w:r>
-      <w:rPr>
-        <w:color w:val="888888"/>
-        <w:sz w:val="16"/>
-        <w:szCs w:val="16"/>
-      </w:rPr>
-      <w:t xml:space="preserve"> A</w:t>
+      <w:t>Internship Proposal A</w:t>
     </w:r>
   </w:p>
 </w:hdr>
 </file>
 
 <file path=word/numbering.xml><?xml version="1.0" encoding="utf-8"?>
-<w:numbering xmlns:wpc="http://schemas.microsoft.com/office/word/2010/wordprocessingCanvas" xmlns:cx="http://schemas.microsoft.com/office/drawing/2014/chartex" xmlns:cx1="http://schemas.microsoft.com/office/drawing/2015/9/8/chartex" xmlns:cx2="http://schemas.microsoft.com/office/drawing/2015/10/21/chartex" xmlns:cx3="http://schemas.microsoft.com/office/drawing/2016/5/9/chartex" xmlns:cx4="http://schemas.microsoft.com/office/drawing/2016/5/10/chartex" xmlns:cx5="http://schemas.microsoft.com/office/drawing/2016/5/11/chartex" xmlns:cx6="http://schemas.microsoft.com/office/drawing/2016/5/12/chartex" xmlns:cx7="http://schemas.microsoft.com/office/drawing/2016/5/13/chartex" xmlns:cx8="http://schemas.microsoft.com/office/drawing/2016/5/14/chartex" xmlns:mc="http://schemas.openxmlformats.org/markup-compatibility/2006" xmlns:aink="http://schemas.microsoft.com/office/drawing/2016/ink" xmlns:am3d="http://schemas.microsoft.com/office/drawing/2017/model3d" xmlns:o="urn:schemas-microsoft-com:office:office" xmlns:oel="http://schemas.microsoft.com/office/2019/extlst" xmlns:r="http://schemas.openxmlformats.org/officeDocument/2006/relationships" xmlns:m="http://schemas.openxmlformats.org/officeDocument/2006/math" xmlns:v="urn:schemas-microsoft-com:vml" xmlns:wp14="http://schemas.microsoft.com/office/word/2010/wordprocessingDrawing" xmlns:wp="http://schemas.openxmlformats.org/drawingml/2006/wordprocessingDrawing" xmlns:w10="urn:schemas-microsoft-com:office:word" xmlns:w="http://schemas.openxmlformats.org/wordprocessingml/2006/main" xmlns:w14="http://schemas.microsoft.com/office/word/2010/wordml" xmlns:w15="http://schemas.microsoft.com/office/word/2012/wordml" xmlns:w16cex="http://schemas.microsoft.com/office/word/2018/wordml/cex" xmlns:w16cid="http://schemas.microsoft.com/office/word/2016/wordml/cid" xmlns:w16="http://schemas.microsoft.com/office/word/2018/wordml" xmlns:w16du="http://schemas.microsoft.com/office/word/2023/wordml/word16du" xmlns:w16sdtdh="http://schemas.microsoft.com/office/word/2020/wordml/sdtdatahash" xmlns:w16sdtfl="http://schemas.microsoft.com/office/word/2024/wordml/sdtformatlock" xmlns:w16se="http://schemas.microsoft.com/office/word/2015/wordml/symex" xmlns:wpg="http://schemas.microsoft.com/office/word/2010/wordprocessingGroup" xmlns:wpi="http://schemas.microsoft.com/office/word/2010/wordprocessingInk" xmlns:wne="http://schemas.microsoft.com/office/word/2006/wordml" xmlns:wps="http://schemas.microsoft.com/office/word/2010/wordprocessingShape" mc:Ignorable="w14 w15 w16se w16cid w16 w16cex w16sdtdh w16sdtfl w16du wp14">
-  <w:abstractNum w:abstractNumId="0" w15:restartNumberingAfterBreak="0">
+<w:numbering xmlns:wpc="http://schemas.microsoft.com/office/word/2010/wordprocessingCanvas" xmlns:mc="http://schemas.openxmlformats.org/markup-compatibility/2006" xmlns:o="urn:schemas-microsoft-com:office:office" xmlns:r="http://schemas.openxmlformats.org/officeDocument/2006/relationships" xmlns:m="http://schemas.openxmlformats.org/officeDocument/2006/math" xmlns:v="urn:schemas-microsoft-com:vml" xmlns:wp14="http://schemas.microsoft.com/office/word/2010/wordprocessingDrawing" xmlns:wp="http://schemas.openxmlformats.org/drawingml/2006/wordprocessingDrawing" xmlns:w10="urn:schemas-microsoft-com:office:word" xmlns:w="http://schemas.openxmlformats.org/wordprocessingml/2006/main" xmlns:w14="http://schemas.microsoft.com/office/word/2010/wordml" xmlns:wpg="http://schemas.microsoft.com/office/word/2010/wordprocessingGroup" xmlns:wpi="http://schemas.microsoft.com/office/word/2010/wordprocessingInk" xmlns:wne="http://schemas.microsoft.com/office/word/2006/wordml" xmlns:wps="http://schemas.microsoft.com/office/word/2010/wordprocessingShape" xmlns:wpsCustomData="http://www.wps.cn/officeDocument/2013/wpsCustomData" mc:Ignorable="w14 wp14">
+  <w:abstractNum w:abstractNumId="0">
     <w:nsid w:val="157C6B79"/>
-    <w:multiLevelType w:val="hybridMultilevel"/>
-    <w:tmpl w:val="BF50EE4C"/>
-    <w:lvl w:ilvl="0" w:tplc="5A0AB37E">
+    <w:multiLevelType w:val="multilevel"/>
+    <w:tmpl w:val="157C6B79"/>
+    <w:lvl w:ilvl="0" w:tentative="0">
       <w:start w:val="1"/>
       <w:numFmt w:val="bullet"/>
       <w:lvlText w:val="•"/>
@@ -6476,52 +5597,60 @@
         <w:ind w:left="720" w:hanging="360"/>
       </w:pPr>
     </w:lvl>
-    <w:lvl w:ilvl="1" w:tplc="8B68802E">
+    <w:lvl w:ilvl="1" w:tentative="0">
+      <w:start w:val="0"/>
       <w:numFmt w:val="decimal"/>
       <w:lvlText w:val=""/>
       <w:lvlJc w:val="left"/>
     </w:lvl>
-    <w:lvl w:ilvl="2" w:tplc="E870B062">
+    <w:lvl w:ilvl="2" w:tentative="0">
+      <w:start w:val="0"/>
       <w:numFmt w:val="decimal"/>
       <w:lvlText w:val=""/>
       <w:lvlJc w:val="left"/>
     </w:lvl>
-    <w:lvl w:ilvl="3" w:tplc="52342BA2">
+    <w:lvl w:ilvl="3" w:tentative="0">
+      <w:start w:val="0"/>
       <w:numFmt w:val="decimal"/>
       <w:lvlText w:val=""/>
       <w:lvlJc w:val="left"/>
     </w:lvl>
-    <w:lvl w:ilvl="4" w:tplc="40960B94">
+    <w:lvl w:ilvl="4" w:tentative="0">
+      <w:start w:val="0"/>
       <w:numFmt w:val="decimal"/>
       <w:lvlText w:val=""/>
       <w:lvlJc w:val="left"/>
     </w:lvl>
-    <w:lvl w:ilvl="5" w:tplc="67C2F02C">
+    <w:lvl w:ilvl="5" w:tentative="0">
+      <w:start w:val="0"/>
       <w:numFmt w:val="decimal"/>
       <w:lvlText w:val=""/>
       <w:lvlJc w:val="left"/>
     </w:lvl>
-    <w:lvl w:ilvl="6" w:tplc="8660AEB6">
+    <w:lvl w:ilvl="6" w:tentative="0">
+      <w:start w:val="0"/>
       <w:numFmt w:val="decimal"/>
       <w:lvlText w:val=""/>
       <w:lvlJc w:val="left"/>
     </w:lvl>
-    <w:lvl w:ilvl="7" w:tplc="021AEC8E">
+    <w:lvl w:ilvl="7" w:tentative="0">
+      <w:start w:val="0"/>
       <w:numFmt w:val="decimal"/>
       <w:lvlText w:val=""/>
       <w:lvlJc w:val="left"/>
     </w:lvl>
-    <w:lvl w:ilvl="8" w:tplc="B9A6CC22">
+    <w:lvl w:ilvl="8" w:tentative="0">
+      <w:start w:val="0"/>
       <w:numFmt w:val="decimal"/>
       <w:lvlText w:val=""/>
       <w:lvlJc w:val="left"/>
     </w:lvl>
   </w:abstractNum>
-  <w:abstractNum w:abstractNumId="1" w15:restartNumberingAfterBreak="0">
+  <w:abstractNum w:abstractNumId="1">
     <w:nsid w:val="3F2C31B2"/>
-    <w:multiLevelType w:val="hybridMultilevel"/>
-    <w:tmpl w:val="7F1CD146"/>
-    <w:lvl w:ilvl="0" w:tplc="20D612B0">
+    <w:multiLevelType w:val="multilevel"/>
+    <w:tmpl w:val="3F2C31B2"/>
+    <w:lvl w:ilvl="0" w:tentative="0">
       <w:start w:val="1"/>
       <w:numFmt w:val="decimal"/>
       <w:lvlText w:val="%1."/>
@@ -6530,146 +5659,62 @@
         <w:ind w:left="720" w:hanging="360"/>
       </w:pPr>
     </w:lvl>
-    <w:lvl w:ilvl="1" w:tplc="6CFA3776">
+    <w:lvl w:ilvl="1" w:tentative="0">
+      <w:start w:val="0"/>
       <w:numFmt w:val="decimal"/>
       <w:lvlText w:val=""/>
       <w:lvlJc w:val="left"/>
     </w:lvl>
-    <w:lvl w:ilvl="2" w:tplc="FC4815F6">
+    <w:lvl w:ilvl="2" w:tentative="0">
+      <w:start w:val="0"/>
       <w:numFmt w:val="decimal"/>
       <w:lvlText w:val=""/>
       <w:lvlJc w:val="left"/>
     </w:lvl>
-    <w:lvl w:ilvl="3" w:tplc="D1DA45DE">
+    <w:lvl w:ilvl="3" w:tentative="0">
+      <w:start w:val="0"/>
       <w:numFmt w:val="decimal"/>
       <w:lvlText w:val=""/>
       <w:lvlJc w:val="left"/>
     </w:lvl>
-    <w:lvl w:ilvl="4" w:tplc="D4FA35CE">
+    <w:lvl w:ilvl="4" w:tentative="0">
+      <w:start w:val="0"/>
       <w:numFmt w:val="decimal"/>
       <w:lvlText w:val=""/>
       <w:lvlJc w:val="left"/>
     </w:lvl>
-    <w:lvl w:ilvl="5" w:tplc="ABD0D52C">
+    <w:lvl w:ilvl="5" w:tentative="0">
+      <w:start w:val="0"/>
       <w:numFmt w:val="decimal"/>
       <w:lvlText w:val=""/>
       <w:lvlJc w:val="left"/>
     </w:lvl>
-    <w:lvl w:ilvl="6" w:tplc="A79EFC96">
+    <w:lvl w:ilvl="6" w:tentative="0">
+      <w:start w:val="0"/>
       <w:numFmt w:val="decimal"/>
       <w:lvlText w:val=""/>
       <w:lvlJc w:val="left"/>
     </w:lvl>
-    <w:lvl w:ilvl="7" w:tplc="9B00C762">
+    <w:lvl w:ilvl="7" w:tentative="0">
+      <w:start w:val="0"/>
       <w:numFmt w:val="decimal"/>
       <w:lvlText w:val=""/>
       <w:lvlJc w:val="left"/>
     </w:lvl>
-    <w:lvl w:ilvl="8" w:tplc="B2B4409C">
+    <w:lvl w:ilvl="8" w:tentative="0">
+      <w:start w:val="0"/>
       <w:numFmt w:val="decimal"/>
       <w:lvlText w:val=""/>
       <w:lvlJc w:val="left"/>
     </w:lvl>
   </w:abstractNum>
-  <w:abstractNum w:abstractNumId="2" w15:restartNumberingAfterBreak="0">
-    <w:nsid w:val="53DB4887"/>
-    <w:multiLevelType w:val="hybridMultilevel"/>
-    <w:tmpl w:val="473AF49E"/>
-    <w:lvl w:ilvl="0" w:tplc="FF061270">
-      <w:start w:val="1"/>
-      <w:numFmt w:val="bullet"/>
-      <w:lvlText w:val="●"/>
-      <w:lvlJc w:val="left"/>
-      <w:pPr>
-        <w:ind w:left="720" w:hanging="360"/>
-      </w:pPr>
-    </w:lvl>
-    <w:lvl w:ilvl="1" w:tplc="91981752">
-      <w:start w:val="1"/>
-      <w:numFmt w:val="bullet"/>
-      <w:lvlText w:val="○"/>
-      <w:lvlJc w:val="left"/>
-      <w:pPr>
-        <w:ind w:left="1440" w:hanging="360"/>
-      </w:pPr>
-    </w:lvl>
-    <w:lvl w:ilvl="2" w:tplc="24DA1AB0">
-      <w:start w:val="1"/>
-      <w:numFmt w:val="bullet"/>
-      <w:lvlText w:val="■"/>
-      <w:lvlJc w:val="left"/>
-      <w:pPr>
-        <w:ind w:left="2160" w:hanging="360"/>
-      </w:pPr>
-    </w:lvl>
-    <w:lvl w:ilvl="3" w:tplc="303E14AC">
-      <w:start w:val="1"/>
-      <w:numFmt w:val="bullet"/>
-      <w:lvlText w:val="●"/>
-      <w:lvlJc w:val="left"/>
-      <w:pPr>
-        <w:ind w:left="2880" w:hanging="360"/>
-      </w:pPr>
-    </w:lvl>
-    <w:lvl w:ilvl="4" w:tplc="59E8700C">
-      <w:start w:val="1"/>
-      <w:numFmt w:val="bullet"/>
-      <w:lvlText w:val="○"/>
-      <w:lvlJc w:val="left"/>
-      <w:pPr>
-        <w:ind w:left="3600" w:hanging="360"/>
-      </w:pPr>
-    </w:lvl>
-    <w:lvl w:ilvl="5" w:tplc="0CC64362">
-      <w:start w:val="1"/>
-      <w:numFmt w:val="bullet"/>
-      <w:lvlText w:val="■"/>
-      <w:lvlJc w:val="left"/>
-      <w:pPr>
-        <w:ind w:left="4320" w:hanging="360"/>
-      </w:pPr>
-    </w:lvl>
-    <w:lvl w:ilvl="6" w:tplc="8862ABF2">
-      <w:start w:val="1"/>
-      <w:numFmt w:val="bullet"/>
-      <w:lvlText w:val="●"/>
-      <w:lvlJc w:val="left"/>
-      <w:pPr>
-        <w:ind w:left="5040" w:hanging="360"/>
-      </w:pPr>
-    </w:lvl>
-    <w:lvl w:ilvl="7" w:tplc="0E18186C">
-      <w:start w:val="1"/>
-      <w:numFmt w:val="bullet"/>
-      <w:lvlText w:val="●"/>
-      <w:lvlJc w:val="left"/>
-      <w:pPr>
-        <w:ind w:left="5760" w:hanging="360"/>
-      </w:pPr>
-    </w:lvl>
-    <w:lvl w:ilvl="8" w:tplc="2BA0DFE4">
-      <w:start w:val="1"/>
-      <w:numFmt w:val="bullet"/>
-      <w:lvlText w:val="●"/>
-      <w:lvlJc w:val="left"/>
-      <w:pPr>
-        <w:ind w:left="6480" w:hanging="360"/>
-      </w:pPr>
-    </w:lvl>
-  </w:abstractNum>
-  <w:num w:numId="1" w16cid:durableId="1629433541">
-    <w:abstractNumId w:val="2"/>
-    <w:lvlOverride w:ilvl="0">
-      <w:startOverride w:val="1"/>
-    </w:lvlOverride>
-  </w:num>
-  <w:num w:numId="2" w16cid:durableId="934098087">
+  <w:num w:numId="1">
     <w:abstractNumId w:val="0"/>
     <w:lvlOverride w:ilvl="0">
       <w:startOverride w:val="1"/>
     </w:lvlOverride>
   </w:num>
-  <w:num w:numId="3" w16cid:durableId="1546209834">
+  <w:num w:numId="2">
     <w:abstractNumId w:val="1"/>
     <w:lvlOverride w:ilvl="0">
       <w:startOverride w:val="1"/>
@@ -6679,502 +5724,256 @@
 </file>
 
 <file path=word/styles.xml><?xml version="1.0" encoding="utf-8"?>
-<w:styles xmlns:mc="http://schemas.openxmlformats.org/markup-compatibility/2006" xmlns:r="http://schemas.openxmlformats.org/officeDocument/2006/relationships" xmlns:w="http://schemas.openxmlformats.org/wordprocessingml/2006/main" xmlns:w14="http://schemas.microsoft.com/office/word/2010/wordml" xmlns:w15="http://schemas.microsoft.com/office/word/2012/wordml" xmlns:w16cex="http://schemas.microsoft.com/office/word/2018/wordml/cex" xmlns:w16cid="http://schemas.microsoft.com/office/word/2016/wordml/cid" xmlns:w16="http://schemas.microsoft.com/office/word/2018/wordml" xmlns:w16du="http://schemas.microsoft.com/office/word/2023/wordml/word16du" xmlns:w16sdtdh="http://schemas.microsoft.com/office/word/2020/wordml/sdtdatahash" xmlns:w16sdtfl="http://schemas.microsoft.com/office/word/2024/wordml/sdtformatlock" xmlns:w16se="http://schemas.microsoft.com/office/word/2015/wordml/symex" mc:Ignorable="w14 w15 w16se w16cid w16 w16cex w16sdtdh w16sdtfl w16du">
+<w:styles xmlns:mc="http://schemas.openxmlformats.org/markup-compatibility/2006" xmlns:o="urn:schemas-microsoft-com:office:office" xmlns:r="http://schemas.openxmlformats.org/officeDocument/2006/relationships" xmlns:m="http://schemas.openxmlformats.org/officeDocument/2006/math" xmlns:v="urn:schemas-microsoft-com:vml" xmlns:w="http://schemas.openxmlformats.org/wordprocessingml/2006/main" xmlns:w14="http://schemas.microsoft.com/office/word/2010/wordml" xmlns:w10="urn:schemas-microsoft-com:office:word" xmlns:sl="http://schemas.openxmlformats.org/schemaLibrary/2006/main" xmlns:wpsCustomData="http://www.wps.cn/officeDocument/2013/wpsCustomData" mc:Ignorable="w14">
   <w:docDefaults>
     <w:rPrDefault>
       <w:rPr>
-        <w:rFonts w:ascii="Arial" w:eastAsia="Arial" w:hAnsi="Arial" w:cs="Arial"/>
-        <w:sz w:val="22"/>
-        <w:szCs w:val="22"/>
-        <w:lang w:val="fr-FR" w:eastAsia="fr-FR" w:bidi="ar-SA"/>
+        <w:rFonts w:ascii="Arial" w:hAnsi="Arial" w:eastAsia="Arial" w:cs="Arial"/>
       </w:rPr>
     </w:rPrDefault>
     <w:pPrDefault/>
   </w:docDefaults>
-  <w:latentStyles w:defLockedState="0" w:defUIPriority="99" w:defSemiHidden="0" w:defUnhideWhenUsed="0" w:defQFormat="0" w:count="376">
-    <w:lsdException w:name="Normal" w:uiPriority="0" w:qFormat="1"/>
-    <w:lsdException w:name="heading 1" w:uiPriority="9" w:qFormat="1"/>
-    <w:lsdException w:name="heading 2" w:semiHidden="1" w:uiPriority="9" w:unhideWhenUsed="1" w:qFormat="1"/>
-    <w:lsdException w:name="heading 3" w:semiHidden="1" w:uiPriority="9" w:unhideWhenUsed="1" w:qFormat="1"/>
-    <w:lsdException w:name="heading 4" w:semiHidden="1" w:uiPriority="9" w:unhideWhenUsed="1" w:qFormat="1"/>
-    <w:lsdException w:name="heading 5" w:semiHidden="1" w:uiPriority="9" w:unhideWhenUsed="1" w:qFormat="1"/>
-    <w:lsdException w:name="heading 6" w:semiHidden="1" w:uiPriority="9" w:unhideWhenUsed="1" w:qFormat="1"/>
-    <w:lsdException w:name="heading 7" w:semiHidden="1" w:uiPriority="9" w:unhideWhenUsed="1" w:qFormat="1"/>
-    <w:lsdException w:name="heading 8" w:semiHidden="1" w:uiPriority="9" w:unhideWhenUsed="1" w:qFormat="1"/>
-    <w:lsdException w:name="heading 9" w:semiHidden="1" w:uiPriority="9" w:unhideWhenUsed="1" w:qFormat="1"/>
-    <w:lsdException w:name="index 1" w:semiHidden="1" w:unhideWhenUsed="1"/>
-    <w:lsdException w:name="index 2" w:semiHidden="1" w:unhideWhenUsed="1"/>
-    <w:lsdException w:name="index 3" w:semiHidden="1" w:unhideWhenUsed="1"/>
-    <w:lsdException w:name="index 4" w:semiHidden="1" w:unhideWhenUsed="1"/>
-    <w:lsdException w:name="index 5" w:semiHidden="1" w:unhideWhenUsed="1"/>
-    <w:lsdException w:name="index 6" w:semiHidden="1" w:unhideWhenUsed="1"/>
-    <w:lsdException w:name="index 7" w:semiHidden="1" w:unhideWhenUsed="1"/>
-    <w:lsdException w:name="index 8" w:semiHidden="1" w:unhideWhenUsed="1"/>
-    <w:lsdException w:name="index 9" w:semiHidden="1" w:unhideWhenUsed="1"/>
-    <w:lsdException w:name="toc 1" w:semiHidden="1" w:uiPriority="39" w:unhideWhenUsed="1"/>
-    <w:lsdException w:name="toc 2" w:semiHidden="1" w:uiPriority="39" w:unhideWhenUsed="1"/>
-    <w:lsdException w:name="toc 3" w:semiHidden="1" w:uiPriority="39" w:unhideWhenUsed="1"/>
-    <w:lsdException w:name="toc 4" w:semiHidden="1" w:uiPriority="39" w:unhideWhenUsed="1"/>
-    <w:lsdException w:name="toc 5" w:semiHidden="1" w:uiPriority="39" w:unhideWhenUsed="1"/>
-    <w:lsdException w:name="toc 6" w:semiHidden="1" w:uiPriority="39" w:unhideWhenUsed="1"/>
-    <w:lsdException w:name="toc 7" w:semiHidden="1" w:uiPriority="39" w:unhideWhenUsed="1"/>
-    <w:lsdException w:name="toc 8" w:semiHidden="1" w:uiPriority="39" w:unhideWhenUsed="1"/>
-    <w:lsdException w:name="toc 9" w:semiHidden="1" w:uiPriority="39" w:unhideWhenUsed="1"/>
-    <w:lsdException w:name="Normal Indent" w:semiHidden="1" w:unhideWhenUsed="1"/>
-    <w:lsdException w:name="footnote text" w:semiHidden="1" w:unhideWhenUsed="1"/>
-    <w:lsdException w:name="annotation text" w:semiHidden="1" w:unhideWhenUsed="1"/>
-    <w:lsdException w:name="header" w:semiHidden="1" w:unhideWhenUsed="1"/>
-    <w:lsdException w:name="footer" w:semiHidden="1" w:unhideWhenUsed="1"/>
-    <w:lsdException w:name="index heading" w:semiHidden="1" w:unhideWhenUsed="1"/>
-    <w:lsdException w:name="caption" w:semiHidden="1" w:uiPriority="35" w:unhideWhenUsed="1" w:qFormat="1"/>
-    <w:lsdException w:name="table of figures" w:semiHidden="1" w:unhideWhenUsed="1"/>
-    <w:lsdException w:name="envelope address" w:semiHidden="1" w:unhideWhenUsed="1"/>
-    <w:lsdException w:name="envelope return" w:semiHidden="1" w:unhideWhenUsed="1"/>
-    <w:lsdException w:name="footnote reference" w:semiHidden="1" w:unhideWhenUsed="1"/>
-    <w:lsdException w:name="annotation reference" w:semiHidden="1" w:unhideWhenUsed="1"/>
-    <w:lsdException w:name="line number" w:semiHidden="1" w:unhideWhenUsed="1"/>
-    <w:lsdException w:name="page number" w:semiHidden="1" w:unhideWhenUsed="1"/>
-    <w:lsdException w:name="endnote reference" w:semiHidden="1" w:unhideWhenUsed="1"/>
-    <w:lsdException w:name="endnote text" w:semiHidden="1" w:unhideWhenUsed="1"/>
-    <w:lsdException w:name="table of authorities" w:semiHidden="1" w:unhideWhenUsed="1"/>
-    <w:lsdException w:name="macro" w:semiHidden="1" w:unhideWhenUsed="1"/>
-    <w:lsdException w:name="toa heading" w:semiHidden="1" w:unhideWhenUsed="1"/>
-    <w:lsdException w:name="List" w:semiHidden="1" w:unhideWhenUsed="1"/>
-    <w:lsdException w:name="List Bullet" w:semiHidden="1" w:unhideWhenUsed="1"/>
-    <w:lsdException w:name="List Number" w:semiHidden="1" w:unhideWhenUsed="1"/>
-    <w:lsdException w:name="List 2" w:semiHidden="1" w:unhideWhenUsed="1"/>
-    <w:lsdException w:name="List 3" w:semiHidden="1" w:unhideWhenUsed="1"/>
-    <w:lsdException w:name="List 4" w:semiHidden="1" w:unhideWhenUsed="1"/>
-    <w:lsdException w:name="List 5" w:semiHidden="1" w:unhideWhenUsed="1"/>
-    <w:lsdException w:name="List Bullet 2" w:semiHidden="1" w:unhideWhenUsed="1"/>
-    <w:lsdException w:name="List Bullet 3" w:semiHidden="1" w:unhideWhenUsed="1"/>
-    <w:lsdException w:name="List Bullet 4" w:semiHidden="1" w:unhideWhenUsed="1"/>
-    <w:lsdException w:name="List Bullet 5" w:semiHidden="1" w:unhideWhenUsed="1"/>
-    <w:lsdException w:name="List Number 2" w:semiHidden="1" w:unhideWhenUsed="1"/>
-    <w:lsdException w:name="List Number 3" w:semiHidden="1" w:unhideWhenUsed="1"/>
-    <w:lsdException w:name="List Number 4" w:semiHidden="1" w:unhideWhenUsed="1"/>
-    <w:lsdException w:name="List Number 5" w:semiHidden="1" w:unhideWhenUsed="1"/>
-    <w:lsdException w:name="Title" w:uiPriority="10" w:qFormat="1"/>
-    <w:lsdException w:name="Closing" w:semiHidden="1" w:unhideWhenUsed="1"/>
-    <w:lsdException w:name="Signature" w:semiHidden="1" w:unhideWhenUsed="1"/>
-    <w:lsdException w:name="Default Paragraph Font" w:semiHidden="1" w:uiPriority="1" w:unhideWhenUsed="1"/>
-    <w:lsdException w:name="Body Text" w:semiHidden="1" w:unhideWhenUsed="1"/>
-    <w:lsdException w:name="Body Text Indent" w:semiHidden="1" w:unhideWhenUsed="1"/>
-    <w:lsdException w:name="List Continue" w:semiHidden="1" w:unhideWhenUsed="1"/>
-    <w:lsdException w:name="List Continue 2" w:semiHidden="1" w:unhideWhenUsed="1"/>
-    <w:lsdException w:name="List Continue 3" w:semiHidden="1" w:unhideWhenUsed="1"/>
-    <w:lsdException w:name="List Continue 4" w:semiHidden="1" w:unhideWhenUsed="1"/>
-    <w:lsdException w:name="List Continue 5" w:semiHidden="1" w:unhideWhenUsed="1"/>
-    <w:lsdException w:name="Message Header" w:semiHidden="1" w:unhideWhenUsed="1"/>
-    <w:lsdException w:name="Subtitle" w:uiPriority="11" w:qFormat="1"/>
-    <w:lsdException w:name="Salutation" w:semiHidden="1" w:unhideWhenUsed="1"/>
-    <w:lsdException w:name="Date" w:semiHidden="1" w:unhideWhenUsed="1"/>
-    <w:lsdException w:name="Body Text First Indent" w:semiHidden="1" w:unhideWhenUsed="1"/>
-    <w:lsdException w:name="Body Text First Indent 2" w:semiHidden="1" w:unhideWhenUsed="1"/>
-    <w:lsdException w:name="Note Heading" w:semiHidden="1" w:unhideWhenUsed="1"/>
-    <w:lsdException w:name="Body Text 2" w:semiHidden="1" w:unhideWhenUsed="1"/>
-    <w:lsdException w:name="Body Text 3" w:semiHidden="1" w:unhideWhenUsed="1"/>
-    <w:lsdException w:name="Body Text Indent 2" w:semiHidden="1" w:unhideWhenUsed="1"/>
-    <w:lsdException w:name="Body Text Indent 3" w:semiHidden="1" w:unhideWhenUsed="1"/>
-    <w:lsdException w:name="Block Text" w:semiHidden="1" w:unhideWhenUsed="1"/>
-    <w:lsdException w:name="Hyperlink" w:semiHidden="1" w:unhideWhenUsed="1"/>
-    <w:lsdException w:name="FollowedHyperlink" w:semiHidden="1" w:unhideWhenUsed="1"/>
-    <w:lsdException w:name="Strong" w:uiPriority="22" w:qFormat="1"/>
-    <w:lsdException w:name="Emphasis" w:uiPriority="20" w:qFormat="1"/>
-    <w:lsdException w:name="Document Map" w:semiHidden="1" w:unhideWhenUsed="1"/>
-    <w:lsdException w:name="Plain Text" w:semiHidden="1" w:unhideWhenUsed="1"/>
-    <w:lsdException w:name="E-mail Signature" w:semiHidden="1" w:unhideWhenUsed="1"/>
-    <w:lsdException w:name="HTML Top of Form" w:semiHidden="1" w:unhideWhenUsed="1"/>
-    <w:lsdException w:name="HTML Bottom of Form" w:semiHidden="1" w:unhideWhenUsed="1"/>
-    <w:lsdException w:name="Normal (Web)" w:semiHidden="1" w:unhideWhenUsed="1"/>
-    <w:lsdException w:name="HTML Acronym" w:semiHidden="1" w:unhideWhenUsed="1"/>
-    <w:lsdException w:name="HTML Address" w:semiHidden="1" w:unhideWhenUsed="1"/>
-    <w:lsdException w:name="HTML Cite" w:semiHidden="1" w:unhideWhenUsed="1"/>
-    <w:lsdException w:name="HTML Code" w:semiHidden="1" w:unhideWhenUsed="1"/>
-    <w:lsdException w:name="HTML Definition" w:semiHidden="1" w:unhideWhenUsed="1"/>
-    <w:lsdException w:name="HTML Keyboard" w:semiHidden="1" w:unhideWhenUsed="1"/>
-    <w:lsdException w:name="HTML Preformatted" w:semiHidden="1" w:unhideWhenUsed="1"/>
-    <w:lsdException w:name="HTML Sample" w:semiHidden="1" w:unhideWhenUsed="1"/>
-    <w:lsdException w:name="HTML Typewriter" w:semiHidden="1" w:unhideWhenUsed="1"/>
-    <w:lsdException w:name="HTML Variable" w:semiHidden="1" w:unhideWhenUsed="1"/>
-    <w:lsdException w:name="Normal Table" w:semiHidden="1" w:unhideWhenUsed="1"/>
-    <w:lsdException w:name="annotation subject" w:semiHidden="1" w:unhideWhenUsed="1"/>
-    <w:lsdException w:name="No List" w:semiHidden="1" w:unhideWhenUsed="1"/>
-    <w:lsdException w:name="Outline List 1" w:semiHidden="1" w:unhideWhenUsed="1"/>
-    <w:lsdException w:name="Outline List 2" w:semiHidden="1" w:unhideWhenUsed="1"/>
-    <w:lsdException w:name="Outline List 3" w:semiHidden="1" w:unhideWhenUsed="1"/>
-    <w:lsdException w:name="Table Simple 1" w:semiHidden="1" w:unhideWhenUsed="1"/>
-    <w:lsdException w:name="Table Simple 2" w:semiHidden="1" w:unhideWhenUsed="1"/>
-    <w:lsdException w:name="Table Simple 3" w:semiHidden="1" w:unhideWhenUsed="1"/>
-    <w:lsdException w:name="Table Classic 1" w:semiHidden="1" w:unhideWhenUsed="1"/>
-    <w:lsdException w:name="Table Classic 2" w:semiHidden="1" w:unhideWhenUsed="1"/>
-    <w:lsdException w:name="Table Classic 3" w:semiHidden="1" w:unhideWhenUsed="1"/>
-    <w:lsdException w:name="Table Classic 4" w:semiHidden="1" w:unhideWhenUsed="1"/>
-    <w:lsdException w:name="Table Colorful 1" w:semiHidden="1" w:unhideWhenUsed="1"/>
-    <w:lsdException w:name="Table Colorful 2" w:semiHidden="1" w:unhideWhenUsed="1"/>
-    <w:lsdException w:name="Table Colorful 3" w:semiHidden="1" w:unhideWhenUsed="1"/>
-    <w:lsdException w:name="Table Columns 1" w:semiHidden="1" w:unhideWhenUsed="1"/>
-    <w:lsdException w:name="Table Columns 2" w:semiHidden="1" w:unhideWhenUsed="1"/>
-    <w:lsdException w:name="Table Columns 3" w:semiHidden="1" w:unhideWhenUsed="1"/>
-    <w:lsdException w:name="Table Columns 4" w:semiHidden="1" w:unhideWhenUsed="1"/>
-    <w:lsdException w:name="Table Columns 5" w:semiHidden="1" w:unhideWhenUsed="1"/>
-    <w:lsdException w:name="Table Grid 1" w:semiHidden="1" w:unhideWhenUsed="1"/>
-    <w:lsdException w:name="Table Grid 2" w:semiHidden="1" w:unhideWhenUsed="1"/>
-    <w:lsdException w:name="Table Grid 3" w:semiHidden="1" w:unhideWhenUsed="1"/>
-    <w:lsdException w:name="Table Grid 4" w:semiHidden="1" w:unhideWhenUsed="1"/>
-    <w:lsdException w:name="Table Grid 5" w:semiHidden="1" w:unhideWhenUsed="1"/>
-    <w:lsdException w:name="Table Grid 6" w:semiHidden="1" w:unhideWhenUsed="1"/>
-    <w:lsdException w:name="Table Grid 7" w:semiHidden="1" w:unhideWhenUsed="1"/>
-    <w:lsdException w:name="Table Grid 8" w:semiHidden="1" w:unhideWhenUsed="1"/>
-    <w:lsdException w:name="Table List 1" w:semiHidden="1" w:unhideWhenUsed="1"/>
-    <w:lsdException w:name="Table List 2" w:semiHidden="1" w:unhideWhenUsed="1"/>
-    <w:lsdException w:name="Table List 3" w:semiHidden="1" w:unhideWhenUsed="1"/>
-    <w:lsdException w:name="Table List 4" w:semiHidden="1" w:unhideWhenUsed="1"/>
-    <w:lsdException w:name="Table List 5" w:semiHidden="1" w:unhideWhenUsed="1"/>
-    <w:lsdException w:name="Table List 6" w:semiHidden="1" w:unhideWhenUsed="1"/>
-    <w:lsdException w:name="Table List 7" w:semiHidden="1" w:unhideWhenUsed="1"/>
-    <w:lsdException w:name="Table List 8" w:semiHidden="1" w:unhideWhenUsed="1"/>
-    <w:lsdException w:name="Table 3D effects 1" w:semiHidden="1" w:unhideWhenUsed="1"/>
-    <w:lsdException w:name="Table 3D effects 2" w:semiHidden="1" w:unhideWhenUsed="1"/>
-    <w:lsdException w:name="Table 3D effects 3" w:semiHidden="1" w:unhideWhenUsed="1"/>
-    <w:lsdException w:name="Table Contemporary" w:semiHidden="1" w:unhideWhenUsed="1"/>
-    <w:lsdException w:name="Table Elegant" w:semiHidden="1" w:unhideWhenUsed="1"/>
-    <w:lsdException w:name="Table Professional" w:semiHidden="1" w:unhideWhenUsed="1"/>
-    <w:lsdException w:name="Table Subtle 1" w:semiHidden="1" w:unhideWhenUsed="1"/>
-    <w:lsdException w:name="Table Subtle 2" w:semiHidden="1" w:unhideWhenUsed="1"/>
-    <w:lsdException w:name="Table Web 1" w:semiHidden="1" w:unhideWhenUsed="1"/>
-    <w:lsdException w:name="Table Web 2" w:semiHidden="1" w:unhideWhenUsed="1"/>
-    <w:lsdException w:name="Table Web 3" w:semiHidden="1" w:unhideWhenUsed="1"/>
-    <w:lsdException w:name="Balloon Text" w:semiHidden="1" w:unhideWhenUsed="1"/>
-    <w:lsdException w:name="Table Grid" w:uiPriority="39"/>
-    <w:lsdException w:name="Table Theme" w:semiHidden="1" w:unhideWhenUsed="1"/>
-    <w:lsdException w:name="Placeholder Text" w:semiHidden="1"/>
-    <w:lsdException w:name="No Spacing" w:uiPriority="1" w:qFormat="1"/>
-    <w:lsdException w:name="Light Shading" w:uiPriority="60"/>
-    <w:lsdException w:name="Light List" w:uiPriority="61"/>
-    <w:lsdException w:name="Light Grid" w:uiPriority="62"/>
-    <w:lsdException w:name="Medium Shading 1" w:uiPriority="63"/>
-    <w:lsdException w:name="Medium Shading 2" w:uiPriority="64"/>
-    <w:lsdException w:name="Medium List 1" w:uiPriority="65"/>
-    <w:lsdException w:name="Medium List 2" w:uiPriority="66"/>
-    <w:lsdException w:name="Medium Grid 1" w:uiPriority="67"/>
-    <w:lsdException w:name="Medium Grid 2" w:uiPriority="68"/>
-    <w:lsdException w:name="Medium Grid 3" w:uiPriority="69"/>
-    <w:lsdException w:name="Dark List" w:uiPriority="70"/>
-    <w:lsdException w:name="Colorful Shading" w:uiPriority="71"/>
-    <w:lsdException w:name="Colorful List" w:uiPriority="72"/>
-    <w:lsdException w:name="Colorful Grid" w:uiPriority="73"/>
-    <w:lsdException w:name="Light Shading Accent 1" w:uiPriority="60"/>
-    <w:lsdException w:name="Light List Accent 1" w:uiPriority="61"/>
-    <w:lsdException w:name="Light Grid Accent 1" w:uiPriority="62"/>
-    <w:lsdException w:name="Medium Shading 1 Accent 1" w:uiPriority="63"/>
-    <w:lsdException w:name="Medium Shading 2 Accent 1" w:uiPriority="64"/>
-    <w:lsdException w:name="Medium List 1 Accent 1" w:uiPriority="65"/>
-    <w:lsdException w:name="Revision" w:semiHidden="1"/>
-    <w:lsdException w:name="List Paragraph" w:uiPriority="34" w:qFormat="1"/>
-    <w:lsdException w:name="Quote" w:uiPriority="29" w:qFormat="1"/>
-    <w:lsdException w:name="Intense Quote" w:uiPriority="30" w:qFormat="1"/>
-    <w:lsdException w:name="Medium List 2 Accent 1" w:uiPriority="66"/>
-    <w:lsdException w:name="Medium Grid 1 Accent 1" w:uiPriority="67"/>
-    <w:lsdException w:name="Medium Grid 2 Accent 1" w:uiPriority="68"/>
-    <w:lsdException w:name="Medium Grid 3 Accent 1" w:uiPriority="69"/>
-    <w:lsdException w:name="Dark List Accent 1" w:uiPriority="70"/>
-    <w:lsdException w:name="Colorful Shading Accent 1" w:uiPriority="71"/>
-    <w:lsdException w:name="Colorful List Accent 1" w:uiPriority="72"/>
-    <w:lsdException w:name="Colorful Grid Accent 1" w:uiPriority="73"/>
-    <w:lsdException w:name="Light Shading Accent 2" w:uiPriority="60"/>
-    <w:lsdException w:name="Light List Accent 2" w:uiPriority="61"/>
-    <w:lsdException w:name="Light Grid Accent 2" w:uiPriority="62"/>
-    <w:lsdException w:name="Medium Shading 1 Accent 2" w:uiPriority="63"/>
-    <w:lsdException w:name="Medium Shading 2 Accent 2" w:uiPriority="64"/>
-    <w:lsdException w:name="Medium List 1 Accent 2" w:uiPriority="65"/>
-    <w:lsdException w:name="Medium List 2 Accent 2" w:uiPriority="66"/>
-    <w:lsdException w:name="Medium Grid 1 Accent 2" w:uiPriority="67"/>
-    <w:lsdException w:name="Medium Grid 2 Accent 2" w:uiPriority="68"/>
-    <w:lsdException w:name="Medium Grid 3 Accent 2" w:uiPriority="69"/>
-    <w:lsdException w:name="Dark List Accent 2" w:uiPriority="70"/>
-    <w:lsdException w:name="Colorful Shading Accent 2" w:uiPriority="71"/>
-    <w:lsdException w:name="Colorful List Accent 2" w:uiPriority="72"/>
-    <w:lsdException w:name="Colorful Grid Accent 2" w:uiPriority="73"/>
-    <w:lsdException w:name="Light Shading Accent 3" w:uiPriority="60"/>
-    <w:lsdException w:name="Light List Accent 3" w:uiPriority="61"/>
-    <w:lsdException w:name="Light Grid Accent 3" w:uiPriority="62"/>
-    <w:lsdException w:name="Medium Shading 1 Accent 3" w:uiPriority="63"/>
-    <w:lsdException w:name="Medium Shading 2 Accent 3" w:uiPriority="64"/>
-    <w:lsdException w:name="Medium List 1 Accent 3" w:uiPriority="65"/>
-    <w:lsdException w:name="Medium List 2 Accent 3" w:uiPriority="66"/>
-    <w:lsdException w:name="Medium Grid 1 Accent 3" w:uiPriority="67"/>
-    <w:lsdException w:name="Medium Grid 2 Accent 3" w:uiPriority="68"/>
-    <w:lsdException w:name="Medium Grid 3 Accent 3" w:uiPriority="69"/>
-    <w:lsdException w:name="Dark List Accent 3" w:uiPriority="70"/>
-    <w:lsdException w:name="Colorful Shading Accent 3" w:uiPriority="71"/>
-    <w:lsdException w:name="Colorful List Accent 3" w:uiPriority="72"/>
-    <w:lsdException w:name="Colorful Grid Accent 3" w:uiPriority="73"/>
-    <w:lsdException w:name="Light Shading Accent 4" w:uiPriority="60"/>
-    <w:lsdException w:name="Light List Accent 4" w:uiPriority="61"/>
-    <w:lsdException w:name="Light Grid Accent 4" w:uiPriority="62"/>
-    <w:lsdException w:name="Medium Shading 1 Accent 4" w:uiPriority="63"/>
-    <w:lsdException w:name="Medium Shading 2 Accent 4" w:uiPriority="64"/>
-    <w:lsdException w:name="Medium List 1 Accent 4" w:uiPriority="65"/>
-    <w:lsdException w:name="Medium List 2 Accent 4" w:uiPriority="66"/>
-    <w:lsdException w:name="Medium Grid 1 Accent 4" w:uiPriority="67"/>
-    <w:lsdException w:name="Medium Grid 2 Accent 4" w:uiPriority="68"/>
-    <w:lsdException w:name="Medium Grid 3 Accent 4" w:uiPriority="69"/>
-    <w:lsdException w:name="Dark List Accent 4" w:uiPriority="70"/>
-    <w:lsdException w:name="Colorful Shading Accent 4" w:uiPriority="71"/>
-    <w:lsdException w:name="Colorful List Accent 4" w:uiPriority="72"/>
-    <w:lsdException w:name="Colorful Grid Accent 4" w:uiPriority="73"/>
-    <w:lsdException w:name="Light Shading Accent 5" w:uiPriority="60"/>
-    <w:lsdException w:name="Light List Accent 5" w:uiPriority="61"/>
-    <w:lsdException w:name="Light Grid Accent 5" w:uiPriority="62"/>
-    <w:lsdException w:name="Medium Shading 1 Accent 5" w:uiPriority="63"/>
-    <w:lsdException w:name="Medium Shading 2 Accent 5" w:uiPriority="64"/>
-    <w:lsdException w:name="Medium List 1 Accent 5" w:uiPriority="65"/>
-    <w:lsdException w:name="Medium List 2 Accent 5" w:uiPriority="66"/>
-    <w:lsdException w:name="Medium Grid 1 Accent 5" w:uiPriority="67"/>
-    <w:lsdException w:name="Medium Grid 2 Accent 5" w:uiPriority="68"/>
-    <w:lsdException w:name="Medium Grid 3 Accent 5" w:uiPriority="69"/>
-    <w:lsdException w:name="Dark List Accent 5" w:uiPriority="70"/>
-    <w:lsdException w:name="Colorful Shading Accent 5" w:uiPriority="71"/>
-    <w:lsdException w:name="Colorful List Accent 5" w:uiPriority="72"/>
-    <w:lsdException w:name="Colorful Grid Accent 5" w:uiPriority="73"/>
-    <w:lsdException w:name="Light Shading Accent 6" w:uiPriority="60"/>
-    <w:lsdException w:name="Light List Accent 6" w:uiPriority="61"/>
-    <w:lsdException w:name="Light Grid Accent 6" w:uiPriority="62"/>
-    <w:lsdException w:name="Medium Shading 1 Accent 6" w:uiPriority="63"/>
-    <w:lsdException w:name="Medium Shading 2 Accent 6" w:uiPriority="64"/>
-    <w:lsdException w:name="Medium List 1 Accent 6" w:uiPriority="65"/>
-    <w:lsdException w:name="Medium List 2 Accent 6" w:uiPriority="66"/>
-    <w:lsdException w:name="Medium Grid 1 Accent 6" w:uiPriority="67"/>
-    <w:lsdException w:name="Medium Grid 2 Accent 6" w:uiPriority="68"/>
-    <w:lsdException w:name="Medium Grid 3 Accent 6" w:uiPriority="69"/>
-    <w:lsdException w:name="Dark List Accent 6" w:uiPriority="70"/>
-    <w:lsdException w:name="Colorful Shading Accent 6" w:uiPriority="71"/>
-    <w:lsdException w:name="Colorful List Accent 6" w:uiPriority="72"/>
-    <w:lsdException w:name="Colorful Grid Accent 6" w:uiPriority="73"/>
-    <w:lsdException w:name="Subtle Emphasis" w:uiPriority="19" w:qFormat="1"/>
-    <w:lsdException w:name="Intense Emphasis" w:uiPriority="21" w:qFormat="1"/>
-    <w:lsdException w:name="Subtle Reference" w:uiPriority="31" w:qFormat="1"/>
-    <w:lsdException w:name="Intense Reference" w:uiPriority="32" w:qFormat="1"/>
-    <w:lsdException w:name="Book Title" w:uiPriority="33" w:qFormat="1"/>
-    <w:lsdException w:name="Bibliography" w:semiHidden="1" w:uiPriority="37" w:unhideWhenUsed="1"/>
-    <w:lsdException w:name="TOC Heading" w:semiHidden="1" w:uiPriority="39" w:unhideWhenUsed="1" w:qFormat="1"/>
-    <w:lsdException w:name="Plain Table 1" w:uiPriority="41"/>
-    <w:lsdException w:name="Plain Table 2" w:uiPriority="42"/>
-    <w:lsdException w:name="Plain Table 3" w:uiPriority="43"/>
-    <w:lsdException w:name="Plain Table 4" w:uiPriority="44"/>
-    <w:lsdException w:name="Plain Table 5" w:uiPriority="45"/>
-    <w:lsdException w:name="Grid Table Light" w:uiPriority="40"/>
-    <w:lsdException w:name="Grid Table 1 Light" w:uiPriority="46"/>
-    <w:lsdException w:name="Grid Table 2" w:uiPriority="47"/>
-    <w:lsdException w:name="Grid Table 3" w:uiPriority="48"/>
-    <w:lsdException w:name="Grid Table 4" w:uiPriority="49"/>
-    <w:lsdException w:name="Grid Table 5 Dark" w:uiPriority="50"/>
-    <w:lsdException w:name="Grid Table 6 Colorful" w:uiPriority="51"/>
-    <w:lsdException w:name="Grid Table 7 Colorful" w:uiPriority="52"/>
-    <w:lsdException w:name="Grid Table 1 Light Accent 1" w:uiPriority="46"/>
-    <w:lsdException w:name="Grid Table 2 Accent 1" w:uiPriority="47"/>
-    <w:lsdException w:name="Grid Table 3 Accent 1" w:uiPriority="48"/>
-    <w:lsdException w:name="Grid Table 4 Accent 1" w:uiPriority="49"/>
-    <w:lsdException w:name="Grid Table 5 Dark Accent 1" w:uiPriority="50"/>
-    <w:lsdException w:name="Grid Table 6 Colorful Accent 1" w:uiPriority="51"/>
-    <w:lsdException w:name="Grid Table 7 Colorful Accent 1" w:uiPriority="52"/>
-    <w:lsdException w:name="Grid Table 1 Light Accent 2" w:uiPriority="46"/>
-    <w:lsdException w:name="Grid Table 2 Accent 2" w:uiPriority="47"/>
-    <w:lsdException w:name="Grid Table 3 Accent 2" w:uiPriority="48"/>
-    <w:lsdException w:name="Grid Table 4 Accent 2" w:uiPriority="49"/>
-    <w:lsdException w:name="Grid Table 5 Dark Accent 2" w:uiPriority="50"/>
-    <w:lsdException w:name="Grid Table 6 Colorful Accent 2" w:uiPriority="51"/>
-    <w:lsdException w:name="Grid Table 7 Colorful Accent 2" w:uiPriority="52"/>
-    <w:lsdException w:name="Grid Table 1 Light Accent 3" w:uiPriority="46"/>
-    <w:lsdException w:name="Grid Table 2 Accent 3" w:uiPriority="47"/>
-    <w:lsdException w:name="Grid Table 3 Accent 3" w:uiPriority="48"/>
-    <w:lsdException w:name="Grid Table 4 Accent 3" w:uiPriority="49"/>
-    <w:lsdException w:name="Grid Table 5 Dark Accent 3" w:uiPriority="50"/>
-    <w:lsdException w:name="Grid Table 6 Colorful Accent 3" w:uiPriority="51"/>
-    <w:lsdException w:name="Grid Table 7 Colorful Accent 3" w:uiPriority="52"/>
-    <w:lsdException w:name="Grid Table 1 Light Accent 4" w:uiPriority="46"/>
-    <w:lsdException w:name="Grid Table 2 Accent 4" w:uiPriority="47"/>
-    <w:lsdException w:name="Grid Table 3 Accent 4" w:uiPriority="48"/>
-    <w:lsdException w:name="Grid Table 4 Accent 4" w:uiPriority="49"/>
-    <w:lsdException w:name="Grid Table 5 Dark Accent 4" w:uiPriority="50"/>
-    <w:lsdException w:name="Grid Table 6 Colorful Accent 4" w:uiPriority="51"/>
-    <w:lsdException w:name="Grid Table 7 Colorful Accent 4" w:uiPriority="52"/>
-    <w:lsdException w:name="Grid Table 1 Light Accent 5" w:uiPriority="46"/>
-    <w:lsdException w:name="Grid Table 2 Accent 5" w:uiPriority="47"/>
-    <w:lsdException w:name="Grid Table 3 Accent 5" w:uiPriority="48"/>
-    <w:lsdException w:name="Grid Table 4 Accent 5" w:uiPriority="49"/>
-    <w:lsdException w:name="Grid Table 5 Dark Accent 5" w:uiPriority="50"/>
-    <w:lsdException w:name="Grid Table 6 Colorful Accent 5" w:uiPriority="51"/>
-    <w:lsdException w:name="Grid Table 7 Colorful Accent 5" w:uiPriority="52"/>
-    <w:lsdException w:name="Grid Table 1 Light Accent 6" w:uiPriority="46"/>
-    <w:lsdException w:name="Grid Table 2 Accent 6" w:uiPriority="47"/>
-    <w:lsdException w:name="Grid Table 3 Accent 6" w:uiPriority="48"/>
-    <w:lsdException w:name="Grid Table 4 Accent 6" w:uiPriority="49"/>
-    <w:lsdException w:name="Grid Table 5 Dark Accent 6" w:uiPriority="50"/>
-    <w:lsdException w:name="Grid Table 6 Colorful Accent 6" w:uiPriority="51"/>
-    <w:lsdException w:name="Grid Table 7 Colorful Accent 6" w:uiPriority="52"/>
-    <w:lsdException w:name="List Table 1 Light" w:uiPriority="46"/>
-    <w:lsdException w:name="List Table 2" w:uiPriority="47"/>
-    <w:lsdException w:name="List Table 3" w:uiPriority="48"/>
-    <w:lsdException w:name="List Table 4" w:uiPriority="49"/>
-    <w:lsdException w:name="List Table 5 Dark" w:uiPriority="50"/>
-    <w:lsdException w:name="List Table 6 Colorful" w:uiPriority="51"/>
-    <w:lsdException w:name="List Table 7 Colorful" w:uiPriority="52"/>
-    <w:lsdException w:name="List Table 1 Light Accent 1" w:uiPriority="46"/>
-    <w:lsdException w:name="List Table 2 Accent 1" w:uiPriority="47"/>
-    <w:lsdException w:name="List Table 3 Accent 1" w:uiPriority="48"/>
-    <w:lsdException w:name="List Table 4 Accent 1" w:uiPriority="49"/>
-    <w:lsdException w:name="List Table 5 Dark Accent 1" w:uiPriority="50"/>
-    <w:lsdException w:name="List Table 6 Colorful Accent 1" w:uiPriority="51"/>
-    <w:lsdException w:name="List Table 7 Colorful Accent 1" w:uiPriority="52"/>
-    <w:lsdException w:name="List Table 1 Light Accent 2" w:uiPriority="46"/>
-    <w:lsdException w:name="List Table 2 Accent 2" w:uiPriority="47"/>
-    <w:lsdException w:name="List Table 3 Accent 2" w:uiPriority="48"/>
-    <w:lsdException w:name="List Table 4 Accent 2" w:uiPriority="49"/>
-    <w:lsdException w:name="List Table 5 Dark Accent 2" w:uiPriority="50"/>
-    <w:lsdException w:name="List Table 6 Colorful Accent 2" w:uiPriority="51"/>
-    <w:lsdException w:name="List Table 7 Colorful Accent 2" w:uiPriority="52"/>
-    <w:lsdException w:name="List Table 1 Light Accent 3" w:uiPriority="46"/>
-    <w:lsdException w:name="List Table 2 Accent 3" w:uiPriority="47"/>
-    <w:lsdException w:name="List Table 3 Accent 3" w:uiPriority="48"/>
-    <w:lsdException w:name="List Table 4 Accent 3" w:uiPriority="49"/>
-    <w:lsdException w:name="List Table 5 Dark Accent 3" w:uiPriority="50"/>
-    <w:lsdException w:name="List Table 6 Colorful Accent 3" w:uiPriority="51"/>
-    <w:lsdException w:name="List Table 7 Colorful Accent 3" w:uiPriority="52"/>
-    <w:lsdException w:name="List Table 1 Light Accent 4" w:uiPriority="46"/>
-    <w:lsdException w:name="List Table 2 Accent 4" w:uiPriority="47"/>
-    <w:lsdException w:name="List Table 3 Accent 4" w:uiPriority="48"/>
-    <w:lsdException w:name="List Table 4 Accent 4" w:uiPriority="49"/>
-    <w:lsdException w:name="List Table 5 Dark Accent 4" w:uiPriority="50"/>
-    <w:lsdException w:name="List Table 6 Colorful Accent 4" w:uiPriority="51"/>
-    <w:lsdException w:name="List Table 7 Colorful Accent 4" w:uiPriority="52"/>
-    <w:lsdException w:name="List Table 1 Light Accent 5" w:uiPriority="46"/>
-    <w:lsdException w:name="List Table 2 Accent 5" w:uiPriority="47"/>
-    <w:lsdException w:name="List Table 3 Accent 5" w:uiPriority="48"/>
-    <w:lsdException w:name="List Table 4 Accent 5" w:uiPriority="49"/>
-    <w:lsdException w:name="List Table 5 Dark Accent 5" w:uiPriority="50"/>
-    <w:lsdException w:name="List Table 6 Colorful Accent 5" w:uiPriority="51"/>
-    <w:lsdException w:name="List Table 7 Colorful Accent 5" w:uiPriority="52"/>
-    <w:lsdException w:name="List Table 1 Light Accent 6" w:uiPriority="46"/>
-    <w:lsdException w:name="List Table 2 Accent 6" w:uiPriority="47"/>
-    <w:lsdException w:name="List Table 3 Accent 6" w:uiPriority="48"/>
-    <w:lsdException w:name="List Table 4 Accent 6" w:uiPriority="49"/>
-    <w:lsdException w:name="List Table 5 Dark Accent 6" w:uiPriority="50"/>
-    <w:lsdException w:name="List Table 6 Colorful Accent 6" w:uiPriority="51"/>
-    <w:lsdException w:name="List Table 7 Colorful Accent 6" w:uiPriority="52"/>
-    <w:lsdException w:name="Mention" w:semiHidden="1" w:unhideWhenUsed="1"/>
-    <w:lsdException w:name="Smart Hyperlink" w:semiHidden="1" w:unhideWhenUsed="1"/>
-    <w:lsdException w:name="Hashtag" w:semiHidden="1" w:unhideWhenUsed="1"/>
-    <w:lsdException w:name="Unresolved Mention" w:semiHidden="1" w:unhideWhenUsed="1"/>
-    <w:lsdException w:name="Smart Link" w:semiHidden="1" w:unhideWhenUsed="1"/>
+  <w:latentStyles w:count="260" w:defQFormat="0" w:defUnhideWhenUsed="1" w:defSemiHidden="1" w:defUIPriority="99" w:defLockedState="0">
+    <w:lsdException w:qFormat="1" w:unhideWhenUsed="0" w:uiPriority="0" w:semiHidden="0" w:name="Normal"/>
+    <w:lsdException w:qFormat="1" w:unhideWhenUsed="0" w:uiPriority="9" w:semiHidden="0" w:name="heading 1"/>
+    <w:lsdException w:qFormat="1" w:uiPriority="9" w:semiHidden="0" w:name="heading 2"/>
+    <w:lsdException w:qFormat="1" w:uiPriority="9" w:name="heading 3"/>
+    <w:lsdException w:qFormat="1" w:uiPriority="9" w:name="heading 4"/>
+    <w:lsdException w:qFormat="1" w:uiPriority="9" w:name="heading 5"/>
+    <w:lsdException w:qFormat="1" w:uiPriority="9" w:name="heading 6"/>
+    <w:lsdException w:qFormat="1" w:uiPriority="9" w:name="heading 7"/>
+    <w:lsdException w:qFormat="1" w:uiPriority="9" w:name="heading 8"/>
+    <w:lsdException w:qFormat="1" w:uiPriority="9" w:name="heading 9"/>
+    <w:lsdException w:uiPriority="99" w:name="index 1"/>
+    <w:lsdException w:uiPriority="99" w:name="index 2"/>
+    <w:lsdException w:uiPriority="99" w:name="index 3"/>
+    <w:lsdException w:uiPriority="99" w:name="index 4"/>
+    <w:lsdException w:uiPriority="99" w:name="index 5"/>
+    <w:lsdException w:uiPriority="99" w:name="index 6"/>
+    <w:lsdException w:uiPriority="99" w:name="index 7"/>
+    <w:lsdException w:uiPriority="99" w:name="index 8"/>
+    <w:lsdException w:uiPriority="99" w:name="index 9"/>
+    <w:lsdException w:uiPriority="39" w:name="toc 1"/>
+    <w:lsdException w:uiPriority="39" w:name="toc 2"/>
+    <w:lsdException w:uiPriority="39" w:name="toc 3"/>
+    <w:lsdException w:uiPriority="39" w:name="toc 4"/>
+    <w:lsdException w:uiPriority="39" w:name="toc 5"/>
+    <w:lsdException w:uiPriority="39" w:name="toc 6"/>
+    <w:lsdException w:uiPriority="39" w:name="toc 7"/>
+    <w:lsdException w:uiPriority="39" w:name="toc 8"/>
+    <w:lsdException w:uiPriority="39" w:name="toc 9"/>
+    <w:lsdException w:uiPriority="99" w:name="Normal Indent"/>
+    <w:lsdException w:qFormat="1" w:uiPriority="99" w:name="footnote text"/>
+    <w:lsdException w:uiPriority="99" w:name="annotation text"/>
+    <w:lsdException w:uiPriority="99" w:name="header"/>
+    <w:lsdException w:uiPriority="99" w:name="footer"/>
+    <w:lsdException w:uiPriority="99" w:name="index heading"/>
+    <w:lsdException w:qFormat="1" w:uiPriority="35" w:name="caption"/>
+    <w:lsdException w:uiPriority="99" w:name="table of figures"/>
+    <w:lsdException w:uiPriority="99" w:name="envelope address"/>
+    <w:lsdException w:uiPriority="99" w:name="envelope return"/>
+    <w:lsdException w:uiPriority="99" w:name="footnote reference"/>
+    <w:lsdException w:uiPriority="99" w:name="annotation reference"/>
+    <w:lsdException w:uiPriority="99" w:name="line number"/>
+    <w:lsdException w:uiPriority="99" w:name="page number"/>
+    <w:lsdException w:uiPriority="99" w:name="endnote reference"/>
+    <w:lsdException w:uiPriority="99" w:name="endnote text"/>
+    <w:lsdException w:uiPriority="99" w:name="table of authorities"/>
+    <w:lsdException w:uiPriority="99" w:name="macro"/>
+    <w:lsdException w:uiPriority="99" w:name="toa heading"/>
+    <w:lsdException w:uiPriority="99" w:name="List"/>
+    <w:lsdException w:uiPriority="99" w:name="List Bullet"/>
+    <w:lsdException w:uiPriority="99" w:name="List Number"/>
+    <w:lsdException w:uiPriority="99" w:name="List 2"/>
+    <w:lsdException w:uiPriority="99" w:name="List 3"/>
+    <w:lsdException w:uiPriority="99" w:name="List 4"/>
+    <w:lsdException w:uiPriority="99" w:name="List 5"/>
+    <w:lsdException w:uiPriority="99" w:name="List Bullet 2"/>
+    <w:lsdException w:uiPriority="99" w:name="List Bullet 3"/>
+    <w:lsdException w:uiPriority="99" w:name="List Bullet 4"/>
+    <w:lsdException w:uiPriority="99" w:name="List Bullet 5"/>
+    <w:lsdException w:uiPriority="99" w:name="List Number 2"/>
+    <w:lsdException w:uiPriority="99" w:name="List Number 3"/>
+    <w:lsdException w:uiPriority="99" w:name="List Number 4"/>
+    <w:lsdException w:uiPriority="99" w:name="List Number 5"/>
+    <w:lsdException w:qFormat="1" w:unhideWhenUsed="0" w:uiPriority="10" w:semiHidden="0" w:name="Title"/>
+    <w:lsdException w:uiPriority="99" w:name="Closing"/>
+    <w:lsdException w:uiPriority="99" w:name="Signature"/>
+    <w:lsdException w:qFormat="1" w:uiPriority="1" w:name="Default Paragraph Font"/>
+    <w:lsdException w:uiPriority="99" w:name="Body Text"/>
+    <w:lsdException w:uiPriority="99" w:name="Body Text Indent"/>
+    <w:lsdException w:uiPriority="99" w:name="List Continue"/>
+    <w:lsdException w:uiPriority="99" w:name="List Continue 2"/>
+    <w:lsdException w:uiPriority="99" w:name="List Continue 3"/>
+    <w:lsdException w:uiPriority="99" w:name="List Continue 4"/>
+    <w:lsdException w:uiPriority="99" w:name="List Continue 5"/>
+    <w:lsdException w:uiPriority="99" w:name="Message Header"/>
+    <w:lsdException w:qFormat="1" w:unhideWhenUsed="0" w:uiPriority="11" w:semiHidden="0" w:name="Subtitle"/>
+    <w:lsdException w:uiPriority="99" w:name="Salutation"/>
+    <w:lsdException w:uiPriority="99" w:name="Date"/>
+    <w:lsdException w:uiPriority="99" w:name="Body Text First Indent"/>
+    <w:lsdException w:uiPriority="99" w:name="Body Text First Indent 2"/>
+    <w:lsdException w:uiPriority="99" w:name="Note Heading"/>
+    <w:lsdException w:uiPriority="99" w:name="Body Text 2"/>
+    <w:lsdException w:uiPriority="99" w:name="Body Text 3"/>
+    <w:lsdException w:uiPriority="99" w:name="Body Text Indent 2"/>
+    <w:lsdException w:uiPriority="99" w:name="Body Text Indent 3"/>
+    <w:lsdException w:uiPriority="99" w:name="Block Text"/>
+    <w:lsdException w:uiPriority="99" w:semiHidden="0" w:name="Hyperlink"/>
+    <w:lsdException w:uiPriority="99" w:name="FollowedHyperlink"/>
+    <w:lsdException w:qFormat="1" w:unhideWhenUsed="0" w:uiPriority="22" w:semiHidden="0" w:name="Strong"/>
+    <w:lsdException w:qFormat="1" w:unhideWhenUsed="0" w:uiPriority="20" w:semiHidden="0" w:name="Emphasis"/>
+    <w:lsdException w:uiPriority="99" w:name="Document Map"/>
+    <w:lsdException w:uiPriority="99" w:name="Plain Text"/>
+    <w:lsdException w:uiPriority="99" w:name="E-mail Signature"/>
+    <w:lsdException w:uiPriority="99" w:name="Normal (Web)"/>
+    <w:lsdException w:uiPriority="99" w:name="HTML Acronym"/>
+    <w:lsdException w:uiPriority="99" w:name="HTML Address"/>
+    <w:lsdException w:uiPriority="99" w:name="HTML Cite"/>
+    <w:lsdException w:uiPriority="99" w:name="HTML Code"/>
+    <w:lsdException w:uiPriority="99" w:name="HTML Definition"/>
+    <w:lsdException w:uiPriority="99" w:name="HTML Keyboard"/>
+    <w:lsdException w:uiPriority="99" w:name="HTML Preformatted"/>
+    <w:lsdException w:uiPriority="99" w:name="HTML Sample"/>
+    <w:lsdException w:uiPriority="99" w:name="HTML Typewriter"/>
+    <w:lsdException w:uiPriority="99" w:name="HTML Variable"/>
+    <w:lsdException w:qFormat="1" w:uiPriority="99" w:name="Normal Table"/>
+    <w:lsdException w:uiPriority="99" w:name="annotation subject"/>
+    <w:lsdException w:uiPriority="99" w:name="Balloon Text"/>
+    <w:lsdException w:qFormat="1" w:unhideWhenUsed="0" w:uiPriority="0" w:semiHidden="0" w:name="List Paragraph"/>
   </w:latentStyles>
-  <w:style w:type="paragraph" w:default="1" w:styleId="Normal">
+  <w:style w:type="paragraph" w:default="1" w:styleId="1">
     <w:name w:val="Normal"/>
     <w:qFormat/>
+    <w:uiPriority w:val="0"/>
+    <w:rPr>
+      <w:rFonts w:ascii="Arial" w:hAnsi="Arial" w:eastAsia="Arial" w:cs="Arial"/>
+      <w:sz w:val="22"/>
+      <w:szCs w:val="22"/>
+      <w:lang w:val="fr-FR" w:eastAsia="fr-FR" w:bidi="ar-SA"/>
+    </w:rPr>
   </w:style>
-  <w:style w:type="paragraph" w:styleId="Titre1">
+  <w:style w:type="paragraph" w:styleId="2">
     <w:name w:val="heading 1"/>
+    <w:qFormat/>
     <w:uiPriority w:val="9"/>
-    <w:qFormat/>
     <w:pPr>
       <w:spacing w:before="360" w:after="200"/>
       <w:outlineLvl w:val="0"/>
     </w:pPr>
     <w:rPr>
+      <w:rFonts w:ascii="Arial" w:hAnsi="Arial" w:eastAsia="Arial" w:cs="Arial"/>
       <w:b/>
       <w:bCs/>
       <w:color w:val="1F4E5F"/>
       <w:sz w:val="30"/>
       <w:szCs w:val="30"/>
+      <w:lang w:val="fr-FR" w:eastAsia="fr-FR" w:bidi="ar-SA"/>
     </w:rPr>
   </w:style>
-  <w:style w:type="paragraph" w:styleId="Titre2">
+  <w:style w:type="paragraph" w:styleId="3">
     <w:name w:val="heading 2"/>
-    <w:uiPriority w:val="9"/>
     <w:unhideWhenUsed/>
     <w:qFormat/>
+    <w:uiPriority w:val="9"/>
     <w:pPr>
       <w:spacing w:before="280" w:after="160"/>
       <w:outlineLvl w:val="1"/>
     </w:pPr>
     <w:rPr>
+      <w:rFonts w:ascii="Arial" w:hAnsi="Arial" w:eastAsia="Arial" w:cs="Arial"/>
       <w:b/>
       <w:bCs/>
       <w:color w:val="2E75B6"/>
       <w:sz w:val="25"/>
       <w:szCs w:val="25"/>
+      <w:lang w:val="fr-FR" w:eastAsia="fr-FR" w:bidi="ar-SA"/>
     </w:rPr>
   </w:style>
-  <w:style w:type="paragraph" w:styleId="Titre3">
+  <w:style w:type="paragraph" w:styleId="4">
     <w:name w:val="heading 3"/>
-    <w:uiPriority w:val="9"/>
     <w:semiHidden/>
     <w:unhideWhenUsed/>
     <w:qFormat/>
+    <w:uiPriority w:val="9"/>
     <w:pPr>
       <w:outlineLvl w:val="2"/>
     </w:pPr>
     <w:rPr>
+      <w:rFonts w:ascii="Arial" w:hAnsi="Arial" w:eastAsia="Arial" w:cs="Arial"/>
       <w:color w:val="1F4D78"/>
       <w:sz w:val="24"/>
       <w:szCs w:val="24"/>
+      <w:lang w:val="fr-FR" w:eastAsia="fr-FR" w:bidi="ar-SA"/>
     </w:rPr>
   </w:style>
-  <w:style w:type="paragraph" w:styleId="Titre4">
+  <w:style w:type="paragraph" w:styleId="5">
     <w:name w:val="heading 4"/>
-    <w:uiPriority w:val="9"/>
     <w:semiHidden/>
     <w:unhideWhenUsed/>
     <w:qFormat/>
+    <w:uiPriority w:val="9"/>
     <w:pPr>
       <w:outlineLvl w:val="3"/>
     </w:pPr>
     <w:rPr>
+      <w:rFonts w:ascii="Arial" w:hAnsi="Arial" w:eastAsia="Arial" w:cs="Arial"/>
       <w:i/>
       <w:iCs/>
       <w:color w:val="2E74B5"/>
+      <w:sz w:val="22"/>
+      <w:szCs w:val="22"/>
+      <w:lang w:val="fr-FR" w:eastAsia="fr-FR" w:bidi="ar-SA"/>
     </w:rPr>
   </w:style>
-  <w:style w:type="paragraph" w:styleId="Titre5">
+  <w:style w:type="paragraph" w:styleId="6">
     <w:name w:val="heading 5"/>
-    <w:uiPriority w:val="9"/>
     <w:semiHidden/>
     <w:unhideWhenUsed/>
     <w:qFormat/>
+    <w:uiPriority w:val="9"/>
     <w:pPr>
       <w:outlineLvl w:val="4"/>
     </w:pPr>
     <w:rPr>
+      <w:rFonts w:ascii="Arial" w:hAnsi="Arial" w:eastAsia="Arial" w:cs="Arial"/>
       <w:color w:val="2E74B5"/>
+      <w:sz w:val="22"/>
+      <w:szCs w:val="22"/>
+      <w:lang w:val="fr-FR" w:eastAsia="fr-FR" w:bidi="ar-SA"/>
     </w:rPr>
   </w:style>
-  <w:style w:type="paragraph" w:styleId="Titre6">
+  <w:style w:type="paragraph" w:styleId="7">
     <w:name w:val="heading 6"/>
-    <w:uiPriority w:val="9"/>
     <w:semiHidden/>
     <w:unhideWhenUsed/>
     <w:qFormat/>
+    <w:uiPriority w:val="9"/>
     <w:pPr>
       <w:outlineLvl w:val="5"/>
     </w:pPr>
     <w:rPr>
+      <w:rFonts w:ascii="Arial" w:hAnsi="Arial" w:eastAsia="Arial" w:cs="Arial"/>
       <w:color w:val="1F4D78"/>
+      <w:sz w:val="22"/>
+      <w:szCs w:val="22"/>
+      <w:lang w:val="fr-FR" w:eastAsia="fr-FR" w:bidi="ar-SA"/>
     </w:rPr>
   </w:style>
-  <w:style w:type="character" w:default="1" w:styleId="Policepardfaut">
+  <w:style w:type="character" w:default="1" w:styleId="8">
     <w:name w:val="Default Paragraph Font"/>
-    <w:uiPriority w:val="1"/>
     <w:semiHidden/>
     <w:unhideWhenUsed/>
+    <w:qFormat/>
+    <w:uiPriority w:val="1"/>
   </w:style>
-  <w:style w:type="table" w:default="1" w:styleId="TableauNormal">
+  <w:style w:type="table" w:default="1" w:styleId="15">
     <w:name w:val="Normal Table"/>
-    <w:uiPriority w:val="99"/>
     <w:semiHidden/>
     <w:unhideWhenUsed/>
+    <w:qFormat/>
+    <w:uiPriority w:val="99"/>
     <w:tblPr>
-      <w:tblInd w:w="0" w:type="dxa"/>
       <w:tblCellMar>
         <w:top w:w="0" w:type="dxa"/>
         <w:left w:w="108" w:type="dxa"/>
@@ -7183,99 +5982,112 @@
       </w:tblCellMar>
     </w:tblPr>
   </w:style>
-  <w:style w:type="numbering" w:default="1" w:styleId="Aucuneliste">
-    <w:name w:val="No List"/>
+  <w:style w:type="character" w:styleId="9">
+    <w:name w:val="Hyperlink"/>
+    <w:unhideWhenUsed/>
     <w:uiPriority w:val="99"/>
-    <w:semiHidden/>
-    <w:unhideWhenUsed/>
-  </w:style>
-  <w:style w:type="paragraph" w:styleId="Titre">
-    <w:name w:val="Title"/>
-    <w:uiPriority w:val="10"/>
-    <w:qFormat/>
-    <w:rPr>
-      <w:sz w:val="56"/>
-      <w:szCs w:val="56"/>
-    </w:rPr>
-  </w:style>
-  <w:style w:type="paragraph" w:customStyle="1" w:styleId="lev1">
-    <w:name w:val="Élevé1"/>
-    <w:qFormat/>
-    <w:rPr>
-      <w:b/>
-      <w:bCs/>
-    </w:rPr>
-  </w:style>
-  <w:style w:type="paragraph" w:styleId="Paragraphedeliste">
-    <w:name w:val="List Paragraph"/>
-    <w:qFormat/>
-  </w:style>
-  <w:style w:type="character" w:styleId="Lienhypertexte">
-    <w:name w:val="Hyperlink"/>
-    <w:uiPriority w:val="99"/>
-    <w:unhideWhenUsed/>
     <w:rPr>
       <w:color w:val="0563C1"/>
       <w:u w:val="single"/>
     </w:rPr>
   </w:style>
-  <w:style w:type="character" w:styleId="Appelnotedebasdep">
+  <w:style w:type="character" w:styleId="10">
     <w:name w:val="footnote reference"/>
-    <w:uiPriority w:val="99"/>
     <w:semiHidden/>
     <w:unhideWhenUsed/>
+    <w:uiPriority w:val="99"/>
     <w:rPr>
       <w:vertAlign w:val="superscript"/>
     </w:rPr>
   </w:style>
-  <w:style w:type="paragraph" w:styleId="Notedebasdepage">
-    <w:name w:val="footnote text"/>
-    <w:link w:val="NotedebasdepageCar"/>
-    <w:uiPriority w:val="99"/>
+  <w:style w:type="character" w:styleId="11">
+    <w:name w:val="endnote reference"/>
     <w:semiHidden/>
     <w:unhideWhenUsed/>
+    <w:uiPriority w:val="99"/>
+    <w:rPr>
+      <w:vertAlign w:val="superscript"/>
+    </w:rPr>
+  </w:style>
+  <w:style w:type="paragraph" w:styleId="12">
+    <w:name w:val="endnote text"/>
+    <w:link w:val="19"/>
+    <w:semiHidden/>
+    <w:unhideWhenUsed/>
+    <w:uiPriority w:val="99"/>
+    <w:rPr>
+      <w:rFonts w:ascii="Arial" w:hAnsi="Arial" w:eastAsia="Arial" w:cs="Arial"/>
+      <w:sz w:val="20"/>
+      <w:szCs w:val="20"/>
+      <w:lang w:val="fr-FR" w:eastAsia="fr-FR" w:bidi="ar-SA"/>
+    </w:rPr>
+  </w:style>
+  <w:style w:type="paragraph" w:styleId="13">
+    <w:name w:val="footnote text"/>
+    <w:link w:val="18"/>
+    <w:semiHidden/>
+    <w:unhideWhenUsed/>
+    <w:qFormat/>
+    <w:uiPriority w:val="99"/>
+    <w:rPr>
+      <w:rFonts w:ascii="Arial" w:hAnsi="Arial" w:eastAsia="Arial" w:cs="Arial"/>
+      <w:sz w:val="20"/>
+      <w:szCs w:val="20"/>
+      <w:lang w:val="fr-FR" w:eastAsia="fr-FR" w:bidi="ar-SA"/>
+    </w:rPr>
+  </w:style>
+  <w:style w:type="paragraph" w:styleId="14">
+    <w:name w:val="Title"/>
+    <w:qFormat/>
+    <w:uiPriority w:val="10"/>
+    <w:rPr>
+      <w:rFonts w:ascii="Arial" w:hAnsi="Arial" w:eastAsia="Arial" w:cs="Arial"/>
+      <w:sz w:val="56"/>
+      <w:szCs w:val="56"/>
+      <w:lang w:val="fr-FR" w:eastAsia="fr-FR" w:bidi="ar-SA"/>
+    </w:rPr>
+  </w:style>
+  <w:style w:type="paragraph" w:customStyle="1" w:styleId="16">
+    <w:name w:val="Élevé1"/>
+    <w:qFormat/>
+    <w:uiPriority w:val="0"/>
+    <w:rPr>
+      <w:rFonts w:ascii="Arial" w:hAnsi="Arial" w:eastAsia="Arial" w:cs="Arial"/>
+      <w:b/>
+      <w:bCs/>
+      <w:sz w:val="22"/>
+      <w:szCs w:val="22"/>
+      <w:lang w:val="fr-FR" w:eastAsia="fr-FR" w:bidi="ar-SA"/>
+    </w:rPr>
+  </w:style>
+  <w:style w:type="paragraph" w:styleId="17">
+    <w:name w:val="List Paragraph"/>
+    <w:qFormat/>
+    <w:uiPriority w:val="0"/>
+    <w:rPr>
+      <w:rFonts w:ascii="Arial" w:hAnsi="Arial" w:eastAsia="Arial" w:cs="Arial"/>
+      <w:sz w:val="22"/>
+      <w:szCs w:val="22"/>
+      <w:lang w:val="fr-FR" w:eastAsia="fr-FR" w:bidi="ar-SA"/>
+    </w:rPr>
+  </w:style>
+  <w:style w:type="character" w:customStyle="1" w:styleId="18">
+    <w:name w:val="Note de bas de page Car"/>
+    <w:link w:val="13"/>
+    <w:semiHidden/>
+    <w:unhideWhenUsed/>
+    <w:uiPriority w:val="99"/>
     <w:rPr>
       <w:sz w:val="20"/>
       <w:szCs w:val="20"/>
     </w:rPr>
   </w:style>
-  <w:style w:type="character" w:customStyle="1" w:styleId="NotedebasdepageCar">
-    <w:name w:val="Note de bas de page Car"/>
-    <w:link w:val="Notedebasdepage"/>
-    <w:uiPriority w:val="99"/>
+  <w:style w:type="character" w:customStyle="1" w:styleId="19">
+    <w:name w:val="Note de fin Car"/>
+    <w:link w:val="12"/>
     <w:semiHidden/>
     <w:unhideWhenUsed/>
-    <w:rPr>
-      <w:sz w:val="20"/>
-      <w:szCs w:val="20"/>
-    </w:rPr>
-  </w:style>
-  <w:style w:type="character" w:styleId="Appeldenotedefin">
-    <w:name w:val="endnote reference"/>
     <w:uiPriority w:val="99"/>
-    <w:semiHidden/>
-    <w:unhideWhenUsed/>
-    <w:rPr>
-      <w:vertAlign w:val="superscript"/>
-    </w:rPr>
-  </w:style>
-  <w:style w:type="paragraph" w:styleId="Notedefin">
-    <w:name w:val="endnote text"/>
-    <w:link w:val="NotedefinCar"/>
-    <w:uiPriority w:val="99"/>
-    <w:semiHidden/>
-    <w:unhideWhenUsed/>
-    <w:rPr>
-      <w:sz w:val="20"/>
-      <w:szCs w:val="20"/>
-    </w:rPr>
-  </w:style>
-  <w:style w:type="character" w:customStyle="1" w:styleId="NotedefinCar">
-    <w:name w:val="Note de fin Car"/>
-    <w:link w:val="Notedefin"/>
-    <w:uiPriority w:val="99"/>
-    <w:semiHidden/>
-    <w:unhideWhenUsed/>
     <w:rPr>
       <w:sz w:val="20"/>
       <w:szCs w:val="20"/>
@@ -7327,7 +6139,7 @@
     </a:clrScheme>
     <a:fontScheme name="Office">
       <a:majorFont>
-        <a:latin typeface="Aptos Display" panose="02110004020202020204"/>
+        <a:latin typeface="Aptos Display"/>
         <a:ea typeface=""/>
         <a:cs typeface=""/>
         <a:font script="Jpan" typeface="游ゴシック Light"/>
@@ -7360,26 +6172,9 @@
         <a:font script="Viet" typeface="Times New Roman"/>
         <a:font script="Uigh" typeface="Microsoft Uighur"/>
         <a:font script="Geor" typeface="Sylfaen"/>
-        <a:font script="Armn" typeface="Arial"/>
-        <a:font script="Bugi" typeface="Leelawadee UI"/>
-        <a:font script="Bopo" typeface="Microsoft JhengHei"/>
-        <a:font script="Java" typeface="Javanese Text"/>
-        <a:font script="Lisu" typeface="Segoe UI"/>
-        <a:font script="Mymr" typeface="Myanmar Text"/>
-        <a:font script="Nkoo" typeface="Ebrima"/>
-        <a:font script="Olck" typeface="Nirmala UI"/>
-        <a:font script="Osma" typeface="Ebrima"/>
-        <a:font script="Phag" typeface="Phagspa"/>
-        <a:font script="Syrn" typeface="Estrangelo Edessa"/>
-        <a:font script="Syrj" typeface="Estrangelo Edessa"/>
-        <a:font script="Syre" typeface="Estrangelo Edessa"/>
-        <a:font script="Sora" typeface="Nirmala UI"/>
-        <a:font script="Tale" typeface="Microsoft Tai Le"/>
-        <a:font script="Talu" typeface="Microsoft New Tai Lue"/>
-        <a:font script="Tfng" typeface="Ebrima"/>
       </a:majorFont>
       <a:minorFont>
-        <a:latin typeface="Aptos" panose="02110004020202020204"/>
+        <a:latin typeface="Aptos"/>
         <a:ea typeface=""/>
         <a:cs typeface=""/>
         <a:font script="Jpan" typeface="游明朝"/>
@@ -7412,23 +6207,6 @@
         <a:font script="Viet" typeface="Arial"/>
         <a:font script="Uigh" typeface="Microsoft Uighur"/>
         <a:font script="Geor" typeface="Sylfaen"/>
-        <a:font script="Armn" typeface="Arial"/>
-        <a:font script="Bugi" typeface="Leelawadee UI"/>
-        <a:font script="Bopo" typeface="Microsoft JhengHei"/>
-        <a:font script="Java" typeface="Javanese Text"/>
-        <a:font script="Lisu" typeface="Segoe UI"/>
-        <a:font script="Mymr" typeface="Myanmar Text"/>
-        <a:font script="Nkoo" typeface="Ebrima"/>
-        <a:font script="Olck" typeface="Nirmala UI"/>
-        <a:font script="Osma" typeface="Ebrima"/>
-        <a:font script="Phag" typeface="Phagspa"/>
-        <a:font script="Syrn" typeface="Estrangelo Edessa"/>
-        <a:font script="Syrj" typeface="Estrangelo Edessa"/>
-        <a:font script="Syre" typeface="Estrangelo Edessa"/>
-        <a:font script="Sora" typeface="Nirmala UI"/>
-        <a:font script="Tale" typeface="Microsoft Tai Le"/>
-        <a:font script="Talu" typeface="Microsoft New Tai Lue"/>
-        <a:font script="Tfng" typeface="Ebrima"/>
       </a:minorFont>
     </a:fontScheme>
     <a:fmtScheme name="Office">
@@ -7590,11 +6368,5 @@
       </a:style>
     </a:lnDef>
   </a:objectDefaults>
-  <a:extraClrSchemeLst/>
-  <a:extLst>
-    <a:ext uri="{05A4C25C-085E-4340-85A3-A5531E510DB2}">
-      <thm15:themeFamily xmlns:thm15="http://schemas.microsoft.com/office/thememl/2012/main" name="Office Theme" id="{2E142A2C-CD16-42D6-873A-C26D2A0506FA}" vid="{1BDDFF52-6CD6-40A5-AB3C-68EB2F1E4D0A}"/>
-    </a:ext>
-  </a:extLst>
 </a:theme>
 </file>